--- a/Informe de Pasantias/Informe de Pasantias.docx
+++ b/Informe de Pasantias/Informe de Pasantias.docx
@@ -657,6 +657,7 @@
       <w:pPr>
         <w:spacing w:after="0" w:line="480" w:lineRule="auto"/>
         <w:ind w:firstLine="0"/>
+        <w:jc w:val="center"/>
         <w:rPr>
           <w:rFonts w:ascii="Arial" w:eastAsia="Times New Roman" w:hAnsi="Arial" w:cs="Arial"/>
           <w:b/>
@@ -1245,6 +1246,7 @@
           <w:szCs w:val="24"/>
         </w:rPr>
       </w:pPr>
+      <w:bookmarkStart w:id="0" w:name="_Hlk230357487"/>
     </w:p>
     <w:p>
       <w:pPr>
@@ -1505,7 +1507,7 @@
               </wp:anchor>
             </w:drawing>
           </mc:Choice>
-          <mc:Fallback xmlns:w16du="http://schemas.microsoft.com/office/word/2023/wordml/word16du" xmlns:w16sdtfl="http://schemas.microsoft.com/office/word/2024/wordml/sdtformatlock">
+          <mc:Fallback xmlns:w16sdtfl="http://schemas.microsoft.com/office/word/2024/wordml/sdtformatlock" xmlns:w16du="http://schemas.microsoft.com/office/word/2023/wordml/word16du">
             <w:pict>
               <v:group w14:anchorId="1BA10B96" id="Group 17" o:spid="_x0000_s1026" style="position:absolute;margin-left:-4.45pt;margin-top:9.2pt;width:450.2pt;height:127.25pt;z-index:251659264" coordorigin="2268,6021" coordsize="8280,2340" o:gfxdata="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">
                 <v:shapetype id="_x0000_t75" coordsize="21600,21600" o:spt="75" o:preferrelative="t" path="m@4@5l@4@11@9@11@9@5xe" filled="f" stroked="f">
@@ -1874,6 +1876,7 @@
         </w:rPr>
       </w:pPr>
     </w:p>
+    <w:bookmarkEnd w:id="0"/>
     <w:p>
       <w:pPr>
         <w:widowControl w:val="0"/>
@@ -1972,13 +1975,6 @@
         <w:pStyle w:val="Tesis"/>
       </w:pPr>
       <w:r>
-        <w:rPr>
-          <w:b/>
-          <w:bCs/>
-        </w:rPr>
-        <w:t xml:space="preserve">     </w:t>
-      </w:r>
-      <w:r>
         <w:t>En el año 1.998 se fundó PROMOTORA DE SALUD INTEGRAL, C.A (PROSAIN) el cual tenía como objeto la promoción, administración, gestión, coordinación de servicios de salud; la prestación de programas de salud; de afiliación de los usuarios; la administración de la prestación de los servicios de instituciones prestadoras de salud; servicio de internación; servicio de hospital de día; servicio hospitalarios de cirugía y maternidad; servicio de atención ambulatoria; servicio de atención domiciliaria programada; servicio odontológicos; servicio de diagnóstico; servicio de tratamiento; servicio de emergencia y traslado</w:t>
       </w:r>
     </w:p>
@@ -1988,25 +1984,6 @@
         <w:rPr>
           <w:b/>
           <w:bCs/>
-        </w:rPr>
-      </w:pPr>
-      <w:r>
-        <w:t>Junto con</w:t>
-      </w:r>
-      <w:r>
-        <w:t xml:space="preserve"> </w:t>
-      </w:r>
-      <w:r>
-        <w:t>servicios de medicina ocupacional; servicios de instalación de equipos odontológicos; servicios de instalación de equipos médico quirúrgicos; servicios de medicina hiperbárica; servicios de seguros de salud de medicina prepagada; servicios de ambulancias terrestres especializadas / atención pre-hospitalaria; así como la organización para la prestación de los servicios de salud a los afiliados del Sistema General de Seguridad Social en Salud.</w:t>
-      </w:r>
-    </w:p>
-    <w:p>
-      <w:pPr>
-        <w:spacing w:after="0" w:line="480" w:lineRule="auto"/>
-        <w:jc w:val="both"/>
-        <w:rPr>
-          <w:rFonts w:ascii="Arial" w:hAnsi="Arial" w:cs="Arial"/>
-          <w:lang w:val="es-VE"/>
         </w:rPr>
         <w:sectPr>
           <w:pgSz w:w="12242" w:h="15842" w:code="1"/>
@@ -2016,12 +1993,13 @@
         </w:sectPr>
       </w:pPr>
       <w:r>
-        <w:rPr>
-          <w:rFonts w:ascii="Arial" w:hAnsi="Arial" w:cs="Arial"/>
-          <w:lang w:val="es-VE"/>
-        </w:rPr>
-        <w:lastRenderedPageBreak/>
-        <w:t xml:space="preserve">     </w:t>
+        <w:t>Junto con</w:t>
+      </w:r>
+      <w:r>
+        <w:t xml:space="preserve"> </w:t>
+      </w:r>
+      <w:r>
+        <w:t>servicios de medicina ocupacional; servicios de instalación de equipos odontológicos; servicios de instalación de equipos médico quirúrgicos; servicios de medicina hiperbárica; servicios de seguros de salud de medicina prepagada; servicios de ambulancias terrestres especializadas / atención pre-hospitalaria; así como la organización para la prestación de los servicios de salud a los afiliados del Sistema General de Seguridad Social en Salud.</w:t>
       </w:r>
     </w:p>
     <w:p>
@@ -3682,7 +3660,7 @@
               </wp:anchor>
             </w:drawing>
           </mc:Choice>
-          <mc:Fallback xmlns:w16du="http://schemas.microsoft.com/office/word/2023/wordml/word16du" xmlns:w16sdtfl="http://schemas.microsoft.com/office/word/2024/wordml/sdtformatlock">
+          <mc:Fallback xmlns:w16sdtfl="http://schemas.microsoft.com/office/word/2024/wordml/sdtformatlock" xmlns:w16du="http://schemas.microsoft.com/office/word/2023/wordml/word16du">
             <w:pict>
               <v:group w14:anchorId="24331000" id="Group 17" o:spid="_x0000_s1026" style="position:absolute;margin-left:-4.45pt;margin-top:9.2pt;width:450.2pt;height:127.25pt;z-index:251661312" coordorigin="2268,6021" coordsize="8280,2340" o:gfxdata="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">
                 <v:shape id="Imagen 2" o:spid="_x0000_s1027" type="#_x0000_t75" alt="Descripción: LOGO URBE 2012 DEFINITIVO-01" style="position:absolute;left:2268;top:6021;width:3000;height:2340;visibility:visible;mso-wrap-style:square" o:gfxdata="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">
@@ -6162,7 +6140,27 @@
                 <w:szCs w:val="16"/>
                 <w:lang w:val="es-VE"/>
               </w:rPr>
-              <w:t>19/05</w:t>
+              <w:t>1</w:t>
+            </w:r>
+            <w:r>
+              <w:rPr>
+                <w:b/>
+                <w:bCs/>
+                <w:sz w:val="16"/>
+                <w:szCs w:val="16"/>
+                <w:lang w:val="es-VE"/>
+              </w:rPr>
+              <w:t>5</w:t>
+            </w:r>
+            <w:r>
+              <w:rPr>
+                <w:b/>
+                <w:bCs/>
+                <w:sz w:val="16"/>
+                <w:szCs w:val="16"/>
+                <w:lang w:val="es-VE"/>
+              </w:rPr>
+              <w:t>/05</w:t>
             </w:r>
             <w:r>
               <w:rPr>
@@ -6202,7 +6200,17 @@
                 <w:szCs w:val="16"/>
                 <w:lang w:val="es-VE"/>
               </w:rPr>
-              <w:t>20/05</w:t>
+              <w:t>18</w:t>
+            </w:r>
+            <w:r>
+              <w:rPr>
+                <w:b/>
+                <w:bCs/>
+                <w:sz w:val="16"/>
+                <w:szCs w:val="16"/>
+                <w:lang w:val="es-VE"/>
+              </w:rPr>
+              <w:t>/05</w:t>
             </w:r>
             <w:r>
               <w:rPr>
@@ -6620,7 +6628,20 @@
                 <w:lang w:val="es-VE"/>
                 <w14:ligatures w14:val="none"/>
               </w:rPr>
-              <w:t>20/05</w:t>
+              <w:t>19</w:t>
+            </w:r>
+            <w:r>
+              <w:rPr>
+                <w:rFonts w:eastAsia="Calibri"/>
+                <w:b/>
+                <w:bCs/>
+                <w:kern w:val="0"/>
+                <w:sz w:val="16"/>
+                <w:szCs w:val="16"/>
+                <w:lang w:val="es-VE"/>
+                <w14:ligatures w14:val="none"/>
+              </w:rPr>
+              <w:t>/05</w:t>
             </w:r>
             <w:r>
               <w:rPr>
@@ -6663,7 +6684,33 @@
                 <w:lang w:val="es-VE"/>
                 <w14:ligatures w14:val="none"/>
               </w:rPr>
-              <w:t>21/05</w:t>
+              <w:t>2</w:t>
+            </w:r>
+            <w:r>
+              <w:rPr>
+                <w:rFonts w:eastAsia="Calibri"/>
+                <w:b/>
+                <w:bCs/>
+                <w:kern w:val="0"/>
+                <w:sz w:val="16"/>
+                <w:szCs w:val="16"/>
+                <w:lang w:val="es-VE"/>
+                <w14:ligatures w14:val="none"/>
+              </w:rPr>
+              <w:t>0</w:t>
+            </w:r>
+            <w:r>
+              <w:rPr>
+                <w:rFonts w:eastAsia="Calibri"/>
+                <w:b/>
+                <w:bCs/>
+                <w:kern w:val="0"/>
+                <w:sz w:val="16"/>
+                <w:szCs w:val="16"/>
+                <w:lang w:val="es-VE"/>
+                <w14:ligatures w14:val="none"/>
+              </w:rPr>
+              <w:t>/05</w:t>
             </w:r>
             <w:r>
               <w:rPr>
@@ -7872,7 +7919,7 @@
               </wp:anchor>
             </w:drawing>
           </mc:Choice>
-          <mc:Fallback xmlns:w16du="http://schemas.microsoft.com/office/word/2023/wordml/word16du" xmlns:w16sdtfl="http://schemas.microsoft.com/office/word/2024/wordml/sdtformatlock">
+          <mc:Fallback xmlns:w16sdtfl="http://schemas.microsoft.com/office/word/2024/wordml/sdtformatlock" xmlns:w16du="http://schemas.microsoft.com/office/word/2023/wordml/word16du">
             <w:pict>
               <v:line w14:anchorId="1F15A46E" id="Conector recto 1" o:spid="_x0000_s1026" style="position:absolute;flip:y;z-index:251664384;visibility:visible;mso-wrap-style:square;mso-width-percent:0;mso-height-percent:0;mso-wrap-distance-left:9pt;mso-wrap-distance-top:0;mso-wrap-distance-right:9pt;mso-wrap-distance-bottom:0;mso-position-horizontal:right;mso-position-horizontal-relative:margin;mso-position-vertical:absolute;mso-position-vertical-relative:text;mso-width-percent:0;mso-height-percent:0;mso-width-relative:margin;mso-height-relative:margin" from="127.05pt,12.4pt" to="305.3pt,12.4pt" o:gfxdata="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" strokecolor="windowText" strokeweight=".5pt">
                 <v:stroke joinstyle="miter"/>
@@ -7941,7 +7988,7 @@
               </wp:anchor>
             </w:drawing>
           </mc:Choice>
-          <mc:Fallback xmlns:w16du="http://schemas.microsoft.com/office/word/2023/wordml/word16du" xmlns:w16sdtfl="http://schemas.microsoft.com/office/word/2024/wordml/sdtformatlock">
+          <mc:Fallback xmlns:w16sdtfl="http://schemas.microsoft.com/office/word/2024/wordml/sdtformatlock" xmlns:w16du="http://schemas.microsoft.com/office/word/2023/wordml/word16du">
             <w:pict>
               <v:line w14:anchorId="64BDB483" id="Conector recto 1" o:spid="_x0000_s1026" style="position:absolute;z-index:251663360;visibility:visible;mso-wrap-style:square;mso-width-percent:0;mso-height-percent:0;mso-wrap-distance-left:9pt;mso-wrap-distance-top:0;mso-wrap-distance-right:9pt;mso-wrap-distance-bottom:0;mso-position-horizontal:left;mso-position-horizontal-relative:margin;mso-position-vertical:absolute;mso-position-vertical-relative:text;mso-width-percent:0;mso-height-percent:0;mso-width-relative:margin;mso-height-relative:margin" from="0,12.4pt" to="178.3pt,12.4pt" o:gfxdata="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" strokecolor="windowText" strokeweight=".5pt">
                 <v:stroke joinstyle="miter"/>
@@ -8042,23 +8089,880 @@
       <w:pPr>
         <w:ind w:firstLine="0"/>
         <w:rPr>
-          <w:lang w:val="es-VE"/>
-        </w:rPr>
-      </w:pPr>
-      <w:r>
-        <w:rPr>
           <w:rFonts w:ascii="Arial" w:hAnsi="Arial" w:cs="Arial"/>
           <w:lang w:val="es-VE"/>
         </w:rPr>
-        <w:t>Sello de la Empresa o Institució</w:t>
-      </w:r>
+      </w:pPr>
       <w:r>
         <w:rPr>
           <w:rFonts w:ascii="Arial" w:hAnsi="Arial" w:cs="Arial"/>
           <w:lang w:val="es-VE"/>
         </w:rPr>
+        <w:t>Sello de la Empresa o Institució</w:t>
+      </w:r>
+      <w:r>
+        <w:rPr>
+          <w:rFonts w:ascii="Arial" w:hAnsi="Arial" w:cs="Arial"/>
+          <w:lang w:val="es-VE"/>
+        </w:rPr>
         <w:t>n</w:t>
       </w:r>
+    </w:p>
+    <w:p>
+      <w:pPr>
+        <w:pStyle w:val="pasantia"/>
+        <w:spacing w:line="480" w:lineRule="auto"/>
+        <w:jc w:val="both"/>
+        <w:rPr>
+          <w:sz w:val="24"/>
+          <w:szCs w:val="24"/>
+        </w:rPr>
+      </w:pPr>
+    </w:p>
+    <w:p>
+      <w:pPr>
+        <w:pStyle w:val="pasantia"/>
+        <w:spacing w:line="480" w:lineRule="auto"/>
+        <w:jc w:val="both"/>
+        <w:rPr>
+          <w:sz w:val="24"/>
+          <w:szCs w:val="24"/>
+        </w:rPr>
+      </w:pPr>
+    </w:p>
+    <w:p>
+      <w:pPr>
+        <w:pStyle w:val="pasantia"/>
+        <w:spacing w:line="480" w:lineRule="auto"/>
+        <w:jc w:val="both"/>
+        <w:rPr>
+          <w:sz w:val="24"/>
+          <w:szCs w:val="24"/>
+        </w:rPr>
+      </w:pPr>
+    </w:p>
+    <w:p>
+      <w:pPr>
+        <w:pStyle w:val="pasantia"/>
+        <w:spacing w:line="480" w:lineRule="auto"/>
+        <w:jc w:val="both"/>
+        <w:rPr>
+          <w:sz w:val="24"/>
+          <w:szCs w:val="24"/>
+        </w:rPr>
+      </w:pPr>
+    </w:p>
+    <w:p>
+      <w:pPr>
+        <w:widowControl w:val="0"/>
+        <w:overflowPunct w:val="0"/>
+        <w:adjustRightInd w:val="0"/>
+        <w:spacing w:after="0" w:line="240" w:lineRule="auto"/>
+        <w:rPr>
+          <w:rFonts w:ascii="Arial" w:eastAsia="MS Mincho" w:hAnsi="Arial" w:cs="Arial"/>
+          <w:b/>
+          <w:bCs/>
+          <w:color w:val="000000"/>
+          <w:kern w:val="28"/>
+          <w:lang w:val="es-ES_tradnl" w:eastAsia="es-VE"/>
+          <w14:ligatures w14:val="none"/>
+        </w:rPr>
+      </w:pPr>
+    </w:p>
+    <w:p>
+      <w:pPr>
+        <w:widowControl w:val="0"/>
+        <w:autoSpaceDE w:val="0"/>
+        <w:autoSpaceDN w:val="0"/>
+        <w:adjustRightInd w:val="0"/>
+        <w:spacing w:after="0" w:line="480" w:lineRule="auto"/>
+        <w:rPr>
+          <w:rFonts w:ascii="Arial" w:eastAsia="MS Mincho" w:hAnsi="Arial" w:cs="Arial"/>
+          <w:b/>
+          <w:bCs/>
+          <w:color w:val="000000"/>
+          <w:kern w:val="28"/>
+          <w:lang w:val="es-ES_tradnl" w:eastAsia="es-VE"/>
+          <w14:ligatures w14:val="none"/>
+        </w:rPr>
+      </w:pPr>
+    </w:p>
+    <w:p>
+      <w:pPr>
+        <w:widowControl w:val="0"/>
+        <w:autoSpaceDE w:val="0"/>
+        <w:autoSpaceDN w:val="0"/>
+        <w:adjustRightInd w:val="0"/>
+        <w:spacing w:after="0" w:line="480" w:lineRule="auto"/>
+        <w:rPr>
+          <w:rFonts w:ascii="Arial" w:eastAsia="MS Mincho" w:hAnsi="Arial" w:cs="Arial"/>
+          <w:b/>
+          <w:bCs/>
+          <w:color w:val="000000"/>
+          <w:kern w:val="28"/>
+          <w:lang w:val="es-ES_tradnl" w:eastAsia="es-VE"/>
+          <w14:ligatures w14:val="none"/>
+        </w:rPr>
+      </w:pPr>
+    </w:p>
+    <w:p>
+      <w:pPr>
+        <w:widowControl w:val="0"/>
+        <w:overflowPunct w:val="0"/>
+        <w:adjustRightInd w:val="0"/>
+        <w:spacing w:after="0" w:line="240" w:lineRule="auto"/>
+        <w:jc w:val="right"/>
+        <w:rPr>
+          <w:rFonts w:ascii="Arial" w:eastAsia="MS Mincho" w:hAnsi="Arial" w:cs="Arial"/>
+          <w:b/>
+          <w:bCs/>
+          <w:color w:val="000000"/>
+          <w:kern w:val="28"/>
+          <w:lang w:val="es-ES_tradnl" w:eastAsia="es-VE"/>
+          <w14:ligatures w14:val="none"/>
+        </w:rPr>
+      </w:pPr>
+    </w:p>
+    <w:p>
+      <w:pPr>
+        <w:widowControl w:val="0"/>
+        <w:overflowPunct w:val="0"/>
+        <w:adjustRightInd w:val="0"/>
+        <w:spacing w:after="0" w:line="240" w:lineRule="auto"/>
+        <w:jc w:val="right"/>
+        <w:rPr>
+          <w:rFonts w:ascii="Arial" w:eastAsia="MS Mincho" w:hAnsi="Arial" w:cs="Arial"/>
+          <w:b/>
+          <w:bCs/>
+          <w:color w:val="000000"/>
+          <w:kern w:val="28"/>
+          <w:lang w:val="es-ES_tradnl" w:eastAsia="es-VE"/>
+          <w14:ligatures w14:val="none"/>
+        </w:rPr>
+      </w:pPr>
+      <w:r>
+        <w:rPr>
+          <w:rFonts w:ascii="Arial" w:eastAsia="MS Mincho" w:hAnsi="Arial" w:cs="Arial"/>
+          <w:b/>
+          <w:noProof/>
+          <w:kern w:val="28"/>
+          <w:lang w:val="es-VE" w:eastAsia="es-VE"/>
+          <w14:ligatures w14:val="none"/>
+        </w:rPr>
+        <mc:AlternateContent>
+          <mc:Choice Requires="wpg">
+            <w:drawing>
+              <wp:anchor distT="0" distB="0" distL="114300" distR="114300" simplePos="0" relativeHeight="251666432" behindDoc="0" locked="0" layoutInCell="1" allowOverlap="1" wp14:anchorId="5782E143" wp14:editId="5308B02A">
+                <wp:simplePos x="0" y="0"/>
+                <wp:positionH relativeFrom="column">
+                  <wp:posOffset>-56515</wp:posOffset>
+                </wp:positionH>
+                <wp:positionV relativeFrom="paragraph">
+                  <wp:posOffset>116840</wp:posOffset>
+                </wp:positionV>
+                <wp:extent cx="5717540" cy="1616075"/>
+                <wp:effectExtent l="0" t="0" r="35560" b="0"/>
+                <wp:wrapNone/>
+                <wp:docPr id="1" name="Group 17"/>
+                <wp:cNvGraphicFramePr>
+                  <a:graphicFrameLocks xmlns:a="http://schemas.openxmlformats.org/drawingml/2006/main"/>
+                </wp:cNvGraphicFramePr>
+                <a:graphic xmlns:a="http://schemas.openxmlformats.org/drawingml/2006/main">
+                  <a:graphicData uri="http://schemas.microsoft.com/office/word/2010/wordprocessingGroup">
+                    <wpg:wgp>
+                      <wpg:cNvGrpSpPr>
+                        <a:grpSpLocks/>
+                      </wpg:cNvGrpSpPr>
+                      <wpg:grpSpPr bwMode="auto">
+                        <a:xfrm>
+                          <a:off x="0" y="0"/>
+                          <a:ext cx="5717540" cy="1616075"/>
+                          <a:chOff x="2268" y="6021"/>
+                          <a:chExt cx="8280" cy="2340"/>
+                        </a:xfrm>
+                      </wpg:grpSpPr>
+                      <pic:pic xmlns:pic="http://schemas.openxmlformats.org/drawingml/2006/picture">
+                        <pic:nvPicPr>
+                          <pic:cNvPr id="2" name="Imagen 2" descr="Descripción: LOGO URBE 2012 DEFINITIVO-01"/>
+                          <pic:cNvPicPr>
+                            <a:picLocks noChangeAspect="1" noChangeArrowheads="1"/>
+                          </pic:cNvPicPr>
+                        </pic:nvPicPr>
+                        <pic:blipFill>
+                          <a:blip r:embed="rId9" cstate="print">
+                            <a:clrChange>
+                              <a:clrFrom>
+                                <a:srgbClr val="FFFFFE"/>
+                              </a:clrFrom>
+                              <a:clrTo>
+                                <a:srgbClr val="FFFFFE">
+                                  <a:alpha val="0"/>
+                                </a:srgbClr>
+                              </a:clrTo>
+                            </a:clrChange>
+                            <a:lum bright="-12000"/>
+                            <a:extLst>
+                              <a:ext uri="{28A0092B-C50C-407E-A947-70E740481C1C}">
+                                <a14:useLocalDpi xmlns:a14="http://schemas.microsoft.com/office/drawing/2010/main" val="0"/>
+                              </a:ext>
+                            </a:extLst>
+                          </a:blip>
+                          <a:srcRect/>
+                          <a:stretch>
+                            <a:fillRect/>
+                          </a:stretch>
+                        </pic:blipFill>
+                        <pic:spPr bwMode="auto">
+                          <a:xfrm>
+                            <a:off x="2268" y="6021"/>
+                            <a:ext cx="3000" cy="2340"/>
+                          </a:xfrm>
+                          <a:prstGeom prst="rect">
+                            <a:avLst/>
+                          </a:prstGeom>
+                          <a:noFill/>
+                          <a:extLst>
+                            <a:ext uri="{909E8E84-426E-40DD-AFC4-6F175D3DCCD1}">
+                              <a14:hiddenFill xmlns:a14="http://schemas.microsoft.com/office/drawing/2010/main">
+                                <a:solidFill>
+                                  <a:srgbClr val="FFFFFF"/>
+                                </a:solidFill>
+                              </a14:hiddenFill>
+                            </a:ext>
+                          </a:extLst>
+                        </pic:spPr>
+                      </pic:pic>
+                      <wps:wsp>
+                        <wps:cNvPr id="3" name="Line 19"/>
+                        <wps:cNvCnPr>
+                          <a:cxnSpLocks noChangeShapeType="1"/>
+                        </wps:cNvCnPr>
+                        <wps:spPr bwMode="auto">
+                          <a:xfrm>
+                            <a:off x="2268" y="8198"/>
+                            <a:ext cx="8280" cy="0"/>
+                          </a:xfrm>
+                          <a:prstGeom prst="line">
+                            <a:avLst/>
+                          </a:prstGeom>
+                          <a:noFill/>
+                          <a:ln w="38100" cap="flat" cmpd="sng" algn="ctr">
+                            <a:solidFill>
+                              <a:sysClr val="windowText" lastClr="000000"/>
+                            </a:solidFill>
+                            <a:prstDash val="solid"/>
+                            <a:miter lim="800000"/>
+                            <a:headEnd/>
+                            <a:tailEnd/>
+                          </a:ln>
+                          <a:effectLst/>
+                        </wps:spPr>
+                        <wps:bodyPr/>
+                      </wps:wsp>
+                    </wpg:wgp>
+                  </a:graphicData>
+                </a:graphic>
+                <wp14:sizeRelH relativeFrom="page">
+                  <wp14:pctWidth>0</wp14:pctWidth>
+                </wp14:sizeRelH>
+                <wp14:sizeRelV relativeFrom="page">
+                  <wp14:pctHeight>0</wp14:pctHeight>
+                </wp14:sizeRelV>
+              </wp:anchor>
+            </w:drawing>
+          </mc:Choice>
+          <mc:Fallback>
+            <w:pict>
+              <v:group w14:anchorId="6993EF15" id="Group 17" o:spid="_x0000_s1026" style="position:absolute;margin-left:-4.45pt;margin-top:9.2pt;width:450.2pt;height:127.25pt;z-index:251666432" coordorigin="2268,6021" coordsize="8280,2340" o:gfxdata="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">
+                <v:shapetype id="_x0000_t75" coordsize="21600,21600" o:spt="75" o:preferrelative="t" path="m@4@5l@4@11@9@11@9@5xe" filled="f" stroked="f">
+                  <v:stroke joinstyle="miter"/>
+                  <v:formulas>
+                    <v:f eqn="if lineDrawn pixelLineWidth 0"/>
+                    <v:f eqn="sum @0 1 0"/>
+                    <v:f eqn="sum 0 0 @1"/>
+                    <v:f eqn="prod @2 1 2"/>
+                    <v:f eqn="prod @3 21600 pixelWidth"/>
+                    <v:f eqn="prod @3 21600 pixelHeight"/>
+                    <v:f eqn="sum @0 0 1"/>
+                    <v:f eqn="prod @6 1 2"/>
+                    <v:f eqn="prod @7 21600 pixelWidth"/>
+                    <v:f eqn="sum @8 21600 0"/>
+                    <v:f eqn="prod @7 21600 pixelHeight"/>
+                    <v:f eqn="sum @10 21600 0"/>
+                  </v:formulas>
+                  <v:path o:extrusionok="f" gradientshapeok="t" o:connecttype="rect"/>
+                  <o:lock v:ext="edit" aspectratio="t"/>
+                </v:shapetype>
+                <v:shape id="Imagen 2" o:spid="_x0000_s1027" type="#_x0000_t75" alt="Descripción: LOGO URBE 2012 DEFINITIVO-01" style="position:absolute;left:2268;top:6021;width:3000;height:2340;visibility:visible;mso-wrap-style:square" o:gfxdata="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">
+                  <v:imagedata r:id="rId12" o:title=" LOGO URBE 2012 DEFINITIVO-01" chromakey="#fffffe" blacklevel="-3932f"/>
+                </v:shape>
+                <v:line id="Line 19" o:spid="_x0000_s1028" style="position:absolute;visibility:visible;mso-wrap-style:square" from="2268,8198" to="10548,8198" o:connectortype="straight" o:gfxdata="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" strokecolor="windowText" strokeweight="3pt">
+                  <v:stroke joinstyle="miter"/>
+                </v:line>
+              </v:group>
+            </w:pict>
+          </mc:Fallback>
+        </mc:AlternateContent>
+      </w:r>
+    </w:p>
+    <w:p>
+      <w:pPr>
+        <w:widowControl w:val="0"/>
+        <w:overflowPunct w:val="0"/>
+        <w:adjustRightInd w:val="0"/>
+        <w:spacing w:after="0" w:line="240" w:lineRule="auto"/>
+        <w:jc w:val="right"/>
+        <w:rPr>
+          <w:rFonts w:ascii="Arial" w:eastAsia="MS Mincho" w:hAnsi="Arial" w:cs="Arial"/>
+          <w:b/>
+          <w:bCs/>
+          <w:color w:val="000000"/>
+          <w:kern w:val="28"/>
+          <w:lang w:val="es-ES_tradnl" w:eastAsia="es-VE"/>
+          <w14:ligatures w14:val="none"/>
+        </w:rPr>
+      </w:pPr>
+    </w:p>
+    <w:p>
+      <w:pPr>
+        <w:widowControl w:val="0"/>
+        <w:overflowPunct w:val="0"/>
+        <w:adjustRightInd w:val="0"/>
+        <w:spacing w:after="0" w:line="240" w:lineRule="auto"/>
+        <w:jc w:val="right"/>
+        <w:rPr>
+          <w:rFonts w:ascii="Arial" w:eastAsia="MS Mincho" w:hAnsi="Arial" w:cs="Arial"/>
+          <w:b/>
+          <w:bCs/>
+          <w:color w:val="000000"/>
+          <w:kern w:val="28"/>
+          <w:lang w:val="es-ES_tradnl" w:eastAsia="es-VE"/>
+          <w14:ligatures w14:val="none"/>
+        </w:rPr>
+      </w:pPr>
+    </w:p>
+    <w:p>
+      <w:pPr>
+        <w:widowControl w:val="0"/>
+        <w:overflowPunct w:val="0"/>
+        <w:adjustRightInd w:val="0"/>
+        <w:spacing w:after="0" w:line="240" w:lineRule="auto"/>
+        <w:jc w:val="right"/>
+        <w:rPr>
+          <w:rFonts w:ascii="Arial" w:eastAsia="MS Mincho" w:hAnsi="Arial" w:cs="Arial"/>
+          <w:b/>
+          <w:bCs/>
+          <w:color w:val="000000"/>
+          <w:kern w:val="28"/>
+          <w:lang w:val="es-ES_tradnl" w:eastAsia="es-VE"/>
+          <w14:ligatures w14:val="none"/>
+        </w:rPr>
+      </w:pPr>
+    </w:p>
+    <w:p>
+      <w:pPr>
+        <w:widowControl w:val="0"/>
+        <w:overflowPunct w:val="0"/>
+        <w:adjustRightInd w:val="0"/>
+        <w:spacing w:after="0" w:line="240" w:lineRule="auto"/>
+        <w:jc w:val="right"/>
+        <w:rPr>
+          <w:rFonts w:ascii="Arial" w:eastAsia="MS Mincho" w:hAnsi="Arial" w:cs="Arial"/>
+          <w:b/>
+          <w:bCs/>
+          <w:color w:val="000000"/>
+          <w:kern w:val="28"/>
+          <w:lang w:val="es-ES_tradnl" w:eastAsia="es-VE"/>
+          <w14:ligatures w14:val="none"/>
+        </w:rPr>
+      </w:pPr>
+    </w:p>
+    <w:p>
+      <w:pPr>
+        <w:widowControl w:val="0"/>
+        <w:overflowPunct w:val="0"/>
+        <w:adjustRightInd w:val="0"/>
+        <w:spacing w:after="0" w:line="240" w:lineRule="auto"/>
+        <w:jc w:val="right"/>
+        <w:rPr>
+          <w:rFonts w:ascii="Arial" w:eastAsia="MS Mincho" w:hAnsi="Arial" w:cs="Arial"/>
+          <w:b/>
+          <w:bCs/>
+          <w:color w:val="000000"/>
+          <w:kern w:val="28"/>
+          <w:lang w:val="es-ES_tradnl" w:eastAsia="es-VE"/>
+          <w14:ligatures w14:val="none"/>
+        </w:rPr>
+      </w:pPr>
+    </w:p>
+    <w:p>
+      <w:pPr>
+        <w:widowControl w:val="0"/>
+        <w:overflowPunct w:val="0"/>
+        <w:adjustRightInd w:val="0"/>
+        <w:spacing w:after="200" w:line="240" w:lineRule="auto"/>
+        <w:jc w:val="right"/>
+        <w:rPr>
+          <w:rFonts w:ascii="Arial" w:eastAsia="MS Mincho" w:hAnsi="Arial" w:cs="Arial"/>
+          <w:b/>
+          <w:bCs/>
+          <w:color w:val="000000"/>
+          <w:kern w:val="28"/>
+          <w:sz w:val="72"/>
+          <w:szCs w:val="72"/>
+          <w:lang w:val="es-ES_tradnl" w:eastAsia="es-VE"/>
+          <w14:ligatures w14:val="none"/>
+        </w:rPr>
+      </w:pPr>
+      <w:r>
+        <w:rPr>
+          <w:rFonts w:ascii="Arial" w:eastAsia="MS Mincho" w:hAnsi="Arial" w:cs="Arial"/>
+          <w:b/>
+          <w:bCs/>
+          <w:color w:val="000000"/>
+          <w:kern w:val="28"/>
+          <w:sz w:val="72"/>
+          <w:szCs w:val="72"/>
+          <w:lang w:val="es-ES_tradnl" w:eastAsia="es-VE"/>
+          <w14:ligatures w14:val="none"/>
+        </w:rPr>
+        <w:t>C</w:t>
+      </w:r>
+      <w:r>
+        <w:rPr>
+          <w:rFonts w:ascii="Arial" w:eastAsia="MS Mincho" w:hAnsi="Arial" w:cs="Arial"/>
+          <w:b/>
+          <w:bCs/>
+          <w:color w:val="000000"/>
+          <w:kern w:val="28"/>
+          <w:sz w:val="72"/>
+          <w:szCs w:val="72"/>
+          <w:lang w:val="es-ES_tradnl" w:eastAsia="es-VE"/>
+          <w14:ligatures w14:val="none"/>
+        </w:rPr>
+        <w:t>APÍTULO</w:t>
+      </w:r>
+      <w:r>
+        <w:rPr>
+          <w:rFonts w:ascii="Arial" w:eastAsia="MS Mincho" w:hAnsi="Arial" w:cs="Arial"/>
+          <w:b/>
+          <w:bCs/>
+          <w:color w:val="000000"/>
+          <w:kern w:val="28"/>
+          <w:sz w:val="72"/>
+          <w:szCs w:val="72"/>
+          <w:lang w:val="es-ES_tradnl" w:eastAsia="es-VE"/>
+          <w14:ligatures w14:val="none"/>
+        </w:rPr>
+        <w:t xml:space="preserve"> I</w:t>
+      </w:r>
+    </w:p>
+    <w:p>
+      <w:pPr>
+        <w:widowControl w:val="0"/>
+        <w:autoSpaceDE w:val="0"/>
+        <w:autoSpaceDN w:val="0"/>
+        <w:adjustRightInd w:val="0"/>
+        <w:spacing w:after="0" w:line="240" w:lineRule="auto"/>
+        <w:ind w:firstLine="0"/>
+        <w:rPr>
+          <w:rFonts w:ascii="Arial" w:eastAsia="MS Mincho" w:hAnsi="Arial" w:cs="Arial"/>
+          <w:b/>
+          <w:kern w:val="28"/>
+          <w:sz w:val="44"/>
+          <w:szCs w:val="44"/>
+          <w:lang w:val="es-ES_tradnl" w:eastAsia="es-VE"/>
+          <w14:ligatures w14:val="none"/>
+        </w:rPr>
+      </w:pPr>
+      <w:r>
+        <w:rPr>
+          <w:rFonts w:ascii="Arial" w:eastAsia="MS Mincho" w:hAnsi="Arial" w:cs="Arial"/>
+          <w:b/>
+          <w:kern w:val="28"/>
+          <w:sz w:val="44"/>
+          <w:szCs w:val="44"/>
+          <w:lang w:val="es-ES_tradnl" w:eastAsia="es-VE"/>
+          <w14:ligatures w14:val="none"/>
+        </w:rPr>
+        <w:t>DESARROLLO DE LAS ACTIVIDADES</w:t>
+      </w:r>
+    </w:p>
+    <w:p>
+      <w:pPr>
+        <w:widowControl w:val="0"/>
+        <w:autoSpaceDE w:val="0"/>
+        <w:autoSpaceDN w:val="0"/>
+        <w:adjustRightInd w:val="0"/>
+        <w:spacing w:after="0" w:line="240" w:lineRule="auto"/>
+        <w:ind w:firstLine="0"/>
+        <w:rPr>
+          <w:rFonts w:ascii="Arial" w:eastAsia="MS Mincho" w:hAnsi="Arial" w:cs="Arial"/>
+          <w:b/>
+          <w:kern w:val="28"/>
+          <w:sz w:val="44"/>
+          <w:szCs w:val="44"/>
+          <w:lang w:val="es-ES_tradnl" w:eastAsia="es-VE"/>
+          <w14:ligatures w14:val="none"/>
+        </w:rPr>
+      </w:pPr>
+    </w:p>
+    <w:p>
+      <w:pPr>
+        <w:widowControl w:val="0"/>
+        <w:autoSpaceDE w:val="0"/>
+        <w:autoSpaceDN w:val="0"/>
+        <w:adjustRightInd w:val="0"/>
+        <w:spacing w:after="0" w:line="240" w:lineRule="auto"/>
+        <w:ind w:firstLine="0"/>
+        <w:rPr>
+          <w:rFonts w:ascii="Arial" w:eastAsia="MS Mincho" w:hAnsi="Arial" w:cs="Arial"/>
+          <w:b/>
+          <w:kern w:val="28"/>
+          <w:lang w:val="es-ES_tradnl" w:eastAsia="es-VE"/>
+          <w14:ligatures w14:val="none"/>
+        </w:rPr>
+      </w:pPr>
+    </w:p>
+    <w:p>
+      <w:pPr>
+        <w:widowControl w:val="0"/>
+        <w:autoSpaceDE w:val="0"/>
+        <w:autoSpaceDN w:val="0"/>
+        <w:adjustRightInd w:val="0"/>
+        <w:spacing w:after="0" w:line="240" w:lineRule="auto"/>
+        <w:ind w:firstLine="0"/>
+        <w:rPr>
+          <w:rFonts w:ascii="Arial" w:eastAsia="MS Mincho" w:hAnsi="Arial" w:cs="Arial"/>
+          <w:b/>
+          <w:kern w:val="28"/>
+          <w:lang w:val="es-ES_tradnl" w:eastAsia="es-VE"/>
+          <w14:ligatures w14:val="none"/>
+        </w:rPr>
+      </w:pPr>
+    </w:p>
+    <w:p>
+      <w:pPr>
+        <w:widowControl w:val="0"/>
+        <w:autoSpaceDE w:val="0"/>
+        <w:autoSpaceDN w:val="0"/>
+        <w:adjustRightInd w:val="0"/>
+        <w:spacing w:after="0" w:line="240" w:lineRule="auto"/>
+        <w:ind w:firstLine="0"/>
+        <w:rPr>
+          <w:rFonts w:ascii="Arial" w:eastAsia="MS Mincho" w:hAnsi="Arial" w:cs="Arial"/>
+          <w:b/>
+          <w:kern w:val="28"/>
+          <w:lang w:val="es-ES_tradnl" w:eastAsia="es-VE"/>
+          <w14:ligatures w14:val="none"/>
+        </w:rPr>
+      </w:pPr>
+    </w:p>
+    <w:p>
+      <w:pPr>
+        <w:widowControl w:val="0"/>
+        <w:autoSpaceDE w:val="0"/>
+        <w:autoSpaceDN w:val="0"/>
+        <w:adjustRightInd w:val="0"/>
+        <w:spacing w:after="0" w:line="240" w:lineRule="auto"/>
+        <w:ind w:firstLine="0"/>
+        <w:rPr>
+          <w:rFonts w:ascii="Arial" w:eastAsia="MS Mincho" w:hAnsi="Arial" w:cs="Arial"/>
+          <w:b/>
+          <w:kern w:val="28"/>
+          <w:lang w:val="es-ES_tradnl" w:eastAsia="es-VE"/>
+          <w14:ligatures w14:val="none"/>
+        </w:rPr>
+      </w:pPr>
+    </w:p>
+    <w:p>
+      <w:pPr>
+        <w:widowControl w:val="0"/>
+        <w:autoSpaceDE w:val="0"/>
+        <w:autoSpaceDN w:val="0"/>
+        <w:adjustRightInd w:val="0"/>
+        <w:spacing w:after="0" w:line="240" w:lineRule="auto"/>
+        <w:ind w:firstLine="0"/>
+        <w:rPr>
+          <w:rFonts w:ascii="Arial" w:eastAsia="MS Mincho" w:hAnsi="Arial" w:cs="Arial"/>
+          <w:b/>
+          <w:kern w:val="28"/>
+          <w:lang w:val="es-ES_tradnl" w:eastAsia="es-VE"/>
+          <w14:ligatures w14:val="none"/>
+        </w:rPr>
+      </w:pPr>
+    </w:p>
+    <w:p>
+      <w:pPr>
+        <w:widowControl w:val="0"/>
+        <w:autoSpaceDE w:val="0"/>
+        <w:autoSpaceDN w:val="0"/>
+        <w:adjustRightInd w:val="0"/>
+        <w:spacing w:after="0" w:line="240" w:lineRule="auto"/>
+        <w:ind w:firstLine="0"/>
+        <w:rPr>
+          <w:rFonts w:ascii="Arial" w:eastAsia="MS Mincho" w:hAnsi="Arial" w:cs="Arial"/>
+          <w:b/>
+          <w:kern w:val="28"/>
+          <w:lang w:val="es-ES_tradnl" w:eastAsia="es-VE"/>
+          <w14:ligatures w14:val="none"/>
+        </w:rPr>
+      </w:pPr>
+    </w:p>
+    <w:p>
+      <w:pPr>
+        <w:widowControl w:val="0"/>
+        <w:autoSpaceDE w:val="0"/>
+        <w:autoSpaceDN w:val="0"/>
+        <w:adjustRightInd w:val="0"/>
+        <w:spacing w:after="0" w:line="240" w:lineRule="auto"/>
+        <w:ind w:firstLine="0"/>
+        <w:rPr>
+          <w:rFonts w:ascii="Arial" w:eastAsia="MS Mincho" w:hAnsi="Arial" w:cs="Arial"/>
+          <w:b/>
+          <w:kern w:val="28"/>
+          <w:lang w:val="es-ES_tradnl" w:eastAsia="es-VE"/>
+          <w14:ligatures w14:val="none"/>
+        </w:rPr>
+      </w:pPr>
+    </w:p>
+    <w:p>
+      <w:pPr>
+        <w:widowControl w:val="0"/>
+        <w:autoSpaceDE w:val="0"/>
+        <w:autoSpaceDN w:val="0"/>
+        <w:adjustRightInd w:val="0"/>
+        <w:spacing w:after="0" w:line="240" w:lineRule="auto"/>
+        <w:ind w:firstLine="0"/>
+        <w:rPr>
+          <w:rFonts w:ascii="Arial" w:eastAsia="MS Mincho" w:hAnsi="Arial" w:cs="Arial"/>
+          <w:b/>
+          <w:kern w:val="28"/>
+          <w:lang w:val="es-ES_tradnl" w:eastAsia="es-VE"/>
+          <w14:ligatures w14:val="none"/>
+        </w:rPr>
+      </w:pPr>
+    </w:p>
+    <w:p>
+      <w:pPr>
+        <w:widowControl w:val="0"/>
+        <w:autoSpaceDE w:val="0"/>
+        <w:autoSpaceDN w:val="0"/>
+        <w:adjustRightInd w:val="0"/>
+        <w:spacing w:after="0" w:line="240" w:lineRule="auto"/>
+        <w:ind w:firstLine="0"/>
+        <w:rPr>
+          <w:rFonts w:ascii="Arial" w:eastAsia="MS Mincho" w:hAnsi="Arial" w:cs="Arial"/>
+          <w:b/>
+          <w:kern w:val="28"/>
+          <w:lang w:val="es-ES_tradnl" w:eastAsia="es-VE"/>
+          <w14:ligatures w14:val="none"/>
+        </w:rPr>
+      </w:pPr>
+    </w:p>
+    <w:p>
+      <w:pPr>
+        <w:widowControl w:val="0"/>
+        <w:autoSpaceDE w:val="0"/>
+        <w:autoSpaceDN w:val="0"/>
+        <w:adjustRightInd w:val="0"/>
+        <w:spacing w:after="0" w:line="240" w:lineRule="auto"/>
+        <w:ind w:firstLine="0"/>
+        <w:rPr>
+          <w:rFonts w:ascii="Arial" w:eastAsia="MS Mincho" w:hAnsi="Arial" w:cs="Arial"/>
+          <w:b/>
+          <w:kern w:val="28"/>
+          <w:lang w:val="es-ES_tradnl" w:eastAsia="es-VE"/>
+          <w14:ligatures w14:val="none"/>
+        </w:rPr>
+      </w:pPr>
+    </w:p>
+    <w:p>
+      <w:pPr>
+        <w:widowControl w:val="0"/>
+        <w:autoSpaceDE w:val="0"/>
+        <w:autoSpaceDN w:val="0"/>
+        <w:adjustRightInd w:val="0"/>
+        <w:spacing w:after="0" w:line="240" w:lineRule="auto"/>
+        <w:ind w:firstLine="0"/>
+        <w:rPr>
+          <w:rFonts w:ascii="Arial" w:eastAsia="MS Mincho" w:hAnsi="Arial" w:cs="Arial"/>
+          <w:b/>
+          <w:kern w:val="28"/>
+          <w:lang w:val="es-ES_tradnl" w:eastAsia="es-VE"/>
+          <w14:ligatures w14:val="none"/>
+        </w:rPr>
+      </w:pPr>
+    </w:p>
+    <w:p>
+      <w:pPr>
+        <w:widowControl w:val="0"/>
+        <w:autoSpaceDE w:val="0"/>
+        <w:autoSpaceDN w:val="0"/>
+        <w:adjustRightInd w:val="0"/>
+        <w:spacing w:after="0" w:line="240" w:lineRule="auto"/>
+        <w:ind w:firstLine="0"/>
+        <w:rPr>
+          <w:rFonts w:ascii="Arial" w:eastAsia="MS Mincho" w:hAnsi="Arial" w:cs="Arial"/>
+          <w:b/>
+          <w:kern w:val="28"/>
+          <w:lang w:val="es-ES_tradnl" w:eastAsia="es-VE"/>
+          <w14:ligatures w14:val="none"/>
+        </w:rPr>
+      </w:pPr>
+    </w:p>
+    <w:p>
+      <w:pPr>
+        <w:widowControl w:val="0"/>
+        <w:autoSpaceDE w:val="0"/>
+        <w:autoSpaceDN w:val="0"/>
+        <w:adjustRightInd w:val="0"/>
+        <w:spacing w:after="0" w:line="240" w:lineRule="auto"/>
+        <w:ind w:firstLine="0"/>
+        <w:rPr>
+          <w:rFonts w:ascii="Arial" w:eastAsia="MS Mincho" w:hAnsi="Arial" w:cs="Arial"/>
+          <w:b/>
+          <w:kern w:val="28"/>
+          <w:lang w:val="es-ES_tradnl" w:eastAsia="es-VE"/>
+          <w14:ligatures w14:val="none"/>
+        </w:rPr>
+      </w:pPr>
+    </w:p>
+    <w:p>
+      <w:pPr>
+        <w:widowControl w:val="0"/>
+        <w:autoSpaceDE w:val="0"/>
+        <w:autoSpaceDN w:val="0"/>
+        <w:adjustRightInd w:val="0"/>
+        <w:spacing w:after="0" w:line="240" w:lineRule="auto"/>
+        <w:ind w:firstLine="0"/>
+        <w:rPr>
+          <w:rFonts w:ascii="Arial" w:eastAsia="MS Mincho" w:hAnsi="Arial" w:cs="Arial"/>
+          <w:b/>
+          <w:kern w:val="28"/>
+          <w:lang w:val="es-ES_tradnl" w:eastAsia="es-VE"/>
+          <w14:ligatures w14:val="none"/>
+        </w:rPr>
+      </w:pPr>
+    </w:p>
+    <w:p>
+      <w:pPr>
+        <w:widowControl w:val="0"/>
+        <w:autoSpaceDE w:val="0"/>
+        <w:autoSpaceDN w:val="0"/>
+        <w:adjustRightInd w:val="0"/>
+        <w:spacing w:after="0" w:line="240" w:lineRule="auto"/>
+        <w:ind w:firstLine="0"/>
+        <w:rPr>
+          <w:rFonts w:ascii="Arial" w:eastAsia="MS Mincho" w:hAnsi="Arial" w:cs="Arial"/>
+          <w:b/>
+          <w:kern w:val="28"/>
+          <w:lang w:val="es-ES_tradnl" w:eastAsia="es-VE"/>
+          <w14:ligatures w14:val="none"/>
+        </w:rPr>
+      </w:pPr>
+    </w:p>
+    <w:p>
+      <w:pPr>
+        <w:widowControl w:val="0"/>
+        <w:autoSpaceDE w:val="0"/>
+        <w:autoSpaceDN w:val="0"/>
+        <w:adjustRightInd w:val="0"/>
+        <w:spacing w:line="480" w:lineRule="auto"/>
+        <w:ind w:firstLine="0"/>
+        <w:jc w:val="center"/>
+        <w:rPr>
+          <w:rFonts w:ascii="Arial" w:eastAsia="MS Mincho" w:hAnsi="Arial" w:cs="Arial"/>
+          <w:b/>
+          <w:kern w:val="28"/>
+          <w:lang w:val="es-ES_tradnl" w:eastAsia="es-VE"/>
+          <w14:ligatures w14:val="none"/>
+        </w:rPr>
+      </w:pPr>
+      <w:r>
+        <w:rPr>
+          <w:rFonts w:ascii="Arial" w:eastAsia="MS Mincho" w:hAnsi="Arial" w:cs="Arial"/>
+          <w:b/>
+          <w:kern w:val="28"/>
+          <w:lang w:val="es-ES_tradnl" w:eastAsia="es-VE"/>
+          <w14:ligatures w14:val="none"/>
+        </w:rPr>
+        <w:lastRenderedPageBreak/>
+        <w:t>CAPÍTULO III</w:t>
+      </w:r>
+    </w:p>
+    <w:p>
+      <w:pPr>
+        <w:widowControl w:val="0"/>
+        <w:autoSpaceDE w:val="0"/>
+        <w:autoSpaceDN w:val="0"/>
+        <w:adjustRightInd w:val="0"/>
+        <w:spacing w:line="480" w:lineRule="auto"/>
+        <w:ind w:firstLine="0"/>
+        <w:jc w:val="center"/>
+        <w:rPr>
+          <w:rFonts w:ascii="Arial" w:eastAsia="MS Mincho" w:hAnsi="Arial" w:cs="Arial"/>
+          <w:b/>
+          <w:kern w:val="28"/>
+          <w:lang w:val="es-ES_tradnl" w:eastAsia="es-VE"/>
+          <w14:ligatures w14:val="none"/>
+        </w:rPr>
+      </w:pPr>
+      <w:r>
+        <w:rPr>
+          <w:rFonts w:ascii="Arial" w:eastAsia="MS Mincho" w:hAnsi="Arial" w:cs="Arial"/>
+          <w:b/>
+          <w:kern w:val="28"/>
+          <w:lang w:val="es-ES_tradnl" w:eastAsia="es-VE"/>
+          <w14:ligatures w14:val="none"/>
+        </w:rPr>
+        <w:t>DESARROLLO DE LAS ACTIVIDADES</w:t>
+      </w:r>
+    </w:p>
+    <w:p>
+      <w:pPr>
+        <w:widowControl w:val="0"/>
+        <w:autoSpaceDE w:val="0"/>
+        <w:autoSpaceDN w:val="0"/>
+        <w:adjustRightInd w:val="0"/>
+        <w:spacing w:line="480" w:lineRule="auto"/>
+        <w:ind w:firstLine="0"/>
+        <w:rPr>
+          <w:rFonts w:ascii="Arial" w:eastAsia="MS Mincho" w:hAnsi="Arial" w:cs="Arial"/>
+          <w:b/>
+          <w:kern w:val="28"/>
+          <w:lang w:val="es-ES_tradnl" w:eastAsia="es-VE"/>
+          <w14:ligatures w14:val="none"/>
+        </w:rPr>
+      </w:pPr>
+      <w:r>
+        <w:rPr>
+          <w:rFonts w:ascii="Arial" w:eastAsia="MS Mincho" w:hAnsi="Arial" w:cs="Arial"/>
+          <w:b/>
+          <w:kern w:val="28"/>
+          <w:lang w:val="es-ES_tradnl" w:eastAsia="es-VE"/>
+          <w14:ligatures w14:val="none"/>
+        </w:rPr>
+        <w:t>3.1 DESARROLLO</w:t>
+      </w:r>
+    </w:p>
+    <w:p>
+      <w:pPr>
+        <w:widowControl w:val="0"/>
+        <w:autoSpaceDE w:val="0"/>
+        <w:autoSpaceDN w:val="0"/>
+        <w:adjustRightInd w:val="0"/>
+        <w:spacing w:line="480" w:lineRule="auto"/>
+        <w:ind w:firstLine="0"/>
+        <w:jc w:val="center"/>
+        <w:rPr>
+          <w:rFonts w:ascii="Arial" w:eastAsia="MS Mincho" w:hAnsi="Arial" w:cs="Arial"/>
+          <w:b/>
+          <w:kern w:val="28"/>
+          <w:lang w:val="es-ES_tradnl" w:eastAsia="es-VE"/>
+          <w14:ligatures w14:val="none"/>
+        </w:rPr>
+      </w:pPr>
     </w:p>
     <w:sectPr>
       <w:pgSz w:w="12242" w:h="15842" w:code="1"/>

--- a/Informe de Pasantias/Informe de Pasantias.docx
+++ b/Informe de Pasantias/Informe de Pasantias.docx
@@ -1,6 +1,6 @@
 
 <file path=word/document.xml><?xml version="1.0" encoding="utf-8"?>
-<w:document xmlns:wpc="http://schemas.microsoft.com/office/word/2010/wordprocessingCanvas" xmlns:cx="http://schemas.microsoft.com/office/drawing/2014/chartex" xmlns:cx1="http://schemas.microsoft.com/office/drawing/2015/9/8/chartex" xmlns:cx2="http://schemas.microsoft.com/office/drawing/2015/10/21/chartex" xmlns:cx3="http://schemas.microsoft.com/office/drawing/2016/5/9/chartex" xmlns:cx4="http://schemas.microsoft.com/office/drawing/2016/5/10/chartex" xmlns:cx5="http://schemas.microsoft.com/office/drawing/2016/5/11/chartex" xmlns:cx6="http://schemas.microsoft.com/office/drawing/2016/5/12/chartex" xmlns:cx7="http://schemas.microsoft.com/office/drawing/2016/5/13/chartex" xmlns:cx8="http://schemas.microsoft.com/office/drawing/2016/5/14/chartex" xmlns:mc="http://schemas.openxmlformats.org/markup-compatibility/2006" xmlns:aink="http://schemas.microsoft.com/office/drawing/2016/ink" xmlns:am3d="http://schemas.microsoft.com/office/drawing/2017/model3d" xmlns:o="urn:schemas-microsoft-com:office:office" xmlns:oel="http://schemas.microsoft.com/office/2019/extlst" xmlns:r="http://schemas.openxmlformats.org/officeDocument/2006/relationships" xmlns:m="http://schemas.openxmlformats.org/officeDocument/2006/math" xmlns:v="urn:schemas-microsoft-com:vml" xmlns:wp14="http://schemas.microsoft.com/office/word/2010/wordprocessingDrawing" xmlns:wp="http://schemas.openxmlformats.org/drawingml/2006/wordprocessingDrawing" xmlns:w10="urn:schemas-microsoft-com:office:word" xmlns:w="http://schemas.openxmlformats.org/wordprocessingml/2006/main" xmlns:w14="http://schemas.microsoft.com/office/word/2010/wordml" xmlns:w15="http://schemas.microsoft.com/office/word/2012/wordml" xmlns:w16cex="http://schemas.microsoft.com/office/word/2018/wordml/cex" xmlns:w16cid="http://schemas.microsoft.com/office/word/2016/wordml/cid" xmlns:w16="http://schemas.microsoft.com/office/word/2018/wordml" xmlns:w16sdtdh="http://schemas.microsoft.com/office/word/2020/wordml/sdtdatahash" xmlns:w16se="http://schemas.microsoft.com/office/word/2015/wordml/symex" xmlns:wpg="http://schemas.microsoft.com/office/word/2010/wordprocessingGroup" xmlns:wpi="http://schemas.microsoft.com/office/word/2010/wordprocessingInk" xmlns:wne="http://schemas.microsoft.com/office/word/2006/wordml" xmlns:wps="http://schemas.microsoft.com/office/word/2010/wordprocessingShape" mc:Ignorable="w14 w15 w16se w16cid w16 w16cex w16sdtdh wp14">
+<w:document xmlns:wpc="http://schemas.microsoft.com/office/word/2010/wordprocessingCanvas" xmlns:cx="http://schemas.microsoft.com/office/drawing/2014/chartex" xmlns:cx1="http://schemas.microsoft.com/office/drawing/2015/9/8/chartex" xmlns:cx2="http://schemas.microsoft.com/office/drawing/2015/10/21/chartex" xmlns:cx3="http://schemas.microsoft.com/office/drawing/2016/5/9/chartex" xmlns:cx4="http://schemas.microsoft.com/office/drawing/2016/5/10/chartex" xmlns:cx5="http://schemas.microsoft.com/office/drawing/2016/5/11/chartex" xmlns:cx6="http://schemas.microsoft.com/office/drawing/2016/5/12/chartex" xmlns:cx7="http://schemas.microsoft.com/office/drawing/2016/5/13/chartex" xmlns:cx8="http://schemas.microsoft.com/office/drawing/2016/5/14/chartex" xmlns:mc="http://schemas.openxmlformats.org/markup-compatibility/2006" xmlns:aink="http://schemas.microsoft.com/office/drawing/2016/ink" xmlns:am3d="http://schemas.microsoft.com/office/drawing/2017/model3d" xmlns:o="urn:schemas-microsoft-com:office:office" xmlns:oel="http://schemas.microsoft.com/office/2019/extlst" xmlns:r="http://schemas.openxmlformats.org/officeDocument/2006/relationships" xmlns:m="http://schemas.openxmlformats.org/officeDocument/2006/math" xmlns:v="urn:schemas-microsoft-com:vml" xmlns:wp14="http://schemas.microsoft.com/office/word/2010/wordprocessingDrawing" xmlns:wp="http://schemas.openxmlformats.org/drawingml/2006/wordprocessingDrawing" xmlns:w10="urn:schemas-microsoft-com:office:word" xmlns:w="http://schemas.openxmlformats.org/wordprocessingml/2006/main" xmlns:w14="http://schemas.microsoft.com/office/word/2010/wordml" xmlns:w15="http://schemas.microsoft.com/office/word/2012/wordml" xmlns:w16cex="http://schemas.microsoft.com/office/word/2018/wordml/cex" xmlns:w16cid="http://schemas.microsoft.com/office/word/2016/wordml/cid" xmlns:w16="http://schemas.microsoft.com/office/word/2018/wordml" xmlns:w16du="http://schemas.microsoft.com/office/word/2023/wordml/word16du" xmlns:w16sdtdh="http://schemas.microsoft.com/office/word/2020/wordml/sdtdatahash" xmlns:w16sdtfl="http://schemas.microsoft.com/office/word/2024/wordml/sdtformatlock" xmlns:w16se="http://schemas.microsoft.com/office/word/2015/wordml/symex" xmlns:wpg="http://schemas.microsoft.com/office/word/2010/wordprocessingGroup" xmlns:wpi="http://schemas.microsoft.com/office/word/2010/wordprocessingInk" xmlns:wne="http://schemas.microsoft.com/office/word/2006/wordml" xmlns:wps="http://schemas.microsoft.com/office/word/2010/wordprocessingShape" mc:Ignorable="w14 w15 w16se w16cid w16 w16cex w16sdtdh w16sdtfl w16du wp14">
   <w:body>
     <w:p>
       <w:pPr>
@@ -290,29 +290,6 @@
           <w:lang w:val="es-ES" w:eastAsia="es-ES"/>
           <w14:ligatures w14:val="none"/>
         </w:rPr>
-        <w:t>CAPÍTULO I Y II</w:t>
-      </w:r>
-    </w:p>
-    <w:p>
-      <w:pPr>
-        <w:spacing w:after="0" w:line="240" w:lineRule="auto"/>
-        <w:jc w:val="center"/>
-        <w:rPr>
-          <w:rFonts w:ascii="Arial" w:eastAsia="Times New Roman" w:hAnsi="Arial" w:cs="Arial"/>
-          <w:b/>
-          <w:kern w:val="0"/>
-          <w:lang w:val="es-ES" w:eastAsia="es-ES"/>
-          <w14:ligatures w14:val="none"/>
-        </w:rPr>
-      </w:pPr>
-      <w:r>
-        <w:rPr>
-          <w:rFonts w:ascii="Arial" w:eastAsia="Times New Roman" w:hAnsi="Arial" w:cs="Arial"/>
-          <w:b/>
-          <w:kern w:val="0"/>
-          <w:lang w:val="es-ES" w:eastAsia="es-ES"/>
-          <w14:ligatures w14:val="none"/>
-        </w:rPr>
         <w:t xml:space="preserve">INFORME DE PASANTÍAS </w:t>
       </w:r>
       <w:r>
@@ -542,6 +519,19 @@
     <w:p>
       <w:pPr>
         <w:spacing w:after="0" w:line="240" w:lineRule="auto"/>
+        <w:rPr>
+          <w:rFonts w:ascii="Arial" w:eastAsia="Times New Roman" w:hAnsi="Arial" w:cs="Arial"/>
+          <w:b/>
+          <w:kern w:val="0"/>
+          <w:lang w:val="pt-BR" w:eastAsia="es-ES"/>
+          <w14:ligatures w14:val="none"/>
+        </w:rPr>
+      </w:pPr>
+    </w:p>
+    <w:p>
+      <w:pPr>
+        <w:spacing w:after="0" w:line="240" w:lineRule="auto"/>
+        <w:jc w:val="center"/>
         <w:rPr>
           <w:rFonts w:ascii="Arial" w:eastAsia="Times New Roman" w:hAnsi="Arial" w:cs="Arial"/>
           <w:b/>
@@ -1507,7 +1497,7 @@
               </wp:anchor>
             </w:drawing>
           </mc:Choice>
-          <mc:Fallback xmlns:w16sdtfl="http://schemas.microsoft.com/office/word/2024/wordml/sdtformatlock" xmlns:w16du="http://schemas.microsoft.com/office/word/2023/wordml/word16du">
+          <mc:Fallback>
             <w:pict>
               <v:group w14:anchorId="1BA10B96" id="Group 17" o:spid="_x0000_s1026" style="position:absolute;margin-left:-4.45pt;margin-top:9.2pt;width:450.2pt;height:127.25pt;z-index:251659264" coordorigin="2268,6021" coordsize="8280,2340" o:gfxdata="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">
                 <v:shapetype id="_x0000_t75" coordsize="21600,21600" o:spt="75" o:preferrelative="t" path="m@4@5l@4@11@9@11@9@5xe" filled="f" stroked="f">
@@ -1948,6 +1938,17 @@
     </w:p>
     <w:p>
       <w:pPr>
+        <w:pStyle w:val="Tesis"/>
+      </w:pPr>
+      <w:r>
+        <w:t xml:space="preserve">En el presente capítulo, se detallan los antecedentes, misión, visión y objetivos de la empresa Sisalud, al igual que el diagrama de su estructura organizacional y las </w:t>
+      </w:r>
+      <w:r>
+        <w:t>funciones del área donde el pasante realizará las pasantías académicas, junto con la relación de estas con el perfil profesional del egresado.</w:t>
+      </w:r>
+    </w:p>
+    <w:p>
+      <w:pPr>
         <w:pStyle w:val="pasantia"/>
         <w:spacing w:line="480" w:lineRule="auto"/>
         <w:ind w:firstLine="0"/>
@@ -1981,10 +1982,11 @@
     <w:p>
       <w:pPr>
         <w:pStyle w:val="Tesis"/>
-        <w:rPr>
-          <w:b/>
-          <w:bCs/>
-        </w:rPr>
+      </w:pPr>
+    </w:p>
+    <w:p>
+      <w:pPr>
+        <w:pStyle w:val="Tesis"/>
         <w:sectPr>
           <w:pgSz w:w="12242" w:h="15842" w:code="1"/>
           <w:pgMar w:top="2835" w:right="1701" w:bottom="1701" w:left="2268" w:header="709" w:footer="709" w:gutter="0"/>
@@ -1992,7 +1994,13 @@
           <w:docGrid w:linePitch="360"/>
         </w:sectPr>
       </w:pPr>
-      <w:r>
+    </w:p>
+    <w:p>
+      <w:pPr>
+        <w:pStyle w:val="Tesis"/>
+      </w:pPr>
+      <w:r>
+        <w:lastRenderedPageBreak/>
         <w:t>Junto con</w:t>
       </w:r>
       <w:r>
@@ -2000,6 +2008,9 @@
       </w:r>
       <w:r>
         <w:t>servicios de medicina ocupacional; servicios de instalación de equipos odontológicos; servicios de instalación de equipos médico quirúrgicos; servicios de medicina hiperbárica; servicios de seguros de salud de medicina prepagada; servicios de ambulancias terrestres especializadas / atención pre-hospitalaria; así como la organización para la prestación de los servicios de salud a los afiliados del Sistema General de Seguridad Social en Salud.</w:t>
+      </w:r>
+      <w:r>
+        <w:t xml:space="preserve"> </w:t>
       </w:r>
     </w:p>
     <w:p>
@@ -2016,7 +2027,6 @@
           <w:rFonts w:ascii="Arial" w:hAnsi="Arial" w:cs="Arial"/>
           <w:lang w:val="es-VE"/>
         </w:rPr>
-        <w:lastRenderedPageBreak/>
         <w:t>Dentro de las entidades promotoras de salud o fuera de ellas, organiza la forma y mecanismo a través de los cuales los afiliados y su familia pueden acceder al servicio de salud, con las instituciones prestadoras de servicios y los profesionales; controlar la atención integral, eficiente oportuna y de calidad en los servicios prestados por las instituciones prestadoras de servicios de salu</w:t>
       </w:r>
       <w:r>
@@ -2046,38 +2056,8 @@
     </w:p>
     <w:p>
       <w:pPr>
+        <w:pStyle w:val="pasantia"/>
         <w:spacing w:after="0" w:line="240" w:lineRule="auto"/>
-        <w:jc w:val="both"/>
-        <w:rPr>
-          <w:rFonts w:ascii="Arial" w:hAnsi="Arial" w:cs="Arial"/>
-          <w:lang w:val="es-VE"/>
-        </w:rPr>
-      </w:pPr>
-    </w:p>
-    <w:p>
-      <w:pPr>
-        <w:spacing w:after="0" w:line="240" w:lineRule="auto"/>
-        <w:jc w:val="both"/>
-        <w:rPr>
-          <w:rFonts w:ascii="Arial" w:hAnsi="Arial" w:cs="Arial"/>
-          <w:lang w:val="es-VE"/>
-        </w:rPr>
-      </w:pPr>
-    </w:p>
-    <w:p>
-      <w:pPr>
-        <w:spacing w:after="0" w:line="240" w:lineRule="auto"/>
-        <w:jc w:val="both"/>
-        <w:rPr>
-          <w:rFonts w:ascii="Arial" w:hAnsi="Arial" w:cs="Arial"/>
-          <w:lang w:val="es-VE"/>
-        </w:rPr>
-      </w:pPr>
-    </w:p>
-    <w:p>
-      <w:pPr>
-        <w:pStyle w:val="pasantia"/>
-        <w:spacing w:after="0" w:line="480" w:lineRule="auto"/>
         <w:ind w:firstLine="0"/>
         <w:jc w:val="both"/>
         <w:rPr>
@@ -2088,7 +2068,13 @@
           <w:lang w:val="es-VE"/>
         </w:rPr>
       </w:pPr>
-      <w:r>
+    </w:p>
+    <w:p>
+      <w:pPr>
+        <w:pStyle w:val="pasantia"/>
+        <w:spacing w:after="0" w:line="240" w:lineRule="auto"/>
+        <w:ind w:firstLine="0"/>
+        <w:jc w:val="both"/>
         <w:rPr>
           <w:b/>
           <w:bCs/>
@@ -2096,13 +2082,12 @@
           <w:szCs w:val="24"/>
           <w:lang w:val="es-VE"/>
         </w:rPr>
-        <w:t>2. MISIÓN, VISIÓN Y OBJETIVOS</w:t>
-      </w:r>
+      </w:pPr>
     </w:p>
     <w:p>
       <w:pPr>
         <w:pStyle w:val="pasantia"/>
-        <w:spacing w:line="480" w:lineRule="auto"/>
+        <w:spacing w:after="0" w:line="240" w:lineRule="auto"/>
         <w:ind w:firstLine="0"/>
         <w:jc w:val="both"/>
         <w:rPr>
@@ -2113,7 +2098,13 @@
           <w:lang w:val="es-VE"/>
         </w:rPr>
       </w:pPr>
-      <w:r>
+    </w:p>
+    <w:p>
+      <w:pPr>
+        <w:pStyle w:val="pasantia"/>
+        <w:spacing w:after="0" w:line="240" w:lineRule="auto"/>
+        <w:ind w:firstLine="0"/>
+        <w:jc w:val="both"/>
         <w:rPr>
           <w:b/>
           <w:bCs/>
@@ -2121,9 +2112,14 @@
           <w:szCs w:val="24"/>
           <w:lang w:val="es-VE"/>
         </w:rPr>
-        <w:t>2.1</w:t>
-      </w:r>
-      <w:r>
+      </w:pPr>
+    </w:p>
+    <w:p>
+      <w:pPr>
+        <w:pStyle w:val="pasantia"/>
+        <w:spacing w:after="0" w:line="240" w:lineRule="auto"/>
+        <w:ind w:firstLine="0"/>
+        <w:jc w:val="both"/>
         <w:rPr>
           <w:b/>
           <w:bCs/>
@@ -2131,9 +2127,14 @@
           <w:szCs w:val="24"/>
           <w:lang w:val="es-VE"/>
         </w:rPr>
-        <w:t>.</w:t>
-      </w:r>
-      <w:r>
+      </w:pPr>
+    </w:p>
+    <w:p>
+      <w:pPr>
+        <w:pStyle w:val="pasantia"/>
+        <w:spacing w:after="0" w:line="240" w:lineRule="auto"/>
+        <w:ind w:firstLine="0"/>
+        <w:jc w:val="both"/>
         <w:rPr>
           <w:b/>
           <w:bCs/>
@@ -2141,9 +2142,14 @@
           <w:szCs w:val="24"/>
           <w:lang w:val="es-VE"/>
         </w:rPr>
-        <w:t xml:space="preserve"> </w:t>
-      </w:r>
-      <w:r>
+      </w:pPr>
+    </w:p>
+    <w:p>
+      <w:pPr>
+        <w:pStyle w:val="pasantia"/>
+        <w:spacing w:after="0" w:line="240" w:lineRule="auto"/>
+        <w:ind w:firstLine="0"/>
+        <w:jc w:val="both"/>
         <w:rPr>
           <w:b/>
           <w:bCs/>
@@ -2151,25 +2157,196 @@
           <w:szCs w:val="24"/>
           <w:lang w:val="es-VE"/>
         </w:rPr>
+      </w:pPr>
+    </w:p>
+    <w:p>
+      <w:pPr>
+        <w:pStyle w:val="pasantia"/>
+        <w:spacing w:after="0" w:line="240" w:lineRule="auto"/>
+        <w:ind w:firstLine="0"/>
+        <w:jc w:val="both"/>
+        <w:rPr>
+          <w:b/>
+          <w:bCs/>
+          <w:sz w:val="24"/>
+          <w:szCs w:val="24"/>
+          <w:lang w:val="es-VE"/>
+        </w:rPr>
+      </w:pPr>
+    </w:p>
+    <w:p>
+      <w:pPr>
+        <w:pStyle w:val="pasantia"/>
+        <w:spacing w:after="0" w:line="240" w:lineRule="auto"/>
+        <w:ind w:firstLine="0"/>
+        <w:jc w:val="both"/>
+        <w:rPr>
+          <w:b/>
+          <w:bCs/>
+          <w:sz w:val="24"/>
+          <w:szCs w:val="24"/>
+          <w:lang w:val="es-VE"/>
+        </w:rPr>
+      </w:pPr>
+      <w:r>
+        <w:rPr>
+          <w:b/>
+          <w:bCs/>
+          <w:sz w:val="24"/>
+          <w:szCs w:val="24"/>
+          <w:lang w:val="es-VE"/>
+        </w:rPr>
+        <w:lastRenderedPageBreak/>
+        <w:t>2. MISIÓN, VISIÓN Y OBJETIVOS</w:t>
+      </w:r>
+    </w:p>
+    <w:p>
+      <w:pPr>
+        <w:pStyle w:val="pasantia"/>
+        <w:spacing w:after="0" w:line="240" w:lineRule="auto"/>
+        <w:ind w:firstLine="0"/>
+        <w:jc w:val="both"/>
+        <w:rPr>
+          <w:b/>
+          <w:bCs/>
+          <w:sz w:val="24"/>
+          <w:szCs w:val="24"/>
+          <w:lang w:val="es-VE"/>
+        </w:rPr>
+      </w:pPr>
+    </w:p>
+    <w:p>
+      <w:pPr>
+        <w:pStyle w:val="pasantia"/>
+        <w:spacing w:after="0" w:line="240" w:lineRule="auto"/>
+        <w:ind w:firstLine="0"/>
+        <w:jc w:val="both"/>
+        <w:rPr>
+          <w:b/>
+          <w:bCs/>
+          <w:sz w:val="24"/>
+          <w:szCs w:val="24"/>
+          <w:lang w:val="es-VE"/>
+        </w:rPr>
+      </w:pPr>
+    </w:p>
+    <w:p>
+      <w:pPr>
+        <w:pStyle w:val="pasantia"/>
+        <w:spacing w:after="0" w:line="240" w:lineRule="auto"/>
+        <w:ind w:firstLine="0"/>
+        <w:jc w:val="both"/>
+        <w:rPr>
+          <w:b/>
+          <w:bCs/>
+          <w:sz w:val="24"/>
+          <w:szCs w:val="24"/>
+          <w:lang w:val="es-VE"/>
+        </w:rPr>
+      </w:pPr>
+    </w:p>
+    <w:p>
+      <w:pPr>
+        <w:pStyle w:val="pasantia"/>
+        <w:spacing w:line="240" w:lineRule="auto"/>
+        <w:ind w:firstLine="0"/>
+        <w:jc w:val="both"/>
+        <w:rPr>
+          <w:b/>
+          <w:bCs/>
+          <w:sz w:val="24"/>
+          <w:szCs w:val="24"/>
+          <w:lang w:val="es-VE"/>
+        </w:rPr>
+      </w:pPr>
+      <w:r>
+        <w:rPr>
+          <w:b/>
+          <w:bCs/>
+          <w:sz w:val="24"/>
+          <w:szCs w:val="24"/>
+          <w:lang w:val="es-VE"/>
+        </w:rPr>
+        <w:t xml:space="preserve">2.1. </w:t>
+      </w:r>
+      <w:r>
+        <w:rPr>
+          <w:b/>
+          <w:bCs/>
+          <w:sz w:val="24"/>
+          <w:szCs w:val="24"/>
+          <w:lang w:val="es-VE"/>
+        </w:rPr>
         <w:t>MISIÓN</w:t>
       </w:r>
     </w:p>
     <w:p>
       <w:pPr>
+        <w:pStyle w:val="pasantia"/>
+        <w:spacing w:after="0" w:line="240" w:lineRule="auto"/>
+        <w:ind w:firstLine="0"/>
+        <w:jc w:val="both"/>
+        <w:rPr>
+          <w:b/>
+          <w:bCs/>
+          <w:sz w:val="24"/>
+          <w:szCs w:val="24"/>
+          <w:lang w:val="es-VE"/>
+        </w:rPr>
+      </w:pPr>
+    </w:p>
+    <w:p>
+      <w:pPr>
+        <w:pStyle w:val="pasantia"/>
+        <w:spacing w:after="0" w:line="240" w:lineRule="auto"/>
+        <w:ind w:firstLine="0"/>
+        <w:jc w:val="both"/>
+        <w:rPr>
+          <w:b/>
+          <w:bCs/>
+          <w:sz w:val="24"/>
+          <w:szCs w:val="24"/>
+          <w:lang w:val="es-VE"/>
+        </w:rPr>
+      </w:pPr>
+    </w:p>
+    <w:p>
+      <w:pPr>
         <w:pStyle w:val="Tesis"/>
-      </w:pPr>
-      <w:r>
-        <w:t>Somos una organización cuyo objetivo es la sistematización de ideas, elementos, recursos y capital humano, guiados por principios gerenciales que den como resultado la disposición de servicios de salud de altísima calidad, que ofrezcan atención inmediata, asequible y eficaz a las personas, mediante el ejercicio profesional, ético, científico y la aplicación de tecnología de punta.</w:t>
+        <w:rPr>
+          <w:rFonts w:eastAsia="MS Mincho"/>
+          <w:b/>
+          <w:kern w:val="28"/>
+          <w:lang w:eastAsia="es-VE"/>
+        </w:rPr>
+      </w:pPr>
+      <w:r>
+        <w:t>Somos una organización cuyo objetivo es la sistematización de ideas, elementos, recursos y capital humano, guiados por principios gerenciales que den como resultado la disposición de servicios de salud de altísima calidad, que ofrezcan atención inmediata, asequible y eficaz a las personas, mediante el ejercicio profesional, ético, científico y la aplicación de tecnología d</w:t>
+      </w:r>
+      <w:r>
+        <w:t>e punta.</w:t>
+      </w:r>
+      <w:r>
+        <w:rPr>
+          <w:rFonts w:eastAsia="MS Mincho"/>
+          <w:b/>
+          <w:kern w:val="28"/>
+          <w:lang w:eastAsia="es-VE"/>
+        </w:rPr>
+        <w:t xml:space="preserve"> </w:t>
       </w:r>
     </w:p>
     <w:p>
       <w:pPr>
         <w:pStyle w:val="Tesis"/>
-      </w:pPr>
-    </w:p>
-    <w:p>
-      <w:pPr>
-        <w:pStyle w:val="Tesis"/>
+        <w:spacing w:after="0" w:line="240" w:lineRule="auto"/>
+        <w:ind w:firstLine="0"/>
+        <w:rPr>
+          <w:rFonts w:eastAsia="MS Mincho"/>
+          <w:b/>
+          <w:kern w:val="28"/>
+          <w:lang w:eastAsia="es-VE"/>
+        </w:rPr>
       </w:pPr>
     </w:p>
     <w:p>
@@ -2179,7 +2356,7 @@
           <w:ilvl w:val="1"/>
           <w:numId w:val="7"/>
         </w:numPr>
-        <w:spacing w:line="480" w:lineRule="auto"/>
+        <w:spacing w:after="0" w:line="240" w:lineRule="auto"/>
         <w:jc w:val="both"/>
         <w:rPr>
           <w:sz w:val="24"/>
@@ -2195,8 +2372,7 @@
           <w:szCs w:val="24"/>
           <w:lang w:val="es-VE"/>
         </w:rPr>
-        <w:lastRenderedPageBreak/>
-        <w:t>.</w:t>
+        <w:t xml:space="preserve">. </w:t>
       </w:r>
       <w:r>
         <w:rPr>
@@ -2206,18 +2382,34 @@
           <w:szCs w:val="24"/>
           <w:lang w:val="es-VE"/>
         </w:rPr>
-        <w:t xml:space="preserve"> </w:t>
-      </w:r>
-      <w:r>
-        <w:rPr>
-          <w:b/>
-          <w:bCs/>
+        <w:t>VISIÓN</w:t>
+      </w:r>
+    </w:p>
+    <w:p>
+      <w:pPr>
+        <w:pStyle w:val="pasantia"/>
+        <w:spacing w:after="0" w:line="240" w:lineRule="auto"/>
+        <w:ind w:firstLine="0"/>
+        <w:jc w:val="both"/>
+        <w:rPr>
           <w:sz w:val="24"/>
           <w:szCs w:val="24"/>
           <w:lang w:val="es-VE"/>
         </w:rPr>
-        <w:t>VISIÓN</w:t>
-      </w:r>
+      </w:pPr>
+    </w:p>
+    <w:p>
+      <w:pPr>
+        <w:pStyle w:val="pasantia"/>
+        <w:spacing w:after="0" w:line="240" w:lineRule="auto"/>
+        <w:ind w:firstLine="0"/>
+        <w:jc w:val="both"/>
+        <w:rPr>
+          <w:sz w:val="24"/>
+          <w:szCs w:val="24"/>
+          <w:lang w:val="es-VE"/>
+        </w:rPr>
+      </w:pPr>
     </w:p>
     <w:p>
       <w:pPr>
@@ -2234,14 +2426,6 @@
       <w:pPr>
         <w:pStyle w:val="Tesis"/>
         <w:spacing w:after="0" w:line="240" w:lineRule="auto"/>
-        <w:ind w:firstLine="0"/>
-      </w:pPr>
-    </w:p>
-    <w:p>
-      <w:pPr>
-        <w:pStyle w:val="Tesis"/>
-        <w:spacing w:line="240" w:lineRule="auto"/>
-        <w:ind w:firstLine="0"/>
       </w:pPr>
     </w:p>
     <w:p>
@@ -2251,6 +2435,7 @@
           <w:ilvl w:val="1"/>
           <w:numId w:val="7"/>
         </w:numPr>
+        <w:spacing w:after="0" w:line="240" w:lineRule="auto"/>
       </w:pPr>
       <w:r>
         <w:rPr>
@@ -2269,8 +2454,38 @@
     </w:p>
     <w:p>
       <w:pPr>
+        <w:pStyle w:val="Tesis"/>
+        <w:spacing w:after="0" w:line="240" w:lineRule="auto"/>
+        <w:ind w:firstLine="0"/>
+      </w:pPr>
+    </w:p>
+    <w:p>
+      <w:pPr>
+        <w:pStyle w:val="Tesis"/>
+        <w:spacing w:after="0" w:line="240" w:lineRule="auto"/>
+        <w:ind w:firstLine="0"/>
+      </w:pPr>
+    </w:p>
+    <w:p>
+      <w:pPr>
+        <w:pStyle w:val="Tesis"/>
+        <w:ind w:firstLine="0"/>
+      </w:pPr>
+      <w:r>
+        <w:rPr>
+          <w:b/>
+          <w:bCs/>
+        </w:rPr>
+        <w:t xml:space="preserve">2.3.1. </w:t>
+      </w:r>
+      <w:r>
+        <w:t>Abarcar mediante estrategias de mercado el mayor segmento de la población.</w:t>
+      </w:r>
+    </w:p>
+    <w:p>
+      <w:pPr>
         <w:pStyle w:val="pasantia"/>
-        <w:spacing w:line="480" w:lineRule="auto"/>
+        <w:spacing w:after="200" w:line="480" w:lineRule="auto"/>
         <w:ind w:firstLine="0"/>
         <w:jc w:val="both"/>
         <w:rPr>
@@ -2287,48 +2502,56 @@
           <w:szCs w:val="24"/>
           <w:lang w:val="es-VE"/>
         </w:rPr>
-        <w:t xml:space="preserve">2.3.1. </w:t>
-      </w:r>
-      <w:r>
-        <w:rPr>
+        <w:lastRenderedPageBreak/>
+        <w:t>2.3.2</w:t>
+      </w:r>
+      <w:r>
+        <w:rPr>
+          <w:b/>
+          <w:bCs/>
           <w:sz w:val="24"/>
           <w:szCs w:val="24"/>
           <w:lang w:val="es-VE"/>
         </w:rPr>
-        <w:t>Abarcar mediante estrategias de mercado el mayor segmento de la población.</w:t>
-      </w:r>
-    </w:p>
-    <w:p>
-      <w:pPr>
-        <w:pStyle w:val="pasantia"/>
-        <w:spacing w:line="480" w:lineRule="auto"/>
-        <w:ind w:firstLine="0"/>
-        <w:jc w:val="both"/>
+        <w:t>.</w:t>
+      </w:r>
+      <w:r>
         <w:rPr>
           <w:sz w:val="24"/>
           <w:szCs w:val="24"/>
           <w:lang w:val="es-VE"/>
         </w:rPr>
-      </w:pPr>
-      <w:r>
-        <w:rPr>
-          <w:b/>
-          <w:bCs/>
+        <w:t xml:space="preserve"> </w:t>
+      </w:r>
+      <w:r>
+        <w:rPr>
           <w:sz w:val="24"/>
           <w:szCs w:val="24"/>
           <w:lang w:val="es-VE"/>
         </w:rPr>
-        <w:t>2.3.2</w:t>
-      </w:r>
-      <w:r>
-        <w:rPr>
-          <w:b/>
-          <w:bCs/>
+        <w:t xml:space="preserve">Asegurar la preferencia del empresariado, mediante la premisa según la cual </w:t>
+      </w:r>
+      <w:r>
+        <w:rPr>
+          <w:sz w:val="24"/>
+          <w:szCs w:val="24"/>
+        </w:rPr>
+        <w:t>«</w:t>
+      </w:r>
+      <w:r>
+        <w:rPr>
           <w:sz w:val="24"/>
           <w:szCs w:val="24"/>
           <w:lang w:val="es-VE"/>
         </w:rPr>
-        <w:t>.</w:t>
+        <w:t>el confiarnos la salud de sus trabajadores y familia se traduce en productividad y bienestar propio</w:t>
+      </w:r>
+      <w:r>
+        <w:rPr>
+          <w:sz w:val="24"/>
+          <w:szCs w:val="24"/>
+        </w:rPr>
+        <w:t>»</w:t>
       </w:r>
       <w:r>
         <w:rPr>
@@ -2336,37 +2559,30 @@
           <w:szCs w:val="24"/>
           <w:lang w:val="es-VE"/>
         </w:rPr>
-        <w:t xml:space="preserve"> </w:t>
-      </w:r>
-      <w:r>
+        <w:t>.</w:t>
+      </w:r>
+    </w:p>
+    <w:p>
+      <w:pPr>
+        <w:pStyle w:val="pasantia"/>
+        <w:spacing w:line="480" w:lineRule="auto"/>
+        <w:ind w:firstLine="0"/>
+        <w:jc w:val="both"/>
         <w:rPr>
           <w:sz w:val="24"/>
           <w:szCs w:val="24"/>
           <w:lang w:val="es-VE"/>
         </w:rPr>
-        <w:t xml:space="preserve">Asegurar la preferencia del empresariado, mediante la premisa según la cual </w:t>
-      </w:r>
-      <w:r>
-        <w:rPr>
-          <w:sz w:val="24"/>
-          <w:szCs w:val="24"/>
-        </w:rPr>
-        <w:t>«</w:t>
-      </w:r>
-      <w:r>
-        <w:rPr>
+      </w:pPr>
+      <w:r>
+        <w:rPr>
+          <w:b/>
+          <w:bCs/>
           <w:sz w:val="24"/>
           <w:szCs w:val="24"/>
           <w:lang w:val="es-VE"/>
         </w:rPr>
-        <w:t>el confiarnos la salud de sus trabajadores y familia se traduce en productividad y bienestar propio</w:t>
-      </w:r>
-      <w:r>
-        <w:rPr>
-          <w:sz w:val="24"/>
-          <w:szCs w:val="24"/>
-        </w:rPr>
-        <w:t>»</w:t>
+        <w:t>2.3.3.</w:t>
       </w:r>
       <w:r>
         <w:rPr>
@@ -2374,38 +2590,38 @@
           <w:szCs w:val="24"/>
           <w:lang w:val="es-VE"/>
         </w:rPr>
-        <w:t>.</w:t>
-      </w:r>
-    </w:p>
-    <w:p>
-      <w:pPr>
-        <w:pStyle w:val="pasantia"/>
-        <w:spacing w:line="480" w:lineRule="auto"/>
-        <w:ind w:firstLine="0"/>
-        <w:jc w:val="both"/>
+        <w:t xml:space="preserve"> </w:t>
+      </w:r>
+      <w:r>
         <w:rPr>
           <w:sz w:val="24"/>
           <w:szCs w:val="24"/>
           <w:lang w:val="es-VE"/>
         </w:rPr>
-      </w:pPr>
-      <w:r>
-        <w:rPr>
-          <w:b/>
-          <w:bCs/>
+        <w:t>Prestar servicios médicos hospitalarios oportunos y de calidad forjando alianzas con las mejores instituciones del país, a costos razonables.</w:t>
+      </w:r>
+    </w:p>
+    <w:p>
+      <w:pPr>
+        <w:pStyle w:val="pasantia"/>
+        <w:spacing w:line="480" w:lineRule="auto"/>
+        <w:ind w:firstLine="0"/>
+        <w:jc w:val="both"/>
+        <w:rPr>
           <w:sz w:val="24"/>
           <w:szCs w:val="24"/>
           <w:lang w:val="es-VE"/>
         </w:rPr>
-        <w:t>2.3.3.</w:t>
-      </w:r>
-      <w:r>
-        <w:rPr>
+      </w:pPr>
+      <w:r>
+        <w:rPr>
+          <w:b/>
+          <w:bCs/>
           <w:sz w:val="24"/>
           <w:szCs w:val="24"/>
           <w:lang w:val="es-VE"/>
         </w:rPr>
-        <w:t xml:space="preserve"> </w:t>
+        <w:t>2.3.4.</w:t>
       </w:r>
       <w:r>
         <w:rPr>
@@ -2413,73 +2629,16 @@
           <w:szCs w:val="24"/>
           <w:lang w:val="es-VE"/>
         </w:rPr>
-        <w:t>Prestar servicios médicos hospitalarios oportunos y de calidad forjando alianzas con las mejores instituciones del país, a costos razonables.</w:t>
-      </w:r>
-    </w:p>
-    <w:p>
-      <w:pPr>
-        <w:pStyle w:val="pasantia"/>
-        <w:spacing w:line="480" w:lineRule="auto"/>
-        <w:ind w:firstLine="0"/>
-        <w:jc w:val="both"/>
+        <w:t xml:space="preserve"> </w:t>
+      </w:r>
+      <w:r>
         <w:rPr>
           <w:sz w:val="24"/>
           <w:szCs w:val="24"/>
           <w:lang w:val="es-VE"/>
         </w:rPr>
-      </w:pPr>
-      <w:r>
-        <w:rPr>
-          <w:b/>
-          <w:bCs/>
-          <w:sz w:val="24"/>
-          <w:szCs w:val="24"/>
-          <w:lang w:val="es-VE"/>
-        </w:rPr>
-        <w:t>2.3.4.</w:t>
-      </w:r>
-      <w:r>
-        <w:rPr>
-          <w:sz w:val="24"/>
-          <w:szCs w:val="24"/>
-          <w:lang w:val="es-VE"/>
-        </w:rPr>
-        <w:t xml:space="preserve"> </w:t>
-      </w:r>
-      <w:r>
-        <w:rPr>
-          <w:sz w:val="24"/>
-          <w:szCs w:val="24"/>
-          <w:lang w:val="es-VE"/>
-        </w:rPr>
         <w:t>Convertirnos en la mejor empresa administradora de planes y programas de salud de la región, brindando excelente servicio con contención de costos.</w:t>
       </w:r>
-    </w:p>
-    <w:p>
-      <w:pPr>
-        <w:pStyle w:val="pasantia"/>
-        <w:spacing w:line="480" w:lineRule="auto"/>
-        <w:ind w:firstLine="0"/>
-        <w:jc w:val="both"/>
-        <w:rPr>
-          <w:sz w:val="24"/>
-          <w:szCs w:val="24"/>
-          <w:lang w:val="es-VE"/>
-        </w:rPr>
-      </w:pPr>
-    </w:p>
-    <w:p>
-      <w:pPr>
-        <w:pStyle w:val="pasantia"/>
-        <w:spacing w:line="480" w:lineRule="auto"/>
-        <w:ind w:firstLine="0"/>
-        <w:jc w:val="both"/>
-        <w:rPr>
-          <w:sz w:val="24"/>
-          <w:szCs w:val="24"/>
-          <w:lang w:val="es-VE"/>
-        </w:rPr>
-      </w:pPr>
     </w:p>
     <w:p>
       <w:pPr>
@@ -2488,7 +2647,7 @@
           <w:ilvl w:val="0"/>
           <w:numId w:val="2"/>
         </w:numPr>
-        <w:spacing w:line="480" w:lineRule="auto"/>
+        <w:spacing w:before="240" w:after="0" w:line="240" w:lineRule="auto"/>
         <w:jc w:val="both"/>
         <w:rPr>
           <w:b/>
@@ -2506,16 +2665,15 @@
           <w:szCs w:val="24"/>
           <w:lang w:val="es-VE"/>
         </w:rPr>
-        <w:lastRenderedPageBreak/>
         <w:t>ESTRUCTURA ORGANIZACIONAL</w:t>
       </w:r>
     </w:p>
     <w:p>
       <w:pPr>
         <w:pStyle w:val="pasantia"/>
-        <w:spacing w:after="0" w:line="240" w:lineRule="auto"/>
-        <w:ind w:firstLine="0"/>
-        <w:jc w:val="center"/>
+        <w:spacing w:before="240" w:after="0" w:line="240" w:lineRule="auto"/>
+        <w:ind w:firstLine="0"/>
+        <w:jc w:val="both"/>
         <w:rPr>
           <w:b/>
           <w:bCs/>
@@ -2524,7 +2682,51 @@
           <w:lang w:val="es-VE"/>
         </w:rPr>
       </w:pPr>
-      <w:r>
+    </w:p>
+    <w:p>
+      <w:pPr>
+        <w:pStyle w:val="Tesis"/>
+        <w:rPr>
+          <w:lang w:val="es-MX"/>
+        </w:rPr>
+      </w:pPr>
+      <w:r>
+        <w:t xml:space="preserve">En el siguiente diagrama, se aprecia como es la estructura empresarial de SISALUD, la cual se rige con una estructura funcional centralizada que comienza en la Asamblea de Accionistas y la Presidencia, permitiendo organizar los procesos operativos y administrativos en gerencias especializadas. En esta estructura, el Departamento de Informática </w:t>
+      </w:r>
+      <w:r>
+        <w:rPr>
+          <w:lang w:val="es-MX"/>
+        </w:rPr>
+        <w:t>ocupa un rol clave como unidad de soporte técnico, reportando a la Gerencia de Administración.</w:t>
+      </w:r>
+    </w:p>
+    <w:p>
+      <w:pPr>
+        <w:pStyle w:val="Tesis"/>
+        <w:ind w:firstLine="0"/>
+        <w:rPr>
+          <w:lang w:val="es-MX"/>
+        </w:rPr>
+      </w:pPr>
+    </w:p>
+    <w:p>
+      <w:pPr>
+        <w:pStyle w:val="Tesis"/>
+        <w:ind w:firstLine="0"/>
+      </w:pPr>
+    </w:p>
+    <w:p>
+      <w:pPr>
+        <w:pStyle w:val="Tesis"/>
+        <w:ind w:firstLine="0"/>
+      </w:pPr>
+    </w:p>
+    <w:p>
+      <w:pPr>
+        <w:pStyle w:val="pasantia"/>
+        <w:spacing w:after="0" w:line="240" w:lineRule="auto"/>
+        <w:ind w:firstLine="0"/>
+        <w:jc w:val="center"/>
         <w:rPr>
           <w:b/>
           <w:bCs/>
@@ -2532,15 +2734,8 @@
           <w:szCs w:val="24"/>
           <w:lang w:val="es-VE"/>
         </w:rPr>
-        <w:t>DIAGRAMA N°1.</w:t>
-      </w:r>
-    </w:p>
-    <w:p>
-      <w:pPr>
-        <w:pStyle w:val="pasantia"/>
-        <w:spacing w:after="0" w:line="240" w:lineRule="auto"/>
-        <w:ind w:firstLine="0"/>
-        <w:jc w:val="center"/>
+      </w:pPr>
+      <w:r>
         <w:rPr>
           <w:b/>
           <w:bCs/>
@@ -2548,8 +2743,15 @@
           <w:szCs w:val="24"/>
           <w:lang w:val="es-VE"/>
         </w:rPr>
-      </w:pPr>
-      <w:r>
+        <w:t>DIAGRAMA N°1.</w:t>
+      </w:r>
+    </w:p>
+    <w:p>
+      <w:pPr>
+        <w:pStyle w:val="pasantia"/>
+        <w:spacing w:after="0" w:line="240" w:lineRule="auto"/>
+        <w:ind w:firstLine="0"/>
+        <w:jc w:val="center"/>
         <w:rPr>
           <w:b/>
           <w:bCs/>
@@ -2557,8 +2759,7 @@
           <w:szCs w:val="24"/>
           <w:lang w:val="es-VE"/>
         </w:rPr>
-        <w:t>Diagrama de la Estructura Organizacional de SISALUD</w:t>
-      </w:r>
+      </w:pPr>
       <w:r>
         <w:rPr>
           <w:b/>
@@ -2567,7 +2768,8 @@
           <w:szCs w:val="24"/>
           <w:lang w:val="es-VE"/>
         </w:rPr>
-        <w:t>.</w:t>
+        <w:lastRenderedPageBreak/>
+        <w:t>Diagrama de la Estructura Organizacional de SISALUD.</w:t>
       </w:r>
     </w:p>
     <w:p>
@@ -2594,7 +2796,7 @@
           <w:lang w:val="es-VE" w:eastAsia="es-VE"/>
         </w:rPr>
         <w:drawing>
-          <wp:inline distT="0" distB="0" distL="0" distR="0" wp14:anchorId="492566C8" wp14:editId="60EC1272">
+          <wp:inline distT="0" distB="0" distL="0" distR="0" wp14:anchorId="04244B62" wp14:editId="7F6CA18D">
             <wp:extent cx="4680000" cy="3144280"/>
             <wp:effectExtent l="19050" t="19050" r="25400" b="18415"/>
             <wp:docPr id="797509543" name="Imagen 2"/>
@@ -2629,7 +2831,7 @@
                     <a:prstGeom prst="rect">
                       <a:avLst/>
                     </a:prstGeom>
-                    <a:ln w="19050" cap="sq">
+                    <a:ln w="12700" cap="sq">
                       <a:solidFill>
                         <a:srgbClr val="000000"/>
                       </a:solidFill>
@@ -2653,6 +2855,7 @@
     <w:p>
       <w:pPr>
         <w:pStyle w:val="Tesis"/>
+        <w:spacing w:line="240" w:lineRule="auto"/>
         <w:ind w:firstLine="0"/>
         <w:rPr>
           <w:b/>
@@ -2673,18 +2876,7 @@
     <w:p>
       <w:pPr>
         <w:pStyle w:val="Tesis"/>
-        <w:spacing w:after="0" w:line="240" w:lineRule="auto"/>
-        <w:ind w:firstLine="0"/>
-        <w:rPr>
-          <w:b/>
-          <w:bCs/>
-        </w:rPr>
-      </w:pPr>
-    </w:p>
-    <w:p>
-      <w:pPr>
-        <w:pStyle w:val="Tesis"/>
-        <w:spacing w:after="0"/>
+        <w:spacing w:line="240" w:lineRule="auto"/>
         <w:ind w:firstLine="0"/>
         <w:rPr>
           <w:b/>
@@ -2724,8 +2916,21 @@
           <w:szCs w:val="24"/>
           <w:lang w:val="es-VE"/>
         </w:rPr>
-        <w:t xml:space="preserve">. </w:t>
-      </w:r>
+        <w:t>.</w:t>
+      </w:r>
+    </w:p>
+    <w:p>
+      <w:pPr>
+        <w:pStyle w:val="Tesis"/>
+      </w:pPr>
+      <w:r>
+        <w:t>En el siguiente punto, se presenta un análisis detallado que conecta las responsabilidades operativas desempeñadas en el Departamento de Informática de SISALUD, con el perfil profesional del egresado en ingeniería de informática, con el objetivo de demostrar como el ejercicio profesional permite la aplicación directa de los conocimientos técnicos y metodológicos en un entorno laboral real.</w:t>
+      </w:r>
+    </w:p>
+    <w:p>
+      <w:pPr>
+        <w:pStyle w:val="Tesis"/>
+      </w:pPr>
     </w:p>
     <w:p>
       <w:pPr>
@@ -2811,6 +3016,7 @@
                 <w:szCs w:val="24"/>
                 <w:lang w:val="es-VE"/>
               </w:rPr>
+              <w:lastRenderedPageBreak/>
               <w:t>Funciones del área donde realiza las pasantías</w:t>
             </w:r>
           </w:p>
@@ -2918,7 +3124,6 @@
                 <w:sz w:val="24"/>
                 <w:szCs w:val="24"/>
               </w:rPr>
-              <w:lastRenderedPageBreak/>
               <w:t>Supervisión de la conectividad y funcionamiento de la infraestructura de red.</w:t>
             </w:r>
           </w:p>
@@ -2945,145 +3150,6 @@
                 <w:szCs w:val="24"/>
               </w:rPr>
               <w:t>Intervención en la determinación de necesidades de mejora o diseño de sistemas de transmisión de datos.</w:t>
-            </w:r>
-          </w:p>
-        </w:tc>
-      </w:tr>
-    </w:tbl>
-    <w:p>
-      <w:pPr>
-        <w:spacing w:after="0" w:line="276" w:lineRule="auto"/>
-        <w:ind w:firstLine="0"/>
-        <w:jc w:val="center"/>
-        <w:rPr>
-          <w:rFonts w:ascii="Arial" w:hAnsi="Arial" w:cs="Arial"/>
-          <w:b/>
-          <w:bCs/>
-        </w:rPr>
-      </w:pPr>
-    </w:p>
-    <w:p>
-      <w:pPr>
-        <w:spacing w:after="0" w:line="276" w:lineRule="auto"/>
-        <w:ind w:firstLine="0"/>
-        <w:jc w:val="center"/>
-        <w:rPr>
-          <w:rFonts w:ascii="Arial" w:hAnsi="Arial" w:cs="Arial"/>
-          <w:b/>
-          <w:bCs/>
-        </w:rPr>
-      </w:pPr>
-    </w:p>
-    <w:p>
-      <w:pPr>
-        <w:spacing w:after="0" w:line="276" w:lineRule="auto"/>
-        <w:ind w:firstLine="0"/>
-        <w:jc w:val="center"/>
-        <w:rPr>
-          <w:rFonts w:ascii="Arial" w:hAnsi="Arial" w:cs="Arial"/>
-          <w:b/>
-          <w:bCs/>
-        </w:rPr>
-      </w:pPr>
-    </w:p>
-    <w:p>
-      <w:pPr>
-        <w:spacing w:after="0" w:line="276" w:lineRule="auto"/>
-        <w:ind w:firstLine="0"/>
-        <w:jc w:val="center"/>
-        <w:rPr>
-          <w:rFonts w:ascii="Arial" w:hAnsi="Arial" w:cs="Arial"/>
-          <w:b/>
-          <w:bCs/>
-        </w:rPr>
-      </w:pPr>
-      <w:r>
-        <w:rPr>
-          <w:rFonts w:ascii="Arial" w:hAnsi="Arial" w:cs="Arial"/>
-          <w:b/>
-          <w:bCs/>
-        </w:rPr>
-        <w:t>CUADRO N°1.</w:t>
-      </w:r>
-    </w:p>
-    <w:p>
-      <w:pPr>
-        <w:spacing w:after="0" w:line="276" w:lineRule="auto"/>
-        <w:ind w:firstLine="0"/>
-        <w:jc w:val="center"/>
-        <w:rPr>
-          <w:rFonts w:ascii="Arial" w:hAnsi="Arial" w:cs="Arial"/>
-          <w:b/>
-          <w:bCs/>
-        </w:rPr>
-      </w:pPr>
-      <w:r>
-        <w:rPr>
-          <w:rFonts w:ascii="Arial" w:hAnsi="Arial" w:cs="Arial"/>
-          <w:b/>
-          <w:bCs/>
-        </w:rPr>
-        <w:t>(Continuación)</w:t>
-      </w:r>
-    </w:p>
-    <w:tbl>
-      <w:tblPr>
-        <w:tblStyle w:val="Tablaconcuadrcula"/>
-        <w:tblW w:w="0" w:type="auto"/>
-        <w:tblLook w:val="04A0" w:firstRow="1" w:lastRow="0" w:firstColumn="1" w:lastColumn="0" w:noHBand="0" w:noVBand="1"/>
-      </w:tblPr>
-      <w:tblGrid>
-        <w:gridCol w:w="4131"/>
-        <w:gridCol w:w="4132"/>
-      </w:tblGrid>
-      <w:tr>
-        <w:tc>
-          <w:tcPr>
-            <w:tcW w:w="4131" w:type="dxa"/>
-          </w:tcPr>
-          <w:p>
-            <w:pPr>
-              <w:pStyle w:val="pasantia"/>
-              <w:spacing w:line="276" w:lineRule="auto"/>
-              <w:ind w:firstLine="0"/>
-              <w:jc w:val="both"/>
-              <w:rPr>
-                <w:sz w:val="24"/>
-                <w:szCs w:val="24"/>
-                <w:lang w:val="es-VE"/>
-              </w:rPr>
-            </w:pPr>
-            <w:r>
-              <w:rPr>
-                <w:sz w:val="24"/>
-                <w:szCs w:val="24"/>
-              </w:rPr>
-              <w:t>Administración de recursos, almacenamiento y disponibilidad de servicios críticos.</w:t>
-            </w:r>
-          </w:p>
-        </w:tc>
-        <w:tc>
-          <w:tcPr>
-            <w:tcW w:w="4132" w:type="dxa"/>
-          </w:tcPr>
-          <w:p>
-            <w:pPr>
-              <w:pStyle w:val="pasantia"/>
-              <w:spacing w:line="276" w:lineRule="auto"/>
-              <w:ind w:firstLine="0"/>
-              <w:jc w:val="both"/>
-              <w:rPr>
-                <w:sz w:val="24"/>
-                <w:szCs w:val="24"/>
-                <w:lang w:val="es-VE"/>
-              </w:rPr>
-            </w:pPr>
-            <w:r>
-              <w:rPr>
-                <w:sz w:val="24"/>
-                <w:szCs w:val="24"/>
-              </w:rPr>
-              <w:t>Participación en procesos de automatización, almacenamiento y recuperación de información confiable.</w:t>
             </w:r>
           </w:p>
         </w:tc>
@@ -3102,7 +3168,6 @@
               <w:rPr>
                 <w:sz w:val="24"/>
                 <w:szCs w:val="24"/>
-                <w:lang w:val="es-VE"/>
               </w:rPr>
             </w:pPr>
             <w:r>
@@ -3110,7 +3175,7 @@
                 <w:sz w:val="24"/>
                 <w:szCs w:val="24"/>
               </w:rPr>
-              <w:t>Configuración y administración de sistemas de control de acceso y captación de datos.</w:t>
+              <w:t>Administración de recursos, almacenamiento y disponibilidad de servicios críticos.</w:t>
             </w:r>
           </w:p>
         </w:tc>
@@ -3127,7 +3192,6 @@
               <w:rPr>
                 <w:sz w:val="24"/>
                 <w:szCs w:val="24"/>
-                <w:lang w:val="es-VE"/>
               </w:rPr>
             </w:pPr>
             <w:r>
@@ -3135,7 +3199,7 @@
                 <w:sz w:val="24"/>
                 <w:szCs w:val="24"/>
               </w:rPr>
-              <w:t>Capacidad para coordinar el tratamiento integrado de datos y su impacto en la seguridad y operatividad empresarial.</w:t>
+              <w:t>Participación en procesos de automatización, almacenamiento y recuperación de información.</w:t>
             </w:r>
           </w:p>
         </w:tc>
@@ -3154,7 +3218,6 @@
               <w:rPr>
                 <w:sz w:val="24"/>
                 <w:szCs w:val="24"/>
-                <w:lang w:val="es-VE"/>
               </w:rPr>
             </w:pPr>
             <w:r>
@@ -3162,7 +3225,7 @@
                 <w:sz w:val="24"/>
                 <w:szCs w:val="24"/>
               </w:rPr>
-              <w:t>Supervisión y mantenimiento de sistemas de vigilancia automatizados.</w:t>
+              <w:t>Configuración y administración de sistemas de control de acceso y captación de datos.</w:t>
             </w:r>
           </w:p>
         </w:tc>
@@ -3179,7 +3242,6 @@
               <w:rPr>
                 <w:sz w:val="24"/>
                 <w:szCs w:val="24"/>
-                <w:lang w:val="es-VE"/>
               </w:rPr>
             </w:pPr>
             <w:r>
@@ -3187,7 +3249,7 @@
                 <w:sz w:val="24"/>
                 <w:szCs w:val="24"/>
               </w:rPr>
-              <w:t>Generación de criterios para la utilización de nuevas tecnologías y sus potencialidades dentro de la empresa.</w:t>
+              <w:t>Capacidad para coordinar el tratamiento integrado de datos y su impacto en la seguridad y operatividad empresarial.</w:t>
             </w:r>
           </w:p>
         </w:tc>
@@ -3206,7 +3268,6 @@
               <w:rPr>
                 <w:sz w:val="24"/>
                 <w:szCs w:val="24"/>
-                <w:lang w:val="es-VE"/>
               </w:rPr>
             </w:pPr>
             <w:r>
@@ -3214,7 +3275,7 @@
                 <w:sz w:val="24"/>
                 <w:szCs w:val="24"/>
               </w:rPr>
-              <w:t>Identificación de fallas de hardware y configuración de periféricos de salida.</w:t>
+              <w:t>Supervisión y mantenimiento de sistemas de vigilancia automatizados.</w:t>
             </w:r>
           </w:p>
         </w:tc>
@@ -3231,7 +3292,56 @@
               <w:rPr>
                 <w:sz w:val="24"/>
                 <w:szCs w:val="24"/>
-                <w:lang w:val="es-VE"/>
+              </w:rPr>
+            </w:pPr>
+            <w:r>
+              <w:rPr>
+                <w:sz w:val="24"/>
+                <w:szCs w:val="24"/>
+              </w:rPr>
+              <w:t>Generación de criterios para la utilización de nuevas tecnologías y sus potencialidades dentro de la empresa.</w:t>
+            </w:r>
+          </w:p>
+        </w:tc>
+      </w:tr>
+      <w:tr>
+        <w:tc>
+          <w:tcPr>
+            <w:tcW w:w="4131" w:type="dxa"/>
+          </w:tcPr>
+          <w:p>
+            <w:pPr>
+              <w:pStyle w:val="pasantia"/>
+              <w:spacing w:line="276" w:lineRule="auto"/>
+              <w:ind w:firstLine="0"/>
+              <w:jc w:val="both"/>
+              <w:rPr>
+                <w:sz w:val="24"/>
+                <w:szCs w:val="24"/>
+              </w:rPr>
+            </w:pPr>
+            <w:r>
+              <w:rPr>
+                <w:sz w:val="24"/>
+                <w:szCs w:val="24"/>
+              </w:rPr>
+              <w:t>Identificación de fallas de hardware y configuración de periféricos de salida.</w:t>
+            </w:r>
+          </w:p>
+        </w:tc>
+        <w:tc>
+          <w:tcPr>
+            <w:tcW w:w="4132" w:type="dxa"/>
+          </w:tcPr>
+          <w:p>
+            <w:pPr>
+              <w:pStyle w:val="pasantia"/>
+              <w:spacing w:line="276" w:lineRule="auto"/>
+              <w:ind w:firstLine="0"/>
+              <w:jc w:val="both"/>
+              <w:rPr>
+                <w:sz w:val="24"/>
+                <w:szCs w:val="24"/>
               </w:rPr>
             </w:pPr>
             <w:r>
@@ -3260,7 +3370,6 @@
               <w:rPr>
                 <w:sz w:val="24"/>
                 <w:szCs w:val="24"/>
-                <w:lang w:val="es-VE"/>
               </w:rPr>
             </w:pPr>
             <w:r>
@@ -3289,7 +3398,6 @@
               <w:rPr>
                 <w:sz w:val="24"/>
                 <w:szCs w:val="24"/>
-                <w:lang w:val="es-VE"/>
               </w:rPr>
             </w:pPr>
             <w:r>
@@ -3419,64 +3527,6 @@
     </w:p>
     <w:p>
       <w:pPr>
-        <w:spacing w:after="0" w:line="480" w:lineRule="auto"/>
-        <w:ind w:firstLine="0"/>
-        <w:jc w:val="both"/>
-        <w:rPr>
-          <w:rFonts w:ascii="Arial" w:hAnsi="Arial" w:cs="Arial"/>
-          <w:b/>
-          <w:bCs/>
-          <w:lang w:val="es-VE"/>
-        </w:rPr>
-      </w:pPr>
-    </w:p>
-    <w:p>
-      <w:pPr>
-        <w:spacing w:line="480" w:lineRule="auto"/>
-        <w:ind w:firstLine="284"/>
-        <w:jc w:val="both"/>
-        <w:rPr>
-          <w:rFonts w:ascii="Arial" w:eastAsia="Aptos" w:hAnsi="Arial" w:cs="Arial"/>
-          <w:b/>
-          <w:bCs/>
-          <w:sz w:val="22"/>
-          <w:szCs w:val="22"/>
-          <w:lang w:val="es-VE"/>
-        </w:rPr>
-      </w:pPr>
-    </w:p>
-    <w:p>
-      <w:pPr>
-        <w:spacing w:line="480" w:lineRule="auto"/>
-        <w:ind w:firstLine="284"/>
-        <w:jc w:val="both"/>
-        <w:rPr>
-          <w:rFonts w:ascii="Arial" w:eastAsia="Aptos" w:hAnsi="Arial" w:cs="Arial"/>
-          <w:b/>
-          <w:bCs/>
-          <w:sz w:val="22"/>
-          <w:szCs w:val="22"/>
-          <w:lang w:val="es-VE"/>
-        </w:rPr>
-      </w:pPr>
-    </w:p>
-    <w:p>
-      <w:pPr>
-        <w:spacing w:line="480" w:lineRule="auto"/>
-        <w:ind w:firstLine="284"/>
-        <w:jc w:val="both"/>
-        <w:rPr>
-          <w:rFonts w:ascii="Arial" w:eastAsia="Aptos" w:hAnsi="Arial" w:cs="Arial"/>
-          <w:b/>
-          <w:bCs/>
-          <w:sz w:val="22"/>
-          <w:szCs w:val="22"/>
-          <w:lang w:val="es-VE"/>
-        </w:rPr>
-      </w:pPr>
-    </w:p>
-    <w:p>
-      <w:pPr>
         <w:widowControl w:val="0"/>
         <w:overflowPunct w:val="0"/>
         <w:adjustRightInd w:val="0"/>
@@ -3541,7 +3591,7 @@
         <mc:AlternateContent>
           <mc:Choice Requires="wpg">
             <w:drawing>
-              <wp:anchor distT="0" distB="0" distL="114300" distR="114300" simplePos="0" relativeHeight="251661312" behindDoc="0" locked="0" layoutInCell="1" allowOverlap="1" wp14:anchorId="79D69E26" wp14:editId="397E002E">
+              <wp:anchor distT="0" distB="0" distL="114300" distR="114300" simplePos="0" relativeHeight="251661312" behindDoc="0" locked="0" layoutInCell="1" allowOverlap="1" wp14:anchorId="057E8BD9" wp14:editId="62C7AD6A">
                 <wp:simplePos x="0" y="0"/>
                 <wp:positionH relativeFrom="column">
                   <wp:posOffset>-56515</wp:posOffset>
@@ -3660,11 +3710,30 @@
               </wp:anchor>
             </w:drawing>
           </mc:Choice>
-          <mc:Fallback xmlns:w16sdtfl="http://schemas.microsoft.com/office/word/2024/wordml/sdtformatlock" xmlns:w16du="http://schemas.microsoft.com/office/word/2023/wordml/word16du">
+          <mc:Fallback>
             <w:pict>
-              <v:group w14:anchorId="24331000" id="Group 17" o:spid="_x0000_s1026" style="position:absolute;margin-left:-4.45pt;margin-top:9.2pt;width:450.2pt;height:127.25pt;z-index:251661312" coordorigin="2268,6021" coordsize="8280,2340" o:gfxdata="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">
+              <v:group w14:anchorId="5A6B7CA6" id="Group 17" o:spid="_x0000_s1026" style="position:absolute;margin-left:-4.45pt;margin-top:9.2pt;width:450.2pt;height:127.25pt;z-index:251661312" coordorigin="2268,6021" coordsize="8280,2340" o:gfxdata="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">
+                <v:shapetype id="_x0000_t75" coordsize="21600,21600" o:spt="75" o:preferrelative="t" path="m@4@5l@4@11@9@11@9@5xe" filled="f" stroked="f">
+                  <v:stroke joinstyle="miter"/>
+                  <v:formulas>
+                    <v:f eqn="if lineDrawn pixelLineWidth 0"/>
+                    <v:f eqn="sum @0 1 0"/>
+                    <v:f eqn="sum 0 0 @1"/>
+                    <v:f eqn="prod @2 1 2"/>
+                    <v:f eqn="prod @3 21600 pixelWidth"/>
+                    <v:f eqn="prod @3 21600 pixelHeight"/>
+                    <v:f eqn="sum @0 0 1"/>
+                    <v:f eqn="prod @6 1 2"/>
+                    <v:f eqn="prod @7 21600 pixelWidth"/>
+                    <v:f eqn="sum @8 21600 0"/>
+                    <v:f eqn="prod @7 21600 pixelHeight"/>
+                    <v:f eqn="sum @10 21600 0"/>
+                  </v:formulas>
+                  <v:path o:extrusionok="f" gradientshapeok="t" o:connecttype="rect"/>
+                  <o:lock v:ext="edit" aspectratio="t"/>
+                </v:shapetype>
                 <v:shape id="Imagen 2" o:spid="_x0000_s1027" type="#_x0000_t75" alt="Descripción: LOGO URBE 2012 DEFINITIVO-01" style="position:absolute;left:2268;top:6021;width:3000;height:2340;visibility:visible;mso-wrap-style:square" o:gfxdata="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">
-                  <v:imagedata r:id="rId10" o:title=" LOGO URBE 2012 DEFINITIVO-01" chromakey="#fffffe" blacklevel="-3932f"/>
+                  <v:imagedata r:id="rId12" o:title=" LOGO URBE 2012 DEFINITIVO-01" chromakey="#fffffe" blacklevel="-3932f"/>
                 </v:shape>
                 <v:line id="Line 19" o:spid="_x0000_s1028" style="position:absolute;visibility:visible;mso-wrap-style:square" from="2268,8198" to="10548,8198" o:connectortype="straight" o:gfxdata="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" strokecolor="windowText" strokeweight="3pt">
                   <v:stroke joinstyle="miter"/>
@@ -3926,16 +3995,7 @@
         <w:pStyle w:val="Tesis"/>
       </w:pPr>
       <w:r>
-        <w:t>En el capítulo actual, se presentan las actividades a realizar por el pasante en el departamento de informática de S</w:t>
-      </w:r>
-      <w:r>
-        <w:t>ISALUD</w:t>
-      </w:r>
-      <w:r>
-        <w:t xml:space="preserve"> para el cumplimiento de las pasantías académicas</w:t>
-      </w:r>
-      <w:r>
-        <w:t>.</w:t>
+        <w:t>En el presente capítulo, se reflejan las actividades a realizar por el pasante en el Departamento de Informática en la empresa Sisalud, para el cumplimiento de las prácticas profesionales, las cuales serán desarrolladas durante ocho semanas, de lunes a viernes, en el horario de 08:00AM a 04:00PM Ver Cuadro N°2.</w:t>
       </w:r>
     </w:p>
     <w:p>
@@ -4015,7 +4075,16 @@
           <w:sz w:val="24"/>
           <w:lang w:val="es-VE"/>
         </w:rPr>
-        <w:t>Cuadro de Planificación de Actividades.</w:t>
+        <w:t>Cuadro de Planificación de Actividades</w:t>
+      </w:r>
+      <w:r>
+        <w:rPr>
+          <w:b/>
+          <w:bCs/>
+          <w:sz w:val="24"/>
+          <w:lang w:val="es-VE"/>
+        </w:rPr>
+        <w:t>.</w:t>
       </w:r>
     </w:p>
     <w:tbl>
@@ -4248,16 +4317,7 @@
                 <w:sz w:val="16"/>
                 <w:szCs w:val="16"/>
               </w:rPr>
-              <w:t>27/04</w:t>
-            </w:r>
-            <w:r>
-              <w:rPr>
-                <w:b/>
-                <w:bCs/>
-                <w:sz w:val="16"/>
-                <w:szCs w:val="16"/>
-              </w:rPr>
-              <w:t>/26</w:t>
+              <w:t>27/04/26</w:t>
             </w:r>
           </w:p>
         </w:tc>
@@ -4286,25 +4346,7 @@
                 <w:sz w:val="16"/>
                 <w:szCs w:val="16"/>
               </w:rPr>
-              <w:t>30</w:t>
-            </w:r>
-            <w:r>
-              <w:rPr>
-                <w:b/>
-                <w:bCs/>
-                <w:sz w:val="16"/>
-                <w:szCs w:val="16"/>
-              </w:rPr>
-              <w:t>/04</w:t>
-            </w:r>
-            <w:r>
-              <w:rPr>
-                <w:b/>
-                <w:bCs/>
-                <w:sz w:val="16"/>
-                <w:szCs w:val="16"/>
-              </w:rPr>
-              <w:t>/26</w:t>
+              <w:t>30/04/26</w:t>
             </w:r>
           </w:p>
         </w:tc>
@@ -5105,494 +5147,7 @@
                 <w:sz w:val="16"/>
                 <w:szCs w:val="16"/>
               </w:rPr>
-              <w:t xml:space="preserve"> Morillo</w:t>
-            </w:r>
-            <w:r>
-              <w:rPr>
-                <w:b/>
-                <w:bCs/>
-                <w:sz w:val="16"/>
-                <w:szCs w:val="16"/>
-              </w:rPr>
-              <w:t>.</w:t>
-            </w:r>
-          </w:p>
-        </w:tc>
-      </w:tr>
-      <w:tr>
-        <w:tc>
-          <w:tcPr>
-            <w:tcW w:w="1622" w:type="dxa"/>
-            <w:vAlign w:val="center"/>
-          </w:tcPr>
-          <w:p>
-            <w:pPr>
-              <w:pStyle w:val="pasantia"/>
-              <w:spacing w:line="276" w:lineRule="auto"/>
-              <w:ind w:firstLine="0"/>
-              <w:jc w:val="both"/>
-              <w:rPr>
-                <w:b/>
-                <w:bCs/>
-                <w:sz w:val="16"/>
-                <w:szCs w:val="16"/>
-              </w:rPr>
-            </w:pPr>
-            <w:r>
-              <w:rPr>
-                <w:b/>
-                <w:bCs/>
-                <w:sz w:val="16"/>
-                <w:szCs w:val="16"/>
-              </w:rPr>
-              <w:t>Realización de Inventario de Tóners de impresoras.</w:t>
-            </w:r>
-          </w:p>
-        </w:tc>
-        <w:tc>
-          <w:tcPr>
-            <w:tcW w:w="893" w:type="dxa"/>
-            <w:vAlign w:val="center"/>
-          </w:tcPr>
-          <w:p>
-            <w:pPr>
-              <w:pStyle w:val="pasantia"/>
-              <w:spacing w:line="276" w:lineRule="auto"/>
-              <w:ind w:firstLine="0"/>
-              <w:jc w:val="center"/>
-              <w:rPr>
-                <w:b/>
-                <w:bCs/>
-                <w:sz w:val="16"/>
-                <w:szCs w:val="16"/>
-              </w:rPr>
-            </w:pPr>
-            <w:r>
-              <w:rPr>
-                <w:b/>
-                <w:bCs/>
-                <w:sz w:val="16"/>
-                <w:szCs w:val="16"/>
-              </w:rPr>
-              <w:t>12</w:t>
-            </w:r>
-            <w:r>
-              <w:rPr>
-                <w:b/>
-                <w:bCs/>
-                <w:sz w:val="16"/>
-                <w:szCs w:val="16"/>
-              </w:rPr>
-              <w:t>/05</w:t>
-            </w:r>
-            <w:r>
-              <w:rPr>
-                <w:b/>
-                <w:bCs/>
-                <w:sz w:val="16"/>
-                <w:szCs w:val="16"/>
-              </w:rPr>
-              <w:t>/26</w:t>
-            </w:r>
-          </w:p>
-        </w:tc>
-        <w:tc>
-          <w:tcPr>
-            <w:tcW w:w="1308" w:type="dxa"/>
-            <w:vAlign w:val="center"/>
-          </w:tcPr>
-          <w:p>
-            <w:pPr>
-              <w:pStyle w:val="pasantia"/>
-              <w:spacing w:line="276" w:lineRule="auto"/>
-              <w:ind w:firstLine="0"/>
-              <w:jc w:val="center"/>
-              <w:rPr>
-                <w:b/>
-                <w:bCs/>
-                <w:sz w:val="16"/>
-                <w:szCs w:val="16"/>
-              </w:rPr>
-            </w:pPr>
-            <w:r>
-              <w:rPr>
-                <w:b/>
-                <w:bCs/>
-                <w:sz w:val="16"/>
-                <w:szCs w:val="16"/>
-              </w:rPr>
-              <w:t>13</w:t>
-            </w:r>
-            <w:r>
-              <w:rPr>
-                <w:b/>
-                <w:bCs/>
-                <w:sz w:val="16"/>
-                <w:szCs w:val="16"/>
-              </w:rPr>
-              <w:t>/05</w:t>
-            </w:r>
-            <w:r>
-              <w:rPr>
-                <w:b/>
-                <w:bCs/>
-                <w:sz w:val="16"/>
-                <w:szCs w:val="16"/>
-              </w:rPr>
-              <w:t>/26</w:t>
-            </w:r>
-          </w:p>
-        </w:tc>
-        <w:tc>
-          <w:tcPr>
-            <w:tcW w:w="2747" w:type="dxa"/>
-            <w:vAlign w:val="center"/>
-          </w:tcPr>
-          <w:p>
-            <w:pPr>
-              <w:pStyle w:val="pasantia"/>
-              <w:spacing w:line="276" w:lineRule="auto"/>
-              <w:ind w:firstLine="0"/>
-              <w:jc w:val="both"/>
-              <w:rPr>
-                <w:b/>
-                <w:bCs/>
-                <w:sz w:val="16"/>
-                <w:szCs w:val="16"/>
-                <w:lang w:val="es-VE"/>
-              </w:rPr>
-            </w:pPr>
-            <w:r>
-              <w:rPr>
-                <w:b/>
-                <w:bCs/>
-                <w:sz w:val="16"/>
-                <w:szCs w:val="16"/>
-                <w:lang w:val="es-VE"/>
-              </w:rPr>
-              <w:t>Comparación entre el registro de inventario del mes pasado y el inventario actual</w:t>
-            </w:r>
-          </w:p>
-        </w:tc>
-        <w:tc>
-          <w:tcPr>
-            <w:tcW w:w="1693" w:type="dxa"/>
-            <w:vAlign w:val="center"/>
-          </w:tcPr>
-          <w:p>
-            <w:pPr>
-              <w:pStyle w:val="pasantia"/>
-              <w:spacing w:line="276" w:lineRule="auto"/>
-              <w:ind w:firstLine="0"/>
-              <w:jc w:val="both"/>
-              <w:rPr>
-                <w:b/>
-                <w:bCs/>
-                <w:sz w:val="16"/>
-                <w:szCs w:val="16"/>
-                <w:lang w:val="es-VE"/>
-              </w:rPr>
-            </w:pPr>
-            <w:r>
-              <w:rPr>
-                <w:b/>
-                <w:bCs/>
-                <w:sz w:val="16"/>
-                <w:szCs w:val="16"/>
-                <w:lang w:val="es-VE"/>
-              </w:rPr>
-              <w:t>Jorge Araujo.</w:t>
-            </w:r>
-          </w:p>
-          <w:p>
-            <w:pPr>
-              <w:pStyle w:val="pasantia"/>
-              <w:spacing w:line="276" w:lineRule="auto"/>
-              <w:ind w:firstLine="0"/>
-              <w:jc w:val="both"/>
-              <w:rPr>
-                <w:b/>
-                <w:bCs/>
-                <w:sz w:val="16"/>
-                <w:szCs w:val="16"/>
-              </w:rPr>
-            </w:pPr>
-            <w:r>
-              <w:rPr>
-                <w:b/>
-                <w:bCs/>
-                <w:sz w:val="16"/>
-                <w:szCs w:val="16"/>
-              </w:rPr>
-              <w:t xml:space="preserve">Ing. </w:t>
-            </w:r>
-            <w:r>
-              <w:rPr>
-                <w:b/>
-                <w:bCs/>
-                <w:sz w:val="16"/>
-                <w:szCs w:val="16"/>
-                <w:lang w:val="es-VE"/>
-              </w:rPr>
-              <w:t>Emmanuel Sánchez</w:t>
-            </w:r>
-          </w:p>
-        </w:tc>
-      </w:tr>
-      <w:tr>
-        <w:tc>
-          <w:tcPr>
-            <w:tcW w:w="1622" w:type="dxa"/>
-            <w:vAlign w:val="center"/>
-          </w:tcPr>
-          <w:p>
-            <w:pPr>
-              <w:pStyle w:val="pasantia"/>
-              <w:spacing w:line="276" w:lineRule="auto"/>
-              <w:ind w:firstLine="0"/>
-              <w:jc w:val="both"/>
-              <w:rPr>
-                <w:b/>
-                <w:bCs/>
-                <w:sz w:val="16"/>
-                <w:szCs w:val="16"/>
-              </w:rPr>
-            </w:pPr>
-            <w:r>
-              <w:rPr>
-                <w:b/>
-                <w:bCs/>
-                <w:sz w:val="16"/>
-                <w:szCs w:val="16"/>
-              </w:rPr>
-              <w:t>C</w:t>
-            </w:r>
-            <w:r>
-              <w:rPr>
-                <w:b/>
-                <w:bCs/>
-                <w:sz w:val="16"/>
-                <w:szCs w:val="16"/>
-              </w:rPr>
-              <w:t>ambio de cartuchos/tóner y solución de atascos de papel.</w:t>
-            </w:r>
-          </w:p>
-        </w:tc>
-        <w:tc>
-          <w:tcPr>
-            <w:tcW w:w="893" w:type="dxa"/>
-            <w:vAlign w:val="center"/>
-          </w:tcPr>
-          <w:p>
-            <w:pPr>
-              <w:pStyle w:val="pasantia"/>
-              <w:spacing w:line="276" w:lineRule="auto"/>
-              <w:ind w:firstLine="0"/>
-              <w:jc w:val="center"/>
-              <w:rPr>
-                <w:b/>
-                <w:bCs/>
-                <w:sz w:val="16"/>
-                <w:szCs w:val="16"/>
-              </w:rPr>
-            </w:pPr>
-            <w:r>
-              <w:rPr>
-                <w:b/>
-                <w:bCs/>
-                <w:sz w:val="16"/>
-                <w:szCs w:val="16"/>
-              </w:rPr>
-              <w:t>27/04/26</w:t>
-            </w:r>
-          </w:p>
-        </w:tc>
-        <w:tc>
-          <w:tcPr>
-            <w:tcW w:w="1308" w:type="dxa"/>
-            <w:vAlign w:val="center"/>
-          </w:tcPr>
-          <w:p>
-            <w:pPr>
-              <w:pStyle w:val="pasantia"/>
-              <w:spacing w:line="276" w:lineRule="auto"/>
-              <w:ind w:firstLine="0"/>
-              <w:jc w:val="center"/>
-              <w:rPr>
-                <w:b/>
-                <w:bCs/>
-                <w:sz w:val="16"/>
-                <w:szCs w:val="16"/>
-              </w:rPr>
-            </w:pPr>
-            <w:r>
-              <w:rPr>
-                <w:b/>
-                <w:bCs/>
-                <w:sz w:val="16"/>
-                <w:szCs w:val="16"/>
-              </w:rPr>
-              <w:t>23/06/26</w:t>
-            </w:r>
-          </w:p>
-        </w:tc>
-        <w:tc>
-          <w:tcPr>
-            <w:tcW w:w="2747" w:type="dxa"/>
-            <w:vAlign w:val="center"/>
-          </w:tcPr>
-          <w:p>
-            <w:pPr>
-              <w:pStyle w:val="pasantia"/>
-              <w:spacing w:line="276" w:lineRule="auto"/>
-              <w:ind w:firstLine="0"/>
-              <w:jc w:val="both"/>
-              <w:rPr>
-                <w:b/>
-                <w:bCs/>
-                <w:sz w:val="16"/>
-                <w:szCs w:val="16"/>
-                <w:lang w:val="es-VE"/>
-              </w:rPr>
-            </w:pPr>
-            <w:r>
-              <w:rPr>
-                <w:b/>
-                <w:bCs/>
-                <w:sz w:val="16"/>
-                <w:szCs w:val="16"/>
-                <w:lang w:val="es-VE"/>
-              </w:rPr>
-              <w:t>R</w:t>
-            </w:r>
-            <w:r>
-              <w:rPr>
-                <w:b/>
-                <w:bCs/>
-                <w:sz w:val="16"/>
-                <w:szCs w:val="16"/>
-                <w:lang w:val="es-VE"/>
-              </w:rPr>
-              <w:t>eemplazo directo de consumibles agotados.</w:t>
-            </w:r>
-          </w:p>
-          <w:p>
-            <w:pPr>
-              <w:pStyle w:val="pasantia"/>
-              <w:spacing w:line="276" w:lineRule="auto"/>
-              <w:ind w:firstLine="0"/>
-              <w:jc w:val="both"/>
-              <w:rPr>
-                <w:b/>
-                <w:bCs/>
-                <w:sz w:val="16"/>
-                <w:szCs w:val="16"/>
-                <w:lang w:val="es-VE"/>
-              </w:rPr>
-            </w:pPr>
-          </w:p>
-          <w:p>
-            <w:pPr>
-              <w:pStyle w:val="pasantia"/>
-              <w:spacing w:line="276" w:lineRule="auto"/>
-              <w:ind w:firstLine="0"/>
-              <w:jc w:val="both"/>
-              <w:rPr>
-                <w:b/>
-                <w:bCs/>
-                <w:sz w:val="16"/>
-                <w:szCs w:val="16"/>
-                <w:lang w:val="es-VE"/>
-              </w:rPr>
-            </w:pPr>
-            <w:r>
-              <w:rPr>
-                <w:b/>
-                <w:bCs/>
-                <w:sz w:val="16"/>
-                <w:szCs w:val="16"/>
-                <w:lang w:val="es-VE"/>
-              </w:rPr>
-              <w:t>Tóners de repuesto.</w:t>
-            </w:r>
-          </w:p>
-        </w:tc>
-        <w:tc>
-          <w:tcPr>
-            <w:tcW w:w="1693" w:type="dxa"/>
-            <w:vAlign w:val="center"/>
-          </w:tcPr>
-          <w:p>
-            <w:pPr>
-              <w:pStyle w:val="pasantia"/>
-              <w:spacing w:line="276" w:lineRule="auto"/>
-              <w:ind w:firstLine="0"/>
-              <w:jc w:val="both"/>
-              <w:rPr>
-                <w:b/>
-                <w:bCs/>
-                <w:sz w:val="16"/>
-                <w:szCs w:val="16"/>
-              </w:rPr>
-            </w:pPr>
-            <w:r>
-              <w:rPr>
-                <w:b/>
-                <w:bCs/>
-                <w:sz w:val="16"/>
-                <w:szCs w:val="16"/>
-              </w:rPr>
-              <w:t>Jorge Araujo.</w:t>
-            </w:r>
-          </w:p>
-          <w:p>
-            <w:pPr>
-              <w:pStyle w:val="pasantia"/>
-              <w:spacing w:line="276" w:lineRule="auto"/>
-              <w:ind w:firstLine="0"/>
-              <w:jc w:val="both"/>
-              <w:rPr>
-                <w:b/>
-                <w:bCs/>
-                <w:sz w:val="16"/>
-                <w:szCs w:val="16"/>
-              </w:rPr>
-            </w:pPr>
-            <w:r>
-              <w:rPr>
-                <w:b/>
-                <w:bCs/>
-                <w:sz w:val="16"/>
-                <w:szCs w:val="16"/>
-              </w:rPr>
-              <w:t xml:space="preserve">Ing. </w:t>
-            </w:r>
-            <w:r>
-              <w:rPr>
-                <w:b/>
-                <w:bCs/>
-                <w:sz w:val="16"/>
-                <w:szCs w:val="16"/>
-              </w:rPr>
-              <w:t>Aníbal</w:t>
-            </w:r>
-            <w:r>
-              <w:rPr>
-                <w:b/>
-                <w:bCs/>
-                <w:sz w:val="16"/>
-                <w:szCs w:val="16"/>
-              </w:rPr>
-              <w:t xml:space="preserve"> Morillo</w:t>
-            </w:r>
-            <w:r>
-              <w:rPr>
-                <w:b/>
-                <w:bCs/>
-                <w:sz w:val="16"/>
-                <w:szCs w:val="16"/>
-              </w:rPr>
-              <w:t>.</w:t>
+              <w:t xml:space="preserve"> Morillo.</w:t>
             </w:r>
           </w:p>
         </w:tc>
@@ -5600,13 +5155,17 @@
     </w:tbl>
     <w:p>
       <w:pPr>
-        <w:spacing w:after="0" w:line="480" w:lineRule="auto"/>
-        <w:ind w:firstLine="0"/>
-        <w:jc w:val="both"/>
-        <w:rPr>
-          <w:rFonts w:ascii="Arial" w:hAnsi="Arial" w:cs="Arial"/>
-          <w:lang w:val="es-VE"/>
-        </w:rPr>
+        <w:ind w:firstLine="0"/>
+      </w:pPr>
+    </w:p>
+    <w:p>
+      <w:pPr>
+        <w:ind w:firstLine="0"/>
+      </w:pPr>
+    </w:p>
+    <w:p>
+      <w:pPr>
+        <w:ind w:firstLine="0"/>
         <w:sectPr>
           <w:pgSz w:w="12242" w:h="15842" w:code="1"/>
           <w:pgMar w:top="2835" w:right="1701" w:bottom="1701" w:left="2268" w:header="709" w:footer="709" w:gutter="0"/>
@@ -5617,7 +5176,7 @@
     </w:p>
     <w:p>
       <w:pPr>
-        <w:spacing w:after="0" w:line="276" w:lineRule="auto"/>
+        <w:spacing w:after="0" w:line="240" w:lineRule="auto"/>
         <w:ind w:firstLine="0"/>
         <w:jc w:val="center"/>
         <w:rPr>
@@ -5640,7 +5199,7 @@
     </w:p>
     <w:p>
       <w:pPr>
-        <w:spacing w:after="0" w:line="276" w:lineRule="auto"/>
+        <w:spacing w:after="0" w:line="240" w:lineRule="auto"/>
         <w:ind w:firstLine="0"/>
         <w:jc w:val="center"/>
         <w:rPr>
@@ -5682,7 +5241,7 @@
           <w:p>
             <w:pPr>
               <w:pStyle w:val="pasantia"/>
-              <w:spacing w:line="276" w:lineRule="auto"/>
+              <w:spacing w:line="240" w:lineRule="auto"/>
               <w:ind w:firstLine="0"/>
               <w:jc w:val="both"/>
               <w:rPr>
@@ -5699,25 +5258,7 @@
                 <w:sz w:val="16"/>
                 <w:szCs w:val="16"/>
               </w:rPr>
-              <w:t>L</w:t>
-            </w:r>
-            <w:r>
-              <w:rPr>
-                <w:b/>
-                <w:bCs/>
-                <w:sz w:val="16"/>
-                <w:szCs w:val="16"/>
-              </w:rPr>
-              <w:t>impieza física de componentes</w:t>
-            </w:r>
-            <w:r>
-              <w:rPr>
-                <w:b/>
-                <w:bCs/>
-                <w:sz w:val="16"/>
-                <w:szCs w:val="16"/>
-              </w:rPr>
-              <w:t xml:space="preserve"> de CPU.</w:t>
+              <w:t>Realización de Inventario de Tóners de impresoras.</w:t>
             </w:r>
           </w:p>
         </w:tc>
@@ -5729,7 +5270,7 @@
           <w:p>
             <w:pPr>
               <w:pStyle w:val="pasantia"/>
-              <w:spacing w:line="276" w:lineRule="auto"/>
+              <w:spacing w:line="240" w:lineRule="auto"/>
               <w:ind w:firstLine="0"/>
               <w:jc w:val="center"/>
               <w:rPr>
@@ -5737,7 +5278,6 @@
                 <w:bCs/>
                 <w:sz w:val="16"/>
                 <w:szCs w:val="16"/>
-                <w:lang w:val="es-VE"/>
               </w:rPr>
             </w:pPr>
             <w:r>
@@ -5747,7 +5287,7 @@
                 <w:sz w:val="16"/>
                 <w:szCs w:val="16"/>
               </w:rPr>
-              <w:t>27/04/26</w:t>
+              <w:t>12/05/26</w:t>
             </w:r>
           </w:p>
         </w:tc>
@@ -5759,7 +5299,7 @@
           <w:p>
             <w:pPr>
               <w:pStyle w:val="pasantia"/>
-              <w:spacing w:line="276" w:lineRule="auto"/>
+              <w:spacing w:line="240" w:lineRule="auto"/>
               <w:ind w:firstLine="0"/>
               <w:jc w:val="center"/>
               <w:rPr>
@@ -5767,7 +5307,6 @@
                 <w:bCs/>
                 <w:sz w:val="16"/>
                 <w:szCs w:val="16"/>
-                <w:lang w:val="es-VE"/>
               </w:rPr>
             </w:pPr>
             <w:r>
@@ -5777,7 +5316,7 @@
                 <w:sz w:val="16"/>
                 <w:szCs w:val="16"/>
               </w:rPr>
-              <w:t>23/06/26</w:t>
+              <w:t>13/05/26</w:t>
             </w:r>
           </w:p>
         </w:tc>
@@ -5789,7 +5328,7 @@
           <w:p>
             <w:pPr>
               <w:pStyle w:val="pasantia"/>
-              <w:spacing w:line="276" w:lineRule="auto"/>
+              <w:spacing w:line="240" w:lineRule="auto"/>
               <w:ind w:firstLine="0"/>
               <w:jc w:val="both"/>
               <w:rPr>
@@ -5808,63 +5347,19 @@
                 <w:szCs w:val="16"/>
                 <w:lang w:val="es-VE"/>
               </w:rPr>
-              <w:t>D</w:t>
-            </w:r>
-            <w:r>
-              <w:rPr>
-                <w:b/>
-                <w:bCs/>
-                <w:sz w:val="16"/>
-                <w:szCs w:val="16"/>
-                <w:lang w:val="es-VE"/>
-              </w:rPr>
-              <w:t>estornilladores, sopladora,</w:t>
-            </w:r>
-          </w:p>
-          <w:p>
-            <w:pPr>
-              <w:pStyle w:val="pasantia"/>
-              <w:spacing w:line="276" w:lineRule="auto"/>
-              <w:ind w:firstLine="0"/>
-              <w:jc w:val="both"/>
-              <w:rPr>
-                <w:b/>
-                <w:bCs/>
-                <w:sz w:val="16"/>
-                <w:szCs w:val="16"/>
-                <w:lang w:val="es-VE"/>
-              </w:rPr>
-            </w:pPr>
-            <w:r>
-              <w:rPr>
-                <w:b/>
-                <w:bCs/>
-                <w:sz w:val="16"/>
-                <w:szCs w:val="16"/>
-                <w:lang w:val="es-VE"/>
-              </w:rPr>
-              <w:t xml:space="preserve">limpiador de contacto, </w:t>
-            </w:r>
-            <w:r>
-              <w:rPr>
-                <w:b/>
-                <w:bCs/>
-                <w:sz w:val="16"/>
-                <w:szCs w:val="16"/>
-                <w:lang w:val="es-VE"/>
-              </w:rPr>
-              <w:t>software básico.</w:t>
+              <w:t>Comparación entre el registro de inventario del mes pasado y el inventario actual</w:t>
             </w:r>
           </w:p>
         </w:tc>
         <w:tc>
           <w:tcPr>
             <w:tcW w:w="1693" w:type="dxa"/>
+            <w:vAlign w:val="center"/>
           </w:tcPr>
           <w:p>
             <w:pPr>
               <w:pStyle w:val="pasantia"/>
-              <w:spacing w:line="276" w:lineRule="auto"/>
+              <w:spacing w:line="240" w:lineRule="auto"/>
               <w:ind w:firstLine="0"/>
               <w:jc w:val="both"/>
               <w:rPr>
@@ -5872,6 +5367,7 @@
                 <w:bCs/>
                 <w:sz w:val="16"/>
                 <w:szCs w:val="16"/>
+                <w:lang w:val="es-VE"/>
               </w:rPr>
             </w:pPr>
             <w:r>
@@ -5880,6 +5376,7 @@
                 <w:bCs/>
                 <w:sz w:val="16"/>
                 <w:szCs w:val="16"/>
+                <w:lang w:val="es-VE"/>
               </w:rPr>
               <w:t>Jorge Araujo.</w:t>
             </w:r>
@@ -5887,7 +5384,7 @@
           <w:p>
             <w:pPr>
               <w:pStyle w:val="pasantia"/>
-              <w:spacing w:line="276" w:lineRule="auto"/>
+              <w:spacing w:line="240" w:lineRule="auto"/>
               <w:ind w:firstLine="0"/>
               <w:jc w:val="both"/>
               <w:rPr>
@@ -5912,144 +5409,9 @@
                 <w:bCs/>
                 <w:sz w:val="16"/>
                 <w:szCs w:val="16"/>
-              </w:rPr>
-              <w:t>Emmanuel S</w:t>
-            </w:r>
-            <w:r>
-              <w:rPr>
-                <w:b/>
-                <w:bCs/>
-                <w:sz w:val="16"/>
-                <w:szCs w:val="16"/>
-              </w:rPr>
-              <w:t>á</w:t>
-            </w:r>
-            <w:r>
-              <w:rPr>
-                <w:b/>
-                <w:bCs/>
-                <w:sz w:val="16"/>
-                <w:szCs w:val="16"/>
-              </w:rPr>
-              <w:t>nchez.</w:t>
-            </w:r>
-          </w:p>
-          <w:p>
-            <w:pPr>
-              <w:pStyle w:val="pasantia"/>
-              <w:spacing w:line="276" w:lineRule="auto"/>
-              <w:ind w:firstLine="0"/>
-              <w:jc w:val="both"/>
-              <w:rPr>
-                <w:b/>
-                <w:bCs/>
-                <w:sz w:val="16"/>
-                <w:szCs w:val="16"/>
-              </w:rPr>
-            </w:pPr>
-            <w:r>
-              <w:rPr>
-                <w:b/>
-                <w:bCs/>
-                <w:sz w:val="16"/>
-                <w:szCs w:val="16"/>
-              </w:rPr>
-              <w:t xml:space="preserve">Ing. </w:t>
-            </w:r>
-            <w:r>
-              <w:rPr>
-                <w:b/>
-                <w:bCs/>
-                <w:sz w:val="16"/>
-                <w:szCs w:val="16"/>
-              </w:rPr>
-              <w:t>Aníbal</w:t>
-            </w:r>
-            <w:r>
-              <w:rPr>
-                <w:b/>
-                <w:bCs/>
-                <w:sz w:val="16"/>
-                <w:szCs w:val="16"/>
-              </w:rPr>
-              <w:t xml:space="preserve"> Morillo</w:t>
-            </w:r>
-            <w:r>
-              <w:rPr>
-                <w:b/>
-                <w:bCs/>
-                <w:sz w:val="16"/>
-                <w:szCs w:val="16"/>
-              </w:rPr>
-              <w:t>.</w:t>
-            </w:r>
-          </w:p>
-          <w:p>
-            <w:pPr>
-              <w:pStyle w:val="pasantia"/>
-              <w:spacing w:line="276" w:lineRule="auto"/>
-              <w:ind w:firstLine="0"/>
-              <w:jc w:val="both"/>
-              <w:rPr>
-                <w:b/>
-                <w:bCs/>
-                <w:sz w:val="16"/>
-                <w:szCs w:val="16"/>
-              </w:rPr>
-            </w:pPr>
-            <w:r>
-              <w:rPr>
-                <w:b/>
-                <w:bCs/>
-                <w:sz w:val="16"/>
-                <w:szCs w:val="16"/>
-              </w:rPr>
-              <w:t xml:space="preserve">Ing. </w:t>
-            </w:r>
-            <w:r>
-              <w:rPr>
-                <w:b/>
-                <w:bCs/>
-                <w:sz w:val="16"/>
-                <w:szCs w:val="16"/>
-              </w:rPr>
-              <w:t>Eleazar Uzc</w:t>
-            </w:r>
-            <w:r>
-              <w:rPr>
-                <w:b/>
-                <w:bCs/>
-                <w:sz w:val="16"/>
-                <w:szCs w:val="16"/>
-              </w:rPr>
-              <w:t>á</w:t>
-            </w:r>
-            <w:r>
-              <w:rPr>
-                <w:b/>
-                <w:bCs/>
-                <w:sz w:val="16"/>
-                <w:szCs w:val="16"/>
-              </w:rPr>
-              <w:t>tegu</w:t>
-            </w:r>
-            <w:r>
-              <w:rPr>
-                <w:b/>
-                <w:bCs/>
-                <w:sz w:val="16"/>
-                <w:szCs w:val="16"/>
-              </w:rPr>
-              <w:t>i</w:t>
-            </w:r>
-            <w:r>
-              <w:rPr>
-                <w:b/>
-                <w:bCs/>
-                <w:sz w:val="16"/>
-                <w:szCs w:val="16"/>
-              </w:rPr>
-              <w:t>.</w:t>
+                <w:lang w:val="es-VE"/>
+              </w:rPr>
+              <w:t>Emmanuel Sánchez</w:t>
             </w:r>
           </w:p>
         </w:tc>
@@ -6058,13 +5420,12 @@
         <w:tc>
           <w:tcPr>
             <w:tcW w:w="1622" w:type="dxa"/>
-            <w:shd w:val="clear" w:color="auto" w:fill="FFFFFF" w:themeFill="background1"/>
             <w:vAlign w:val="center"/>
           </w:tcPr>
           <w:p>
             <w:pPr>
               <w:pStyle w:val="pasantia"/>
-              <w:spacing w:line="276" w:lineRule="auto"/>
+              <w:spacing w:line="240" w:lineRule="auto"/>
               <w:ind w:firstLine="0"/>
               <w:jc w:val="both"/>
               <w:rPr>
@@ -6072,7 +5433,6 @@
                 <w:bCs/>
                 <w:sz w:val="16"/>
                 <w:szCs w:val="16"/>
-                <w:lang w:val="es-VE"/>
               </w:rPr>
             </w:pPr>
             <w:r>
@@ -6082,34 +5442,16 @@
                 <w:sz w:val="16"/>
                 <w:szCs w:val="16"/>
               </w:rPr>
-              <w:t>R</w:t>
-            </w:r>
-            <w:r>
-              <w:rPr>
-                <w:b/>
-                <w:bCs/>
-                <w:sz w:val="16"/>
-                <w:szCs w:val="16"/>
-              </w:rPr>
-              <w:t>egistro manual de nuevos usuarios en el</w:t>
-            </w:r>
-            <w:r>
-              <w:rPr>
-                <w:b/>
-                <w:bCs/>
-                <w:sz w:val="16"/>
-                <w:szCs w:val="16"/>
-              </w:rPr>
-              <w:t xml:space="preserve"> lector </w:t>
-            </w:r>
-            <w:r>
-              <w:rPr>
-                <w:b/>
-                <w:bCs/>
-                <w:sz w:val="16"/>
-                <w:szCs w:val="16"/>
-              </w:rPr>
-              <w:t>biométrico.</w:t>
+              <w:t>C</w:t>
+            </w:r>
+            <w:r>
+              <w:rPr>
+                <w:b/>
+                <w:bCs/>
+                <w:sz w:val="16"/>
+                <w:szCs w:val="16"/>
+              </w:rPr>
+              <w:t>ambio de cartuchos/tóner y solución de atascos de papel.</w:t>
             </w:r>
           </w:p>
         </w:tc>
@@ -6121,7 +5463,7 @@
           <w:p>
             <w:pPr>
               <w:pStyle w:val="pasantia"/>
-              <w:spacing w:line="276" w:lineRule="auto"/>
+              <w:spacing w:line="240" w:lineRule="auto"/>
               <w:ind w:firstLine="0"/>
               <w:jc w:val="center"/>
               <w:rPr>
@@ -6129,7 +5471,6 @@
                 <w:bCs/>
                 <w:sz w:val="16"/>
                 <w:szCs w:val="16"/>
-                <w:lang w:val="es-VE"/>
               </w:rPr>
             </w:pPr>
             <w:r>
@@ -6138,38 +5479,8 @@
                 <w:bCs/>
                 <w:sz w:val="16"/>
                 <w:szCs w:val="16"/>
-                <w:lang w:val="es-VE"/>
-              </w:rPr>
-              <w:t>1</w:t>
-            </w:r>
-            <w:r>
-              <w:rPr>
-                <w:b/>
-                <w:bCs/>
-                <w:sz w:val="16"/>
-                <w:szCs w:val="16"/>
-                <w:lang w:val="es-VE"/>
-              </w:rPr>
-              <w:t>5</w:t>
-            </w:r>
-            <w:r>
-              <w:rPr>
-                <w:b/>
-                <w:bCs/>
-                <w:sz w:val="16"/>
-                <w:szCs w:val="16"/>
-                <w:lang w:val="es-VE"/>
-              </w:rPr>
-              <w:t>/05</w:t>
-            </w:r>
-            <w:r>
-              <w:rPr>
-                <w:b/>
-                <w:bCs/>
-                <w:sz w:val="16"/>
-                <w:szCs w:val="16"/>
-              </w:rPr>
-              <w:t>/26</w:t>
+              </w:rPr>
+              <w:t>27/04/26</w:t>
             </w:r>
           </w:p>
         </w:tc>
@@ -6181,7 +5492,7 @@
           <w:p>
             <w:pPr>
               <w:pStyle w:val="pasantia"/>
-              <w:spacing w:line="276" w:lineRule="auto"/>
+              <w:spacing w:line="240" w:lineRule="auto"/>
               <w:ind w:firstLine="0"/>
               <w:jc w:val="center"/>
               <w:rPr>
@@ -6189,7 +5500,6 @@
                 <w:bCs/>
                 <w:sz w:val="16"/>
                 <w:szCs w:val="16"/>
-                <w:lang w:val="es-VE"/>
               </w:rPr>
             </w:pPr>
             <w:r>
@@ -6198,28 +5508,8 @@
                 <w:bCs/>
                 <w:sz w:val="16"/>
                 <w:szCs w:val="16"/>
-                <w:lang w:val="es-VE"/>
-              </w:rPr>
-              <w:t>18</w:t>
-            </w:r>
-            <w:r>
-              <w:rPr>
-                <w:b/>
-                <w:bCs/>
-                <w:sz w:val="16"/>
-                <w:szCs w:val="16"/>
-                <w:lang w:val="es-VE"/>
-              </w:rPr>
-              <w:t>/05</w:t>
-            </w:r>
-            <w:r>
-              <w:rPr>
-                <w:b/>
-                <w:bCs/>
-                <w:sz w:val="16"/>
-                <w:szCs w:val="16"/>
-              </w:rPr>
-              <w:t>/26</w:t>
+              </w:rPr>
+              <w:t>23/06/26</w:t>
             </w:r>
           </w:p>
         </w:tc>
@@ -6231,7 +5521,7 @@
           <w:p>
             <w:pPr>
               <w:pStyle w:val="pasantia"/>
-              <w:spacing w:line="276" w:lineRule="auto"/>
+              <w:spacing w:line="240" w:lineRule="auto"/>
               <w:ind w:firstLine="0"/>
               <w:jc w:val="both"/>
               <w:rPr>
@@ -6250,7 +5540,7 @@
                 <w:szCs w:val="16"/>
                 <w:lang w:val="es-VE"/>
               </w:rPr>
-              <w:t>C</w:t>
+              <w:t>R</w:t>
             </w:r>
             <w:r>
               <w:rPr>
@@ -6260,43 +5550,13 @@
                 <w:szCs w:val="16"/>
                 <w:lang w:val="es-VE"/>
               </w:rPr>
-              <w:t>arga de datos en el software de control de</w:t>
-            </w:r>
-            <w:r>
-              <w:rPr>
-                <w:b/>
-                <w:bCs/>
-                <w:sz w:val="16"/>
-                <w:szCs w:val="16"/>
-                <w:lang w:val="es-VE"/>
-              </w:rPr>
-              <w:t xml:space="preserve"> usuarios</w:t>
-            </w:r>
-            <w:r>
-              <w:rPr>
-                <w:b/>
-                <w:bCs/>
-                <w:sz w:val="16"/>
-                <w:szCs w:val="16"/>
-                <w:lang w:val="es-VE"/>
-              </w:rPr>
-              <w:t>.</w:t>
-            </w:r>
-            <w:r>
-              <w:rPr>
-                <w:b/>
-                <w:bCs/>
-                <w:sz w:val="16"/>
-                <w:szCs w:val="16"/>
-                <w:lang w:val="es-VE"/>
-              </w:rPr>
-              <w:br/>
+              <w:t>eemplazo directo de consumibles agotados.</w:t>
             </w:r>
           </w:p>
           <w:p>
             <w:pPr>
               <w:pStyle w:val="pasantia"/>
-              <w:spacing w:line="276" w:lineRule="auto"/>
+              <w:spacing w:line="240" w:lineRule="auto"/>
               <w:ind w:firstLine="0"/>
               <w:jc w:val="both"/>
               <w:rPr>
@@ -6307,7 +5567,13 @@
                 <w:lang w:val="es-VE"/>
               </w:rPr>
             </w:pPr>
-            <w:r>
+          </w:p>
+          <w:p>
+            <w:pPr>
+              <w:pStyle w:val="pasantia"/>
+              <w:spacing w:line="240" w:lineRule="auto"/>
+              <w:ind w:firstLine="0"/>
+              <w:jc w:val="both"/>
               <w:rPr>
                 <w:b/>
                 <w:bCs/>
@@ -6315,8 +5581,7 @@
                 <w:szCs w:val="16"/>
                 <w:lang w:val="es-VE"/>
               </w:rPr>
-              <w:t>S</w:t>
-            </w:r>
+            </w:pPr>
             <w:r>
               <w:rPr>
                 <w:b/>
@@ -6325,9 +5590,207 @@
                 <w:szCs w:val="16"/>
                 <w:lang w:val="es-VE"/>
               </w:rPr>
-              <w:t xml:space="preserve">oftware del </w:t>
-            </w:r>
-            <w:r>
+              <w:t>Tóners de repuesto.</w:t>
+            </w:r>
+          </w:p>
+        </w:tc>
+        <w:tc>
+          <w:tcPr>
+            <w:tcW w:w="1693" w:type="dxa"/>
+            <w:vAlign w:val="center"/>
+          </w:tcPr>
+          <w:p>
+            <w:pPr>
+              <w:pStyle w:val="pasantia"/>
+              <w:spacing w:line="240" w:lineRule="auto"/>
+              <w:ind w:firstLine="0"/>
+              <w:jc w:val="both"/>
+              <w:rPr>
+                <w:b/>
+                <w:bCs/>
+                <w:sz w:val="16"/>
+                <w:szCs w:val="16"/>
+              </w:rPr>
+            </w:pPr>
+            <w:r>
+              <w:rPr>
+                <w:b/>
+                <w:bCs/>
+                <w:sz w:val="16"/>
+                <w:szCs w:val="16"/>
+              </w:rPr>
+              <w:t>Jorge Araujo.</w:t>
+            </w:r>
+          </w:p>
+          <w:p>
+            <w:pPr>
+              <w:pStyle w:val="pasantia"/>
+              <w:spacing w:line="240" w:lineRule="auto"/>
+              <w:ind w:firstLine="0"/>
+              <w:jc w:val="both"/>
+              <w:rPr>
+                <w:b/>
+                <w:bCs/>
+                <w:sz w:val="16"/>
+                <w:szCs w:val="16"/>
+              </w:rPr>
+            </w:pPr>
+            <w:r>
+              <w:rPr>
+                <w:b/>
+                <w:bCs/>
+                <w:sz w:val="16"/>
+                <w:szCs w:val="16"/>
+              </w:rPr>
+              <w:t xml:space="preserve">Ing. </w:t>
+            </w:r>
+            <w:r>
+              <w:rPr>
+                <w:b/>
+                <w:bCs/>
+                <w:sz w:val="16"/>
+                <w:szCs w:val="16"/>
+              </w:rPr>
+              <w:t>Aníbal</w:t>
+            </w:r>
+            <w:r>
+              <w:rPr>
+                <w:b/>
+                <w:bCs/>
+                <w:sz w:val="16"/>
+                <w:szCs w:val="16"/>
+              </w:rPr>
+              <w:t xml:space="preserve"> Morillo</w:t>
+            </w:r>
+            <w:r>
+              <w:rPr>
+                <w:b/>
+                <w:bCs/>
+                <w:sz w:val="16"/>
+                <w:szCs w:val="16"/>
+              </w:rPr>
+              <w:t>.</w:t>
+            </w:r>
+          </w:p>
+        </w:tc>
+      </w:tr>
+      <w:tr>
+        <w:tc>
+          <w:tcPr>
+            <w:tcW w:w="1622" w:type="dxa"/>
+            <w:vAlign w:val="center"/>
+          </w:tcPr>
+          <w:p>
+            <w:pPr>
+              <w:pStyle w:val="pasantia"/>
+              <w:spacing w:line="240" w:lineRule="auto"/>
+              <w:ind w:firstLine="0"/>
+              <w:jc w:val="both"/>
+              <w:rPr>
+                <w:b/>
+                <w:bCs/>
+                <w:sz w:val="16"/>
+                <w:szCs w:val="16"/>
+              </w:rPr>
+            </w:pPr>
+            <w:r>
+              <w:rPr>
+                <w:b/>
+                <w:bCs/>
+                <w:sz w:val="16"/>
+                <w:szCs w:val="16"/>
+              </w:rPr>
+              <w:t>L</w:t>
+            </w:r>
+            <w:r>
+              <w:rPr>
+                <w:b/>
+                <w:bCs/>
+                <w:sz w:val="16"/>
+                <w:szCs w:val="16"/>
+              </w:rPr>
+              <w:t>impieza física de componentes</w:t>
+            </w:r>
+            <w:r>
+              <w:rPr>
+                <w:b/>
+                <w:bCs/>
+                <w:sz w:val="16"/>
+                <w:szCs w:val="16"/>
+              </w:rPr>
+              <w:t xml:space="preserve"> de CPU.</w:t>
+            </w:r>
+          </w:p>
+        </w:tc>
+        <w:tc>
+          <w:tcPr>
+            <w:tcW w:w="893" w:type="dxa"/>
+            <w:vAlign w:val="center"/>
+          </w:tcPr>
+          <w:p>
+            <w:pPr>
+              <w:pStyle w:val="pasantia"/>
+              <w:spacing w:line="240" w:lineRule="auto"/>
+              <w:ind w:firstLine="0"/>
+              <w:jc w:val="center"/>
+              <w:rPr>
+                <w:b/>
+                <w:bCs/>
+                <w:sz w:val="16"/>
+                <w:szCs w:val="16"/>
+              </w:rPr>
+            </w:pPr>
+            <w:r>
+              <w:rPr>
+                <w:b/>
+                <w:bCs/>
+                <w:sz w:val="16"/>
+                <w:szCs w:val="16"/>
+              </w:rPr>
+              <w:t>27/04/26</w:t>
+            </w:r>
+          </w:p>
+        </w:tc>
+        <w:tc>
+          <w:tcPr>
+            <w:tcW w:w="1308" w:type="dxa"/>
+            <w:vAlign w:val="center"/>
+          </w:tcPr>
+          <w:p>
+            <w:pPr>
+              <w:pStyle w:val="pasantia"/>
+              <w:spacing w:line="240" w:lineRule="auto"/>
+              <w:ind w:firstLine="0"/>
+              <w:jc w:val="center"/>
+              <w:rPr>
+                <w:b/>
+                <w:bCs/>
+                <w:sz w:val="16"/>
+                <w:szCs w:val="16"/>
+              </w:rPr>
+            </w:pPr>
+            <w:r>
+              <w:rPr>
+                <w:b/>
+                <w:bCs/>
+                <w:sz w:val="16"/>
+                <w:szCs w:val="16"/>
+              </w:rPr>
+              <w:t>23/06/26</w:t>
+            </w:r>
+          </w:p>
+        </w:tc>
+        <w:tc>
+          <w:tcPr>
+            <w:tcW w:w="2747" w:type="dxa"/>
+            <w:vAlign w:val="center"/>
+          </w:tcPr>
+          <w:p>
+            <w:pPr>
+              <w:pStyle w:val="pasantia"/>
+              <w:spacing w:line="240" w:lineRule="auto"/>
+              <w:ind w:firstLine="0"/>
+              <w:jc w:val="both"/>
               <w:rPr>
                 <w:b/>
                 <w:bCs/>
@@ -6335,8 +5798,7 @@
                 <w:szCs w:val="16"/>
                 <w:lang w:val="es-VE"/>
               </w:rPr>
-              <w:t>lector</w:t>
-            </w:r>
+            </w:pPr>
             <w:r>
               <w:rPr>
                 <w:b/>
@@ -6345,7 +5807,52 @@
                 <w:szCs w:val="16"/>
                 <w:lang w:val="es-VE"/>
               </w:rPr>
-              <w:t xml:space="preserve"> biométrico.</w:t>
+              <w:t>D</w:t>
+            </w:r>
+            <w:r>
+              <w:rPr>
+                <w:b/>
+                <w:bCs/>
+                <w:sz w:val="16"/>
+                <w:szCs w:val="16"/>
+                <w:lang w:val="es-VE"/>
+              </w:rPr>
+              <w:t>estornilladores, sopladora,</w:t>
+            </w:r>
+          </w:p>
+          <w:p>
+            <w:pPr>
+              <w:pStyle w:val="pasantia"/>
+              <w:spacing w:line="240" w:lineRule="auto"/>
+              <w:ind w:firstLine="0"/>
+              <w:jc w:val="both"/>
+              <w:rPr>
+                <w:b/>
+                <w:bCs/>
+                <w:sz w:val="16"/>
+                <w:szCs w:val="16"/>
+                <w:lang w:val="es-VE"/>
+              </w:rPr>
+            </w:pPr>
+            <w:r>
+              <w:rPr>
+                <w:b/>
+                <w:bCs/>
+                <w:sz w:val="16"/>
+                <w:szCs w:val="16"/>
+                <w:lang w:val="es-VE"/>
+              </w:rPr>
+              <w:t xml:space="preserve">limpiador de contacto, </w:t>
+            </w:r>
+            <w:r>
+              <w:rPr>
+                <w:b/>
+                <w:bCs/>
+                <w:sz w:val="16"/>
+                <w:szCs w:val="16"/>
+                <w:lang w:val="es-VE"/>
+              </w:rPr>
+              <w:t>software básico.</w:t>
             </w:r>
           </w:p>
         </w:tc>
@@ -6356,7 +5863,7 @@
           <w:p>
             <w:pPr>
               <w:pStyle w:val="pasantia"/>
-              <w:spacing w:line="276" w:lineRule="auto"/>
+              <w:spacing w:line="240" w:lineRule="auto"/>
               <w:ind w:firstLine="0"/>
               <w:jc w:val="both"/>
               <w:rPr>
@@ -6379,7 +5886,7 @@
           <w:p>
             <w:pPr>
               <w:pStyle w:val="pasantia"/>
-              <w:spacing w:line="276" w:lineRule="auto"/>
+              <w:spacing w:line="240" w:lineRule="auto"/>
               <w:ind w:firstLine="0"/>
               <w:jc w:val="both"/>
               <w:rPr>
@@ -6429,7 +5936,7 @@
           <w:p>
             <w:pPr>
               <w:pStyle w:val="pasantia"/>
-              <w:spacing w:line="276" w:lineRule="auto"/>
+              <w:spacing w:line="240" w:lineRule="auto"/>
               <w:ind w:firstLine="0"/>
               <w:jc w:val="both"/>
               <w:rPr>
@@ -6479,7 +5986,7 @@
           <w:p>
             <w:pPr>
               <w:pStyle w:val="pasantia"/>
-              <w:spacing w:line="276" w:lineRule="auto"/>
+              <w:spacing w:line="240" w:lineRule="auto"/>
               <w:ind w:firstLine="0"/>
               <w:jc w:val="both"/>
               <w:rPr>
@@ -6550,43 +6057,500 @@
         <w:tc>
           <w:tcPr>
             <w:tcW w:w="1622" w:type="dxa"/>
-            <w:shd w:val="clear" w:color="auto" w:fill="FFFFFF" w:themeFill="background1"/>
             <w:vAlign w:val="center"/>
           </w:tcPr>
           <w:p>
             <w:pPr>
-              <w:spacing w:line="276" w:lineRule="auto"/>
+              <w:pStyle w:val="pasantia"/>
+              <w:spacing w:line="240" w:lineRule="auto"/>
               <w:ind w:firstLine="0"/>
               <w:jc w:val="both"/>
               <w:rPr>
-                <w:rFonts w:ascii="Arial" w:eastAsia="Calibri" w:hAnsi="Arial" w:cs="Arial"/>
-                <w:b/>
-                <w:bCs/>
-                <w:kern w:val="0"/>
+                <w:b/>
+                <w:bCs/>
+                <w:sz w:val="16"/>
+                <w:szCs w:val="16"/>
+              </w:rPr>
+            </w:pPr>
+            <w:r>
+              <w:rPr>
+                <w:b/>
+                <w:bCs/>
+                <w:sz w:val="16"/>
+                <w:szCs w:val="16"/>
+              </w:rPr>
+              <w:t>R</w:t>
+            </w:r>
+            <w:r>
+              <w:rPr>
+                <w:b/>
+                <w:bCs/>
+                <w:sz w:val="16"/>
+                <w:szCs w:val="16"/>
+              </w:rPr>
+              <w:t>egistro manual de nuevos usuarios en el</w:t>
+            </w:r>
+            <w:r>
+              <w:rPr>
+                <w:b/>
+                <w:bCs/>
+                <w:sz w:val="16"/>
+                <w:szCs w:val="16"/>
+              </w:rPr>
+              <w:t xml:space="preserve"> lector </w:t>
+            </w:r>
+            <w:r>
+              <w:rPr>
+                <w:b/>
+                <w:bCs/>
+                <w:sz w:val="16"/>
+                <w:szCs w:val="16"/>
+              </w:rPr>
+              <w:t>biométrico.</w:t>
+            </w:r>
+          </w:p>
+        </w:tc>
+        <w:tc>
+          <w:tcPr>
+            <w:tcW w:w="893" w:type="dxa"/>
+            <w:vAlign w:val="center"/>
+          </w:tcPr>
+          <w:p>
+            <w:pPr>
+              <w:pStyle w:val="pasantia"/>
+              <w:spacing w:line="240" w:lineRule="auto"/>
+              <w:ind w:firstLine="0"/>
+              <w:jc w:val="center"/>
+              <w:rPr>
+                <w:b/>
+                <w:bCs/>
+                <w:sz w:val="16"/>
+                <w:szCs w:val="16"/>
+              </w:rPr>
+            </w:pPr>
+            <w:r>
+              <w:rPr>
+                <w:b/>
+                <w:bCs/>
                 <w:sz w:val="16"/>
                 <w:szCs w:val="16"/>
                 <w:lang w:val="es-VE"/>
-                <w14:ligatures w14:val="none"/>
+              </w:rPr>
+              <w:t>15/05</w:t>
+            </w:r>
+            <w:r>
+              <w:rPr>
+                <w:b/>
+                <w:bCs/>
+                <w:sz w:val="16"/>
+                <w:szCs w:val="16"/>
+              </w:rPr>
+              <w:t>/26</w:t>
+            </w:r>
+          </w:p>
+        </w:tc>
+        <w:tc>
+          <w:tcPr>
+            <w:tcW w:w="1308" w:type="dxa"/>
+            <w:vAlign w:val="center"/>
+          </w:tcPr>
+          <w:p>
+            <w:pPr>
+              <w:pStyle w:val="pasantia"/>
+              <w:spacing w:line="240" w:lineRule="auto"/>
+              <w:ind w:firstLine="0"/>
+              <w:jc w:val="center"/>
+              <w:rPr>
+                <w:b/>
+                <w:bCs/>
+                <w:sz w:val="16"/>
+                <w:szCs w:val="16"/>
               </w:rPr>
             </w:pPr>
             <w:r>
               <w:rPr>
-                <w:rFonts w:ascii="Arial" w:eastAsia="Calibri" w:hAnsi="Arial" w:cs="Arial"/>
-                <w:b/>
-                <w:bCs/>
-                <w:kern w:val="0"/>
+                <w:b/>
+                <w:bCs/>
                 <w:sz w:val="16"/>
                 <w:szCs w:val="16"/>
                 <w:lang w:val="es-VE"/>
-                <w14:ligatures w14:val="none"/>
-              </w:rPr>
-              <w:t>Tendido de red para el departamento de gerencia legal</w:t>
+              </w:rPr>
+              <w:t>18/05</w:t>
+            </w:r>
+            <w:r>
+              <w:rPr>
+                <w:b/>
+                <w:bCs/>
+                <w:sz w:val="16"/>
+                <w:szCs w:val="16"/>
+              </w:rPr>
+              <w:t>/26</w:t>
+            </w:r>
+          </w:p>
+        </w:tc>
+        <w:tc>
+          <w:tcPr>
+            <w:tcW w:w="2747" w:type="dxa"/>
+            <w:vAlign w:val="center"/>
+          </w:tcPr>
+          <w:p>
+            <w:pPr>
+              <w:pStyle w:val="pasantia"/>
+              <w:spacing w:line="240" w:lineRule="auto"/>
+              <w:ind w:firstLine="0"/>
+              <w:jc w:val="both"/>
+              <w:rPr>
+                <w:b/>
+                <w:bCs/>
+                <w:sz w:val="16"/>
+                <w:szCs w:val="16"/>
+                <w:lang w:val="es-VE"/>
+              </w:rPr>
+            </w:pPr>
+            <w:r>
+              <w:rPr>
+                <w:b/>
+                <w:bCs/>
+                <w:sz w:val="16"/>
+                <w:szCs w:val="16"/>
+                <w:lang w:val="es-VE"/>
+              </w:rPr>
+              <w:t>C</w:t>
+            </w:r>
+            <w:r>
+              <w:rPr>
+                <w:b/>
+                <w:bCs/>
+                <w:sz w:val="16"/>
+                <w:szCs w:val="16"/>
+                <w:lang w:val="es-VE"/>
+              </w:rPr>
+              <w:t>arga de datos en el software de control de</w:t>
+            </w:r>
+            <w:r>
+              <w:rPr>
+                <w:b/>
+                <w:bCs/>
+                <w:sz w:val="16"/>
+                <w:szCs w:val="16"/>
+                <w:lang w:val="es-VE"/>
+              </w:rPr>
+              <w:t xml:space="preserve"> usuarios</w:t>
+            </w:r>
+            <w:r>
+              <w:rPr>
+                <w:b/>
+                <w:bCs/>
+                <w:sz w:val="16"/>
+                <w:szCs w:val="16"/>
+                <w:lang w:val="es-VE"/>
+              </w:rPr>
+              <w:t>.</w:t>
+            </w:r>
+            <w:r>
+              <w:rPr>
+                <w:b/>
+                <w:bCs/>
+                <w:sz w:val="16"/>
+                <w:szCs w:val="16"/>
+                <w:lang w:val="es-VE"/>
+              </w:rPr>
+              <w:br/>
             </w:r>
           </w:p>
           <w:p>
             <w:pPr>
               <w:pStyle w:val="pasantia"/>
-              <w:spacing w:line="276" w:lineRule="auto"/>
+              <w:spacing w:line="240" w:lineRule="auto"/>
+              <w:ind w:firstLine="0"/>
+              <w:jc w:val="both"/>
+              <w:rPr>
+                <w:b/>
+                <w:bCs/>
+                <w:sz w:val="16"/>
+                <w:szCs w:val="16"/>
+                <w:lang w:val="es-VE"/>
+              </w:rPr>
+            </w:pPr>
+            <w:r>
+              <w:rPr>
+                <w:b/>
+                <w:bCs/>
+                <w:sz w:val="16"/>
+                <w:szCs w:val="16"/>
+                <w:lang w:val="es-VE"/>
+              </w:rPr>
+              <w:t>S</w:t>
+            </w:r>
+            <w:r>
+              <w:rPr>
+                <w:b/>
+                <w:bCs/>
+                <w:sz w:val="16"/>
+                <w:szCs w:val="16"/>
+                <w:lang w:val="es-VE"/>
+              </w:rPr>
+              <w:t xml:space="preserve">oftware del </w:t>
+            </w:r>
+            <w:r>
+              <w:rPr>
+                <w:b/>
+                <w:bCs/>
+                <w:sz w:val="16"/>
+                <w:szCs w:val="16"/>
+                <w:lang w:val="es-VE"/>
+              </w:rPr>
+              <w:t>lector</w:t>
+            </w:r>
+            <w:r>
+              <w:rPr>
+                <w:b/>
+                <w:bCs/>
+                <w:sz w:val="16"/>
+                <w:szCs w:val="16"/>
+                <w:lang w:val="es-VE"/>
+              </w:rPr>
+              <w:t xml:space="preserve"> biométrico.</w:t>
+            </w:r>
+          </w:p>
+        </w:tc>
+        <w:tc>
+          <w:tcPr>
+            <w:tcW w:w="1693" w:type="dxa"/>
+          </w:tcPr>
+          <w:p>
+            <w:pPr>
+              <w:pStyle w:val="pasantia"/>
+              <w:spacing w:line="240" w:lineRule="auto"/>
+              <w:ind w:firstLine="0"/>
+              <w:jc w:val="both"/>
+              <w:rPr>
+                <w:b/>
+                <w:bCs/>
+                <w:sz w:val="16"/>
+                <w:szCs w:val="16"/>
+              </w:rPr>
+            </w:pPr>
+            <w:r>
+              <w:rPr>
+                <w:b/>
+                <w:bCs/>
+                <w:sz w:val="16"/>
+                <w:szCs w:val="16"/>
+              </w:rPr>
+              <w:t>Jorge Araujo.</w:t>
+            </w:r>
+          </w:p>
+          <w:p>
+            <w:pPr>
+              <w:pStyle w:val="pasantia"/>
+              <w:spacing w:line="240" w:lineRule="auto"/>
+              <w:ind w:firstLine="0"/>
+              <w:jc w:val="both"/>
+              <w:rPr>
+                <w:b/>
+                <w:bCs/>
+                <w:sz w:val="16"/>
+                <w:szCs w:val="16"/>
+              </w:rPr>
+            </w:pPr>
+            <w:r>
+              <w:rPr>
+                <w:b/>
+                <w:bCs/>
+                <w:sz w:val="16"/>
+                <w:szCs w:val="16"/>
+              </w:rPr>
+              <w:t xml:space="preserve">Ing. </w:t>
+            </w:r>
+            <w:r>
+              <w:rPr>
+                <w:b/>
+                <w:bCs/>
+                <w:sz w:val="16"/>
+                <w:szCs w:val="16"/>
+              </w:rPr>
+              <w:t>Emmanuel S</w:t>
+            </w:r>
+            <w:r>
+              <w:rPr>
+                <w:b/>
+                <w:bCs/>
+                <w:sz w:val="16"/>
+                <w:szCs w:val="16"/>
+              </w:rPr>
+              <w:t>á</w:t>
+            </w:r>
+            <w:r>
+              <w:rPr>
+                <w:b/>
+                <w:bCs/>
+                <w:sz w:val="16"/>
+                <w:szCs w:val="16"/>
+              </w:rPr>
+              <w:t>nchez.</w:t>
+            </w:r>
+          </w:p>
+          <w:p>
+            <w:pPr>
+              <w:pStyle w:val="pasantia"/>
+              <w:spacing w:line="240" w:lineRule="auto"/>
+              <w:ind w:firstLine="0"/>
+              <w:jc w:val="both"/>
+              <w:rPr>
+                <w:b/>
+                <w:bCs/>
+                <w:sz w:val="16"/>
+                <w:szCs w:val="16"/>
+              </w:rPr>
+            </w:pPr>
+            <w:r>
+              <w:rPr>
+                <w:b/>
+                <w:bCs/>
+                <w:sz w:val="16"/>
+                <w:szCs w:val="16"/>
+              </w:rPr>
+              <w:t xml:space="preserve">Ing. </w:t>
+            </w:r>
+            <w:r>
+              <w:rPr>
+                <w:b/>
+                <w:bCs/>
+                <w:sz w:val="16"/>
+                <w:szCs w:val="16"/>
+              </w:rPr>
+              <w:t>Aníbal</w:t>
+            </w:r>
+            <w:r>
+              <w:rPr>
+                <w:b/>
+                <w:bCs/>
+                <w:sz w:val="16"/>
+                <w:szCs w:val="16"/>
+              </w:rPr>
+              <w:t xml:space="preserve"> Morillo</w:t>
+            </w:r>
+            <w:r>
+              <w:rPr>
+                <w:b/>
+                <w:bCs/>
+                <w:sz w:val="16"/>
+                <w:szCs w:val="16"/>
+              </w:rPr>
+              <w:t>.</w:t>
+            </w:r>
+          </w:p>
+          <w:p>
+            <w:pPr>
+              <w:pStyle w:val="pasantia"/>
+              <w:spacing w:line="240" w:lineRule="auto"/>
+              <w:ind w:firstLine="0"/>
+              <w:jc w:val="both"/>
+              <w:rPr>
+                <w:b/>
+                <w:bCs/>
+                <w:sz w:val="16"/>
+                <w:szCs w:val="16"/>
+              </w:rPr>
+            </w:pPr>
+            <w:r>
+              <w:rPr>
+                <w:b/>
+                <w:bCs/>
+                <w:sz w:val="16"/>
+                <w:szCs w:val="16"/>
+              </w:rPr>
+              <w:t xml:space="preserve">Ing. </w:t>
+            </w:r>
+            <w:r>
+              <w:rPr>
+                <w:b/>
+                <w:bCs/>
+                <w:sz w:val="16"/>
+                <w:szCs w:val="16"/>
+              </w:rPr>
+              <w:t>Eleazar Uzc</w:t>
+            </w:r>
+            <w:r>
+              <w:rPr>
+                <w:b/>
+                <w:bCs/>
+                <w:sz w:val="16"/>
+                <w:szCs w:val="16"/>
+              </w:rPr>
+              <w:t>á</w:t>
+            </w:r>
+            <w:r>
+              <w:rPr>
+                <w:b/>
+                <w:bCs/>
+                <w:sz w:val="16"/>
+                <w:szCs w:val="16"/>
+              </w:rPr>
+              <w:t>tegu</w:t>
+            </w:r>
+            <w:r>
+              <w:rPr>
+                <w:b/>
+                <w:bCs/>
+                <w:sz w:val="16"/>
+                <w:szCs w:val="16"/>
+              </w:rPr>
+              <w:t>i</w:t>
+            </w:r>
+            <w:r>
+              <w:rPr>
+                <w:b/>
+                <w:bCs/>
+                <w:sz w:val="16"/>
+                <w:szCs w:val="16"/>
+              </w:rPr>
+              <w:t>.</w:t>
+            </w:r>
+          </w:p>
+        </w:tc>
+      </w:tr>
+      <w:tr>
+        <w:tc>
+          <w:tcPr>
+            <w:tcW w:w="1622" w:type="dxa"/>
+            <w:vAlign w:val="center"/>
+          </w:tcPr>
+          <w:p>
+            <w:pPr>
+              <w:spacing w:line="240" w:lineRule="auto"/>
+              <w:ind w:firstLine="0"/>
+              <w:jc w:val="both"/>
+              <w:rPr>
+                <w:rFonts w:ascii="Arial" w:eastAsia="Calibri" w:hAnsi="Arial" w:cs="Arial"/>
+                <w:b/>
+                <w:bCs/>
+                <w:kern w:val="0"/>
+                <w:sz w:val="16"/>
+                <w:szCs w:val="16"/>
+                <w:lang w:val="es-VE"/>
+                <w14:ligatures w14:val="none"/>
+              </w:rPr>
+            </w:pPr>
+            <w:r>
+              <w:rPr>
+                <w:rFonts w:ascii="Arial" w:eastAsia="Calibri" w:hAnsi="Arial" w:cs="Arial"/>
+                <w:b/>
+                <w:bCs/>
+                <w:kern w:val="0"/>
+                <w:sz w:val="16"/>
+                <w:szCs w:val="16"/>
+                <w:lang w:val="es-VE"/>
+                <w14:ligatures w14:val="none"/>
+              </w:rPr>
+              <w:t>Tendido de red para el departamento de gerencia legal</w:t>
+            </w:r>
+          </w:p>
+          <w:p>
+            <w:pPr>
+              <w:pStyle w:val="pasantia"/>
+              <w:spacing w:line="240" w:lineRule="auto"/>
               <w:ind w:firstLine="0"/>
               <w:jc w:val="both"/>
               <w:rPr>
@@ -6606,7 +6570,7 @@
           <w:p>
             <w:pPr>
               <w:pStyle w:val="pasantia"/>
-              <w:spacing w:line="276" w:lineRule="auto"/>
+              <w:spacing w:line="240" w:lineRule="auto"/>
               <w:ind w:firstLine="0"/>
               <w:jc w:val="center"/>
               <w:rPr>
@@ -6614,7 +6578,6 @@
                 <w:bCs/>
                 <w:sz w:val="16"/>
                 <w:szCs w:val="16"/>
-                <w:lang w:val="es-VE"/>
               </w:rPr>
             </w:pPr>
             <w:r>
@@ -6662,7 +6625,7 @@
           <w:p>
             <w:pPr>
               <w:pStyle w:val="pasantia"/>
-              <w:spacing w:line="276" w:lineRule="auto"/>
+              <w:spacing w:line="240" w:lineRule="auto"/>
               <w:ind w:firstLine="0"/>
               <w:jc w:val="center"/>
               <w:rPr>
@@ -6670,7 +6633,6 @@
                 <w:bCs/>
                 <w:sz w:val="16"/>
                 <w:szCs w:val="16"/>
-                <w:lang w:val="es-VE"/>
               </w:rPr>
             </w:pPr>
             <w:r>
@@ -6731,7 +6693,7 @@
           <w:p>
             <w:pPr>
               <w:pStyle w:val="pasantia"/>
-              <w:spacing w:line="276" w:lineRule="auto"/>
+              <w:spacing w:line="240" w:lineRule="auto"/>
               <w:ind w:firstLine="0"/>
               <w:jc w:val="both"/>
               <w:rPr>
@@ -6764,7 +6726,7 @@
           </w:tcPr>
           <w:p>
             <w:pPr>
-              <w:spacing w:line="276" w:lineRule="auto"/>
+              <w:spacing w:line="240" w:lineRule="auto"/>
               <w:ind w:firstLine="0"/>
               <w:jc w:val="both"/>
               <w:rPr>
@@ -6794,7 +6756,7 @@
           </w:p>
           <w:p>
             <w:pPr>
-              <w:spacing w:line="276" w:lineRule="auto"/>
+              <w:spacing w:line="240" w:lineRule="auto"/>
               <w:ind w:firstLine="0"/>
               <w:jc w:val="both"/>
               <w:rPr>
@@ -6835,7 +6797,7 @@
           <w:p>
             <w:pPr>
               <w:pStyle w:val="pasantia"/>
-              <w:spacing w:line="276" w:lineRule="auto"/>
+              <w:spacing w:line="240" w:lineRule="auto"/>
               <w:ind w:firstLine="0"/>
               <w:jc w:val="both"/>
               <w:rPr>
@@ -6874,13 +6836,12 @@
         <w:tc>
           <w:tcPr>
             <w:tcW w:w="1622" w:type="dxa"/>
-            <w:shd w:val="clear" w:color="auto" w:fill="FFFFFF" w:themeFill="background1"/>
             <w:vAlign w:val="center"/>
           </w:tcPr>
           <w:p>
             <w:pPr>
               <w:pStyle w:val="pasantia"/>
-              <w:spacing w:line="276" w:lineRule="auto"/>
+              <w:spacing w:line="240" w:lineRule="auto"/>
               <w:ind w:firstLine="0"/>
               <w:jc w:val="both"/>
               <w:rPr>
@@ -6913,7 +6874,7 @@
           <w:p>
             <w:pPr>
               <w:pStyle w:val="pasantia"/>
-              <w:spacing w:line="276" w:lineRule="auto"/>
+              <w:spacing w:line="240" w:lineRule="auto"/>
               <w:ind w:firstLine="0"/>
               <w:jc w:val="center"/>
               <w:rPr>
@@ -6921,7 +6882,6 @@
                 <w:bCs/>
                 <w:sz w:val="16"/>
                 <w:szCs w:val="16"/>
-                <w:lang w:val="es-VE"/>
               </w:rPr>
             </w:pPr>
             <w:r>
@@ -6943,7 +6903,7 @@
           <w:p>
             <w:pPr>
               <w:pStyle w:val="pasantia"/>
-              <w:spacing w:line="276" w:lineRule="auto"/>
+              <w:spacing w:line="240" w:lineRule="auto"/>
               <w:ind w:firstLine="0"/>
               <w:jc w:val="center"/>
               <w:rPr>
@@ -6951,7 +6911,6 @@
                 <w:bCs/>
                 <w:sz w:val="16"/>
                 <w:szCs w:val="16"/>
-                <w:lang w:val="es-VE"/>
               </w:rPr>
             </w:pPr>
             <w:r>
@@ -6972,7 +6931,7 @@
           </w:tcPr>
           <w:p>
             <w:pPr>
-              <w:spacing w:line="276" w:lineRule="auto"/>
+              <w:spacing w:line="240" w:lineRule="auto"/>
               <w:ind w:firstLine="0"/>
               <w:jc w:val="both"/>
               <w:rPr>
@@ -7003,7 +6962,7 @@
           <w:p>
             <w:pPr>
               <w:pStyle w:val="pasantia"/>
-              <w:spacing w:line="276" w:lineRule="auto"/>
+              <w:spacing w:line="240" w:lineRule="auto"/>
               <w:ind w:firstLine="0"/>
               <w:jc w:val="both"/>
               <w:rPr>
@@ -7023,7 +6982,7 @@
           </w:tcPr>
           <w:p>
             <w:pPr>
-              <w:spacing w:line="276" w:lineRule="auto"/>
+              <w:spacing w:line="240" w:lineRule="auto"/>
               <w:ind w:firstLine="0"/>
               <w:jc w:val="both"/>
               <w:rPr>
@@ -7054,7 +7013,7 @@
           <w:p>
             <w:pPr>
               <w:pStyle w:val="pasantia"/>
-              <w:spacing w:line="276" w:lineRule="auto"/>
+              <w:spacing w:line="240" w:lineRule="auto"/>
               <w:ind w:firstLine="0"/>
               <w:jc w:val="both"/>
               <w:rPr>
@@ -7093,13 +7052,12 @@
         <w:tc>
           <w:tcPr>
             <w:tcW w:w="1622" w:type="dxa"/>
-            <w:shd w:val="clear" w:color="auto" w:fill="FFFFFF" w:themeFill="background1"/>
             <w:vAlign w:val="center"/>
           </w:tcPr>
           <w:p>
             <w:pPr>
               <w:pStyle w:val="pasantia"/>
-              <w:spacing w:line="276" w:lineRule="auto"/>
+              <w:spacing w:line="240" w:lineRule="auto"/>
               <w:ind w:firstLine="0"/>
               <w:jc w:val="both"/>
               <w:rPr>
@@ -7132,7 +7090,7 @@
           <w:p>
             <w:pPr>
               <w:pStyle w:val="pasantia"/>
-              <w:spacing w:line="276" w:lineRule="auto"/>
+              <w:spacing w:line="240" w:lineRule="auto"/>
               <w:ind w:firstLine="0"/>
               <w:jc w:val="center"/>
               <w:rPr>
@@ -7140,7 +7098,6 @@
                 <w:bCs/>
                 <w:sz w:val="16"/>
                 <w:szCs w:val="16"/>
-                <w:lang w:val="es-VE"/>
               </w:rPr>
             </w:pPr>
             <w:r>
@@ -7162,7 +7119,7 @@
           <w:p>
             <w:pPr>
               <w:pStyle w:val="pasantia"/>
-              <w:spacing w:line="276" w:lineRule="auto"/>
+              <w:spacing w:line="240" w:lineRule="auto"/>
               <w:ind w:firstLine="0"/>
               <w:jc w:val="center"/>
               <w:rPr>
@@ -7170,7 +7127,6 @@
                 <w:bCs/>
                 <w:sz w:val="16"/>
                 <w:szCs w:val="16"/>
-                <w:lang w:val="es-VE"/>
               </w:rPr>
             </w:pPr>
             <w:r>
@@ -7191,7 +7147,7 @@
           </w:tcPr>
           <w:p>
             <w:pPr>
-              <w:spacing w:line="276" w:lineRule="auto"/>
+              <w:spacing w:line="240" w:lineRule="auto"/>
               <w:ind w:firstLine="0"/>
               <w:jc w:val="both"/>
               <w:rPr>
@@ -7235,7 +7191,7 @@
           <w:p>
             <w:pPr>
               <w:pStyle w:val="pasantia"/>
-              <w:spacing w:line="276" w:lineRule="auto"/>
+              <w:spacing w:line="240" w:lineRule="auto"/>
               <w:ind w:firstLine="0"/>
               <w:jc w:val="both"/>
               <w:rPr>
@@ -7269,7 +7225,7 @@
           <w:p>
             <w:pPr>
               <w:pStyle w:val="pasantia"/>
-              <w:spacing w:line="276" w:lineRule="auto"/>
+              <w:spacing w:line="240" w:lineRule="auto"/>
               <w:ind w:firstLine="0"/>
               <w:jc w:val="both"/>
               <w:rPr>
@@ -7292,7 +7248,7 @@
           <w:p>
             <w:pPr>
               <w:pStyle w:val="pasantia"/>
-              <w:spacing w:line="276" w:lineRule="auto"/>
+              <w:spacing w:line="240" w:lineRule="auto"/>
               <w:ind w:firstLine="0"/>
               <w:jc w:val="both"/>
               <w:rPr>
@@ -7318,13 +7274,12 @@
         <w:tc>
           <w:tcPr>
             <w:tcW w:w="1622" w:type="dxa"/>
-            <w:shd w:val="clear" w:color="auto" w:fill="FFFFFF" w:themeFill="background1"/>
             <w:vAlign w:val="center"/>
           </w:tcPr>
           <w:p>
             <w:pPr>
               <w:pStyle w:val="pasantia"/>
-              <w:spacing w:line="276" w:lineRule="auto"/>
+              <w:spacing w:line="240" w:lineRule="auto"/>
               <w:ind w:firstLine="0"/>
               <w:jc w:val="both"/>
               <w:rPr>
@@ -7357,7 +7312,7 @@
           <w:p>
             <w:pPr>
               <w:pStyle w:val="pasantia"/>
-              <w:spacing w:line="276" w:lineRule="auto"/>
+              <w:spacing w:line="240" w:lineRule="auto"/>
               <w:ind w:firstLine="0"/>
               <w:jc w:val="center"/>
               <w:rPr>
@@ -7365,7 +7320,6 @@
                 <w:bCs/>
                 <w:sz w:val="16"/>
                 <w:szCs w:val="16"/>
-                <w:lang w:val="es-VE"/>
               </w:rPr>
             </w:pPr>
             <w:r>
@@ -7387,7 +7341,7 @@
           <w:p>
             <w:pPr>
               <w:pStyle w:val="pasantia"/>
-              <w:spacing w:line="276" w:lineRule="auto"/>
+              <w:spacing w:line="240" w:lineRule="auto"/>
               <w:ind w:firstLine="0"/>
               <w:jc w:val="center"/>
               <w:rPr>
@@ -7395,7 +7349,6 @@
                 <w:bCs/>
                 <w:sz w:val="16"/>
                 <w:szCs w:val="16"/>
-                <w:lang w:val="es-VE"/>
               </w:rPr>
             </w:pPr>
             <w:r>
@@ -7417,7 +7370,7 @@
           <w:p>
             <w:pPr>
               <w:pStyle w:val="pasantia"/>
-              <w:spacing w:line="276" w:lineRule="auto"/>
+              <w:spacing w:line="240" w:lineRule="auto"/>
               <w:ind w:firstLine="0"/>
               <w:jc w:val="both"/>
               <w:rPr>
@@ -7450,7 +7403,7 @@
           </w:tcPr>
           <w:p>
             <w:pPr>
-              <w:spacing w:line="276" w:lineRule="auto"/>
+              <w:spacing w:line="240" w:lineRule="auto"/>
               <w:ind w:firstLine="0"/>
               <w:jc w:val="both"/>
               <w:rPr>
@@ -7481,7 +7434,7 @@
           <w:p>
             <w:pPr>
               <w:pStyle w:val="pasantia"/>
-              <w:spacing w:line="276" w:lineRule="auto"/>
+              <w:spacing w:line="240" w:lineRule="auto"/>
               <w:ind w:firstLine="0"/>
               <w:jc w:val="both"/>
               <w:rPr>
@@ -7520,24 +7473,19 @@
         <w:tc>
           <w:tcPr>
             <w:tcW w:w="1622" w:type="dxa"/>
-            <w:shd w:val="clear" w:color="auto" w:fill="FFFFFF" w:themeFill="background1"/>
             <w:vAlign w:val="center"/>
           </w:tcPr>
           <w:p>
             <w:pPr>
               <w:pStyle w:val="pasantia"/>
-              <w:spacing w:line="276" w:lineRule="auto"/>
+              <w:spacing w:line="240" w:lineRule="auto"/>
               <w:ind w:firstLine="0"/>
               <w:jc w:val="both"/>
               <w:rPr>
-                <w:rFonts w:eastAsia="Calibri"/>
-                <w:b/>
-                <w:bCs/>
-                <w:kern w:val="0"/>
-                <w:sz w:val="16"/>
-                <w:szCs w:val="16"/>
-                <w:lang w:val="es-VE"/>
-                <w14:ligatures w14:val="none"/>
+                <w:b/>
+                <w:bCs/>
+                <w:sz w:val="16"/>
+                <w:szCs w:val="16"/>
               </w:rPr>
             </w:pPr>
             <w:r>
@@ -7563,18 +7511,14 @@
           <w:p>
             <w:pPr>
               <w:pStyle w:val="pasantia"/>
-              <w:spacing w:line="276" w:lineRule="auto"/>
+              <w:spacing w:line="240" w:lineRule="auto"/>
               <w:ind w:firstLine="0"/>
               <w:jc w:val="center"/>
               <w:rPr>
-                <w:rFonts w:eastAsia="Calibri"/>
-                <w:b/>
-                <w:bCs/>
-                <w:kern w:val="0"/>
-                <w:sz w:val="16"/>
-                <w:szCs w:val="16"/>
-                <w:lang w:val="es-VE"/>
-                <w14:ligatures w14:val="none"/>
+                <w:b/>
+                <w:bCs/>
+                <w:sz w:val="16"/>
+                <w:szCs w:val="16"/>
               </w:rPr>
             </w:pPr>
             <w:r>
@@ -7596,18 +7540,14 @@
           <w:p>
             <w:pPr>
               <w:pStyle w:val="pasantia"/>
-              <w:spacing w:line="276" w:lineRule="auto"/>
+              <w:spacing w:line="240" w:lineRule="auto"/>
               <w:ind w:firstLine="0"/>
               <w:jc w:val="center"/>
               <w:rPr>
-                <w:rFonts w:eastAsia="Calibri"/>
-                <w:b/>
-                <w:bCs/>
-                <w:kern w:val="0"/>
-                <w:sz w:val="16"/>
-                <w:szCs w:val="16"/>
-                <w:lang w:val="es-VE"/>
-                <w14:ligatures w14:val="none"/>
+                <w:b/>
+                <w:bCs/>
+                <w:sz w:val="16"/>
+                <w:szCs w:val="16"/>
               </w:rPr>
             </w:pPr>
             <w:r>
@@ -7629,18 +7569,15 @@
           <w:p>
             <w:pPr>
               <w:pStyle w:val="pasantia"/>
-              <w:spacing w:line="276" w:lineRule="auto"/>
+              <w:spacing w:line="240" w:lineRule="auto"/>
               <w:ind w:firstLine="0"/>
               <w:jc w:val="both"/>
               <w:rPr>
-                <w:rFonts w:eastAsia="Calibri"/>
-                <w:b/>
-                <w:bCs/>
-                <w:kern w:val="0"/>
+                <w:b/>
+                <w:bCs/>
                 <w:sz w:val="16"/>
                 <w:szCs w:val="16"/>
                 <w:lang w:val="es-VE"/>
-                <w14:ligatures w14:val="none"/>
               </w:rPr>
             </w:pPr>
             <w:r>
@@ -7663,7 +7600,7 @@
           </w:tcPr>
           <w:p>
             <w:pPr>
-              <w:spacing w:line="276" w:lineRule="auto"/>
+              <w:spacing w:line="240" w:lineRule="auto"/>
               <w:ind w:firstLine="0"/>
               <w:jc w:val="both"/>
               <w:rPr>
@@ -7693,7 +7630,7 @@
           </w:p>
           <w:p>
             <w:pPr>
-              <w:spacing w:line="276" w:lineRule="auto"/>
+              <w:spacing w:line="240" w:lineRule="auto"/>
               <w:ind w:firstLine="0"/>
               <w:jc w:val="both"/>
               <w:rPr>
@@ -7733,7 +7670,7 @@
           </w:p>
           <w:p>
             <w:pPr>
-              <w:spacing w:line="276" w:lineRule="auto"/>
+              <w:spacing w:line="240" w:lineRule="auto"/>
               <w:ind w:firstLine="0"/>
               <w:jc w:val="both"/>
               <w:rPr>
@@ -7773,23 +7710,19 @@
           </w:p>
           <w:p>
             <w:pPr>
-              <w:spacing w:line="276" w:lineRule="auto"/>
+              <w:pStyle w:val="pasantia"/>
+              <w:spacing w:line="240" w:lineRule="auto"/>
               <w:ind w:firstLine="0"/>
               <w:jc w:val="both"/>
               <w:rPr>
-                <w:rFonts w:ascii="Arial" w:eastAsia="Calibri" w:hAnsi="Arial" w:cs="Arial"/>
-                <w:b/>
-                <w:bCs/>
-                <w:kern w:val="0"/>
-                <w:sz w:val="16"/>
-                <w:szCs w:val="16"/>
-                <w:lang w:val="es-VE"/>
-                <w14:ligatures w14:val="none"/>
+                <w:b/>
+                <w:bCs/>
+                <w:sz w:val="16"/>
+                <w:szCs w:val="16"/>
               </w:rPr>
             </w:pPr>
             <w:r>
               <w:rPr>
-                <w:rFonts w:ascii="Arial" w:hAnsi="Arial" w:cs="Arial"/>
                 <w:b/>
                 <w:bCs/>
                 <w:sz w:val="16"/>
@@ -7799,7 +7732,7 @@
             </w:r>
             <w:r>
               <w:rPr>
-                <w:rFonts w:ascii="Arial" w:eastAsia="Calibri" w:hAnsi="Arial" w:cs="Arial"/>
+                <w:rFonts w:eastAsia="Calibri"/>
                 <w:b/>
                 <w:bCs/>
                 <w:kern w:val="0"/>
@@ -7840,6 +7773,7 @@
       <w:pPr>
         <w:spacing w:line="480" w:lineRule="auto"/>
         <w:ind w:firstLine="0"/>
+        <w:jc w:val="both"/>
         <w:rPr>
           <w:rFonts w:ascii="Arial" w:hAnsi="Arial" w:cs="Arial"/>
           <w:b/>
@@ -7871,7 +7805,7 @@
         <mc:AlternateContent>
           <mc:Choice Requires="wps">
             <w:drawing>
-              <wp:anchor distT="0" distB="0" distL="114300" distR="114300" simplePos="0" relativeHeight="251664384" behindDoc="0" locked="0" layoutInCell="1" allowOverlap="1" wp14:anchorId="600C004E" wp14:editId="47749F61">
+              <wp:anchor distT="0" distB="0" distL="114300" distR="114300" simplePos="0" relativeHeight="251667456" behindDoc="0" locked="0" layoutInCell="1" allowOverlap="1" wp14:anchorId="5274D292" wp14:editId="66BF076C">
                 <wp:simplePos x="0" y="0"/>
                 <wp:positionH relativeFrom="margin">
                   <wp:align>right</wp:align>
@@ -7882,7 +7816,7 @@
                 <wp:extent cx="2263775" cy="0"/>
                 <wp:effectExtent l="0" t="0" r="0" b="0"/>
                 <wp:wrapNone/>
-                <wp:docPr id="980963653" name="Conector recto 1"/>
+                <wp:docPr id="1957420227" name="Conector recto 1"/>
                 <wp:cNvGraphicFramePr/>
                 <a:graphic xmlns:a="http://schemas.openxmlformats.org/drawingml/2006/main">
                   <a:graphicData uri="http://schemas.microsoft.com/office/word/2010/wordprocessingShape">
@@ -7919,9 +7853,9 @@
               </wp:anchor>
             </w:drawing>
           </mc:Choice>
-          <mc:Fallback xmlns:w16sdtfl="http://schemas.microsoft.com/office/word/2024/wordml/sdtformatlock" xmlns:w16du="http://schemas.microsoft.com/office/word/2023/wordml/word16du">
+          <mc:Fallback>
             <w:pict>
-              <v:line w14:anchorId="1F15A46E" id="Conector recto 1" o:spid="_x0000_s1026" style="position:absolute;flip:y;z-index:251664384;visibility:visible;mso-wrap-style:square;mso-width-percent:0;mso-height-percent:0;mso-wrap-distance-left:9pt;mso-wrap-distance-top:0;mso-wrap-distance-right:9pt;mso-wrap-distance-bottom:0;mso-position-horizontal:right;mso-position-horizontal-relative:margin;mso-position-vertical:absolute;mso-position-vertical-relative:text;mso-width-percent:0;mso-height-percent:0;mso-width-relative:margin;mso-height-relative:margin" from="127.05pt,12.4pt" to="305.3pt,12.4pt" o:gfxdata="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" strokecolor="windowText" strokeweight=".5pt">
+              <v:line w14:anchorId="36F41B00" id="Conector recto 1" o:spid="_x0000_s1026" style="position:absolute;flip:y;z-index:251667456;visibility:visible;mso-wrap-style:square;mso-width-percent:0;mso-height-percent:0;mso-wrap-distance-left:9pt;mso-wrap-distance-top:0;mso-wrap-distance-right:9pt;mso-wrap-distance-bottom:0;mso-position-horizontal:right;mso-position-horizontal-relative:margin;mso-position-vertical:absolute;mso-position-vertical-relative:text;mso-width-percent:0;mso-height-percent:0;mso-width-relative:margin;mso-height-relative:margin" from="127.05pt,12.4pt" to="305.3pt,12.4pt" o:gfxdata="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" strokecolor="windowText" strokeweight=".5pt">
                 <v:stroke joinstyle="miter"/>
                 <w10:wrap anchorx="margin"/>
               </v:line>
@@ -7940,7 +7874,7 @@
         <mc:AlternateContent>
           <mc:Choice Requires="wps">
             <w:drawing>
-              <wp:anchor distT="0" distB="0" distL="114300" distR="114300" simplePos="0" relativeHeight="251663360" behindDoc="0" locked="0" layoutInCell="1" allowOverlap="1" wp14:anchorId="60132D6B" wp14:editId="5AC25243">
+              <wp:anchor distT="0" distB="0" distL="114300" distR="114300" simplePos="0" relativeHeight="251666432" behindDoc="0" locked="0" layoutInCell="1" allowOverlap="1" wp14:anchorId="498CB903" wp14:editId="36A28ED1">
                 <wp:simplePos x="0" y="0"/>
                 <wp:positionH relativeFrom="margin">
                   <wp:align>left</wp:align>
@@ -7951,7 +7885,7 @@
                 <wp:extent cx="2264400" cy="0"/>
                 <wp:effectExtent l="0" t="0" r="0" b="0"/>
                 <wp:wrapNone/>
-                <wp:docPr id="138732434" name="Conector recto 1"/>
+                <wp:docPr id="859065635" name="Conector recto 1"/>
                 <wp:cNvGraphicFramePr/>
                 <a:graphic xmlns:a="http://schemas.openxmlformats.org/drawingml/2006/main">
                   <a:graphicData uri="http://schemas.microsoft.com/office/word/2010/wordprocessingShape">
@@ -7988,9 +7922,9 @@
               </wp:anchor>
             </w:drawing>
           </mc:Choice>
-          <mc:Fallback xmlns:w16sdtfl="http://schemas.microsoft.com/office/word/2024/wordml/sdtformatlock" xmlns:w16du="http://schemas.microsoft.com/office/word/2023/wordml/word16du">
+          <mc:Fallback>
             <w:pict>
-              <v:line w14:anchorId="64BDB483" id="Conector recto 1" o:spid="_x0000_s1026" style="position:absolute;z-index:251663360;visibility:visible;mso-wrap-style:square;mso-width-percent:0;mso-height-percent:0;mso-wrap-distance-left:9pt;mso-wrap-distance-top:0;mso-wrap-distance-right:9pt;mso-wrap-distance-bottom:0;mso-position-horizontal:left;mso-position-horizontal-relative:margin;mso-position-vertical:absolute;mso-position-vertical-relative:text;mso-width-percent:0;mso-height-percent:0;mso-width-relative:margin;mso-height-relative:margin" from="0,12.4pt" to="178.3pt,12.4pt" o:gfxdata="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" strokecolor="windowText" strokeweight=".5pt">
+              <v:line w14:anchorId="778108BC" id="Conector recto 1" o:spid="_x0000_s1026" style="position:absolute;z-index:251666432;visibility:visible;mso-wrap-style:square;mso-width-percent:0;mso-height-percent:0;mso-wrap-distance-left:9pt;mso-wrap-distance-top:0;mso-wrap-distance-right:9pt;mso-wrap-distance-bottom:0;mso-position-horizontal:left;mso-position-horizontal-relative:margin;mso-position-vertical:absolute;mso-position-vertical-relative:text;mso-width-percent:0;mso-height-percent:0;mso-width-relative:margin;mso-height-relative:margin" from="0,12.4pt" to="178.3pt,12.4pt" o:gfxdata="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" strokecolor="windowText" strokeweight=".5pt">
                 <v:stroke joinstyle="miter"/>
                 <w10:wrap anchorx="margin"/>
               </v:line>
@@ -8073,25 +8007,17 @@
     </w:p>
     <w:p>
       <w:pPr>
-        <w:tabs>
-          <w:tab w:val="left" w:pos="6331"/>
-          <w:tab w:val="right" w:pos="8273"/>
-        </w:tabs>
-        <w:spacing w:after="0" w:line="360" w:lineRule="auto"/>
         <w:ind w:firstLine="0"/>
         <w:rPr>
           <w:rFonts w:ascii="Arial" w:hAnsi="Arial" w:cs="Arial"/>
           <w:lang w:val="es-VE"/>
         </w:rPr>
-      </w:pPr>
-    </w:p>
-    <w:p>
-      <w:pPr>
-        <w:ind w:firstLine="0"/>
-        <w:rPr>
-          <w:rFonts w:ascii="Arial" w:hAnsi="Arial" w:cs="Arial"/>
-          <w:lang w:val="es-VE"/>
-        </w:rPr>
+        <w:sectPr>
+          <w:pgSz w:w="12242" w:h="15842" w:code="1"/>
+          <w:pgMar w:top="1701" w:right="1701" w:bottom="1701" w:left="2268" w:header="709" w:footer="709" w:gutter="0"/>
+          <w:cols w:space="708"/>
+          <w:docGrid w:linePitch="360"/>
+        </w:sectPr>
       </w:pPr>
       <w:r>
         <w:rPr>
@@ -8127,45 +8053,6 @@
         <w:rPr>
           <w:sz w:val="24"/>
           <w:szCs w:val="24"/>
-        </w:rPr>
-      </w:pPr>
-    </w:p>
-    <w:p>
-      <w:pPr>
-        <w:pStyle w:val="pasantia"/>
-        <w:spacing w:line="480" w:lineRule="auto"/>
-        <w:jc w:val="both"/>
-        <w:rPr>
-          <w:sz w:val="24"/>
-          <w:szCs w:val="24"/>
-        </w:rPr>
-      </w:pPr>
-    </w:p>
-    <w:p>
-      <w:pPr>
-        <w:pStyle w:val="pasantia"/>
-        <w:spacing w:line="480" w:lineRule="auto"/>
-        <w:jc w:val="both"/>
-        <w:rPr>
-          <w:sz w:val="24"/>
-          <w:szCs w:val="24"/>
-        </w:rPr>
-      </w:pPr>
-    </w:p>
-    <w:p>
-      <w:pPr>
-        <w:widowControl w:val="0"/>
-        <w:overflowPunct w:val="0"/>
-        <w:adjustRightInd w:val="0"/>
-        <w:spacing w:after="0" w:line="240" w:lineRule="auto"/>
-        <w:rPr>
-          <w:rFonts w:ascii="Arial" w:eastAsia="MS Mincho" w:hAnsi="Arial" w:cs="Arial"/>
-          <w:b/>
-          <w:bCs/>
-          <w:color w:val="000000"/>
-          <w:kern w:val="28"/>
-          <w:lang w:val="es-ES_tradnl" w:eastAsia="es-VE"/>
-          <w14:ligatures w14:val="none"/>
         </w:rPr>
       </w:pPr>
     </w:p>
@@ -8176,6 +8063,7 @@
         <w:autoSpaceDN w:val="0"/>
         <w:adjustRightInd w:val="0"/>
         <w:spacing w:after="0" w:line="480" w:lineRule="auto"/>
+        <w:ind w:firstLine="0"/>
         <w:rPr>
           <w:rFonts w:ascii="Arial" w:eastAsia="MS Mincho" w:hAnsi="Arial" w:cs="Arial"/>
           <w:b/>
@@ -8194,6 +8082,26 @@
         <w:autoSpaceDN w:val="0"/>
         <w:adjustRightInd w:val="0"/>
         <w:spacing w:after="0" w:line="480" w:lineRule="auto"/>
+        <w:ind w:firstLine="0"/>
+        <w:rPr>
+          <w:rFonts w:ascii="Arial" w:eastAsia="MS Mincho" w:hAnsi="Arial" w:cs="Arial"/>
+          <w:b/>
+          <w:bCs/>
+          <w:color w:val="000000"/>
+          <w:kern w:val="28"/>
+          <w:lang w:val="es-ES_tradnl" w:eastAsia="es-VE"/>
+          <w14:ligatures w14:val="none"/>
+        </w:rPr>
+      </w:pPr>
+    </w:p>
+    <w:p>
+      <w:pPr>
+        <w:widowControl w:val="0"/>
+        <w:autoSpaceDE w:val="0"/>
+        <w:autoSpaceDN w:val="0"/>
+        <w:adjustRightInd w:val="0"/>
+        <w:spacing w:after="0" w:line="480" w:lineRule="auto"/>
+        <w:ind w:firstLine="0"/>
         <w:rPr>
           <w:rFonts w:ascii="Arial" w:eastAsia="MS Mincho" w:hAnsi="Arial" w:cs="Arial"/>
           <w:b/>
@@ -8252,7 +8160,7 @@
         <mc:AlternateContent>
           <mc:Choice Requires="wpg">
             <w:drawing>
-              <wp:anchor distT="0" distB="0" distL="114300" distR="114300" simplePos="0" relativeHeight="251666432" behindDoc="0" locked="0" layoutInCell="1" allowOverlap="1" wp14:anchorId="5782E143" wp14:editId="5308B02A">
+              <wp:anchor distT="0" distB="0" distL="114300" distR="114300" simplePos="0" relativeHeight="251664384" behindDoc="0" locked="0" layoutInCell="1" allowOverlap="1" wp14:anchorId="4CD62D7E" wp14:editId="4F9C0A92">
                 <wp:simplePos x="0" y="0"/>
                 <wp:positionH relativeFrom="column">
                   <wp:posOffset>-56515</wp:posOffset>
@@ -8373,26 +8281,7 @@
           </mc:Choice>
           <mc:Fallback>
             <w:pict>
-              <v:group w14:anchorId="6993EF15" id="Group 17" o:spid="_x0000_s1026" style="position:absolute;margin-left:-4.45pt;margin-top:9.2pt;width:450.2pt;height:127.25pt;z-index:251666432" coordorigin="2268,6021" coordsize="8280,2340" o:gfxdata="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">
-                <v:shapetype id="_x0000_t75" coordsize="21600,21600" o:spt="75" o:preferrelative="t" path="m@4@5l@4@11@9@11@9@5xe" filled="f" stroked="f">
-                  <v:stroke joinstyle="miter"/>
-                  <v:formulas>
-                    <v:f eqn="if lineDrawn pixelLineWidth 0"/>
-                    <v:f eqn="sum @0 1 0"/>
-                    <v:f eqn="sum 0 0 @1"/>
-                    <v:f eqn="prod @2 1 2"/>
-                    <v:f eqn="prod @3 21600 pixelWidth"/>
-                    <v:f eqn="prod @3 21600 pixelHeight"/>
-                    <v:f eqn="sum @0 0 1"/>
-                    <v:f eqn="prod @6 1 2"/>
-                    <v:f eqn="prod @7 21600 pixelWidth"/>
-                    <v:f eqn="sum @8 21600 0"/>
-                    <v:f eqn="prod @7 21600 pixelHeight"/>
-                    <v:f eqn="sum @10 21600 0"/>
-                  </v:formulas>
-                  <v:path o:extrusionok="f" gradientshapeok="t" o:connecttype="rect"/>
-                  <o:lock v:ext="edit" aspectratio="t"/>
-                </v:shapetype>
+              <v:group w14:anchorId="7A82FFA2" id="Group 17" o:spid="_x0000_s1026" style="position:absolute;margin-left:-4.45pt;margin-top:9.2pt;width:450.2pt;height:127.25pt;z-index:251664384" coordorigin="2268,6021" coordsize="8280,2340" o:gfxdata="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">
                 <v:shape id="Imagen 2" o:spid="_x0000_s1027" type="#_x0000_t75" alt="Descripción: LOGO URBE 2012 DEFINITIVO-01" style="position:absolute;left:2268;top:6021;width:3000;height:2340;visibility:visible;mso-wrap-style:square" o:gfxdata="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">
                   <v:imagedata r:id="rId12" o:title=" LOGO URBE 2012 DEFINITIVO-01" chromakey="#fffffe" blacklevel="-3932f"/>
                 </v:shape>
@@ -8948,25 +8837,2338 @@
     </w:p>
     <w:p>
       <w:pPr>
-        <w:widowControl w:val="0"/>
-        <w:autoSpaceDE w:val="0"/>
-        <w:autoSpaceDN w:val="0"/>
-        <w:adjustRightInd w:val="0"/>
+        <w:pStyle w:val="Tesis"/>
+        <w:rPr>
+          <w:lang w:eastAsia="es-VE"/>
+        </w:rPr>
+      </w:pPr>
+      <w:r>
+        <w:rPr>
+          <w:lang w:eastAsia="es-VE"/>
+        </w:rPr>
+        <w:t>El presente capítulo tiene como objetivo explicar a detalle las actividades realizadas por el pasante durante la pasantía académica que fueron descritas en el capítulo anterior.</w:t>
+      </w:r>
+    </w:p>
+    <w:p>
+      <w:pPr>
+        <w:pStyle w:val="Tesis"/>
+        <w:ind w:firstLine="0"/>
+        <w:rPr>
+          <w:b/>
+          <w:bCs/>
+          <w:lang w:eastAsia="es-VE"/>
+        </w:rPr>
+      </w:pPr>
+      <w:r>
+        <w:rPr>
+          <w:b/>
+          <w:bCs/>
+          <w:lang w:eastAsia="es-VE"/>
+        </w:rPr>
+        <w:t>3.1.1 CHARLA INTRODUCTORIA Y VISITA A LAS INSTALACIONES</w:t>
+      </w:r>
+    </w:p>
+    <w:p>
+      <w:pPr>
+        <w:pStyle w:val="Tesis"/>
+        <w:ind w:firstLine="0"/>
+        <w:rPr>
+          <w:b/>
+          <w:bCs/>
+          <w:lang w:eastAsia="es-VE"/>
+        </w:rPr>
+      </w:pPr>
+      <w:r>
+        <w:rPr>
+          <w:b/>
+          <w:bCs/>
+          <w:lang w:eastAsia="es-VE"/>
+        </w:rPr>
+        <w:t>3.1.1.1 OBJETIVO DE LA ACTIVIDAD</w:t>
+      </w:r>
+    </w:p>
+    <w:p>
+      <w:pPr>
+        <w:pStyle w:val="Tesis"/>
+      </w:pPr>
+      <w:r>
+        <w:t>En la primera actividad, se realizó una pequeña charla para darle la bienvenida al área de trabajo</w:t>
+      </w:r>
+      <w:r>
+        <w:t>, presentar a los demás compañeros de trabajo y dar a conocer todas las funciones del departamento</w:t>
+      </w:r>
+      <w:r>
+        <w:t xml:space="preserve"> y su alcance. Una vez finalizada, el pasante fue guiado a través de las instalaciones para conocer </w:t>
+      </w:r>
+      <w:r>
+        <w:t xml:space="preserve">el entorno físico y operativo de </w:t>
+      </w:r>
+      <w:r>
+        <w:t>los diferentes departamento</w:t>
+      </w:r>
+      <w:r>
+        <w:t>s</w:t>
+      </w:r>
+      <w:r>
+        <w:t>, donde se encuentran y las funciones de cada uno, al igual que las normas laborales y de seguridad.</w:t>
+      </w:r>
+    </w:p>
+    <w:p>
+      <w:pPr>
+        <w:pStyle w:val="Tesis"/>
+        <w:ind w:firstLine="0"/>
+        <w:rPr>
+          <w:b/>
+          <w:bCs/>
+          <w:lang w:eastAsia="es-VE"/>
+        </w:rPr>
+      </w:pPr>
+      <w:r>
+        <w:rPr>
+          <w:b/>
+          <w:bCs/>
+          <w:lang w:eastAsia="es-VE"/>
+        </w:rPr>
+        <w:t>3.1.1.</w:t>
+      </w:r>
+      <w:r>
+        <w:rPr>
+          <w:b/>
+          <w:bCs/>
+          <w:lang w:eastAsia="es-VE"/>
+        </w:rPr>
+        <w:t>2 PROCEDIMIENTOS, HERRAMIENTAS Y/O RECURSOS UTILIZADOS</w:t>
+      </w:r>
+    </w:p>
+    <w:p>
+      <w:pPr>
+        <w:pStyle w:val="Tesis"/>
+      </w:pPr>
+      <w:r>
+        <w:lastRenderedPageBreak/>
+        <w:t>La charla fue realizada por el supervisor del Departamento de Informático y tutor empresarial del pasante académico,</w:t>
+      </w:r>
+      <w:r>
+        <w:t xml:space="preserve"> Una vez finalizada, el pasante fue guiado por el tutor por las instalaciones, observando las áreas donde se despliega la infraestructura tecnológica</w:t>
+      </w:r>
+      <w:r>
+        <w:t>.</w:t>
+      </w:r>
+    </w:p>
+    <w:p>
+      <w:pPr>
+        <w:pStyle w:val="Tesis"/>
+        <w:ind w:firstLine="0"/>
+        <w:rPr>
+          <w:b/>
+          <w:bCs/>
+          <w:lang w:eastAsia="es-VE"/>
+        </w:rPr>
+      </w:pPr>
+      <w:r>
+        <w:rPr>
+          <w:b/>
+          <w:bCs/>
+          <w:lang w:eastAsia="es-VE"/>
+        </w:rPr>
+        <w:t>3.1.1.</w:t>
+      </w:r>
+      <w:r>
+        <w:rPr>
+          <w:b/>
+          <w:bCs/>
+          <w:lang w:eastAsia="es-VE"/>
+        </w:rPr>
+        <w:t>3</w:t>
+      </w:r>
+      <w:r>
+        <w:rPr>
+          <w:b/>
+          <w:bCs/>
+          <w:lang w:eastAsia="es-VE"/>
+        </w:rPr>
+        <w:t xml:space="preserve"> </w:t>
+      </w:r>
+      <w:r>
+        <w:rPr>
+          <w:b/>
+          <w:bCs/>
+          <w:lang w:eastAsia="es-VE"/>
+        </w:rPr>
+        <w:t>RESULTADOS</w:t>
+      </w:r>
+    </w:p>
+    <w:p>
+      <w:pPr>
+        <w:pStyle w:val="Tesis"/>
+      </w:pPr>
+      <w:r>
+        <w:t>Al finalizar la charla y las visitas, el pasante obtuvo una visión integral de toda la organización, permitiendo identificar los puntos de interés d</w:t>
+      </w:r>
+      <w:r>
+        <w:t>el departamento y los niveles de responsabilidad.</w:t>
+      </w:r>
+    </w:p>
+    <w:p>
+      <w:pPr>
+        <w:pStyle w:val="Tesis"/>
+        <w:ind w:firstLine="0"/>
+        <w:rPr>
+          <w:b/>
+          <w:bCs/>
+          <w:lang w:eastAsia="es-VE"/>
+        </w:rPr>
+      </w:pPr>
+      <w:r>
+        <w:rPr>
+          <w:b/>
+          <w:bCs/>
+          <w:lang w:eastAsia="es-VE"/>
+        </w:rPr>
+        <w:t>3.1.</w:t>
+      </w:r>
+      <w:r>
+        <w:rPr>
+          <w:b/>
+          <w:bCs/>
+          <w:lang w:eastAsia="es-VE"/>
+        </w:rPr>
+        <w:t>2</w:t>
+      </w:r>
+      <w:r>
+        <w:rPr>
+          <w:b/>
+          <w:bCs/>
+          <w:lang w:eastAsia="es-VE"/>
+        </w:rPr>
+        <w:t xml:space="preserve"> </w:t>
+      </w:r>
+      <w:r>
+        <w:rPr>
+          <w:b/>
+          <w:bCs/>
+          <w:lang w:eastAsia="es-VE"/>
+        </w:rPr>
+        <w:t>FAMILIARIZACIÓN CON LAS HERRAMIENTAS Y EQUIPOS DEL TRABAJO</w:t>
+      </w:r>
+    </w:p>
+    <w:p>
+      <w:pPr>
+        <w:pStyle w:val="Tesis"/>
+        <w:ind w:firstLine="0"/>
+        <w:rPr>
+          <w:b/>
+          <w:bCs/>
+          <w:lang w:eastAsia="es-VE"/>
+        </w:rPr>
+      </w:pPr>
+      <w:r>
+        <w:rPr>
+          <w:b/>
+          <w:bCs/>
+          <w:lang w:eastAsia="es-VE"/>
+        </w:rPr>
+        <w:t>3.1.</w:t>
+      </w:r>
+      <w:r>
+        <w:rPr>
+          <w:b/>
+          <w:bCs/>
+          <w:lang w:eastAsia="es-VE"/>
+        </w:rPr>
+        <w:t>2</w:t>
+      </w:r>
+      <w:r>
+        <w:rPr>
+          <w:b/>
+          <w:bCs/>
+          <w:lang w:eastAsia="es-VE"/>
+        </w:rPr>
+        <w:t>.1 OBJETIVO DE LA ACTIVIDAD</w:t>
+      </w:r>
+    </w:p>
+    <w:p>
+      <w:pPr>
+        <w:pStyle w:val="Tesis"/>
+      </w:pPr>
+      <w:r>
+        <w:t>Esta actividad buscó que el pasante conociera las especificaciones técnicas y el funcionamiento de los equipos de red, hardware de computo y periféricos</w:t>
+      </w:r>
+      <w:r>
+        <w:t>, para garantizar que los activos tecnológicos de la empresa sean manipulados de la forma correcta y segura.</w:t>
+      </w:r>
+    </w:p>
+    <w:p>
+      <w:pPr>
+        <w:pStyle w:val="Tesis"/>
+        <w:ind w:firstLine="0"/>
+        <w:rPr>
+          <w:b/>
+          <w:bCs/>
+          <w:lang w:eastAsia="es-VE"/>
+        </w:rPr>
+      </w:pPr>
+      <w:r>
+        <w:rPr>
+          <w:b/>
+          <w:bCs/>
+          <w:lang w:eastAsia="es-VE"/>
+        </w:rPr>
+        <w:t>3.1.</w:t>
+      </w:r>
+      <w:r>
+        <w:rPr>
+          <w:b/>
+          <w:bCs/>
+          <w:lang w:eastAsia="es-VE"/>
+        </w:rPr>
+        <w:t>2</w:t>
+      </w:r>
+      <w:r>
+        <w:rPr>
+          <w:b/>
+          <w:bCs/>
+          <w:lang w:eastAsia="es-VE"/>
+        </w:rPr>
+        <w:t>.2 PROCEDIMIENTOS, HERRAMIENTAS Y/O RECURSOS UTILIZADOS</w:t>
+      </w:r>
+    </w:p>
+    <w:p>
+      <w:pPr>
+        <w:pStyle w:val="Tesis"/>
+      </w:pPr>
+      <w:r>
+        <w:lastRenderedPageBreak/>
+        <w:t xml:space="preserve">El pasante realizo esta actividad siendo apoyado por los trabajadores del departamento de informática, bajo supervisión fue guiado sobre el uso de instrumentos de medición como </w:t>
+      </w:r>
+      <w:r>
+        <w:t>detectores de cable de red</w:t>
+      </w:r>
+      <w:r>
+        <w:t>, herramientas como ponchadoras de cable y los software</w:t>
+      </w:r>
+      <w:r>
+        <w:t>s</w:t>
+      </w:r>
+      <w:r>
+        <w:t xml:space="preserve"> utilizados por el departamento en su entorno laboral como Netsupport Manager</w:t>
+      </w:r>
+      <w:r>
+        <w:t xml:space="preserve"> y drivers de impresoras</w:t>
+      </w:r>
+      <w:r>
+        <w:t>.</w:t>
+      </w:r>
+    </w:p>
+    <w:p>
+      <w:pPr>
+        <w:pStyle w:val="Tesis"/>
+        <w:ind w:firstLine="0"/>
+        <w:rPr>
+          <w:b/>
+          <w:bCs/>
+          <w:lang w:eastAsia="es-VE"/>
+        </w:rPr>
+      </w:pPr>
+      <w:r>
+        <w:rPr>
+          <w:b/>
+          <w:bCs/>
+          <w:lang w:eastAsia="es-VE"/>
+        </w:rPr>
+        <w:t>3.1.</w:t>
+      </w:r>
+      <w:r>
+        <w:rPr>
+          <w:b/>
+          <w:bCs/>
+          <w:lang w:eastAsia="es-VE"/>
+        </w:rPr>
+        <w:t>2</w:t>
+      </w:r>
+      <w:r>
+        <w:rPr>
+          <w:b/>
+          <w:bCs/>
+          <w:lang w:eastAsia="es-VE"/>
+        </w:rPr>
+        <w:t>.3 RESULTADOS</w:t>
+      </w:r>
+    </w:p>
+    <w:p>
+      <w:pPr>
+        <w:pStyle w:val="Tesis"/>
+      </w:pPr>
+      <w:r>
+        <w:t>En la segunda actividad, el pasante observó y aprendió a utilizar las herramientas utilizadas en el día a día dentro de la empresa, de este modo se comprende como se utilizan</w:t>
+      </w:r>
+      <w:r>
+        <w:t xml:space="preserve"> cada una de ellas en los diferentes escenarios que pueden ocurrir, minimizando el riesgo de errores en la manipulación y mejorando el tiempo de respuesta ante casos.</w:t>
+      </w:r>
+    </w:p>
+    <w:p>
+      <w:pPr>
+        <w:pStyle w:val="Tesis"/>
+        <w:ind w:firstLine="0"/>
+        <w:rPr>
+          <w:b/>
+          <w:bCs/>
+          <w:lang w:eastAsia="es-VE"/>
+        </w:rPr>
+      </w:pPr>
+      <w:r>
+        <w:rPr>
+          <w:b/>
+          <w:bCs/>
+          <w:lang w:eastAsia="es-VE"/>
+        </w:rPr>
+        <w:t>3.1.</w:t>
+      </w:r>
+      <w:r>
+        <w:rPr>
+          <w:b/>
+          <w:bCs/>
+          <w:lang w:eastAsia="es-VE"/>
+        </w:rPr>
+        <w:t>3</w:t>
+      </w:r>
+      <w:r>
+        <w:rPr>
+          <w:b/>
+          <w:bCs/>
+          <w:lang w:eastAsia="es-VE"/>
+        </w:rPr>
+        <w:t xml:space="preserve"> </w:t>
+      </w:r>
+      <w:r>
+        <w:rPr>
+          <w:b/>
+          <w:bCs/>
+          <w:lang w:eastAsia="es-VE"/>
+        </w:rPr>
+        <w:t>PONCHADO DE CABLES DE RED</w:t>
+      </w:r>
+    </w:p>
+    <w:p>
+      <w:pPr>
+        <w:pStyle w:val="Tesis"/>
+        <w:ind w:firstLine="0"/>
+        <w:rPr>
+          <w:b/>
+          <w:bCs/>
+          <w:lang w:eastAsia="es-VE"/>
+        </w:rPr>
+      </w:pPr>
+      <w:r>
+        <w:rPr>
+          <w:b/>
+          <w:bCs/>
+          <w:lang w:eastAsia="es-VE"/>
+        </w:rPr>
+        <w:t>3.1.</w:t>
+      </w:r>
+      <w:r>
+        <w:rPr>
+          <w:b/>
+          <w:bCs/>
+          <w:lang w:eastAsia="es-VE"/>
+        </w:rPr>
+        <w:t>3</w:t>
+      </w:r>
+      <w:r>
+        <w:rPr>
+          <w:b/>
+          <w:bCs/>
+          <w:lang w:eastAsia="es-VE"/>
+        </w:rPr>
+        <w:t>.1 OBJETIVO DE LA ACTIVIDAD</w:t>
+      </w:r>
+    </w:p>
+    <w:p>
+      <w:pPr>
+        <w:pStyle w:val="Tesis"/>
+        <w:ind w:firstLine="0"/>
+        <w:rPr>
+          <w:b/>
+          <w:bCs/>
+          <w:lang w:eastAsia="es-VE"/>
+        </w:rPr>
+      </w:pPr>
+      <w:r>
+        <w:rPr>
+          <w:b/>
+          <w:bCs/>
+          <w:lang w:eastAsia="es-VE"/>
+        </w:rPr>
+        <w:t>3.1.</w:t>
+      </w:r>
+      <w:r>
+        <w:rPr>
+          <w:b/>
+          <w:bCs/>
+          <w:lang w:eastAsia="es-VE"/>
+        </w:rPr>
+        <w:t>3</w:t>
+      </w:r>
+      <w:r>
+        <w:rPr>
+          <w:b/>
+          <w:bCs/>
+          <w:lang w:eastAsia="es-VE"/>
+        </w:rPr>
+        <w:t>.2 PROCEDIMIENTOS, HERRAMIENTAS Y/O RECURSOS UTILIZADOS</w:t>
+      </w:r>
+    </w:p>
+    <w:p>
+      <w:pPr>
+        <w:pStyle w:val="Tesis"/>
+        <w:ind w:firstLine="0"/>
+      </w:pPr>
+      <w:r>
+        <w:rPr>
+          <w:b/>
+          <w:bCs/>
+          <w:lang w:eastAsia="es-VE"/>
+        </w:rPr>
+        <w:t>3.1.</w:t>
+      </w:r>
+      <w:r>
+        <w:rPr>
+          <w:b/>
+          <w:bCs/>
+          <w:lang w:eastAsia="es-VE"/>
+        </w:rPr>
+        <w:t>3</w:t>
+      </w:r>
+      <w:r>
+        <w:rPr>
+          <w:b/>
+          <w:bCs/>
+          <w:lang w:eastAsia="es-VE"/>
+        </w:rPr>
+        <w:t>.3 RESULTADOS</w:t>
+      </w:r>
+    </w:p>
+    <w:p>
+      <w:pPr>
+        <w:pStyle w:val="Tesis"/>
+        <w:ind w:firstLine="0"/>
+      </w:pPr>
+    </w:p>
+    <w:p>
+      <w:pPr>
+        <w:pStyle w:val="Tesis"/>
+        <w:ind w:firstLine="0"/>
+      </w:pPr>
+    </w:p>
+    <w:p>
+      <w:pPr>
+        <w:pStyle w:val="Tesis"/>
+        <w:ind w:firstLine="0"/>
+        <w:rPr>
+          <w:b/>
+          <w:bCs/>
+          <w:lang w:eastAsia="es-VE"/>
+        </w:rPr>
+      </w:pPr>
+      <w:r>
+        <w:rPr>
+          <w:b/>
+          <w:bCs/>
+          <w:lang w:eastAsia="es-VE"/>
+        </w:rPr>
+        <w:lastRenderedPageBreak/>
+        <w:t>3.1.</w:t>
+      </w:r>
+      <w:r>
+        <w:rPr>
+          <w:b/>
+          <w:bCs/>
+          <w:lang w:eastAsia="es-VE"/>
+        </w:rPr>
+        <w:t>4</w:t>
+      </w:r>
+      <w:r>
+        <w:rPr>
+          <w:b/>
+          <w:bCs/>
+          <w:lang w:eastAsia="es-VE"/>
+        </w:rPr>
+        <w:t xml:space="preserve"> </w:t>
+      </w:r>
+      <w:r>
+        <w:rPr>
+          <w:b/>
+          <w:bCs/>
+        </w:rPr>
+        <w:t>REALIZACIÓN DE INVENTARIO DE TÓNERS DE IMPRESORAS.</w:t>
+      </w:r>
+    </w:p>
+    <w:p>
+      <w:pPr>
+        <w:pStyle w:val="Tesis"/>
+        <w:ind w:firstLine="0"/>
+        <w:rPr>
+          <w:b/>
+          <w:bCs/>
+          <w:lang w:eastAsia="es-VE"/>
+        </w:rPr>
+      </w:pPr>
+      <w:r>
+        <w:rPr>
+          <w:b/>
+          <w:bCs/>
+          <w:lang w:eastAsia="es-VE"/>
+        </w:rPr>
+        <w:t>3.1.</w:t>
+      </w:r>
+      <w:r>
+        <w:rPr>
+          <w:b/>
+          <w:bCs/>
+          <w:lang w:eastAsia="es-VE"/>
+        </w:rPr>
+        <w:t>4</w:t>
+      </w:r>
+      <w:r>
+        <w:rPr>
+          <w:b/>
+          <w:bCs/>
+          <w:lang w:eastAsia="es-VE"/>
+        </w:rPr>
+        <w:t>.1 OBJETIVO DE LA ACTIVIDAD</w:t>
+      </w:r>
+    </w:p>
+    <w:p>
+      <w:pPr>
+        <w:pStyle w:val="Tesis"/>
+        <w:ind w:firstLine="0"/>
+        <w:rPr>
+          <w:b/>
+          <w:bCs/>
+          <w:lang w:eastAsia="es-VE"/>
+        </w:rPr>
+      </w:pPr>
+      <w:r>
+        <w:rPr>
+          <w:b/>
+          <w:bCs/>
+          <w:lang w:eastAsia="es-VE"/>
+        </w:rPr>
+        <w:t>3.1.</w:t>
+      </w:r>
+      <w:r>
+        <w:rPr>
+          <w:b/>
+          <w:bCs/>
+          <w:lang w:eastAsia="es-VE"/>
+        </w:rPr>
+        <w:t>4</w:t>
+      </w:r>
+      <w:r>
+        <w:rPr>
+          <w:b/>
+          <w:bCs/>
+          <w:lang w:eastAsia="es-VE"/>
+        </w:rPr>
+        <w:t>.2 PROCEDIMIENTOS, HERRAMIENTAS Y/O RECURSOS UTILIZADOS</w:t>
+      </w:r>
+    </w:p>
+    <w:p>
+      <w:pPr>
+        <w:pStyle w:val="Tesis"/>
+        <w:ind w:firstLine="0"/>
+        <w:rPr>
+          <w:b/>
+          <w:bCs/>
+          <w:lang w:eastAsia="es-VE"/>
+        </w:rPr>
+      </w:pPr>
+      <w:r>
+        <w:rPr>
+          <w:b/>
+          <w:bCs/>
+          <w:lang w:eastAsia="es-VE"/>
+        </w:rPr>
+        <w:t>3.1.</w:t>
+      </w:r>
+      <w:r>
+        <w:rPr>
+          <w:b/>
+          <w:bCs/>
+          <w:lang w:eastAsia="es-VE"/>
+        </w:rPr>
+        <w:t>4</w:t>
+      </w:r>
+      <w:r>
+        <w:rPr>
+          <w:b/>
+          <w:bCs/>
+          <w:lang w:eastAsia="es-VE"/>
+        </w:rPr>
+        <w:t>.3 RESULTADOS</w:t>
+      </w:r>
+    </w:p>
+    <w:p>
+      <w:pPr>
+        <w:pStyle w:val="Tesis"/>
+        <w:ind w:firstLine="0"/>
+        <w:rPr>
+          <w:b/>
+          <w:bCs/>
+          <w:lang w:eastAsia="es-VE"/>
+        </w:rPr>
+      </w:pPr>
+    </w:p>
+    <w:p>
+      <w:pPr>
+        <w:pStyle w:val="pasantia"/>
         <w:spacing w:line="480" w:lineRule="auto"/>
         <w:ind w:firstLine="0"/>
-        <w:jc w:val="center"/>
-        <w:rPr>
-          <w:rFonts w:ascii="Arial" w:eastAsia="MS Mincho" w:hAnsi="Arial" w:cs="Arial"/>
-          <w:b/>
-          <w:kern w:val="28"/>
-          <w:lang w:val="es-ES_tradnl" w:eastAsia="es-VE"/>
-          <w14:ligatures w14:val="none"/>
-        </w:rPr>
-      </w:pPr>
+        <w:jc w:val="both"/>
+        <w:rPr>
+          <w:b/>
+          <w:bCs/>
+          <w:sz w:val="16"/>
+          <w:szCs w:val="16"/>
+        </w:rPr>
+      </w:pPr>
+      <w:r>
+        <w:rPr>
+          <w:b/>
+          <w:bCs/>
+          <w:sz w:val="24"/>
+          <w:szCs w:val="24"/>
+          <w:lang w:eastAsia="es-VE"/>
+        </w:rPr>
+        <w:t>3.1.</w:t>
+      </w:r>
+      <w:r>
+        <w:rPr>
+          <w:b/>
+          <w:bCs/>
+          <w:sz w:val="24"/>
+          <w:szCs w:val="24"/>
+          <w:lang w:eastAsia="es-VE"/>
+        </w:rPr>
+        <w:t>5</w:t>
+      </w:r>
+      <w:r>
+        <w:rPr>
+          <w:b/>
+          <w:bCs/>
+          <w:sz w:val="24"/>
+          <w:szCs w:val="24"/>
+          <w:lang w:eastAsia="es-VE"/>
+        </w:rPr>
+        <w:t xml:space="preserve"> </w:t>
+      </w:r>
+      <w:r>
+        <w:rPr>
+          <w:b/>
+          <w:bCs/>
+          <w:sz w:val="24"/>
+          <w:szCs w:val="24"/>
+        </w:rPr>
+        <w:t>CAMBIO DE CARTUCHOS/TÓNER Y SOLUCIÓN DE ATASCOS DE PAPEL</w:t>
+      </w:r>
+    </w:p>
+    <w:p>
+      <w:pPr>
+        <w:pStyle w:val="Tesis"/>
+        <w:ind w:firstLine="0"/>
+        <w:rPr>
+          <w:b/>
+          <w:bCs/>
+          <w:lang w:eastAsia="es-VE"/>
+        </w:rPr>
+      </w:pPr>
+      <w:r>
+        <w:rPr>
+          <w:b/>
+          <w:bCs/>
+          <w:lang w:eastAsia="es-VE"/>
+        </w:rPr>
+        <w:t>3.1.</w:t>
+      </w:r>
+      <w:r>
+        <w:rPr>
+          <w:b/>
+          <w:bCs/>
+          <w:lang w:eastAsia="es-VE"/>
+        </w:rPr>
+        <w:t>5</w:t>
+      </w:r>
+      <w:r>
+        <w:rPr>
+          <w:b/>
+          <w:bCs/>
+          <w:lang w:eastAsia="es-VE"/>
+        </w:rPr>
+        <w:t>.1 OBJETIVO DE LA ACTIVIDAD</w:t>
+      </w:r>
+    </w:p>
+    <w:p>
+      <w:pPr>
+        <w:pStyle w:val="Tesis"/>
+        <w:ind w:firstLine="0"/>
+        <w:rPr>
+          <w:b/>
+          <w:bCs/>
+          <w:lang w:eastAsia="es-VE"/>
+        </w:rPr>
+      </w:pPr>
+      <w:r>
+        <w:rPr>
+          <w:b/>
+          <w:bCs/>
+          <w:lang w:eastAsia="es-VE"/>
+        </w:rPr>
+        <w:t>3.1.</w:t>
+      </w:r>
+      <w:r>
+        <w:rPr>
+          <w:b/>
+          <w:bCs/>
+          <w:lang w:eastAsia="es-VE"/>
+        </w:rPr>
+        <w:t>5</w:t>
+      </w:r>
+      <w:r>
+        <w:rPr>
+          <w:b/>
+          <w:bCs/>
+          <w:lang w:eastAsia="es-VE"/>
+        </w:rPr>
+        <w:t>.2 PROCEDIMIENTOS, HERRAMIENTAS Y/O RECURSOS UTILIZADOS</w:t>
+      </w:r>
+    </w:p>
+    <w:p>
+      <w:pPr>
+        <w:pStyle w:val="Tesis"/>
+        <w:ind w:firstLine="0"/>
+        <w:rPr>
+          <w:b/>
+          <w:bCs/>
+          <w:lang w:eastAsia="es-VE"/>
+        </w:rPr>
+      </w:pPr>
+      <w:r>
+        <w:rPr>
+          <w:b/>
+          <w:bCs/>
+          <w:lang w:eastAsia="es-VE"/>
+        </w:rPr>
+        <w:t>3.1.</w:t>
+      </w:r>
+      <w:r>
+        <w:rPr>
+          <w:b/>
+          <w:bCs/>
+          <w:lang w:eastAsia="es-VE"/>
+        </w:rPr>
+        <w:t>5</w:t>
+      </w:r>
+      <w:r>
+        <w:rPr>
+          <w:b/>
+          <w:bCs/>
+          <w:lang w:eastAsia="es-VE"/>
+        </w:rPr>
+        <w:t>.3 RESULTADOS</w:t>
+      </w:r>
+    </w:p>
+    <w:p>
+      <w:pPr>
+        <w:pStyle w:val="Tesis"/>
+        <w:ind w:firstLine="0"/>
+        <w:rPr>
+          <w:b/>
+          <w:bCs/>
+          <w:sz w:val="16"/>
+          <w:szCs w:val="16"/>
+        </w:rPr>
+      </w:pPr>
+    </w:p>
+    <w:p>
+      <w:pPr>
+        <w:pStyle w:val="Tesis"/>
+        <w:ind w:firstLine="0"/>
+        <w:rPr>
+          <w:b/>
+          <w:bCs/>
+          <w:lang w:eastAsia="es-VE"/>
+        </w:rPr>
+      </w:pPr>
+      <w:r>
+        <w:rPr>
+          <w:b/>
+          <w:bCs/>
+          <w:lang w:eastAsia="es-VE"/>
+        </w:rPr>
+        <w:t>3.1.</w:t>
+      </w:r>
+      <w:r>
+        <w:rPr>
+          <w:b/>
+          <w:bCs/>
+          <w:lang w:eastAsia="es-VE"/>
+        </w:rPr>
+        <w:t>6</w:t>
+      </w:r>
+      <w:r>
+        <w:rPr>
+          <w:b/>
+          <w:bCs/>
+          <w:lang w:eastAsia="es-VE"/>
+        </w:rPr>
+        <w:t xml:space="preserve"> </w:t>
+      </w:r>
+      <w:r>
+        <w:rPr>
+          <w:b/>
+          <w:bCs/>
+        </w:rPr>
+        <w:t>LIMPIEZA FÍSICA DE COMPONENTES DE CPU</w:t>
+      </w:r>
+    </w:p>
+    <w:p>
+      <w:pPr>
+        <w:pStyle w:val="Tesis"/>
+        <w:ind w:firstLine="0"/>
+        <w:rPr>
+          <w:b/>
+          <w:bCs/>
+          <w:lang w:eastAsia="es-VE"/>
+        </w:rPr>
+      </w:pPr>
+      <w:r>
+        <w:rPr>
+          <w:b/>
+          <w:bCs/>
+          <w:lang w:eastAsia="es-VE"/>
+        </w:rPr>
+        <w:t>3.1.</w:t>
+      </w:r>
+      <w:r>
+        <w:rPr>
+          <w:b/>
+          <w:bCs/>
+          <w:lang w:eastAsia="es-VE"/>
+        </w:rPr>
+        <w:t>6</w:t>
+      </w:r>
+      <w:r>
+        <w:rPr>
+          <w:b/>
+          <w:bCs/>
+          <w:lang w:eastAsia="es-VE"/>
+        </w:rPr>
+        <w:t>.1 OBJETIVO DE LA ACTIVIDAD</w:t>
+      </w:r>
+    </w:p>
+    <w:p>
+      <w:pPr>
+        <w:pStyle w:val="Tesis"/>
+        <w:ind w:firstLine="0"/>
+        <w:rPr>
+          <w:b/>
+          <w:bCs/>
+          <w:lang w:eastAsia="es-VE"/>
+        </w:rPr>
+      </w:pPr>
+      <w:r>
+        <w:rPr>
+          <w:b/>
+          <w:bCs/>
+          <w:lang w:eastAsia="es-VE"/>
+        </w:rPr>
+        <w:t>3.1.</w:t>
+      </w:r>
+      <w:r>
+        <w:rPr>
+          <w:b/>
+          <w:bCs/>
+          <w:lang w:eastAsia="es-VE"/>
+        </w:rPr>
+        <w:t>6</w:t>
+      </w:r>
+      <w:r>
+        <w:rPr>
+          <w:b/>
+          <w:bCs/>
+          <w:lang w:eastAsia="es-VE"/>
+        </w:rPr>
+        <w:t>.2 PROCEDIMIENTOS, HERRAMIENTAS Y/O RECURSOS UTILIZADOS</w:t>
+      </w:r>
+    </w:p>
+    <w:p>
+      <w:pPr>
+        <w:pStyle w:val="Tesis"/>
+        <w:ind w:firstLine="0"/>
+        <w:rPr>
+          <w:b/>
+          <w:bCs/>
+          <w:lang w:eastAsia="es-VE"/>
+        </w:rPr>
+      </w:pPr>
+      <w:r>
+        <w:rPr>
+          <w:b/>
+          <w:bCs/>
+          <w:lang w:eastAsia="es-VE"/>
+        </w:rPr>
+        <w:lastRenderedPageBreak/>
+        <w:t>3.1.</w:t>
+      </w:r>
+      <w:r>
+        <w:rPr>
+          <w:b/>
+          <w:bCs/>
+          <w:lang w:eastAsia="es-VE"/>
+        </w:rPr>
+        <w:t>6</w:t>
+      </w:r>
+      <w:r>
+        <w:rPr>
+          <w:b/>
+          <w:bCs/>
+          <w:lang w:eastAsia="es-VE"/>
+        </w:rPr>
+        <w:t>.3 RESULTADOS</w:t>
+      </w:r>
+    </w:p>
+    <w:p>
+      <w:pPr>
+        <w:pStyle w:val="Tesis"/>
+        <w:ind w:firstLine="0"/>
+        <w:rPr>
+          <w:b/>
+          <w:bCs/>
+          <w:lang w:eastAsia="es-VE"/>
+        </w:rPr>
+      </w:pPr>
+    </w:p>
+    <w:p>
+      <w:pPr>
+        <w:pStyle w:val="Tesis"/>
+        <w:ind w:firstLine="0"/>
+        <w:rPr>
+          <w:b/>
+          <w:bCs/>
+          <w:sz w:val="16"/>
+          <w:szCs w:val="16"/>
+        </w:rPr>
+      </w:pPr>
+      <w:r>
+        <w:rPr>
+          <w:b/>
+          <w:bCs/>
+          <w:lang w:eastAsia="es-VE"/>
+        </w:rPr>
+        <w:t>3.1.</w:t>
+      </w:r>
+      <w:r>
+        <w:rPr>
+          <w:b/>
+          <w:bCs/>
+          <w:lang w:eastAsia="es-VE"/>
+        </w:rPr>
+        <w:t>7</w:t>
+      </w:r>
+      <w:r>
+        <w:rPr>
+          <w:b/>
+          <w:bCs/>
+          <w:lang w:eastAsia="es-VE"/>
+        </w:rPr>
+        <w:t xml:space="preserve"> </w:t>
+      </w:r>
+      <w:r>
+        <w:rPr>
+          <w:b/>
+          <w:bCs/>
+        </w:rPr>
+        <w:t>REGISTRO MANUAL DE NUEVOS USUARIOS EN EL LECTOR BIOMÉTRICO</w:t>
+      </w:r>
+    </w:p>
+    <w:p>
+      <w:pPr>
+        <w:pStyle w:val="Tesis"/>
+        <w:ind w:firstLine="0"/>
+        <w:rPr>
+          <w:b/>
+          <w:bCs/>
+          <w:lang w:eastAsia="es-VE"/>
+        </w:rPr>
+      </w:pPr>
+      <w:r>
+        <w:rPr>
+          <w:b/>
+          <w:bCs/>
+          <w:lang w:eastAsia="es-VE"/>
+        </w:rPr>
+        <w:t>3.1.</w:t>
+      </w:r>
+      <w:r>
+        <w:rPr>
+          <w:b/>
+          <w:bCs/>
+          <w:lang w:eastAsia="es-VE"/>
+        </w:rPr>
+        <w:t>7</w:t>
+      </w:r>
+      <w:r>
+        <w:rPr>
+          <w:b/>
+          <w:bCs/>
+          <w:lang w:eastAsia="es-VE"/>
+        </w:rPr>
+        <w:t>.1 OBJETIVO DE LA ACTIVIDAD</w:t>
+      </w:r>
+    </w:p>
+    <w:p>
+      <w:pPr>
+        <w:pStyle w:val="Tesis"/>
+        <w:ind w:firstLine="0"/>
+        <w:rPr>
+          <w:b/>
+          <w:bCs/>
+          <w:lang w:eastAsia="es-VE"/>
+        </w:rPr>
+      </w:pPr>
+      <w:r>
+        <w:rPr>
+          <w:b/>
+          <w:bCs/>
+          <w:lang w:eastAsia="es-VE"/>
+        </w:rPr>
+        <w:t>3.1.</w:t>
+      </w:r>
+      <w:r>
+        <w:rPr>
+          <w:b/>
+          <w:bCs/>
+          <w:lang w:eastAsia="es-VE"/>
+        </w:rPr>
+        <w:t>7</w:t>
+      </w:r>
+      <w:r>
+        <w:rPr>
+          <w:b/>
+          <w:bCs/>
+          <w:lang w:eastAsia="es-VE"/>
+        </w:rPr>
+        <w:t>.2 PROCEDIMIENTOS, HERRAMIENTAS Y/O RECURSOS UTILIZADOS</w:t>
+      </w:r>
+    </w:p>
+    <w:p>
+      <w:pPr>
+        <w:pStyle w:val="Tesis"/>
+        <w:ind w:firstLine="0"/>
+        <w:rPr>
+          <w:b/>
+          <w:bCs/>
+          <w:lang w:eastAsia="es-VE"/>
+        </w:rPr>
+      </w:pPr>
+      <w:r>
+        <w:rPr>
+          <w:b/>
+          <w:bCs/>
+          <w:lang w:eastAsia="es-VE"/>
+        </w:rPr>
+        <w:t>3.1.</w:t>
+      </w:r>
+      <w:r>
+        <w:rPr>
+          <w:b/>
+          <w:bCs/>
+          <w:lang w:eastAsia="es-VE"/>
+        </w:rPr>
+        <w:t>7</w:t>
+      </w:r>
+      <w:r>
+        <w:rPr>
+          <w:b/>
+          <w:bCs/>
+          <w:lang w:eastAsia="es-VE"/>
+        </w:rPr>
+        <w:t>.3 RESULTADOS</w:t>
+      </w:r>
+    </w:p>
+    <w:p>
+      <w:pPr>
+        <w:pStyle w:val="Tesis"/>
+        <w:ind w:firstLine="0"/>
+        <w:rPr>
+          <w:b/>
+          <w:bCs/>
+          <w:lang w:eastAsia="es-VE"/>
+        </w:rPr>
+      </w:pPr>
+    </w:p>
+    <w:p>
+      <w:pPr>
+        <w:pStyle w:val="Tesis"/>
+        <w:ind w:firstLine="0"/>
+        <w:rPr>
+          <w:b/>
+          <w:bCs/>
+          <w:lang w:eastAsia="es-VE"/>
+        </w:rPr>
+      </w:pPr>
+      <w:r>
+        <w:rPr>
+          <w:b/>
+          <w:bCs/>
+          <w:lang w:eastAsia="es-VE"/>
+        </w:rPr>
+        <w:t>3.1.</w:t>
+      </w:r>
+      <w:r>
+        <w:rPr>
+          <w:b/>
+          <w:bCs/>
+          <w:lang w:eastAsia="es-VE"/>
+        </w:rPr>
+        <w:t>8</w:t>
+      </w:r>
+      <w:r>
+        <w:rPr>
+          <w:b/>
+          <w:bCs/>
+          <w:lang w:eastAsia="es-VE"/>
+        </w:rPr>
+        <w:t xml:space="preserve"> </w:t>
+      </w:r>
+      <w:r>
+        <w:rPr>
+          <w:b/>
+          <w:bCs/>
+        </w:rPr>
+        <w:t>LIMPIEZA FÍSICA DE COMPONENTES DE CPU</w:t>
+      </w:r>
+    </w:p>
+    <w:p>
+      <w:pPr>
+        <w:pStyle w:val="Tesis"/>
+        <w:ind w:firstLine="0"/>
+        <w:rPr>
+          <w:b/>
+          <w:bCs/>
+          <w:lang w:eastAsia="es-VE"/>
+        </w:rPr>
+      </w:pPr>
+      <w:r>
+        <w:rPr>
+          <w:b/>
+          <w:bCs/>
+          <w:lang w:eastAsia="es-VE"/>
+        </w:rPr>
+        <w:t>3.1.</w:t>
+      </w:r>
+      <w:r>
+        <w:rPr>
+          <w:b/>
+          <w:bCs/>
+          <w:lang w:eastAsia="es-VE"/>
+        </w:rPr>
+        <w:t>8</w:t>
+      </w:r>
+      <w:r>
+        <w:rPr>
+          <w:b/>
+          <w:bCs/>
+          <w:lang w:eastAsia="es-VE"/>
+        </w:rPr>
+        <w:t>.1 OBJETIVO DE LA ACTIVIDAD</w:t>
+      </w:r>
+    </w:p>
+    <w:p>
+      <w:pPr>
+        <w:pStyle w:val="Tesis"/>
+        <w:ind w:firstLine="0"/>
+        <w:rPr>
+          <w:b/>
+          <w:bCs/>
+          <w:lang w:eastAsia="es-VE"/>
+        </w:rPr>
+      </w:pPr>
+      <w:r>
+        <w:rPr>
+          <w:b/>
+          <w:bCs/>
+          <w:lang w:eastAsia="es-VE"/>
+        </w:rPr>
+        <w:t>3.1.</w:t>
+      </w:r>
+      <w:r>
+        <w:rPr>
+          <w:b/>
+          <w:bCs/>
+          <w:lang w:eastAsia="es-VE"/>
+        </w:rPr>
+        <w:t>8</w:t>
+      </w:r>
+      <w:r>
+        <w:rPr>
+          <w:b/>
+          <w:bCs/>
+          <w:lang w:eastAsia="es-VE"/>
+        </w:rPr>
+        <w:t>.2 PROCEDIMIENTOS, HERRAMIENTAS Y/O RECURSOS UTILIZADOS</w:t>
+      </w:r>
+    </w:p>
+    <w:p>
+      <w:pPr>
+        <w:pStyle w:val="Tesis"/>
+        <w:ind w:firstLine="0"/>
+        <w:rPr>
+          <w:b/>
+          <w:bCs/>
+          <w:lang w:eastAsia="es-VE"/>
+        </w:rPr>
+      </w:pPr>
+      <w:r>
+        <w:rPr>
+          <w:b/>
+          <w:bCs/>
+          <w:lang w:eastAsia="es-VE"/>
+        </w:rPr>
+        <w:t>3.1.</w:t>
+      </w:r>
+      <w:r>
+        <w:rPr>
+          <w:b/>
+          <w:bCs/>
+          <w:lang w:eastAsia="es-VE"/>
+        </w:rPr>
+        <w:t>8</w:t>
+      </w:r>
+      <w:r>
+        <w:rPr>
+          <w:b/>
+          <w:bCs/>
+          <w:lang w:eastAsia="es-VE"/>
+        </w:rPr>
+        <w:t>.3 RESULTADOS</w:t>
+      </w:r>
+    </w:p>
+    <w:p>
+      <w:pPr>
+        <w:pStyle w:val="Tesis"/>
+        <w:ind w:firstLine="0"/>
+        <w:rPr>
+          <w:b/>
+          <w:bCs/>
+          <w:lang w:eastAsia="es-VE"/>
+        </w:rPr>
+      </w:pPr>
+    </w:p>
+    <w:p>
+      <w:pPr>
+        <w:pStyle w:val="Tesis"/>
+        <w:ind w:firstLine="0"/>
+        <w:rPr>
+          <w:b/>
+          <w:bCs/>
+          <w:lang w:eastAsia="es-VE"/>
+        </w:rPr>
+      </w:pPr>
+    </w:p>
+    <w:p>
+      <w:pPr>
+        <w:pStyle w:val="Tesis"/>
+        <w:ind w:firstLine="0"/>
+        <w:rPr>
+          <w:b/>
+          <w:bCs/>
+          <w:lang w:eastAsia="es-VE"/>
+        </w:rPr>
+      </w:pPr>
+      <w:r>
+        <w:rPr>
+          <w:b/>
+          <w:bCs/>
+          <w:lang w:eastAsia="es-VE"/>
+        </w:rPr>
+        <w:lastRenderedPageBreak/>
+        <w:t>3.1.</w:t>
+      </w:r>
+      <w:r>
+        <w:rPr>
+          <w:b/>
+          <w:bCs/>
+          <w:lang w:eastAsia="es-VE"/>
+        </w:rPr>
+        <w:t>9</w:t>
+      </w:r>
+      <w:r>
+        <w:rPr>
+          <w:b/>
+          <w:bCs/>
+          <w:lang w:eastAsia="es-VE"/>
+        </w:rPr>
+        <w:t xml:space="preserve"> </w:t>
+      </w:r>
+      <w:r>
+        <w:rPr>
+          <w:b/>
+          <w:bCs/>
+        </w:rPr>
+        <w:t>REGISTRO MANUAL DE NUEVOS USUARIOS EN EL LECTOR BIOMÉTRICO</w:t>
+      </w:r>
+    </w:p>
+    <w:p>
+      <w:pPr>
+        <w:pStyle w:val="Tesis"/>
+        <w:ind w:firstLine="0"/>
+        <w:rPr>
+          <w:b/>
+          <w:bCs/>
+          <w:lang w:eastAsia="es-VE"/>
+        </w:rPr>
+      </w:pPr>
+      <w:r>
+        <w:rPr>
+          <w:b/>
+          <w:bCs/>
+          <w:lang w:eastAsia="es-VE"/>
+        </w:rPr>
+        <w:t>3.1.</w:t>
+      </w:r>
+      <w:r>
+        <w:rPr>
+          <w:b/>
+          <w:bCs/>
+          <w:lang w:eastAsia="es-VE"/>
+        </w:rPr>
+        <w:t>9</w:t>
+      </w:r>
+      <w:r>
+        <w:rPr>
+          <w:b/>
+          <w:bCs/>
+          <w:lang w:eastAsia="es-VE"/>
+        </w:rPr>
+        <w:t>.1 OBJETIVO DE LA ACTIVIDAD</w:t>
+      </w:r>
+    </w:p>
+    <w:p>
+      <w:pPr>
+        <w:pStyle w:val="Tesis"/>
+        <w:ind w:firstLine="0"/>
+        <w:rPr>
+          <w:b/>
+          <w:bCs/>
+          <w:lang w:eastAsia="es-VE"/>
+        </w:rPr>
+      </w:pPr>
+      <w:r>
+        <w:rPr>
+          <w:b/>
+          <w:bCs/>
+          <w:lang w:eastAsia="es-VE"/>
+        </w:rPr>
+        <w:t>3.1.</w:t>
+      </w:r>
+      <w:r>
+        <w:rPr>
+          <w:b/>
+          <w:bCs/>
+          <w:lang w:eastAsia="es-VE"/>
+        </w:rPr>
+        <w:t>9</w:t>
+      </w:r>
+      <w:r>
+        <w:rPr>
+          <w:b/>
+          <w:bCs/>
+          <w:lang w:eastAsia="es-VE"/>
+        </w:rPr>
+        <w:t>.2 PROCEDIMIENTOS, HERRAMIENTAS Y/O RECURSOS UTILIZADOS</w:t>
+      </w:r>
+    </w:p>
+    <w:p>
+      <w:pPr>
+        <w:pStyle w:val="Tesis"/>
+        <w:ind w:firstLine="0"/>
+        <w:rPr>
+          <w:b/>
+          <w:bCs/>
+          <w:lang w:eastAsia="es-VE"/>
+        </w:rPr>
+      </w:pPr>
+      <w:r>
+        <w:rPr>
+          <w:b/>
+          <w:bCs/>
+          <w:lang w:eastAsia="es-VE"/>
+        </w:rPr>
+        <w:t>3.1.</w:t>
+      </w:r>
+      <w:r>
+        <w:rPr>
+          <w:b/>
+          <w:bCs/>
+          <w:lang w:eastAsia="es-VE"/>
+        </w:rPr>
+        <w:t>9</w:t>
+      </w:r>
+      <w:r>
+        <w:rPr>
+          <w:b/>
+          <w:bCs/>
+          <w:lang w:eastAsia="es-VE"/>
+        </w:rPr>
+        <w:t>.3 RESULTADOS</w:t>
+      </w:r>
+    </w:p>
+    <w:p>
+      <w:pPr>
+        <w:pStyle w:val="Tesis"/>
+        <w:ind w:firstLine="0"/>
+        <w:rPr>
+          <w:b/>
+          <w:bCs/>
+          <w:lang w:eastAsia="es-VE"/>
+        </w:rPr>
+      </w:pPr>
+    </w:p>
+    <w:p>
+      <w:pPr>
+        <w:spacing w:line="480" w:lineRule="auto"/>
+        <w:ind w:firstLine="0"/>
+        <w:jc w:val="both"/>
+        <w:rPr>
+          <w:rFonts w:ascii="Arial" w:eastAsia="Calibri" w:hAnsi="Arial" w:cs="Arial"/>
+          <w:b/>
+          <w:bCs/>
+          <w:kern w:val="0"/>
+          <w:sz w:val="16"/>
+          <w:szCs w:val="16"/>
+          <w:lang w:val="es-VE"/>
+          <w14:ligatures w14:val="none"/>
+        </w:rPr>
+      </w:pPr>
+      <w:r>
+        <w:rPr>
+          <w:rFonts w:ascii="Arial" w:hAnsi="Arial" w:cs="Arial"/>
+          <w:b/>
+          <w:bCs/>
+          <w:lang w:eastAsia="es-VE"/>
+        </w:rPr>
+        <w:t>3.1.</w:t>
+      </w:r>
+      <w:r>
+        <w:rPr>
+          <w:rFonts w:ascii="Arial" w:hAnsi="Arial" w:cs="Arial"/>
+          <w:b/>
+          <w:bCs/>
+          <w:lang w:eastAsia="es-VE"/>
+        </w:rPr>
+        <w:t>10</w:t>
+      </w:r>
+      <w:r>
+        <w:rPr>
+          <w:b/>
+          <w:bCs/>
+          <w:lang w:eastAsia="es-VE"/>
+        </w:rPr>
+        <w:t xml:space="preserve"> </w:t>
+      </w:r>
+      <w:r>
+        <w:rPr>
+          <w:rFonts w:ascii="Arial" w:eastAsia="Calibri" w:hAnsi="Arial" w:cs="Arial"/>
+          <w:b/>
+          <w:bCs/>
+          <w:kern w:val="0"/>
+          <w:lang w:val="es-VE"/>
+          <w14:ligatures w14:val="none"/>
+        </w:rPr>
+        <w:t>TENDIDO DE RED PARA EL DEPARTAMENTO DE GERENCIA LEGAL</w:t>
+      </w:r>
+    </w:p>
+    <w:p>
+      <w:pPr>
+        <w:pStyle w:val="Tesis"/>
+        <w:ind w:firstLine="0"/>
+        <w:rPr>
+          <w:b/>
+          <w:bCs/>
+          <w:lang w:eastAsia="es-VE"/>
+        </w:rPr>
+      </w:pPr>
+      <w:r>
+        <w:rPr>
+          <w:b/>
+          <w:bCs/>
+          <w:lang w:eastAsia="es-VE"/>
+        </w:rPr>
+        <w:t>3.1.</w:t>
+      </w:r>
+      <w:r>
+        <w:rPr>
+          <w:b/>
+          <w:bCs/>
+          <w:lang w:eastAsia="es-VE"/>
+        </w:rPr>
+        <w:t>10</w:t>
+      </w:r>
+      <w:r>
+        <w:rPr>
+          <w:b/>
+          <w:bCs/>
+          <w:lang w:eastAsia="es-VE"/>
+        </w:rPr>
+        <w:t>.1 OBJETIVO DE LA ACTIVIDAD</w:t>
+      </w:r>
+    </w:p>
+    <w:p>
+      <w:pPr>
+        <w:pStyle w:val="Tesis"/>
+        <w:ind w:firstLine="0"/>
+        <w:rPr>
+          <w:b/>
+          <w:bCs/>
+          <w:lang w:eastAsia="es-VE"/>
+        </w:rPr>
+      </w:pPr>
+      <w:r>
+        <w:rPr>
+          <w:b/>
+          <w:bCs/>
+          <w:lang w:eastAsia="es-VE"/>
+        </w:rPr>
+        <w:t>3.1.</w:t>
+      </w:r>
+      <w:r>
+        <w:rPr>
+          <w:b/>
+          <w:bCs/>
+          <w:lang w:eastAsia="es-VE"/>
+        </w:rPr>
+        <w:t>10</w:t>
+      </w:r>
+      <w:r>
+        <w:rPr>
+          <w:b/>
+          <w:bCs/>
+          <w:lang w:eastAsia="es-VE"/>
+        </w:rPr>
+        <w:t>.2 PROCEDIMIENTOS, HERRAMIENTAS Y/O RECURSOS UTILIZADOS</w:t>
+      </w:r>
+    </w:p>
+    <w:p>
+      <w:pPr>
+        <w:pStyle w:val="Tesis"/>
+        <w:ind w:firstLine="0"/>
+        <w:rPr>
+          <w:b/>
+          <w:bCs/>
+          <w:lang w:eastAsia="es-VE"/>
+        </w:rPr>
+      </w:pPr>
+      <w:r>
+        <w:rPr>
+          <w:b/>
+          <w:bCs/>
+          <w:lang w:eastAsia="es-VE"/>
+        </w:rPr>
+        <w:t>3.1.</w:t>
+      </w:r>
+      <w:r>
+        <w:rPr>
+          <w:b/>
+          <w:bCs/>
+          <w:lang w:eastAsia="es-VE"/>
+        </w:rPr>
+        <w:t>10</w:t>
+      </w:r>
+      <w:r>
+        <w:rPr>
+          <w:b/>
+          <w:bCs/>
+          <w:lang w:eastAsia="es-VE"/>
+        </w:rPr>
+        <w:t>.3 RESULTADOS</w:t>
+      </w:r>
+    </w:p>
+    <w:p>
+      <w:pPr>
+        <w:pStyle w:val="Tesis"/>
+        <w:ind w:firstLine="0"/>
+        <w:rPr>
+          <w:b/>
+          <w:bCs/>
+          <w:lang w:eastAsia="es-VE"/>
+        </w:rPr>
+      </w:pPr>
+    </w:p>
+    <w:p>
+      <w:pPr>
+        <w:spacing w:line="480" w:lineRule="auto"/>
+        <w:ind w:firstLine="0"/>
+        <w:jc w:val="both"/>
+        <w:rPr>
+          <w:rFonts w:ascii="Arial" w:hAnsi="Arial" w:cs="Arial"/>
+          <w:b/>
+          <w:bCs/>
+          <w:lang w:eastAsia="es-VE"/>
+        </w:rPr>
+      </w:pPr>
+      <w:r>
+        <w:rPr>
+          <w:rFonts w:ascii="Arial" w:hAnsi="Arial" w:cs="Arial"/>
+          <w:b/>
+          <w:bCs/>
+          <w:lang w:eastAsia="es-VE"/>
+        </w:rPr>
+        <w:t>3.1.1</w:t>
+      </w:r>
+      <w:r>
+        <w:rPr>
+          <w:rFonts w:ascii="Arial" w:hAnsi="Arial" w:cs="Arial"/>
+          <w:b/>
+          <w:bCs/>
+          <w:lang w:eastAsia="es-VE"/>
+        </w:rPr>
+        <w:t>1</w:t>
+      </w:r>
+      <w:r>
+        <w:rPr>
+          <w:b/>
+          <w:bCs/>
+          <w:lang w:eastAsia="es-VE"/>
+        </w:rPr>
+        <w:t xml:space="preserve"> </w:t>
+      </w:r>
+      <w:r>
+        <w:rPr>
+          <w:rFonts w:ascii="Arial" w:eastAsia="Calibri" w:hAnsi="Arial" w:cs="Arial"/>
+          <w:b/>
+          <w:bCs/>
+          <w:kern w:val="0"/>
+          <w:lang w:val="es-VE"/>
+          <w14:ligatures w14:val="none"/>
+        </w:rPr>
+        <w:t>SOPORTE Y DIAGNÓSTICO DE PROBLEMAS EN IMPRESORA</w:t>
+      </w:r>
+      <w:r>
+        <w:rPr>
+          <w:rFonts w:ascii="Arial" w:hAnsi="Arial" w:cs="Arial"/>
+          <w:b/>
+          <w:bCs/>
+          <w:lang w:eastAsia="es-VE"/>
+        </w:rPr>
+        <w:t>S</w:t>
+      </w:r>
+    </w:p>
+    <w:p>
+      <w:pPr>
+        <w:spacing w:line="480" w:lineRule="auto"/>
+        <w:ind w:firstLine="0"/>
+        <w:jc w:val="both"/>
+        <w:rPr>
+          <w:rFonts w:ascii="Arial" w:hAnsi="Arial" w:cs="Arial"/>
+          <w:b/>
+          <w:bCs/>
+          <w:lang w:eastAsia="es-VE"/>
+        </w:rPr>
+      </w:pPr>
+      <w:r>
+        <w:rPr>
+          <w:rFonts w:ascii="Arial" w:hAnsi="Arial" w:cs="Arial"/>
+          <w:b/>
+          <w:bCs/>
+          <w:lang w:eastAsia="es-VE"/>
+        </w:rPr>
+        <w:t>3.1.11.1 OBJETIVO DE LA ACTIVIDAD</w:t>
+      </w:r>
+    </w:p>
+    <w:p>
+      <w:pPr>
+        <w:pStyle w:val="Tesis"/>
+        <w:ind w:firstLine="0"/>
+        <w:rPr>
+          <w:b/>
+          <w:bCs/>
+          <w:lang w:eastAsia="es-VE"/>
+        </w:rPr>
+      </w:pPr>
+      <w:r>
+        <w:rPr>
+          <w:b/>
+          <w:bCs/>
+          <w:lang w:eastAsia="es-VE"/>
+        </w:rPr>
+        <w:lastRenderedPageBreak/>
+        <w:t>3.1.1</w:t>
+      </w:r>
+      <w:r>
+        <w:rPr>
+          <w:b/>
+          <w:bCs/>
+          <w:lang w:eastAsia="es-VE"/>
+        </w:rPr>
+        <w:t>1</w:t>
+      </w:r>
+      <w:r>
+        <w:rPr>
+          <w:b/>
+          <w:bCs/>
+          <w:lang w:eastAsia="es-VE"/>
+        </w:rPr>
+        <w:t>.2 PROCEDIMIENTOS, HERRAMIENTAS Y/O RECURSOS UTILIZADOS</w:t>
+      </w:r>
+    </w:p>
+    <w:p>
+      <w:pPr>
+        <w:pStyle w:val="Tesis"/>
+        <w:ind w:firstLine="0"/>
+        <w:rPr>
+          <w:b/>
+          <w:bCs/>
+          <w:lang w:eastAsia="es-VE"/>
+        </w:rPr>
+      </w:pPr>
+      <w:r>
+        <w:rPr>
+          <w:b/>
+          <w:bCs/>
+          <w:lang w:eastAsia="es-VE"/>
+        </w:rPr>
+        <w:t>3.1.1</w:t>
+      </w:r>
+      <w:r>
+        <w:rPr>
+          <w:b/>
+          <w:bCs/>
+          <w:lang w:eastAsia="es-VE"/>
+        </w:rPr>
+        <w:t>1</w:t>
+      </w:r>
+      <w:r>
+        <w:rPr>
+          <w:b/>
+          <w:bCs/>
+          <w:lang w:eastAsia="es-VE"/>
+        </w:rPr>
+        <w:t>.3 RESULTADOS</w:t>
+      </w:r>
+    </w:p>
+    <w:p>
+      <w:pPr>
+        <w:pStyle w:val="Tesis"/>
+        <w:ind w:firstLine="0"/>
+        <w:rPr>
+          <w:b/>
+          <w:bCs/>
+          <w:lang w:eastAsia="es-VE"/>
+        </w:rPr>
+      </w:pPr>
+    </w:p>
+    <w:p>
+      <w:pPr>
+        <w:spacing w:line="480" w:lineRule="auto"/>
+        <w:ind w:firstLine="0"/>
+        <w:jc w:val="both"/>
+        <w:rPr>
+          <w:rFonts w:ascii="Arial" w:eastAsia="Calibri" w:hAnsi="Arial" w:cs="Arial"/>
+          <w:b/>
+          <w:bCs/>
+          <w:kern w:val="0"/>
+          <w:sz w:val="16"/>
+          <w:szCs w:val="16"/>
+          <w:lang w:val="es-VE"/>
+          <w14:ligatures w14:val="none"/>
+        </w:rPr>
+      </w:pPr>
+      <w:r>
+        <w:rPr>
+          <w:rFonts w:ascii="Arial" w:hAnsi="Arial" w:cs="Arial"/>
+          <w:b/>
+          <w:bCs/>
+          <w:lang w:eastAsia="es-VE"/>
+        </w:rPr>
+        <w:t>3.1.1</w:t>
+      </w:r>
+      <w:r>
+        <w:rPr>
+          <w:rFonts w:ascii="Arial" w:hAnsi="Arial" w:cs="Arial"/>
+          <w:b/>
+          <w:bCs/>
+          <w:lang w:eastAsia="es-VE"/>
+        </w:rPr>
+        <w:t>2</w:t>
+      </w:r>
+      <w:r>
+        <w:rPr>
+          <w:b/>
+          <w:bCs/>
+          <w:lang w:eastAsia="es-VE"/>
+        </w:rPr>
+        <w:t xml:space="preserve"> </w:t>
+      </w:r>
+      <w:r>
+        <w:rPr>
+          <w:rFonts w:ascii="Arial" w:eastAsia="Calibri" w:hAnsi="Arial" w:cs="Arial"/>
+          <w:b/>
+          <w:bCs/>
+          <w:kern w:val="0"/>
+          <w:lang w:val="es-VE"/>
+          <w14:ligatures w14:val="none"/>
+        </w:rPr>
+        <w:t>CONFIGURACIÓN DE IMPRESIÓN EN RED</w:t>
+      </w:r>
+    </w:p>
+    <w:p>
+      <w:pPr>
+        <w:pStyle w:val="Tesis"/>
+        <w:ind w:firstLine="0"/>
+        <w:rPr>
+          <w:b/>
+          <w:bCs/>
+          <w:lang w:eastAsia="es-VE"/>
+        </w:rPr>
+      </w:pPr>
+      <w:r>
+        <w:rPr>
+          <w:b/>
+          <w:bCs/>
+          <w:lang w:eastAsia="es-VE"/>
+        </w:rPr>
+        <w:t>3.1.1</w:t>
+      </w:r>
+      <w:r>
+        <w:rPr>
+          <w:b/>
+          <w:bCs/>
+          <w:lang w:eastAsia="es-VE"/>
+        </w:rPr>
+        <w:t>2</w:t>
+      </w:r>
+      <w:r>
+        <w:rPr>
+          <w:b/>
+          <w:bCs/>
+          <w:lang w:eastAsia="es-VE"/>
+        </w:rPr>
+        <w:t>.1 OBJETIVO DE LA ACTIVIDAD</w:t>
+      </w:r>
+    </w:p>
+    <w:p>
+      <w:pPr>
+        <w:pStyle w:val="Tesis"/>
+        <w:ind w:firstLine="0"/>
+        <w:rPr>
+          <w:b/>
+          <w:bCs/>
+          <w:lang w:eastAsia="es-VE"/>
+        </w:rPr>
+      </w:pPr>
+      <w:r>
+        <w:rPr>
+          <w:b/>
+          <w:bCs/>
+          <w:lang w:eastAsia="es-VE"/>
+        </w:rPr>
+        <w:t>3.1.1</w:t>
+      </w:r>
+      <w:r>
+        <w:rPr>
+          <w:b/>
+          <w:bCs/>
+          <w:lang w:eastAsia="es-VE"/>
+        </w:rPr>
+        <w:t>2</w:t>
+      </w:r>
+      <w:r>
+        <w:rPr>
+          <w:b/>
+          <w:bCs/>
+          <w:lang w:eastAsia="es-VE"/>
+        </w:rPr>
+        <w:t>.2 PROCEDIMIENTOS, HERRAMIENTAS Y/O RECURSOS UTILIZADOS</w:t>
+      </w:r>
+    </w:p>
+    <w:p>
+      <w:pPr>
+        <w:pStyle w:val="Tesis"/>
+        <w:ind w:firstLine="0"/>
+        <w:rPr>
+          <w:b/>
+          <w:bCs/>
+          <w:lang w:eastAsia="es-VE"/>
+        </w:rPr>
+      </w:pPr>
+      <w:r>
+        <w:rPr>
+          <w:b/>
+          <w:bCs/>
+          <w:lang w:eastAsia="es-VE"/>
+        </w:rPr>
+        <w:t>3.1.1</w:t>
+      </w:r>
+      <w:r>
+        <w:rPr>
+          <w:b/>
+          <w:bCs/>
+          <w:lang w:eastAsia="es-VE"/>
+        </w:rPr>
+        <w:t>2</w:t>
+      </w:r>
+      <w:r>
+        <w:rPr>
+          <w:b/>
+          <w:bCs/>
+          <w:lang w:eastAsia="es-VE"/>
+        </w:rPr>
+        <w:t>.3 RESULTADOS</w:t>
+      </w:r>
+    </w:p>
+    <w:p>
+      <w:pPr>
+        <w:pStyle w:val="Tesis"/>
+        <w:ind w:firstLine="0"/>
+        <w:rPr>
+          <w:b/>
+          <w:bCs/>
+          <w:lang w:eastAsia="es-VE"/>
+        </w:rPr>
+      </w:pPr>
+    </w:p>
+    <w:p>
+      <w:pPr>
+        <w:spacing w:line="480" w:lineRule="auto"/>
+        <w:ind w:firstLine="0"/>
+        <w:jc w:val="both"/>
+        <w:rPr>
+          <w:rFonts w:ascii="Arial" w:eastAsia="Calibri" w:hAnsi="Arial" w:cs="Arial"/>
+          <w:b/>
+          <w:bCs/>
+          <w:kern w:val="0"/>
+          <w:sz w:val="16"/>
+          <w:szCs w:val="16"/>
+          <w:lang w:val="es-VE"/>
+          <w14:ligatures w14:val="none"/>
+        </w:rPr>
+      </w:pPr>
+      <w:r>
+        <w:rPr>
+          <w:rFonts w:ascii="Arial" w:hAnsi="Arial" w:cs="Arial"/>
+          <w:b/>
+          <w:bCs/>
+          <w:lang w:eastAsia="es-VE"/>
+        </w:rPr>
+        <w:t>3.1.1</w:t>
+      </w:r>
+      <w:r>
+        <w:rPr>
+          <w:rFonts w:ascii="Arial" w:hAnsi="Arial" w:cs="Arial"/>
+          <w:b/>
+          <w:bCs/>
+          <w:lang w:eastAsia="es-VE"/>
+        </w:rPr>
+        <w:t>3</w:t>
+      </w:r>
+      <w:r>
+        <w:rPr>
+          <w:b/>
+          <w:bCs/>
+          <w:lang w:eastAsia="es-VE"/>
+        </w:rPr>
+        <w:t xml:space="preserve"> </w:t>
+      </w:r>
+      <w:r>
+        <w:rPr>
+          <w:rFonts w:ascii="Arial" w:eastAsia="Calibri" w:hAnsi="Arial" w:cs="Arial"/>
+          <w:b/>
+          <w:bCs/>
+          <w:kern w:val="0"/>
+          <w:lang w:val="es-VE"/>
+          <w14:ligatures w14:val="none"/>
+        </w:rPr>
+        <w:t>INSTALACIÓN DE SISTEMAS OPERATIVOS Y PROGRAMAS DE OFICINA</w:t>
+      </w:r>
+    </w:p>
+    <w:p>
+      <w:pPr>
+        <w:pStyle w:val="Tesis"/>
+        <w:ind w:firstLine="0"/>
+        <w:rPr>
+          <w:b/>
+          <w:bCs/>
+          <w:lang w:eastAsia="es-VE"/>
+        </w:rPr>
+      </w:pPr>
+      <w:r>
+        <w:rPr>
+          <w:b/>
+          <w:bCs/>
+          <w:lang w:eastAsia="es-VE"/>
+        </w:rPr>
+        <w:t>3.1.1</w:t>
+      </w:r>
+      <w:r>
+        <w:rPr>
+          <w:b/>
+          <w:bCs/>
+          <w:lang w:eastAsia="es-VE"/>
+        </w:rPr>
+        <w:t>3</w:t>
+      </w:r>
+      <w:r>
+        <w:rPr>
+          <w:b/>
+          <w:bCs/>
+          <w:lang w:eastAsia="es-VE"/>
+        </w:rPr>
+        <w:t>.1 OBJETIVO DE LA ACTIVIDAD</w:t>
+      </w:r>
+    </w:p>
+    <w:p>
+      <w:pPr>
+        <w:pStyle w:val="Tesis"/>
+        <w:ind w:firstLine="0"/>
+        <w:rPr>
+          <w:b/>
+          <w:bCs/>
+          <w:lang w:eastAsia="es-VE"/>
+        </w:rPr>
+      </w:pPr>
+      <w:r>
+        <w:rPr>
+          <w:b/>
+          <w:bCs/>
+          <w:lang w:eastAsia="es-VE"/>
+        </w:rPr>
+        <w:t>3.1.1</w:t>
+      </w:r>
+      <w:r>
+        <w:rPr>
+          <w:b/>
+          <w:bCs/>
+          <w:lang w:eastAsia="es-VE"/>
+        </w:rPr>
+        <w:t>3</w:t>
+      </w:r>
+      <w:r>
+        <w:rPr>
+          <w:b/>
+          <w:bCs/>
+          <w:lang w:eastAsia="es-VE"/>
+        </w:rPr>
+        <w:t>.2 PROCEDIMIENTOS, HERRAMIENTAS Y/O RECURSOS UTILIZADOS</w:t>
+      </w:r>
+    </w:p>
+    <w:p>
+      <w:pPr>
+        <w:pStyle w:val="Tesis"/>
+        <w:ind w:firstLine="0"/>
+        <w:rPr>
+          <w:b/>
+          <w:bCs/>
+          <w:lang w:eastAsia="es-VE"/>
+        </w:rPr>
+      </w:pPr>
+      <w:r>
+        <w:rPr>
+          <w:b/>
+          <w:bCs/>
+          <w:lang w:eastAsia="es-VE"/>
+        </w:rPr>
+        <w:t>3.1.1</w:t>
+      </w:r>
+      <w:r>
+        <w:rPr>
+          <w:b/>
+          <w:bCs/>
+          <w:lang w:eastAsia="es-VE"/>
+        </w:rPr>
+        <w:t>3</w:t>
+      </w:r>
+      <w:r>
+        <w:rPr>
+          <w:b/>
+          <w:bCs/>
+          <w:lang w:eastAsia="es-VE"/>
+        </w:rPr>
+        <w:t>.3 RESULTADO</w:t>
+      </w:r>
+      <w:r>
+        <w:rPr>
+          <w:b/>
+          <w:bCs/>
+          <w:lang w:eastAsia="es-VE"/>
+        </w:rPr>
+        <w:t>S</w:t>
+      </w:r>
+    </w:p>
+    <w:p>
+      <w:pPr>
+        <w:spacing w:line="480" w:lineRule="auto"/>
+        <w:ind w:firstLine="0"/>
+        <w:jc w:val="both"/>
+        <w:rPr>
+          <w:rFonts w:ascii="Arial" w:eastAsia="Calibri" w:hAnsi="Arial" w:cs="Arial"/>
+          <w:b/>
+          <w:bCs/>
+          <w:kern w:val="0"/>
+          <w:sz w:val="16"/>
+          <w:szCs w:val="16"/>
+          <w:lang w:val="es-VE"/>
+          <w14:ligatures w14:val="none"/>
+        </w:rPr>
+      </w:pPr>
+      <w:r>
+        <w:rPr>
+          <w:rFonts w:ascii="Arial" w:hAnsi="Arial" w:cs="Arial"/>
+          <w:b/>
+          <w:bCs/>
+          <w:lang w:eastAsia="es-VE"/>
+        </w:rPr>
+        <w:lastRenderedPageBreak/>
+        <w:t>3.1.1</w:t>
+      </w:r>
+      <w:r>
+        <w:rPr>
+          <w:rFonts w:ascii="Arial" w:hAnsi="Arial" w:cs="Arial"/>
+          <w:b/>
+          <w:bCs/>
+          <w:lang w:eastAsia="es-VE"/>
+        </w:rPr>
+        <w:t>4</w:t>
+      </w:r>
+      <w:r>
+        <w:rPr>
+          <w:b/>
+          <w:bCs/>
+          <w:lang w:eastAsia="es-VE"/>
+        </w:rPr>
+        <w:t xml:space="preserve"> </w:t>
+      </w:r>
+      <w:r>
+        <w:rPr>
+          <w:rFonts w:ascii="Arial" w:eastAsia="Calibri" w:hAnsi="Arial" w:cs="Arial"/>
+          <w:b/>
+          <w:bCs/>
+          <w:kern w:val="0"/>
+          <w:lang w:val="es-VE"/>
+          <w14:ligatures w14:val="none"/>
+        </w:rPr>
+        <w:t>SOPORTE TECNOLÓGICO AL SISTEMA EMPRESARIAL</w:t>
+      </w:r>
+    </w:p>
+    <w:p>
+      <w:pPr>
+        <w:pStyle w:val="Tesis"/>
+        <w:ind w:firstLine="0"/>
+        <w:rPr>
+          <w:b/>
+          <w:bCs/>
+          <w:lang w:eastAsia="es-VE"/>
+        </w:rPr>
+      </w:pPr>
+      <w:r>
+        <w:rPr>
+          <w:b/>
+          <w:bCs/>
+          <w:lang w:eastAsia="es-VE"/>
+        </w:rPr>
+        <w:t>3.1.1</w:t>
+      </w:r>
+      <w:r>
+        <w:rPr>
+          <w:b/>
+          <w:bCs/>
+          <w:lang w:eastAsia="es-VE"/>
+        </w:rPr>
+        <w:t>4</w:t>
+      </w:r>
+      <w:r>
+        <w:rPr>
+          <w:b/>
+          <w:bCs/>
+          <w:lang w:eastAsia="es-VE"/>
+        </w:rPr>
+        <w:t>.1 OBJETIVO DE LA ACTIVIDAD</w:t>
+      </w:r>
+    </w:p>
+    <w:p>
+      <w:pPr>
+        <w:pStyle w:val="Tesis"/>
+        <w:ind w:firstLine="0"/>
+        <w:rPr>
+          <w:b/>
+          <w:bCs/>
+          <w:lang w:eastAsia="es-VE"/>
+        </w:rPr>
+      </w:pPr>
+      <w:r>
+        <w:rPr>
+          <w:b/>
+          <w:bCs/>
+          <w:lang w:eastAsia="es-VE"/>
+        </w:rPr>
+        <w:t>3.1.1</w:t>
+      </w:r>
+      <w:r>
+        <w:rPr>
+          <w:b/>
+          <w:bCs/>
+          <w:lang w:eastAsia="es-VE"/>
+        </w:rPr>
+        <w:t>4</w:t>
+      </w:r>
+      <w:r>
+        <w:rPr>
+          <w:b/>
+          <w:bCs/>
+          <w:lang w:eastAsia="es-VE"/>
+        </w:rPr>
+        <w:t>.2 PROCEDIMIENTOS, HERRAMIENTAS Y/O RECURSOS UTILIZADOS</w:t>
+      </w:r>
+    </w:p>
+    <w:p>
+      <w:pPr>
+        <w:pStyle w:val="Tesis"/>
+        <w:ind w:firstLine="0"/>
+        <w:rPr>
+          <w:b/>
+          <w:bCs/>
+          <w:lang w:eastAsia="es-VE"/>
+        </w:rPr>
+      </w:pPr>
+      <w:r>
+        <w:rPr>
+          <w:b/>
+          <w:bCs/>
+          <w:lang w:eastAsia="es-VE"/>
+        </w:rPr>
+        <w:t>3.1.1</w:t>
+      </w:r>
+      <w:r>
+        <w:rPr>
+          <w:b/>
+          <w:bCs/>
+          <w:lang w:eastAsia="es-VE"/>
+        </w:rPr>
+        <w:t>4</w:t>
+      </w:r>
+      <w:r>
+        <w:rPr>
+          <w:b/>
+          <w:bCs/>
+          <w:lang w:eastAsia="es-VE"/>
+        </w:rPr>
+        <w:t>.3 RESULTADOS</w:t>
+      </w:r>
     </w:p>
     <w:sectPr>
       <w:pgSz w:w="12242" w:h="15842" w:code="1"/>
-      <w:pgMar w:top="1701" w:right="1701" w:bottom="1701" w:left="2268" w:header="709" w:footer="709" w:gutter="0"/>
+      <w:pgMar w:top="2835" w:right="1701" w:bottom="1701" w:left="2268" w:header="709" w:footer="709" w:gutter="0"/>
       <w:cols w:space="708"/>
       <w:docGrid w:linePitch="360"/>
     </w:sectPr>
@@ -8975,7 +11177,7 @@
 </file>
 
 <file path=word/endnotes.xml><?xml version="1.0" encoding="utf-8"?>
-<w:endnotes xmlns:wpc="http://schemas.microsoft.com/office/word/2010/wordprocessingCanvas" xmlns:cx="http://schemas.microsoft.com/office/drawing/2014/chartex" xmlns:cx1="http://schemas.microsoft.com/office/drawing/2015/9/8/chartex" xmlns:cx2="http://schemas.microsoft.com/office/drawing/2015/10/21/chartex" xmlns:cx3="http://schemas.microsoft.com/office/drawing/2016/5/9/chartex" xmlns:cx4="http://schemas.microsoft.com/office/drawing/2016/5/10/chartex" xmlns:cx5="http://schemas.microsoft.com/office/drawing/2016/5/11/chartex" xmlns:cx6="http://schemas.microsoft.com/office/drawing/2016/5/12/chartex" xmlns:cx7="http://schemas.microsoft.com/office/drawing/2016/5/13/chartex" xmlns:cx8="http://schemas.microsoft.com/office/drawing/2016/5/14/chartex" xmlns:mc="http://schemas.openxmlformats.org/markup-compatibility/2006" xmlns:aink="http://schemas.microsoft.com/office/drawing/2016/ink" xmlns:am3d="http://schemas.microsoft.com/office/drawing/2017/model3d" xmlns:o="urn:schemas-microsoft-com:office:office" xmlns:oel="http://schemas.microsoft.com/office/2019/extlst" xmlns:r="http://schemas.openxmlformats.org/officeDocument/2006/relationships" xmlns:m="http://schemas.openxmlformats.org/officeDocument/2006/math" xmlns:v="urn:schemas-microsoft-com:vml" xmlns:wp14="http://schemas.microsoft.com/office/word/2010/wordprocessingDrawing" xmlns:wp="http://schemas.openxmlformats.org/drawingml/2006/wordprocessingDrawing" xmlns:w10="urn:schemas-microsoft-com:office:word" xmlns:w="http://schemas.openxmlformats.org/wordprocessingml/2006/main" xmlns:w14="http://schemas.microsoft.com/office/word/2010/wordml" xmlns:w15="http://schemas.microsoft.com/office/word/2012/wordml" xmlns:w16cex="http://schemas.microsoft.com/office/word/2018/wordml/cex" xmlns:w16cid="http://schemas.microsoft.com/office/word/2016/wordml/cid" xmlns:w16="http://schemas.microsoft.com/office/word/2018/wordml" xmlns:w16sdtdh="http://schemas.microsoft.com/office/word/2020/wordml/sdtdatahash" xmlns:w16se="http://schemas.microsoft.com/office/word/2015/wordml/symex" xmlns:wpg="http://schemas.microsoft.com/office/word/2010/wordprocessingGroup" xmlns:wpi="http://schemas.microsoft.com/office/word/2010/wordprocessingInk" xmlns:wne="http://schemas.microsoft.com/office/word/2006/wordml" xmlns:wps="http://schemas.microsoft.com/office/word/2010/wordprocessingShape" mc:Ignorable="w14 w15 w16se w16cid w16 w16cex w16sdtdh wp14">
+<w:endnotes xmlns:wpc="http://schemas.microsoft.com/office/word/2010/wordprocessingCanvas" xmlns:cx="http://schemas.microsoft.com/office/drawing/2014/chartex" xmlns:cx1="http://schemas.microsoft.com/office/drawing/2015/9/8/chartex" xmlns:cx2="http://schemas.microsoft.com/office/drawing/2015/10/21/chartex" xmlns:cx3="http://schemas.microsoft.com/office/drawing/2016/5/9/chartex" xmlns:cx4="http://schemas.microsoft.com/office/drawing/2016/5/10/chartex" xmlns:cx5="http://schemas.microsoft.com/office/drawing/2016/5/11/chartex" xmlns:cx6="http://schemas.microsoft.com/office/drawing/2016/5/12/chartex" xmlns:cx7="http://schemas.microsoft.com/office/drawing/2016/5/13/chartex" xmlns:cx8="http://schemas.microsoft.com/office/drawing/2016/5/14/chartex" xmlns:mc="http://schemas.openxmlformats.org/markup-compatibility/2006" xmlns:aink="http://schemas.microsoft.com/office/drawing/2016/ink" xmlns:am3d="http://schemas.microsoft.com/office/drawing/2017/model3d" xmlns:o="urn:schemas-microsoft-com:office:office" xmlns:oel="http://schemas.microsoft.com/office/2019/extlst" xmlns:r="http://schemas.openxmlformats.org/officeDocument/2006/relationships" xmlns:m="http://schemas.openxmlformats.org/officeDocument/2006/math" xmlns:v="urn:schemas-microsoft-com:vml" xmlns:wp14="http://schemas.microsoft.com/office/word/2010/wordprocessingDrawing" xmlns:wp="http://schemas.openxmlformats.org/drawingml/2006/wordprocessingDrawing" xmlns:w10="urn:schemas-microsoft-com:office:word" xmlns:w="http://schemas.openxmlformats.org/wordprocessingml/2006/main" xmlns:w14="http://schemas.microsoft.com/office/word/2010/wordml" xmlns:w15="http://schemas.microsoft.com/office/word/2012/wordml" xmlns:w16cex="http://schemas.microsoft.com/office/word/2018/wordml/cex" xmlns:w16cid="http://schemas.microsoft.com/office/word/2016/wordml/cid" xmlns:w16="http://schemas.microsoft.com/office/word/2018/wordml" xmlns:w16du="http://schemas.microsoft.com/office/word/2023/wordml/word16du" xmlns:w16sdtdh="http://schemas.microsoft.com/office/word/2020/wordml/sdtdatahash" xmlns:w16sdtfl="http://schemas.microsoft.com/office/word/2024/wordml/sdtformatlock" xmlns:w16se="http://schemas.microsoft.com/office/word/2015/wordml/symex" xmlns:wpg="http://schemas.microsoft.com/office/word/2010/wordprocessingGroup" xmlns:wpi="http://schemas.microsoft.com/office/word/2010/wordprocessingInk" xmlns:wne="http://schemas.microsoft.com/office/word/2006/wordml" xmlns:wps="http://schemas.microsoft.com/office/word/2010/wordprocessingShape" mc:Ignorable="w14 w15 w16se w16cid w16 w16cex w16sdtdh w16sdtfl w16du wp14">
   <w:endnote w:type="separator" w:id="-1">
     <w:p>
       <w:pPr>
@@ -9000,7 +11202,7 @@
 </file>
 
 <file path=word/footnotes.xml><?xml version="1.0" encoding="utf-8"?>
-<w:footnotes xmlns:wpc="http://schemas.microsoft.com/office/word/2010/wordprocessingCanvas" xmlns:cx="http://schemas.microsoft.com/office/drawing/2014/chartex" xmlns:cx1="http://schemas.microsoft.com/office/drawing/2015/9/8/chartex" xmlns:cx2="http://schemas.microsoft.com/office/drawing/2015/10/21/chartex" xmlns:cx3="http://schemas.microsoft.com/office/drawing/2016/5/9/chartex" xmlns:cx4="http://schemas.microsoft.com/office/drawing/2016/5/10/chartex" xmlns:cx5="http://schemas.microsoft.com/office/drawing/2016/5/11/chartex" xmlns:cx6="http://schemas.microsoft.com/office/drawing/2016/5/12/chartex" xmlns:cx7="http://schemas.microsoft.com/office/drawing/2016/5/13/chartex" xmlns:cx8="http://schemas.microsoft.com/office/drawing/2016/5/14/chartex" xmlns:mc="http://schemas.openxmlformats.org/markup-compatibility/2006" xmlns:aink="http://schemas.microsoft.com/office/drawing/2016/ink" xmlns:am3d="http://schemas.microsoft.com/office/drawing/2017/model3d" xmlns:o="urn:schemas-microsoft-com:office:office" xmlns:oel="http://schemas.microsoft.com/office/2019/extlst" xmlns:r="http://schemas.openxmlformats.org/officeDocument/2006/relationships" xmlns:m="http://schemas.openxmlformats.org/officeDocument/2006/math" xmlns:v="urn:schemas-microsoft-com:vml" xmlns:wp14="http://schemas.microsoft.com/office/word/2010/wordprocessingDrawing" xmlns:wp="http://schemas.openxmlformats.org/drawingml/2006/wordprocessingDrawing" xmlns:w10="urn:schemas-microsoft-com:office:word" xmlns:w="http://schemas.openxmlformats.org/wordprocessingml/2006/main" xmlns:w14="http://schemas.microsoft.com/office/word/2010/wordml" xmlns:w15="http://schemas.microsoft.com/office/word/2012/wordml" xmlns:w16cex="http://schemas.microsoft.com/office/word/2018/wordml/cex" xmlns:w16cid="http://schemas.microsoft.com/office/word/2016/wordml/cid" xmlns:w16="http://schemas.microsoft.com/office/word/2018/wordml" xmlns:w16sdtdh="http://schemas.microsoft.com/office/word/2020/wordml/sdtdatahash" xmlns:w16se="http://schemas.microsoft.com/office/word/2015/wordml/symex" xmlns:wpg="http://schemas.microsoft.com/office/word/2010/wordprocessingGroup" xmlns:wpi="http://schemas.microsoft.com/office/word/2010/wordprocessingInk" xmlns:wne="http://schemas.microsoft.com/office/word/2006/wordml" xmlns:wps="http://schemas.microsoft.com/office/word/2010/wordprocessingShape" mc:Ignorable="w14 w15 w16se w16cid w16 w16cex w16sdtdh wp14">
+<w:footnotes xmlns:wpc="http://schemas.microsoft.com/office/word/2010/wordprocessingCanvas" xmlns:cx="http://schemas.microsoft.com/office/drawing/2014/chartex" xmlns:cx1="http://schemas.microsoft.com/office/drawing/2015/9/8/chartex" xmlns:cx2="http://schemas.microsoft.com/office/drawing/2015/10/21/chartex" xmlns:cx3="http://schemas.microsoft.com/office/drawing/2016/5/9/chartex" xmlns:cx4="http://schemas.microsoft.com/office/drawing/2016/5/10/chartex" xmlns:cx5="http://schemas.microsoft.com/office/drawing/2016/5/11/chartex" xmlns:cx6="http://schemas.microsoft.com/office/drawing/2016/5/12/chartex" xmlns:cx7="http://schemas.microsoft.com/office/drawing/2016/5/13/chartex" xmlns:cx8="http://schemas.microsoft.com/office/drawing/2016/5/14/chartex" xmlns:mc="http://schemas.openxmlformats.org/markup-compatibility/2006" xmlns:aink="http://schemas.microsoft.com/office/drawing/2016/ink" xmlns:am3d="http://schemas.microsoft.com/office/drawing/2017/model3d" xmlns:o="urn:schemas-microsoft-com:office:office" xmlns:oel="http://schemas.microsoft.com/office/2019/extlst" xmlns:r="http://schemas.openxmlformats.org/officeDocument/2006/relationships" xmlns:m="http://schemas.openxmlformats.org/officeDocument/2006/math" xmlns:v="urn:schemas-microsoft-com:vml" xmlns:wp14="http://schemas.microsoft.com/office/word/2010/wordprocessingDrawing" xmlns:wp="http://schemas.openxmlformats.org/drawingml/2006/wordprocessingDrawing" xmlns:w10="urn:schemas-microsoft-com:office:word" xmlns:w="http://schemas.openxmlformats.org/wordprocessingml/2006/main" xmlns:w14="http://schemas.microsoft.com/office/word/2010/wordml" xmlns:w15="http://schemas.microsoft.com/office/word/2012/wordml" xmlns:w16cex="http://schemas.microsoft.com/office/word/2018/wordml/cex" xmlns:w16cid="http://schemas.microsoft.com/office/word/2016/wordml/cid" xmlns:w16="http://schemas.microsoft.com/office/word/2018/wordml" xmlns:w16du="http://schemas.microsoft.com/office/word/2023/wordml/word16du" xmlns:w16sdtdh="http://schemas.microsoft.com/office/word/2020/wordml/sdtdatahash" xmlns:w16sdtfl="http://schemas.microsoft.com/office/word/2024/wordml/sdtformatlock" xmlns:w16se="http://schemas.microsoft.com/office/word/2015/wordml/symex" xmlns:wpg="http://schemas.microsoft.com/office/word/2010/wordprocessingGroup" xmlns:wpi="http://schemas.microsoft.com/office/word/2010/wordprocessingInk" xmlns:wne="http://schemas.microsoft.com/office/word/2006/wordml" xmlns:wps="http://schemas.microsoft.com/office/word/2010/wordprocessingShape" mc:Ignorable="w14 w15 w16se w16cid w16 w16cex w16sdtdh w16sdtfl w16du wp14">
   <w:footnote w:type="separator" w:id="-1">
     <w:p>
       <w:pPr>
@@ -9025,7 +11227,7 @@
 </file>
 
 <file path=word/numbering.xml><?xml version="1.0" encoding="utf-8"?>
-<w:numbering xmlns:wpc="http://schemas.microsoft.com/office/word/2010/wordprocessingCanvas" xmlns:cx="http://schemas.microsoft.com/office/drawing/2014/chartex" xmlns:cx1="http://schemas.microsoft.com/office/drawing/2015/9/8/chartex" xmlns:cx2="http://schemas.microsoft.com/office/drawing/2015/10/21/chartex" xmlns:cx3="http://schemas.microsoft.com/office/drawing/2016/5/9/chartex" xmlns:cx4="http://schemas.microsoft.com/office/drawing/2016/5/10/chartex" xmlns:cx5="http://schemas.microsoft.com/office/drawing/2016/5/11/chartex" xmlns:cx6="http://schemas.microsoft.com/office/drawing/2016/5/12/chartex" xmlns:cx7="http://schemas.microsoft.com/office/drawing/2016/5/13/chartex" xmlns:cx8="http://schemas.microsoft.com/office/drawing/2016/5/14/chartex" xmlns:mc="http://schemas.openxmlformats.org/markup-compatibility/2006" xmlns:aink="http://schemas.microsoft.com/office/drawing/2016/ink" xmlns:am3d="http://schemas.microsoft.com/office/drawing/2017/model3d" xmlns:o="urn:schemas-microsoft-com:office:office" xmlns:oel="http://schemas.microsoft.com/office/2019/extlst" xmlns:r="http://schemas.openxmlformats.org/officeDocument/2006/relationships" xmlns:m="http://schemas.openxmlformats.org/officeDocument/2006/math" xmlns:v="urn:schemas-microsoft-com:vml" xmlns:wp14="http://schemas.microsoft.com/office/word/2010/wordprocessingDrawing" xmlns:wp="http://schemas.openxmlformats.org/drawingml/2006/wordprocessingDrawing" xmlns:w10="urn:schemas-microsoft-com:office:word" xmlns:w="http://schemas.openxmlformats.org/wordprocessingml/2006/main" xmlns:w14="http://schemas.microsoft.com/office/word/2010/wordml" xmlns:w15="http://schemas.microsoft.com/office/word/2012/wordml" xmlns:w16cex="http://schemas.microsoft.com/office/word/2018/wordml/cex" xmlns:w16cid="http://schemas.microsoft.com/office/word/2016/wordml/cid" xmlns:w16="http://schemas.microsoft.com/office/word/2018/wordml" xmlns:w16sdtdh="http://schemas.microsoft.com/office/word/2020/wordml/sdtdatahash" xmlns:w16se="http://schemas.microsoft.com/office/word/2015/wordml/symex" xmlns:wpg="http://schemas.microsoft.com/office/word/2010/wordprocessingGroup" xmlns:wpi="http://schemas.microsoft.com/office/word/2010/wordprocessingInk" xmlns:wne="http://schemas.microsoft.com/office/word/2006/wordml" xmlns:wps="http://schemas.microsoft.com/office/word/2010/wordprocessingShape" mc:Ignorable="w14 w15 w16se w16cid w16 w16cex w16sdtdh wp14">
+<w:numbering xmlns:wpc="http://schemas.microsoft.com/office/word/2010/wordprocessingCanvas" xmlns:cx="http://schemas.microsoft.com/office/drawing/2014/chartex" xmlns:cx1="http://schemas.microsoft.com/office/drawing/2015/9/8/chartex" xmlns:cx2="http://schemas.microsoft.com/office/drawing/2015/10/21/chartex" xmlns:cx3="http://schemas.microsoft.com/office/drawing/2016/5/9/chartex" xmlns:cx4="http://schemas.microsoft.com/office/drawing/2016/5/10/chartex" xmlns:cx5="http://schemas.microsoft.com/office/drawing/2016/5/11/chartex" xmlns:cx6="http://schemas.microsoft.com/office/drawing/2016/5/12/chartex" xmlns:cx7="http://schemas.microsoft.com/office/drawing/2016/5/13/chartex" xmlns:cx8="http://schemas.microsoft.com/office/drawing/2016/5/14/chartex" xmlns:mc="http://schemas.openxmlformats.org/markup-compatibility/2006" xmlns:aink="http://schemas.microsoft.com/office/drawing/2016/ink" xmlns:am3d="http://schemas.microsoft.com/office/drawing/2017/model3d" xmlns:o="urn:schemas-microsoft-com:office:office" xmlns:oel="http://schemas.microsoft.com/office/2019/extlst" xmlns:r="http://schemas.openxmlformats.org/officeDocument/2006/relationships" xmlns:m="http://schemas.openxmlformats.org/officeDocument/2006/math" xmlns:v="urn:schemas-microsoft-com:vml" xmlns:wp14="http://schemas.microsoft.com/office/word/2010/wordprocessingDrawing" xmlns:wp="http://schemas.openxmlformats.org/drawingml/2006/wordprocessingDrawing" xmlns:w10="urn:schemas-microsoft-com:office:word" xmlns:w="http://schemas.openxmlformats.org/wordprocessingml/2006/main" xmlns:w14="http://schemas.microsoft.com/office/word/2010/wordml" xmlns:w15="http://schemas.microsoft.com/office/word/2012/wordml" xmlns:w16cex="http://schemas.microsoft.com/office/word/2018/wordml/cex" xmlns:w16cid="http://schemas.microsoft.com/office/word/2016/wordml/cid" xmlns:w16="http://schemas.microsoft.com/office/word/2018/wordml" xmlns:w16du="http://schemas.microsoft.com/office/word/2023/wordml/word16du" xmlns:w16sdtdh="http://schemas.microsoft.com/office/word/2020/wordml/sdtdatahash" xmlns:w16sdtfl="http://schemas.microsoft.com/office/word/2024/wordml/sdtformatlock" xmlns:w16se="http://schemas.microsoft.com/office/word/2015/wordml/symex" xmlns:wpg="http://schemas.microsoft.com/office/word/2010/wordprocessingGroup" xmlns:wpi="http://schemas.microsoft.com/office/word/2010/wordprocessingInk" xmlns:wne="http://schemas.microsoft.com/office/word/2006/wordml" xmlns:wps="http://schemas.microsoft.com/office/word/2010/wordprocessingShape" mc:Ignorable="w14 w15 w16se w16cid w16 w16cex w16sdtdh w16sdtfl w16du wp14">
   <w:abstractNum w:abstractNumId="0" w15:restartNumberingAfterBreak="0">
     <w:nsid w:val="09C75AED"/>
     <w:multiLevelType w:val="hybridMultilevel"/>
@@ -10513,7 +12715,7 @@
 </file>
 
 <file path=word/styles.xml><?xml version="1.0" encoding="utf-8"?>
-<w:styles xmlns:mc="http://schemas.openxmlformats.org/markup-compatibility/2006" xmlns:r="http://schemas.openxmlformats.org/officeDocument/2006/relationships" xmlns:w="http://schemas.openxmlformats.org/wordprocessingml/2006/main" xmlns:w14="http://schemas.microsoft.com/office/word/2010/wordml" xmlns:w15="http://schemas.microsoft.com/office/word/2012/wordml" xmlns:w16cex="http://schemas.microsoft.com/office/word/2018/wordml/cex" xmlns:w16cid="http://schemas.microsoft.com/office/word/2016/wordml/cid" xmlns:w16="http://schemas.microsoft.com/office/word/2018/wordml" xmlns:w16sdtdh="http://schemas.microsoft.com/office/word/2020/wordml/sdtdatahash" xmlns:w16se="http://schemas.microsoft.com/office/word/2015/wordml/symex" mc:Ignorable="w14 w15 w16se w16cid w16 w16cex w16sdtdh">
+<w:styles xmlns:mc="http://schemas.openxmlformats.org/markup-compatibility/2006" xmlns:r="http://schemas.openxmlformats.org/officeDocument/2006/relationships" xmlns:w="http://schemas.openxmlformats.org/wordprocessingml/2006/main" xmlns:w14="http://schemas.microsoft.com/office/word/2010/wordml" xmlns:w15="http://schemas.microsoft.com/office/word/2012/wordml" xmlns:w16cex="http://schemas.microsoft.com/office/word/2018/wordml/cex" xmlns:w16cid="http://schemas.microsoft.com/office/word/2016/wordml/cid" xmlns:w16="http://schemas.microsoft.com/office/word/2018/wordml" xmlns:w16du="http://schemas.microsoft.com/office/word/2023/wordml/word16du" xmlns:w16sdtdh="http://schemas.microsoft.com/office/word/2020/wordml/sdtdatahash" xmlns:w16sdtfl="http://schemas.microsoft.com/office/word/2024/wordml/sdtformatlock" xmlns:w16se="http://schemas.microsoft.com/office/word/2015/wordml/symex" mc:Ignorable="w14 w15 w16se w16cid w16 w16cex w16sdtdh w16sdtfl w16du">
   <w:docDefaults>
     <w:rPrDefault>
       <w:rPr>
@@ -10912,7 +13114,7 @@
   <w:style w:type="paragraph" w:default="1" w:styleId="Normal">
     <w:name w:val="Normal"/>
     <w:qFormat/>
-    <w:rsid w:val="00847A9C"/>
+    <w:rsid w:val="005209B0"/>
     <w:pPr>
       <w:spacing w:line="278" w:lineRule="auto"/>
       <w:ind w:firstLine="709"/>

--- a/Informe de Pasantias/Informe de Pasantias.docx
+++ b/Informe de Pasantias/Informe de Pasantias.docx
@@ -1,6 +1,6 @@
 
 <file path=word/document.xml><?xml version="1.0" encoding="utf-8"?>
-<w:document xmlns:wpc="http://schemas.microsoft.com/office/word/2010/wordprocessingCanvas" xmlns:cx="http://schemas.microsoft.com/office/drawing/2014/chartex" xmlns:cx1="http://schemas.microsoft.com/office/drawing/2015/9/8/chartex" xmlns:cx2="http://schemas.microsoft.com/office/drawing/2015/10/21/chartex" xmlns:cx3="http://schemas.microsoft.com/office/drawing/2016/5/9/chartex" xmlns:cx4="http://schemas.microsoft.com/office/drawing/2016/5/10/chartex" xmlns:cx5="http://schemas.microsoft.com/office/drawing/2016/5/11/chartex" xmlns:cx6="http://schemas.microsoft.com/office/drawing/2016/5/12/chartex" xmlns:cx7="http://schemas.microsoft.com/office/drawing/2016/5/13/chartex" xmlns:cx8="http://schemas.microsoft.com/office/drawing/2016/5/14/chartex" xmlns:mc="http://schemas.openxmlformats.org/markup-compatibility/2006" xmlns:aink="http://schemas.microsoft.com/office/drawing/2016/ink" xmlns:am3d="http://schemas.microsoft.com/office/drawing/2017/model3d" xmlns:o="urn:schemas-microsoft-com:office:office" xmlns:oel="http://schemas.microsoft.com/office/2019/extlst" xmlns:r="http://schemas.openxmlformats.org/officeDocument/2006/relationships" xmlns:m="http://schemas.openxmlformats.org/officeDocument/2006/math" xmlns:v="urn:schemas-microsoft-com:vml" xmlns:wp14="http://schemas.microsoft.com/office/word/2010/wordprocessingDrawing" xmlns:wp="http://schemas.openxmlformats.org/drawingml/2006/wordprocessingDrawing" xmlns:w10="urn:schemas-microsoft-com:office:word" xmlns:w="http://schemas.openxmlformats.org/wordprocessingml/2006/main" xmlns:w14="http://schemas.microsoft.com/office/word/2010/wordml" xmlns:w15="http://schemas.microsoft.com/office/word/2012/wordml" xmlns:w16cex="http://schemas.microsoft.com/office/word/2018/wordml/cex" xmlns:w16cid="http://schemas.microsoft.com/office/word/2016/wordml/cid" xmlns:w16="http://schemas.microsoft.com/office/word/2018/wordml" xmlns:w16du="http://schemas.microsoft.com/office/word/2023/wordml/word16du" xmlns:w16sdtdh="http://schemas.microsoft.com/office/word/2020/wordml/sdtdatahash" xmlns:w16sdtfl="http://schemas.microsoft.com/office/word/2024/wordml/sdtformatlock" xmlns:w16se="http://schemas.microsoft.com/office/word/2015/wordml/symex" xmlns:wpg="http://schemas.microsoft.com/office/word/2010/wordprocessingGroup" xmlns:wpi="http://schemas.microsoft.com/office/word/2010/wordprocessingInk" xmlns:wne="http://schemas.microsoft.com/office/word/2006/wordml" xmlns:wps="http://schemas.microsoft.com/office/word/2010/wordprocessingShape" mc:Ignorable="w14 w15 w16se w16cid w16 w16cex w16sdtdh w16sdtfl w16du wp14">
+<w:document xmlns:wpc="http://schemas.microsoft.com/office/word/2010/wordprocessingCanvas" xmlns:cx="http://schemas.microsoft.com/office/drawing/2014/chartex" xmlns:cx1="http://schemas.microsoft.com/office/drawing/2015/9/8/chartex" xmlns:cx2="http://schemas.microsoft.com/office/drawing/2015/10/21/chartex" xmlns:cx3="http://schemas.microsoft.com/office/drawing/2016/5/9/chartex" xmlns:cx4="http://schemas.microsoft.com/office/drawing/2016/5/10/chartex" xmlns:cx5="http://schemas.microsoft.com/office/drawing/2016/5/11/chartex" xmlns:cx6="http://schemas.microsoft.com/office/drawing/2016/5/12/chartex" xmlns:cx7="http://schemas.microsoft.com/office/drawing/2016/5/13/chartex" xmlns:cx8="http://schemas.microsoft.com/office/drawing/2016/5/14/chartex" xmlns:mc="http://schemas.openxmlformats.org/markup-compatibility/2006" xmlns:aink="http://schemas.microsoft.com/office/drawing/2016/ink" xmlns:am3d="http://schemas.microsoft.com/office/drawing/2017/model3d" xmlns:o="urn:schemas-microsoft-com:office:office" xmlns:oel="http://schemas.microsoft.com/office/2019/extlst" xmlns:r="http://schemas.openxmlformats.org/officeDocument/2006/relationships" xmlns:m="http://schemas.openxmlformats.org/officeDocument/2006/math" xmlns:v="urn:schemas-microsoft-com:vml" xmlns:wp14="http://schemas.microsoft.com/office/word/2010/wordprocessingDrawing" xmlns:wp="http://schemas.openxmlformats.org/drawingml/2006/wordprocessingDrawing" xmlns:w10="urn:schemas-microsoft-com:office:word" xmlns:w="http://schemas.openxmlformats.org/wordprocessingml/2006/main" xmlns:w14="http://schemas.microsoft.com/office/word/2010/wordml" xmlns:w15="http://schemas.microsoft.com/office/word/2012/wordml" xmlns:w16cex="http://schemas.microsoft.com/office/word/2018/wordml/cex" xmlns:w16cid="http://schemas.microsoft.com/office/word/2016/wordml/cid" xmlns:w16="http://schemas.microsoft.com/office/word/2018/wordml" xmlns:w16sdtdh="http://schemas.microsoft.com/office/word/2020/wordml/sdtdatahash" xmlns:w16se="http://schemas.microsoft.com/office/word/2015/wordml/symex" xmlns:wpg="http://schemas.microsoft.com/office/word/2010/wordprocessingGroup" xmlns:wpi="http://schemas.microsoft.com/office/word/2010/wordprocessingInk" xmlns:wne="http://schemas.microsoft.com/office/word/2006/wordml" xmlns:wps="http://schemas.microsoft.com/office/word/2010/wordprocessingShape" mc:Ignorable="w14 w15 w16se w16cid w16 w16cex w16sdtdh wp14">
   <w:body>
     <w:p>
       <w:pPr>
@@ -640,7 +640,27 @@
           <w:lang w:val="es-ES" w:eastAsia="es-ES"/>
           <w14:ligatures w14:val="none"/>
         </w:rPr>
-        <w:t>Maracaibo, Junio de 2026</w:t>
+        <w:t xml:space="preserve">Maracaibo, </w:t>
+      </w:r>
+      <w:r>
+        <w:rPr>
+          <w:rFonts w:ascii="Arial" w:eastAsia="Times New Roman" w:hAnsi="Arial" w:cs="Arial"/>
+          <w:b/>
+          <w:kern w:val="0"/>
+          <w:lang w:val="es-ES" w:eastAsia="es-ES"/>
+          <w14:ligatures w14:val="none"/>
+        </w:rPr>
+        <w:t>junio</w:t>
+      </w:r>
+      <w:r>
+        <w:rPr>
+          <w:rFonts w:ascii="Arial" w:eastAsia="Times New Roman" w:hAnsi="Arial" w:cs="Arial"/>
+          <w:b/>
+          <w:kern w:val="0"/>
+          <w:lang w:val="es-ES" w:eastAsia="es-ES"/>
+          <w14:ligatures w14:val="none"/>
+        </w:rPr>
+        <w:t xml:space="preserve"> de 2026</w:t>
       </w:r>
     </w:p>
     <w:p>
@@ -1497,7 +1517,7 @@
               </wp:anchor>
             </w:drawing>
           </mc:Choice>
-          <mc:Fallback>
+          <mc:Fallback xmlns:w16du="http://schemas.microsoft.com/office/word/2023/wordml/word16du" xmlns:w16sdtfl="http://schemas.microsoft.com/office/word/2024/wordml/sdtformatlock">
             <w:pict>
               <v:group w14:anchorId="1BA10B96" id="Group 17" o:spid="_x0000_s1026" style="position:absolute;margin-left:-4.45pt;margin-top:9.2pt;width:450.2pt;height:127.25pt;z-index:251659264" coordorigin="2268,6021" coordsize="8280,2340" o:gfxdata="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">
                 <v:shapetype id="_x0000_t75" coordsize="21600,21600" o:spt="75" o:preferrelative="t" path="m@4@5l@4@11@9@11@9@5xe" filled="f" stroked="f">
@@ -1941,7 +1961,13 @@
         <w:pStyle w:val="Tesis"/>
       </w:pPr>
       <w:r>
-        <w:t xml:space="preserve">En el presente capítulo, se detallan los antecedentes, misión, visión y objetivos de la empresa Sisalud, al igual que el diagrama de su estructura organizacional y las </w:t>
+        <w:t>En el presente capítulo, se detallan los antecedentes, misión, visión y objetivos de la empresa S</w:t>
+      </w:r>
+      <w:r>
+        <w:t>ISALUD</w:t>
+      </w:r>
+      <w:r>
+        <w:t xml:space="preserve">, al igual que el diagrama de su estructura organizacional y las </w:t>
       </w:r>
       <w:r>
         <w:t>funciones del área donde el pasante realizará las pasantías académicas, junto con la relación de estas con el perfil profesional del egresado.</w:t>
@@ -3710,7 +3736,7 @@
               </wp:anchor>
             </w:drawing>
           </mc:Choice>
-          <mc:Fallback>
+          <mc:Fallback xmlns:w16du="http://schemas.microsoft.com/office/word/2023/wordml/word16du" xmlns:w16sdtfl="http://schemas.microsoft.com/office/word/2024/wordml/sdtformatlock">
             <w:pict>
               <v:group w14:anchorId="5A6B7CA6" id="Group 17" o:spid="_x0000_s1026" style="position:absolute;margin-left:-4.45pt;margin-top:9.2pt;width:450.2pt;height:127.25pt;z-index:251661312" coordorigin="2268,6021" coordsize="8280,2340" o:gfxdata="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">
                 <v:shapetype id="_x0000_t75" coordsize="21600,21600" o:spt="75" o:preferrelative="t" path="m@4@5l@4@11@9@11@9@5xe" filled="f" stroked="f">
@@ -7853,7 +7879,7 @@
               </wp:anchor>
             </w:drawing>
           </mc:Choice>
-          <mc:Fallback>
+          <mc:Fallback xmlns:w16du="http://schemas.microsoft.com/office/word/2023/wordml/word16du" xmlns:w16sdtfl="http://schemas.microsoft.com/office/word/2024/wordml/sdtformatlock">
             <w:pict>
               <v:line w14:anchorId="36F41B00" id="Conector recto 1" o:spid="_x0000_s1026" style="position:absolute;flip:y;z-index:251667456;visibility:visible;mso-wrap-style:square;mso-width-percent:0;mso-height-percent:0;mso-wrap-distance-left:9pt;mso-wrap-distance-top:0;mso-wrap-distance-right:9pt;mso-wrap-distance-bottom:0;mso-position-horizontal:right;mso-position-horizontal-relative:margin;mso-position-vertical:absolute;mso-position-vertical-relative:text;mso-width-percent:0;mso-height-percent:0;mso-width-relative:margin;mso-height-relative:margin" from="127.05pt,12.4pt" to="305.3pt,12.4pt" o:gfxdata="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" strokecolor="windowText" strokeweight=".5pt">
                 <v:stroke joinstyle="miter"/>
@@ -7922,7 +7948,7 @@
               </wp:anchor>
             </w:drawing>
           </mc:Choice>
-          <mc:Fallback>
+          <mc:Fallback xmlns:w16du="http://schemas.microsoft.com/office/word/2023/wordml/word16du" xmlns:w16sdtfl="http://schemas.microsoft.com/office/word/2024/wordml/sdtformatlock">
             <w:pict>
               <v:line w14:anchorId="778108BC" id="Conector recto 1" o:spid="_x0000_s1026" style="position:absolute;z-index:251666432;visibility:visible;mso-wrap-style:square;mso-width-percent:0;mso-height-percent:0;mso-wrap-distance-left:9pt;mso-wrap-distance-top:0;mso-wrap-distance-right:9pt;mso-wrap-distance-bottom:0;mso-position-horizontal:left;mso-position-horizontal-relative:margin;mso-position-vertical:absolute;mso-position-vertical-relative:text;mso-width-percent:0;mso-height-percent:0;mso-width-relative:margin;mso-height-relative:margin" from="0,12.4pt" to="178.3pt,12.4pt" o:gfxdata="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" strokecolor="windowText" strokeweight=".5pt">
                 <v:stroke joinstyle="miter"/>
@@ -8279,7 +8305,7 @@
               </wp:anchor>
             </w:drawing>
           </mc:Choice>
-          <mc:Fallback>
+          <mc:Fallback xmlns:w16du="http://schemas.microsoft.com/office/word/2023/wordml/word16du" xmlns:w16sdtfl="http://schemas.microsoft.com/office/word/2024/wordml/sdtformatlock">
             <w:pict>
               <v:group w14:anchorId="7A82FFA2" id="Group 17" o:spid="_x0000_s1026" style="position:absolute;margin-left:-4.45pt;margin-top:9.2pt;width:450.2pt;height:127.25pt;z-index:251664384" coordorigin="2268,6021" coordsize="8280,2340" o:gfxdata="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">
                 <v:shape id="Imagen 2" o:spid="_x0000_s1027" type="#_x0000_t75" alt="Descripción: LOGO URBE 2012 DEFINITIVO-01" style="position:absolute;left:2268;top:6021;width:3000;height:2340;visibility:visible;mso-wrap-style:square" o:gfxdata="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">
@@ -8917,35 +8943,56 @@
       <w:pPr>
         <w:pStyle w:val="Tesis"/>
         <w:ind w:firstLine="0"/>
-        <w:rPr>
-          <w:b/>
-          <w:bCs/>
-          <w:lang w:eastAsia="es-VE"/>
-        </w:rPr>
-      </w:pPr>
-      <w:r>
-        <w:rPr>
-          <w:b/>
-          <w:bCs/>
-          <w:lang w:eastAsia="es-VE"/>
-        </w:rPr>
-        <w:t>3.1.1.</w:t>
-      </w:r>
-      <w:r>
-        <w:rPr>
-          <w:b/>
-          <w:bCs/>
-          <w:lang w:eastAsia="es-VE"/>
-        </w:rPr>
-        <w:t>2 PROCEDIMIENTOS, HERRAMIENTAS Y/O RECURSOS UTILIZADOS</w:t>
-      </w:r>
+      </w:pPr>
     </w:p>
     <w:p>
       <w:pPr>
         <w:pStyle w:val="Tesis"/>
-      </w:pPr>
-      <w:r>
+        <w:ind w:firstLine="0"/>
+      </w:pPr>
+    </w:p>
+    <w:p>
+      <w:pPr>
+        <w:pStyle w:val="Tesis"/>
+        <w:ind w:firstLine="0"/>
+        <w:rPr>
+          <w:b/>
+          <w:bCs/>
+          <w:lang w:eastAsia="es-VE"/>
+        </w:rPr>
+        <w:sectPr>
+          <w:pgSz w:w="12242" w:h="15842" w:code="1"/>
+          <w:pgMar w:top="2835" w:right="1701" w:bottom="1701" w:left="2268" w:header="709" w:footer="709" w:gutter="0"/>
+          <w:cols w:space="708"/>
+          <w:docGrid w:linePitch="360"/>
+        </w:sectPr>
+      </w:pPr>
+    </w:p>
+    <w:p>
+      <w:pPr>
+        <w:pStyle w:val="Tesis"/>
+        <w:ind w:firstLine="0"/>
+        <w:rPr>
+          <w:b/>
+          <w:bCs/>
+          <w:lang w:eastAsia="es-VE"/>
+        </w:rPr>
+      </w:pPr>
+      <w:r>
+        <w:rPr>
+          <w:b/>
+          <w:bCs/>
+          <w:lang w:eastAsia="es-VE"/>
+        </w:rPr>
         <w:lastRenderedPageBreak/>
+        <w:t>3.1.1.2 PROCEDIMIENTOS, HERRAMIENTAS Y/O RECURSOS UTILIZADOS</w:t>
+      </w:r>
+    </w:p>
+    <w:p>
+      <w:pPr>
+        <w:pStyle w:val="Tesis"/>
+      </w:pPr>
+      <w:r>
         <w:t>La charla fue realizada por el supervisor del Departamento de Informático y tutor empresarial del pasante académico,</w:t>
       </w:r>
       <w:r>
@@ -8971,7 +9018,232 @@
           <w:bCs/>
           <w:lang w:eastAsia="es-VE"/>
         </w:rPr>
-        <w:t>3.1.1.</w:t>
+        <w:t>3.1.1.3 RESULTADOS</w:t>
+      </w:r>
+    </w:p>
+    <w:p>
+      <w:pPr>
+        <w:pStyle w:val="Tesis"/>
+      </w:pPr>
+      <w:r>
+        <w:t>Al finalizar la charla y las visitas, el pasante obtuvo una visión integral de toda la organización, permitiendo identificar los puntos de interés d</w:t>
+      </w:r>
+      <w:r>
+        <w:t>el departamento y los niveles de responsabilidad.</w:t>
+      </w:r>
+    </w:p>
+    <w:p>
+      <w:pPr>
+        <w:pStyle w:val="Tesis"/>
+        <w:ind w:firstLine="0"/>
+        <w:rPr>
+          <w:b/>
+          <w:bCs/>
+          <w:lang w:eastAsia="es-VE"/>
+        </w:rPr>
+      </w:pPr>
+      <w:r>
+        <w:rPr>
+          <w:b/>
+          <w:bCs/>
+          <w:lang w:eastAsia="es-VE"/>
+        </w:rPr>
+        <w:t>3.1.</w:t>
+      </w:r>
+      <w:r>
+        <w:rPr>
+          <w:b/>
+          <w:bCs/>
+          <w:lang w:eastAsia="es-VE"/>
+        </w:rPr>
+        <w:t>2</w:t>
+      </w:r>
+      <w:r>
+        <w:rPr>
+          <w:b/>
+          <w:bCs/>
+          <w:lang w:eastAsia="es-VE"/>
+        </w:rPr>
+        <w:t xml:space="preserve"> FAMILIARIZACIÓN CON LAS HERRAMIENTAS Y EQUIPOS DEL TRABAJO</w:t>
+      </w:r>
+    </w:p>
+    <w:p>
+      <w:pPr>
+        <w:pStyle w:val="Tesis"/>
+        <w:ind w:firstLine="0"/>
+        <w:rPr>
+          <w:b/>
+          <w:bCs/>
+          <w:lang w:eastAsia="es-VE"/>
+        </w:rPr>
+      </w:pPr>
+      <w:r>
+        <w:rPr>
+          <w:b/>
+          <w:bCs/>
+          <w:lang w:eastAsia="es-VE"/>
+        </w:rPr>
+        <w:t>3.1.</w:t>
+      </w:r>
+      <w:r>
+        <w:rPr>
+          <w:b/>
+          <w:bCs/>
+          <w:lang w:eastAsia="es-VE"/>
+        </w:rPr>
+        <w:t>2</w:t>
+      </w:r>
+      <w:r>
+        <w:rPr>
+          <w:b/>
+          <w:bCs/>
+          <w:lang w:eastAsia="es-VE"/>
+        </w:rPr>
+        <w:t>.1 OBJETIVO DE LA ACTIVIDAD</w:t>
+      </w:r>
+    </w:p>
+    <w:p>
+      <w:pPr>
+        <w:pStyle w:val="Tesis"/>
+      </w:pPr>
+      <w:r>
+        <w:t>Esta actividad buscó que el pasante conociera las especificaciones técnicas y el funcionamiento de los equipos de red, hardware de c</w:t>
+      </w:r>
+      <w:r>
+        <w:t>ó</w:t>
+      </w:r>
+      <w:r>
+        <w:t>mputo y periféricos</w:t>
+      </w:r>
+      <w:r>
+        <w:t>, para garantizar que los activos tecnológicos de la empresa sean manipulados de la forma correcta y segura.</w:t>
+      </w:r>
+    </w:p>
+    <w:p>
+      <w:pPr>
+        <w:pStyle w:val="Tesis"/>
+        <w:ind w:firstLine="0"/>
+        <w:rPr>
+          <w:b/>
+          <w:bCs/>
+          <w:lang w:eastAsia="es-VE"/>
+        </w:rPr>
+      </w:pPr>
+      <w:r>
+        <w:rPr>
+          <w:b/>
+          <w:bCs/>
+          <w:lang w:eastAsia="es-VE"/>
+        </w:rPr>
+        <w:t>3.1.</w:t>
+      </w:r>
+      <w:r>
+        <w:rPr>
+          <w:b/>
+          <w:bCs/>
+          <w:lang w:eastAsia="es-VE"/>
+        </w:rPr>
+        <w:t>2</w:t>
+      </w:r>
+      <w:r>
+        <w:rPr>
+          <w:b/>
+          <w:bCs/>
+          <w:lang w:eastAsia="es-VE"/>
+        </w:rPr>
+        <w:t>.2 PROCEDIMIENTOS, HERRAMIENTAS Y/O RECURSOS UTILIZADOS</w:t>
+      </w:r>
+    </w:p>
+    <w:p>
+      <w:pPr>
+        <w:pStyle w:val="Tesis"/>
+      </w:pPr>
+      <w:r>
+        <w:lastRenderedPageBreak/>
+        <w:t>El pasante realizo esta actividad siendo apoyado por los trabajadores del departamento de informática, bajo supervisión fue guiado sobre el uso de instrumentos de medición como detectores de cable de red, herramientas como ponchadoras de cable y los software</w:t>
+      </w:r>
+      <w:r>
+        <w:t>s</w:t>
+      </w:r>
+      <w:r>
+        <w:t xml:space="preserve"> utilizados por el departamento en su entorno laboral como Netsupport Manager</w:t>
+      </w:r>
+      <w:r>
+        <w:t xml:space="preserve"> y drivers de impresoras</w:t>
+      </w:r>
+      <w:r>
+        <w:t>.</w:t>
+      </w:r>
+    </w:p>
+    <w:p>
+      <w:pPr>
+        <w:pStyle w:val="Tesis"/>
+        <w:ind w:firstLine="0"/>
+        <w:rPr>
+          <w:b/>
+          <w:bCs/>
+          <w:lang w:eastAsia="es-VE"/>
+        </w:rPr>
+      </w:pPr>
+      <w:r>
+        <w:rPr>
+          <w:b/>
+          <w:bCs/>
+          <w:lang w:eastAsia="es-VE"/>
+        </w:rPr>
+        <w:t>3.1.</w:t>
+      </w:r>
+      <w:r>
+        <w:rPr>
+          <w:b/>
+          <w:bCs/>
+          <w:lang w:eastAsia="es-VE"/>
+        </w:rPr>
+        <w:t>2</w:t>
+      </w:r>
+      <w:r>
+        <w:rPr>
+          <w:b/>
+          <w:bCs/>
+          <w:lang w:eastAsia="es-VE"/>
+        </w:rPr>
+        <w:t>.3 RESULTADOS</w:t>
+      </w:r>
+    </w:p>
+    <w:p>
+      <w:pPr>
+        <w:pStyle w:val="Tesis"/>
+      </w:pPr>
+      <w:r>
+        <w:t xml:space="preserve">En la segunda actividad, el pasante observó y aprendió a utilizar las herramientas utilizadas en el día a día dentro de la empresa, de este modo se comprende </w:t>
+      </w:r>
+      <w:r>
+        <w:t>cómo</w:t>
+      </w:r>
+      <w:r>
+        <w:t xml:space="preserve"> se utilizan</w:t>
+      </w:r>
+      <w:r>
+        <w:t xml:space="preserve"> cada una de ellas en los diferentes escenarios que pueden ocurrir, minimizando el riesgo de errores en la manipulación y mejorando el tiempo de respuesta ante casos.</w:t>
+      </w:r>
+    </w:p>
+    <w:p>
+      <w:pPr>
+        <w:pStyle w:val="Tesis"/>
+        <w:ind w:firstLine="0"/>
+        <w:rPr>
+          <w:b/>
+          <w:bCs/>
+          <w:lang w:eastAsia="es-VE"/>
+        </w:rPr>
+      </w:pPr>
+      <w:r>
+        <w:rPr>
+          <w:b/>
+          <w:bCs/>
+          <w:lang w:eastAsia="es-VE"/>
+        </w:rPr>
+        <w:t>3.1.</w:t>
       </w:r>
       <w:r>
         <w:rPr>
@@ -8987,379 +9259,60 @@
           <w:bCs/>
           <w:lang w:eastAsia="es-VE"/>
         </w:rPr>
-        <w:t xml:space="preserve"> </w:t>
-      </w:r>
-      <w:r>
-        <w:rPr>
-          <w:b/>
-          <w:bCs/>
-          <w:lang w:eastAsia="es-VE"/>
-        </w:rPr>
-        <w:t>RESULTADOS</w:t>
+        <w:t xml:space="preserve"> PONCHADO DE CABLES DE RED</w:t>
       </w:r>
     </w:p>
     <w:p>
       <w:pPr>
         <w:pStyle w:val="Tesis"/>
-      </w:pPr>
-      <w:r>
-        <w:t>Al finalizar la charla y las visitas, el pasante obtuvo una visión integral de toda la organización, permitiendo identificar los puntos de interés d</w:t>
-      </w:r>
-      <w:r>
-        <w:t>el departamento y los niveles de responsabilidad.</w:t>
+        <w:ind w:firstLine="0"/>
+        <w:rPr>
+          <w:b/>
+          <w:bCs/>
+          <w:lang w:eastAsia="es-VE"/>
+        </w:rPr>
+      </w:pPr>
+      <w:r>
+        <w:rPr>
+          <w:b/>
+          <w:bCs/>
+          <w:lang w:eastAsia="es-VE"/>
+        </w:rPr>
+        <w:t>3.1.</w:t>
+      </w:r>
+      <w:r>
+        <w:rPr>
+          <w:b/>
+          <w:bCs/>
+          <w:lang w:eastAsia="es-VE"/>
+        </w:rPr>
+        <w:t>3</w:t>
+      </w:r>
+      <w:r>
+        <w:rPr>
+          <w:b/>
+          <w:bCs/>
+          <w:lang w:eastAsia="es-VE"/>
+        </w:rPr>
+        <w:t>.1 OBJETIVO DE LA ACTIVIDAD</w:t>
       </w:r>
     </w:p>
     <w:p>
       <w:pPr>
         <w:pStyle w:val="Tesis"/>
-        <w:ind w:firstLine="0"/>
-        <w:rPr>
-          <w:b/>
-          <w:bCs/>
-          <w:lang w:eastAsia="es-VE"/>
-        </w:rPr>
-      </w:pPr>
-      <w:r>
-        <w:rPr>
-          <w:b/>
-          <w:bCs/>
-          <w:lang w:eastAsia="es-VE"/>
-        </w:rPr>
-        <w:t>3.1.</w:t>
-      </w:r>
-      <w:r>
-        <w:rPr>
-          <w:b/>
-          <w:bCs/>
-          <w:lang w:eastAsia="es-VE"/>
-        </w:rPr>
-        <w:t>2</w:t>
-      </w:r>
-      <w:r>
-        <w:rPr>
-          <w:b/>
-          <w:bCs/>
-          <w:lang w:eastAsia="es-VE"/>
-        </w:rPr>
-        <w:t xml:space="preserve"> </w:t>
-      </w:r>
-      <w:r>
-        <w:rPr>
-          <w:b/>
-          <w:bCs/>
-          <w:lang w:eastAsia="es-VE"/>
-        </w:rPr>
-        <w:t>FAMILIARIZACIÓN CON LAS HERRAMIENTAS Y EQUIPOS DEL TRABAJO</w:t>
-      </w:r>
-    </w:p>
-    <w:p>
-      <w:pPr>
-        <w:pStyle w:val="Tesis"/>
-        <w:ind w:firstLine="0"/>
-        <w:rPr>
-          <w:b/>
-          <w:bCs/>
-          <w:lang w:eastAsia="es-VE"/>
-        </w:rPr>
-      </w:pPr>
-      <w:r>
-        <w:rPr>
-          <w:b/>
-          <w:bCs/>
-          <w:lang w:eastAsia="es-VE"/>
-        </w:rPr>
-        <w:t>3.1.</w:t>
-      </w:r>
-      <w:r>
-        <w:rPr>
-          <w:b/>
-          <w:bCs/>
-          <w:lang w:eastAsia="es-VE"/>
-        </w:rPr>
-        <w:t>2</w:t>
-      </w:r>
-      <w:r>
-        <w:rPr>
-          <w:b/>
-          <w:bCs/>
-          <w:lang w:eastAsia="es-VE"/>
-        </w:rPr>
-        <w:t>.1 OBJETIVO DE LA ACTIVIDAD</w:t>
-      </w:r>
-    </w:p>
-    <w:p>
-      <w:pPr>
-        <w:pStyle w:val="Tesis"/>
-      </w:pPr>
-      <w:r>
-        <w:t>Esta actividad buscó que el pasante conociera las especificaciones técnicas y el funcionamiento de los equipos de red, hardware de computo y periféricos</w:t>
-      </w:r>
-      <w:r>
-        <w:t>, para garantizar que los activos tecnológicos de la empresa sean manipulados de la forma correcta y segura.</w:t>
-      </w:r>
-    </w:p>
-    <w:p>
-      <w:pPr>
-        <w:pStyle w:val="Tesis"/>
-        <w:ind w:firstLine="0"/>
-        <w:rPr>
-          <w:b/>
-          <w:bCs/>
-          <w:lang w:eastAsia="es-VE"/>
-        </w:rPr>
-      </w:pPr>
-      <w:r>
-        <w:rPr>
-          <w:b/>
-          <w:bCs/>
-          <w:lang w:eastAsia="es-VE"/>
-        </w:rPr>
-        <w:t>3.1.</w:t>
-      </w:r>
-      <w:r>
-        <w:rPr>
-          <w:b/>
-          <w:bCs/>
-          <w:lang w:eastAsia="es-VE"/>
-        </w:rPr>
-        <w:t>2</w:t>
-      </w:r>
-      <w:r>
-        <w:rPr>
-          <w:b/>
-          <w:bCs/>
-          <w:lang w:eastAsia="es-VE"/>
-        </w:rPr>
-        <w:t>.2 PROCEDIMIENTOS, HERRAMIENTAS Y/O RECURSOS UTILIZADOS</w:t>
-      </w:r>
-    </w:p>
-    <w:p>
-      <w:pPr>
-        <w:pStyle w:val="Tesis"/>
-      </w:pPr>
-      <w:r>
-        <w:lastRenderedPageBreak/>
-        <w:t xml:space="preserve">El pasante realizo esta actividad siendo apoyado por los trabajadores del departamento de informática, bajo supervisión fue guiado sobre el uso de instrumentos de medición como </w:t>
-      </w:r>
-      <w:r>
-        <w:t>detectores de cable de red</w:t>
-      </w:r>
-      <w:r>
-        <w:t>, herramientas como ponchadoras de cable y los software</w:t>
-      </w:r>
-      <w:r>
-        <w:t>s</w:t>
-      </w:r>
-      <w:r>
-        <w:t xml:space="preserve"> utilizados por el departamento en su entorno laboral como Netsupport Manager</w:t>
-      </w:r>
-      <w:r>
-        <w:t xml:space="preserve"> y drivers de impresoras</w:t>
-      </w:r>
-      <w:r>
-        <w:t>.</w:t>
-      </w:r>
-    </w:p>
-    <w:p>
-      <w:pPr>
-        <w:pStyle w:val="Tesis"/>
-        <w:ind w:firstLine="0"/>
-        <w:rPr>
-          <w:b/>
-          <w:bCs/>
-          <w:lang w:eastAsia="es-VE"/>
-        </w:rPr>
-      </w:pPr>
-      <w:r>
-        <w:rPr>
-          <w:b/>
-          <w:bCs/>
-          <w:lang w:eastAsia="es-VE"/>
-        </w:rPr>
-        <w:t>3.1.</w:t>
-      </w:r>
-      <w:r>
-        <w:rPr>
-          <w:b/>
-          <w:bCs/>
-          <w:lang w:eastAsia="es-VE"/>
-        </w:rPr>
-        <w:t>2</w:t>
-      </w:r>
-      <w:r>
-        <w:rPr>
-          <w:b/>
-          <w:bCs/>
-          <w:lang w:eastAsia="es-VE"/>
-        </w:rPr>
-        <w:t>.3 RESULTADOS</w:t>
-      </w:r>
-    </w:p>
-    <w:p>
-      <w:pPr>
-        <w:pStyle w:val="Tesis"/>
-      </w:pPr>
-      <w:r>
-        <w:t>En la segunda actividad, el pasante observó y aprendió a utilizar las herramientas utilizadas en el día a día dentro de la empresa, de este modo se comprende como se utilizan</w:t>
-      </w:r>
-      <w:r>
-        <w:t xml:space="preserve"> cada una de ellas en los diferentes escenarios que pueden ocurrir, minimizando el riesgo de errores en la manipulación y mejorando el tiempo de respuesta ante casos.</w:t>
-      </w:r>
-    </w:p>
-    <w:p>
-      <w:pPr>
-        <w:pStyle w:val="Tesis"/>
-        <w:ind w:firstLine="0"/>
-        <w:rPr>
-          <w:b/>
-          <w:bCs/>
-          <w:lang w:eastAsia="es-VE"/>
-        </w:rPr>
-      </w:pPr>
-      <w:r>
-        <w:rPr>
-          <w:b/>
-          <w:bCs/>
-          <w:lang w:eastAsia="es-VE"/>
-        </w:rPr>
-        <w:t>3.1.</w:t>
-      </w:r>
-      <w:r>
-        <w:rPr>
-          <w:b/>
-          <w:bCs/>
-          <w:lang w:eastAsia="es-VE"/>
-        </w:rPr>
-        <w:t>3</w:t>
-      </w:r>
-      <w:r>
-        <w:rPr>
-          <w:b/>
-          <w:bCs/>
-          <w:lang w:eastAsia="es-VE"/>
-        </w:rPr>
-        <w:t xml:space="preserve"> </w:t>
-      </w:r>
-      <w:r>
-        <w:rPr>
-          <w:b/>
-          <w:bCs/>
-          <w:lang w:eastAsia="es-VE"/>
-        </w:rPr>
-        <w:t>PONCHADO DE CABLES DE RED</w:t>
-      </w:r>
-    </w:p>
-    <w:p>
-      <w:pPr>
-        <w:pStyle w:val="Tesis"/>
-        <w:ind w:firstLine="0"/>
-        <w:rPr>
-          <w:b/>
-          <w:bCs/>
-          <w:lang w:eastAsia="es-VE"/>
-        </w:rPr>
-      </w:pPr>
-      <w:r>
-        <w:rPr>
-          <w:b/>
-          <w:bCs/>
-          <w:lang w:eastAsia="es-VE"/>
-        </w:rPr>
-        <w:t>3.1.</w:t>
-      </w:r>
-      <w:r>
-        <w:rPr>
-          <w:b/>
-          <w:bCs/>
-          <w:lang w:eastAsia="es-VE"/>
-        </w:rPr>
-        <w:t>3</w:t>
-      </w:r>
-      <w:r>
-        <w:rPr>
-          <w:b/>
-          <w:bCs/>
-          <w:lang w:eastAsia="es-VE"/>
-        </w:rPr>
-        <w:t>.1 OBJETIVO DE LA ACTIVIDAD</w:t>
-      </w:r>
-    </w:p>
-    <w:p>
-      <w:pPr>
-        <w:pStyle w:val="Tesis"/>
-        <w:ind w:firstLine="0"/>
-        <w:rPr>
-          <w:b/>
-          <w:bCs/>
-          <w:lang w:eastAsia="es-VE"/>
-        </w:rPr>
-      </w:pPr>
-      <w:r>
-        <w:rPr>
-          <w:b/>
-          <w:bCs/>
-          <w:lang w:eastAsia="es-VE"/>
-        </w:rPr>
-        <w:t>3.1.</w:t>
-      </w:r>
-      <w:r>
-        <w:rPr>
-          <w:b/>
-          <w:bCs/>
-          <w:lang w:eastAsia="es-VE"/>
-        </w:rPr>
-        <w:t>3</w:t>
-      </w:r>
-      <w:r>
-        <w:rPr>
-          <w:b/>
-          <w:bCs/>
-          <w:lang w:eastAsia="es-VE"/>
-        </w:rPr>
-        <w:t>.2 PROCEDIMIENTOS, HERRAMIENTAS Y/O RECURSOS UTILIZADOS</w:t>
-      </w:r>
-    </w:p>
-    <w:p>
-      <w:pPr>
-        <w:pStyle w:val="Tesis"/>
-        <w:ind w:firstLine="0"/>
-      </w:pPr>
-      <w:r>
-        <w:rPr>
-          <w:b/>
-          <w:bCs/>
-          <w:lang w:eastAsia="es-VE"/>
-        </w:rPr>
-        <w:t>3.1.</w:t>
-      </w:r>
-      <w:r>
-        <w:rPr>
-          <w:b/>
-          <w:bCs/>
-          <w:lang w:eastAsia="es-VE"/>
-        </w:rPr>
-        <w:t>3</w:t>
-      </w:r>
-      <w:r>
-        <w:rPr>
-          <w:b/>
-          <w:bCs/>
-          <w:lang w:eastAsia="es-VE"/>
-        </w:rPr>
-        <w:t>.3 RESULTADOS</w:t>
-      </w:r>
-    </w:p>
-    <w:p>
-      <w:pPr>
-        <w:pStyle w:val="Tesis"/>
-        <w:ind w:firstLine="0"/>
-      </w:pPr>
-    </w:p>
-    <w:p>
-      <w:pPr>
-        <w:pStyle w:val="Tesis"/>
-        <w:ind w:firstLine="0"/>
-      </w:pPr>
+      </w:pPr>
+      <w:r>
+        <w:t xml:space="preserve">La tercera actividad consiste en el ponchado de cables de red, ya que la mayoría de los computadores de los usuarios de SISALUD tienen conexión a los sistemas mediante estos mismos, es común que con el pasar del tiempo </w:t>
+      </w:r>
+      <w:r>
+        <w:t xml:space="preserve">vayan dañándose y fallen. Por eso es importante que el pasante sea capaz de ponchar nuevos cables </w:t>
+      </w:r>
+      <w:r>
+        <w:t xml:space="preserve">para </w:t>
+      </w:r>
+      <w:r>
+        <w:t>asegurar la conectividad estable entre los nodos de red y los equipos de los usuarios.</w:t>
+      </w:r>
     </w:p>
     <w:p>
       <w:pPr>
@@ -9386,22 +9339,163 @@
           <w:bCs/>
           <w:lang w:eastAsia="es-VE"/>
         </w:rPr>
-        <w:t>4</w:t>
-      </w:r>
-      <w:r>
-        <w:rPr>
-          <w:b/>
-          <w:bCs/>
-          <w:lang w:eastAsia="es-VE"/>
-        </w:rPr>
+        <w:t>3</w:t>
+      </w:r>
+      <w:r>
+        <w:rPr>
+          <w:b/>
+          <w:bCs/>
+          <w:lang w:eastAsia="es-VE"/>
+        </w:rPr>
+        <w:t>.2 PROCEDIMIENTOS, HERRAMIENTAS Y/O RECURSOS UTILIZADOS</w:t>
+      </w:r>
+    </w:p>
+    <w:p>
+      <w:pPr>
+        <w:pStyle w:val="Tesis"/>
+      </w:pPr>
+      <w:r>
+        <w:t>El pasante uso el estándar T568B para el ponchado,</w:t>
+      </w:r>
+      <w:r>
+        <w:t xml:space="preserve"> el cable utp fue abierto con una pinza ponchadora, luego el pasante procedió a ordenar los pares centrador siguiendo el estándar. Ya organizados, los pares trenzados son introducidos en el conector RJ45</w:t>
+      </w:r>
+      <w:r>
+        <w:t xml:space="preserve"> asegurándose de que los pares estén en el orden correcto, y se coloca en la pinza ponchadora </w:t>
+      </w:r>
+      <w:r>
+        <w:t>y se poncha. Una vez hecho esto a ambos extremos del cable, se conectan al probador de cables para comprobar si se realizó correctamente</w:t>
+      </w:r>
+      <w:r>
+        <w:t>.</w:t>
+      </w:r>
+    </w:p>
+    <w:p>
+      <w:pPr>
+        <w:pStyle w:val="Tesis"/>
+        <w:ind w:firstLine="0"/>
+      </w:pPr>
+      <w:r>
+        <w:rPr>
+          <w:b/>
+          <w:bCs/>
+          <w:lang w:eastAsia="es-VE"/>
+        </w:rPr>
+        <w:t>3.1.</w:t>
+      </w:r>
+      <w:r>
+        <w:rPr>
+          <w:b/>
+          <w:bCs/>
+          <w:lang w:eastAsia="es-VE"/>
+        </w:rPr>
+        <w:t>3</w:t>
+      </w:r>
+      <w:r>
+        <w:rPr>
+          <w:b/>
+          <w:bCs/>
+          <w:lang w:eastAsia="es-VE"/>
+        </w:rPr>
+        <w:t>.3 RESULTADOS</w:t>
+      </w:r>
+    </w:p>
+    <w:p>
+      <w:pPr>
+        <w:pStyle w:val="Tesis"/>
+      </w:pPr>
+      <w:r>
+        <w:t>Con cada nuevo cable de red ponchado, se garantizo la integridad de la transmisión de los datos, eliminando los puntos de fallas en la conectividad física de la red local de SISALUD.</w:t>
+      </w:r>
+    </w:p>
+    <w:p>
+      <w:pPr>
+        <w:pStyle w:val="Tesis"/>
+      </w:pPr>
+    </w:p>
+    <w:p>
+      <w:pPr>
+        <w:pStyle w:val="Tesis"/>
+        <w:ind w:firstLine="0"/>
+        <w:rPr>
+          <w:b/>
+          <w:bCs/>
+        </w:rPr>
+      </w:pPr>
+      <w:r>
+        <w:rPr>
+          <w:b/>
+          <w:bCs/>
+          <w:lang w:eastAsia="es-VE"/>
+        </w:rPr>
+        <w:t xml:space="preserve">3.1.4 </w:t>
+      </w:r>
+      <w:r>
+        <w:rPr>
+          <w:b/>
+          <w:bCs/>
+        </w:rPr>
+        <w:t>REALIZACIÓN DE INVENTARIO DE TÓNERS DE IMPRESORAS.</w:t>
+      </w:r>
+    </w:p>
+    <w:p>
+      <w:pPr>
+        <w:pStyle w:val="Tesis"/>
+        <w:ind w:firstLine="0"/>
+        <w:rPr>
+          <w:b/>
+          <w:bCs/>
+          <w:lang w:eastAsia="es-VE"/>
+        </w:rPr>
+      </w:pPr>
+      <w:r>
+        <w:rPr>
+          <w:b/>
+          <w:bCs/>
+          <w:lang w:eastAsia="es-VE"/>
+        </w:rPr>
+        <w:t>3.1.4.1 OBJETIVO DE LA ACTIVIDAD</w:t>
+      </w:r>
+    </w:p>
+    <w:p>
+      <w:pPr>
+        <w:pStyle w:val="Tesis"/>
+        <w:rPr>
+          <w:b/>
+          <w:bCs/>
+          <w:lang w:eastAsia="es-VE"/>
+        </w:rPr>
+      </w:pPr>
+      <w:r>
+        <w:t xml:space="preserve">La actividad </w:t>
+      </w:r>
+      <w:r>
+        <w:t xml:space="preserve">consistió </w:t>
+      </w:r>
+      <w:r>
+        <w:t xml:space="preserve">una revisión y conteo exacto de todos los tóners disponibles tantos en el almacén del departamento de operaciones como en el departamento de informática, para emitir un listado del inventario actual y </w:t>
+      </w:r>
+      <w:r>
+        <w:lastRenderedPageBreak/>
+        <w:t xml:space="preserve">poder solicitar un nuevo </w:t>
+      </w:r>
+      <w:r>
+        <w:t>pedido</w:t>
+      </w:r>
+      <w:r>
+        <w:t xml:space="preserve"> de</w:t>
+      </w:r>
+      <w:r>
+        <w:t xml:space="preserve"> diferentes tipos de</w:t>
+      </w:r>
+      <w:r>
+        <w:t xml:space="preserve"> tóners que se consideren</w:t>
+      </w:r>
+      <w:r>
         <w:t xml:space="preserve"> </w:t>
       </w:r>
       <w:r>
-        <w:rPr>
-          <w:b/>
-          <w:bCs/>
-        </w:rPr>
-        <w:t>REALIZACIÓN DE INVENTARIO DE TÓNERS DE IMPRESORAS.</w:t>
+        <w:t>necesarios junto con otros recursos.</w:t>
       </w:r>
     </w:p>
     <w:p>
@@ -9420,58 +9514,27 @@
           <w:bCs/>
           <w:lang w:eastAsia="es-VE"/>
         </w:rPr>
-        <w:t>3.1.</w:t>
-      </w:r>
-      <w:r>
-        <w:rPr>
-          <w:b/>
-          <w:bCs/>
-          <w:lang w:eastAsia="es-VE"/>
-        </w:rPr>
-        <w:t>4</w:t>
-      </w:r>
-      <w:r>
-        <w:rPr>
-          <w:b/>
-          <w:bCs/>
-          <w:lang w:eastAsia="es-VE"/>
-        </w:rPr>
-        <w:t>.1 OBJETIVO DE LA ACTIVIDAD</w:t>
+        <w:t>3.1.4.2 PROCEDIMIENTOS, HERRAMIENTAS Y/O RECURSOS UTILIZADOS</w:t>
       </w:r>
     </w:p>
     <w:p>
       <w:pPr>
         <w:pStyle w:val="Tesis"/>
-        <w:ind w:firstLine="0"/>
-        <w:rPr>
-          <w:b/>
-          <w:bCs/>
-          <w:lang w:eastAsia="es-VE"/>
-        </w:rPr>
-      </w:pPr>
-      <w:r>
-        <w:rPr>
-          <w:b/>
-          <w:bCs/>
-          <w:lang w:eastAsia="es-VE"/>
-        </w:rPr>
-        <w:t>3.1.</w:t>
-      </w:r>
-      <w:r>
-        <w:rPr>
-          <w:b/>
-          <w:bCs/>
-          <w:lang w:eastAsia="es-VE"/>
-        </w:rPr>
-        <w:t>4</w:t>
-      </w:r>
-      <w:r>
-        <w:rPr>
-          <w:b/>
-          <w:bCs/>
-          <w:lang w:eastAsia="es-VE"/>
-        </w:rPr>
-        <w:t>.2 PROCEDIMIENTOS, HERRAMIENTAS Y/O RECURSOS UTILIZADOS</w:t>
+      </w:pPr>
+      <w:r>
+        <w:t>El pasante realizó la actividad a pedido del supervisor del Departamento de Informática, el pasante tuvo acceso</w:t>
+      </w:r>
+      <w:r>
+        <w:t xml:space="preserve"> el registro</w:t>
+      </w:r>
+      <w:r>
+        <w:t xml:space="preserve"> del inventario del mes pasado para</w:t>
+      </w:r>
+      <w:r>
+        <w:t xml:space="preserve"> compararlo con el inventario actual en los 2 departamentos</w:t>
+      </w:r>
+      <w:r>
+        <w:t xml:space="preserve"> y así redactar un nuevo registro. El pasante comenzó a comparar el registro viejo con el stock disponible y fue anotando las diferencias que habian entre ellos, ya sea diferentes de cantidades, si se acabaron o diferencia entre las marcas. Una vez finalizado</w:t>
       </w:r>
     </w:p>
     <w:p>
@@ -9490,23 +9553,7 @@
           <w:bCs/>
           <w:lang w:eastAsia="es-VE"/>
         </w:rPr>
-        <w:t>3.1.</w:t>
-      </w:r>
-      <w:r>
-        <w:rPr>
-          <w:b/>
-          <w:bCs/>
-          <w:lang w:eastAsia="es-VE"/>
-        </w:rPr>
-        <w:t>4</w:t>
-      </w:r>
-      <w:r>
-        <w:rPr>
-          <w:b/>
-          <w:bCs/>
-          <w:lang w:eastAsia="es-VE"/>
-        </w:rPr>
-        <w:t>.3 RESULTADOS</w:t>
+        <w:t>3.1.4.3 RESULTADOS</w:t>
       </w:r>
     </w:p>
     <w:p>
@@ -9589,23 +9636,7 @@
           <w:bCs/>
           <w:lang w:eastAsia="es-VE"/>
         </w:rPr>
-        <w:t>3.1.</w:t>
-      </w:r>
-      <w:r>
-        <w:rPr>
-          <w:b/>
-          <w:bCs/>
-          <w:lang w:eastAsia="es-VE"/>
-        </w:rPr>
-        <w:t>5</w:t>
-      </w:r>
-      <w:r>
-        <w:rPr>
-          <w:b/>
-          <w:bCs/>
-          <w:lang w:eastAsia="es-VE"/>
-        </w:rPr>
-        <w:t>.1 OBJETIVO DE LA ACTIVIDAD</w:t>
+        <w:t>3.1.5.1 OBJETIVO DE LA ACTIVIDAD</w:t>
       </w:r>
     </w:p>
     <w:p>
@@ -9624,23 +9655,7 @@
           <w:bCs/>
           <w:lang w:eastAsia="es-VE"/>
         </w:rPr>
-        <w:t>3.1.</w:t>
-      </w:r>
-      <w:r>
-        <w:rPr>
-          <w:b/>
-          <w:bCs/>
-          <w:lang w:eastAsia="es-VE"/>
-        </w:rPr>
-        <w:t>5</w:t>
-      </w:r>
-      <w:r>
-        <w:rPr>
-          <w:b/>
-          <w:bCs/>
-          <w:lang w:eastAsia="es-VE"/>
-        </w:rPr>
-        <w:t>.2 PROCEDIMIENTOS, HERRAMIENTAS Y/O RECURSOS UTILIZADOS</w:t>
+        <w:t>3.1.5.2 PROCEDIMIENTOS, HERRAMIENTAS Y/O RECURSOS UTILIZADOS</w:t>
       </w:r>
     </w:p>
     <w:p>
@@ -9659,23 +9674,7 @@
           <w:bCs/>
           <w:lang w:eastAsia="es-VE"/>
         </w:rPr>
-        <w:t>3.1.</w:t>
-      </w:r>
-      <w:r>
-        <w:rPr>
-          <w:b/>
-          <w:bCs/>
-          <w:lang w:eastAsia="es-VE"/>
-        </w:rPr>
-        <w:t>5</w:t>
-      </w:r>
-      <w:r>
-        <w:rPr>
-          <w:b/>
-          <w:bCs/>
-          <w:lang w:eastAsia="es-VE"/>
-        </w:rPr>
-        <w:t>.3 RESULTADOS</w:t>
+        <w:t>3.1.5.3 RESULTADOS</w:t>
       </w:r>
     </w:p>
     <w:p>
@@ -9706,118 +9705,6 @@
           <w:bCs/>
           <w:lang w:eastAsia="es-VE"/>
         </w:rPr>
-        <w:t>3.1.</w:t>
-      </w:r>
-      <w:r>
-        <w:rPr>
-          <w:b/>
-          <w:bCs/>
-          <w:lang w:eastAsia="es-VE"/>
-        </w:rPr>
-        <w:t>6</w:t>
-      </w:r>
-      <w:r>
-        <w:rPr>
-          <w:b/>
-          <w:bCs/>
-          <w:lang w:eastAsia="es-VE"/>
-        </w:rPr>
-        <w:t xml:space="preserve"> </w:t>
-      </w:r>
-      <w:r>
-        <w:rPr>
-          <w:b/>
-          <w:bCs/>
-        </w:rPr>
-        <w:t>LIMPIEZA FÍSICA DE COMPONENTES DE CPU</w:t>
-      </w:r>
-    </w:p>
-    <w:p>
-      <w:pPr>
-        <w:pStyle w:val="Tesis"/>
-        <w:ind w:firstLine="0"/>
-        <w:rPr>
-          <w:b/>
-          <w:bCs/>
-          <w:lang w:eastAsia="es-VE"/>
-        </w:rPr>
-      </w:pPr>
-      <w:r>
-        <w:rPr>
-          <w:b/>
-          <w:bCs/>
-          <w:lang w:eastAsia="es-VE"/>
-        </w:rPr>
-        <w:t>3.1.</w:t>
-      </w:r>
-      <w:r>
-        <w:rPr>
-          <w:b/>
-          <w:bCs/>
-          <w:lang w:eastAsia="es-VE"/>
-        </w:rPr>
-        <w:t>6</w:t>
-      </w:r>
-      <w:r>
-        <w:rPr>
-          <w:b/>
-          <w:bCs/>
-          <w:lang w:eastAsia="es-VE"/>
-        </w:rPr>
-        <w:t>.1 OBJETIVO DE LA ACTIVIDAD</w:t>
-      </w:r>
-    </w:p>
-    <w:p>
-      <w:pPr>
-        <w:pStyle w:val="Tesis"/>
-        <w:ind w:firstLine="0"/>
-        <w:rPr>
-          <w:b/>
-          <w:bCs/>
-          <w:lang w:eastAsia="es-VE"/>
-        </w:rPr>
-      </w:pPr>
-      <w:r>
-        <w:rPr>
-          <w:b/>
-          <w:bCs/>
-          <w:lang w:eastAsia="es-VE"/>
-        </w:rPr>
-        <w:t>3.1.</w:t>
-      </w:r>
-      <w:r>
-        <w:rPr>
-          <w:b/>
-          <w:bCs/>
-          <w:lang w:eastAsia="es-VE"/>
-        </w:rPr>
-        <w:t>6</w:t>
-      </w:r>
-      <w:r>
-        <w:rPr>
-          <w:b/>
-          <w:bCs/>
-          <w:lang w:eastAsia="es-VE"/>
-        </w:rPr>
-        <w:t>.2 PROCEDIMIENTOS, HERRAMIENTAS Y/O RECURSOS UTILIZADOS</w:t>
-      </w:r>
-    </w:p>
-    <w:p>
-      <w:pPr>
-        <w:pStyle w:val="Tesis"/>
-        <w:ind w:firstLine="0"/>
-        <w:rPr>
-          <w:b/>
-          <w:bCs/>
-          <w:lang w:eastAsia="es-VE"/>
-        </w:rPr>
-      </w:pPr>
-      <w:r>
-        <w:rPr>
-          <w:b/>
-          <w:bCs/>
-          <w:lang w:eastAsia="es-VE"/>
-        </w:rPr>
         <w:lastRenderedPageBreak/>
         <w:t>3.1.</w:t>
       </w:r>
@@ -9835,7 +9722,71 @@
           <w:bCs/>
           <w:lang w:eastAsia="es-VE"/>
         </w:rPr>
-        <w:t>.3 RESULTADOS</w:t>
+        <w:t xml:space="preserve"> </w:t>
+      </w:r>
+      <w:r>
+        <w:rPr>
+          <w:b/>
+          <w:bCs/>
+        </w:rPr>
+        <w:t>LIMPIEZA FÍSICA DE COMPONENTES DE CPU</w:t>
+      </w:r>
+    </w:p>
+    <w:p>
+      <w:pPr>
+        <w:pStyle w:val="Tesis"/>
+        <w:ind w:firstLine="0"/>
+        <w:rPr>
+          <w:b/>
+          <w:bCs/>
+          <w:lang w:eastAsia="es-VE"/>
+        </w:rPr>
+      </w:pPr>
+      <w:r>
+        <w:rPr>
+          <w:b/>
+          <w:bCs/>
+          <w:lang w:eastAsia="es-VE"/>
+        </w:rPr>
+        <w:t>3.1.6.1 OBJETIVO DE LA ACTIVIDAD</w:t>
+      </w:r>
+    </w:p>
+    <w:p>
+      <w:pPr>
+        <w:pStyle w:val="Tesis"/>
+        <w:ind w:firstLine="0"/>
+        <w:rPr>
+          <w:b/>
+          <w:bCs/>
+          <w:lang w:eastAsia="es-VE"/>
+        </w:rPr>
+      </w:pPr>
+      <w:r>
+        <w:rPr>
+          <w:b/>
+          <w:bCs/>
+          <w:lang w:eastAsia="es-VE"/>
+        </w:rPr>
+        <w:t>3.1.6.2 PROCEDIMIENTOS, HERRAMIENTAS Y/O RECURSOS UTILIZADOS</w:t>
+      </w:r>
+    </w:p>
+    <w:p>
+      <w:pPr>
+        <w:pStyle w:val="Tesis"/>
+        <w:ind w:firstLine="0"/>
+        <w:rPr>
+          <w:b/>
+          <w:bCs/>
+          <w:lang w:eastAsia="es-VE"/>
+        </w:rPr>
+      </w:pPr>
+      <w:r>
+        <w:rPr>
+          <w:b/>
+          <w:bCs/>
+          <w:lang w:eastAsia="es-VE"/>
+        </w:rPr>
+        <w:t>3.1.6.3 RESULTADOS</w:t>
       </w:r>
     </w:p>
     <w:p>
@@ -9908,6 +9859,74 @@
           <w:bCs/>
           <w:lang w:eastAsia="es-VE"/>
         </w:rPr>
+        <w:t>3.1.7.1 OBJETIVO DE LA ACTIVIDAD</w:t>
+      </w:r>
+    </w:p>
+    <w:p>
+      <w:pPr>
+        <w:pStyle w:val="Tesis"/>
+        <w:ind w:firstLine="0"/>
+        <w:rPr>
+          <w:b/>
+          <w:bCs/>
+          <w:lang w:eastAsia="es-VE"/>
+        </w:rPr>
+      </w:pPr>
+      <w:r>
+        <w:rPr>
+          <w:b/>
+          <w:bCs/>
+          <w:lang w:eastAsia="es-VE"/>
+        </w:rPr>
+        <w:t>3.1.7.2 PROCEDIMIENTOS, HERRAMIENTAS Y/O RECURSOS UTILIZADOS</w:t>
+      </w:r>
+    </w:p>
+    <w:p>
+      <w:pPr>
+        <w:pStyle w:val="Tesis"/>
+        <w:ind w:firstLine="0"/>
+        <w:rPr>
+          <w:b/>
+          <w:bCs/>
+          <w:lang w:eastAsia="es-VE"/>
+        </w:rPr>
+      </w:pPr>
+      <w:r>
+        <w:rPr>
+          <w:b/>
+          <w:bCs/>
+          <w:lang w:eastAsia="es-VE"/>
+        </w:rPr>
+        <w:t>3.1.7.3 RESULTADOS</w:t>
+      </w:r>
+    </w:p>
+    <w:p>
+      <w:pPr>
+        <w:pStyle w:val="Tesis"/>
+        <w:ind w:firstLine="0"/>
+        <w:rPr>
+          <w:b/>
+          <w:bCs/>
+          <w:lang w:eastAsia="es-VE"/>
+        </w:rPr>
+      </w:pPr>
+    </w:p>
+    <w:p>
+      <w:pPr>
+        <w:pStyle w:val="Tesis"/>
+        <w:ind w:firstLine="0"/>
+        <w:rPr>
+          <w:b/>
+          <w:bCs/>
+          <w:lang w:eastAsia="es-VE"/>
+        </w:rPr>
+      </w:pPr>
+      <w:r>
+        <w:rPr>
+          <w:b/>
+          <w:bCs/>
+          <w:lang w:eastAsia="es-VE"/>
+        </w:rPr>
         <w:t>3.1.</w:t>
       </w:r>
       <w:r>
@@ -9916,15 +9935,22 @@
           <w:bCs/>
           <w:lang w:eastAsia="es-VE"/>
         </w:rPr>
-        <w:t>7</w:t>
-      </w:r>
-      <w:r>
-        <w:rPr>
-          <w:b/>
-          <w:bCs/>
-          <w:lang w:eastAsia="es-VE"/>
-        </w:rPr>
-        <w:t>.1 OBJETIVO DE LA ACTIVIDAD</w:t>
+        <w:t>8</w:t>
+      </w:r>
+      <w:r>
+        <w:rPr>
+          <w:b/>
+          <w:bCs/>
+          <w:lang w:eastAsia="es-VE"/>
+        </w:rPr>
+        <w:t xml:space="preserve"> </w:t>
+      </w:r>
+      <w:r>
+        <w:rPr>
+          <w:b/>
+          <w:bCs/>
+        </w:rPr>
+        <w:t>LIMPIEZA FÍSICA DE COMPONENTES DE CPU</w:t>
       </w:r>
     </w:p>
     <w:p>
@@ -9943,23 +9969,7 @@
           <w:bCs/>
           <w:lang w:eastAsia="es-VE"/>
         </w:rPr>
-        <w:t>3.1.</w:t>
-      </w:r>
-      <w:r>
-        <w:rPr>
-          <w:b/>
-          <w:bCs/>
-          <w:lang w:eastAsia="es-VE"/>
-        </w:rPr>
-        <w:t>7</w:t>
-      </w:r>
-      <w:r>
-        <w:rPr>
-          <w:b/>
-          <w:bCs/>
-          <w:lang w:eastAsia="es-VE"/>
-        </w:rPr>
-        <w:t>.2 PROCEDIMIENTOS, HERRAMIENTAS Y/O RECURSOS UTILIZADOS</w:t>
+        <w:t>3.1.8.1 OBJETIVO DE LA ACTIVIDAD</w:t>
       </w:r>
     </w:p>
     <w:p>
@@ -9978,23 +9988,7 @@
           <w:bCs/>
           <w:lang w:eastAsia="es-VE"/>
         </w:rPr>
-        <w:t>3.1.</w:t>
-      </w:r>
-      <w:r>
-        <w:rPr>
-          <w:b/>
-          <w:bCs/>
-          <w:lang w:eastAsia="es-VE"/>
-        </w:rPr>
-        <w:t>7</w:t>
-      </w:r>
-      <w:r>
-        <w:rPr>
-          <w:b/>
-          <w:bCs/>
-          <w:lang w:eastAsia="es-VE"/>
-        </w:rPr>
-        <w:t>.3 RESULTADOS</w:t>
+        <w:t>3.1.8.2 PROCEDIMIENTOS, HERRAMIENTAS Y/O RECURSOS UTILIZADOS</w:t>
       </w:r>
     </w:p>
     <w:p>
@@ -10007,6 +10001,14 @@
           <w:lang w:eastAsia="es-VE"/>
         </w:rPr>
       </w:pPr>
+      <w:r>
+        <w:rPr>
+          <w:b/>
+          <w:bCs/>
+          <w:lang w:eastAsia="es-VE"/>
+        </w:rPr>
+        <w:t>3.1.8.3 RESULTADOS</w:t>
+      </w:r>
     </w:p>
     <w:p>
       <w:pPr>
@@ -10018,37 +10020,6 @@
           <w:lang w:eastAsia="es-VE"/>
         </w:rPr>
       </w:pPr>
-      <w:r>
-        <w:rPr>
-          <w:b/>
-          <w:bCs/>
-          <w:lang w:eastAsia="es-VE"/>
-        </w:rPr>
-        <w:t>3.1.</w:t>
-      </w:r>
-      <w:r>
-        <w:rPr>
-          <w:b/>
-          <w:bCs/>
-          <w:lang w:eastAsia="es-VE"/>
-        </w:rPr>
-        <w:t>8</w:t>
-      </w:r>
-      <w:r>
-        <w:rPr>
-          <w:b/>
-          <w:bCs/>
-          <w:lang w:eastAsia="es-VE"/>
-        </w:rPr>
-        <w:t xml:space="preserve"> </w:t>
-      </w:r>
-      <w:r>
-        <w:rPr>
-          <w:b/>
-          <w:bCs/>
-        </w:rPr>
-        <w:t>LIMPIEZA FÍSICA DE COMPONENTES DE CPU</w:t>
-      </w:r>
     </w:p>
     <w:p>
       <w:pPr>
@@ -10060,30 +10031,6 @@
           <w:lang w:eastAsia="es-VE"/>
         </w:rPr>
       </w:pPr>
-      <w:r>
-        <w:rPr>
-          <w:b/>
-          <w:bCs/>
-          <w:lang w:eastAsia="es-VE"/>
-        </w:rPr>
-        <w:t>3.1.</w:t>
-      </w:r>
-      <w:r>
-        <w:rPr>
-          <w:b/>
-          <w:bCs/>
-          <w:lang w:eastAsia="es-VE"/>
-        </w:rPr>
-        <w:t>8</w:t>
-      </w:r>
-      <w:r>
-        <w:rPr>
-          <w:b/>
-          <w:bCs/>
-          <w:lang w:eastAsia="es-VE"/>
-        </w:rPr>
-        <w:t>.1 OBJETIVO DE LA ACTIVIDAD</w:t>
-      </w:r>
     </w:p>
     <w:p>
       <w:pPr>
@@ -10101,99 +10048,6 @@
           <w:bCs/>
           <w:lang w:eastAsia="es-VE"/>
         </w:rPr>
-        <w:t>3.1.</w:t>
-      </w:r>
-      <w:r>
-        <w:rPr>
-          <w:b/>
-          <w:bCs/>
-          <w:lang w:eastAsia="es-VE"/>
-        </w:rPr>
-        <w:t>8</w:t>
-      </w:r>
-      <w:r>
-        <w:rPr>
-          <w:b/>
-          <w:bCs/>
-          <w:lang w:eastAsia="es-VE"/>
-        </w:rPr>
-        <w:t>.2 PROCEDIMIENTOS, HERRAMIENTAS Y/O RECURSOS UTILIZADOS</w:t>
-      </w:r>
-    </w:p>
-    <w:p>
-      <w:pPr>
-        <w:pStyle w:val="Tesis"/>
-        <w:ind w:firstLine="0"/>
-        <w:rPr>
-          <w:b/>
-          <w:bCs/>
-          <w:lang w:eastAsia="es-VE"/>
-        </w:rPr>
-      </w:pPr>
-      <w:r>
-        <w:rPr>
-          <w:b/>
-          <w:bCs/>
-          <w:lang w:eastAsia="es-VE"/>
-        </w:rPr>
-        <w:t>3.1.</w:t>
-      </w:r>
-      <w:r>
-        <w:rPr>
-          <w:b/>
-          <w:bCs/>
-          <w:lang w:eastAsia="es-VE"/>
-        </w:rPr>
-        <w:t>8</w:t>
-      </w:r>
-      <w:r>
-        <w:rPr>
-          <w:b/>
-          <w:bCs/>
-          <w:lang w:eastAsia="es-VE"/>
-        </w:rPr>
-        <w:t>.3 RESULTADOS</w:t>
-      </w:r>
-    </w:p>
-    <w:p>
-      <w:pPr>
-        <w:pStyle w:val="Tesis"/>
-        <w:ind w:firstLine="0"/>
-        <w:rPr>
-          <w:b/>
-          <w:bCs/>
-          <w:lang w:eastAsia="es-VE"/>
-        </w:rPr>
-      </w:pPr>
-    </w:p>
-    <w:p>
-      <w:pPr>
-        <w:pStyle w:val="Tesis"/>
-        <w:ind w:firstLine="0"/>
-        <w:rPr>
-          <w:b/>
-          <w:bCs/>
-          <w:lang w:eastAsia="es-VE"/>
-        </w:rPr>
-      </w:pPr>
-    </w:p>
-    <w:p>
-      <w:pPr>
-        <w:pStyle w:val="Tesis"/>
-        <w:ind w:firstLine="0"/>
-        <w:rPr>
-          <w:b/>
-          <w:bCs/>
-          <w:lang w:eastAsia="es-VE"/>
-        </w:rPr>
-      </w:pPr>
-      <w:r>
-        <w:rPr>
-          <w:b/>
-          <w:bCs/>
-          <w:lang w:eastAsia="es-VE"/>
-        </w:rPr>
-        <w:lastRenderedPageBreak/>
         <w:t>3.1.</w:t>
       </w:r>
       <w:r>
@@ -10604,23 +10458,7 @@
           <w:lang w:eastAsia="es-VE"/>
         </w:rPr>
         <w:lastRenderedPageBreak/>
-        <w:t>3.1.1</w:t>
-      </w:r>
-      <w:r>
-        <w:rPr>
-          <w:b/>
-          <w:bCs/>
-          <w:lang w:eastAsia="es-VE"/>
-        </w:rPr>
-        <w:t>1</w:t>
-      </w:r>
-      <w:r>
-        <w:rPr>
-          <w:b/>
-          <w:bCs/>
-          <w:lang w:eastAsia="es-VE"/>
-        </w:rPr>
-        <w:t>.2 PROCEDIMIENTOS, HERRAMIENTAS Y/O RECURSOS UTILIZADOS</w:t>
+        <w:t>3.1.11.2 PROCEDIMIENTOS, HERRAMIENTAS Y/O RECURSOS UTILIZADOS</w:t>
       </w:r>
     </w:p>
     <w:p>
@@ -10639,23 +10477,7 @@
           <w:bCs/>
           <w:lang w:eastAsia="es-VE"/>
         </w:rPr>
-        <w:t>3.1.1</w:t>
-      </w:r>
-      <w:r>
-        <w:rPr>
-          <w:b/>
-          <w:bCs/>
-          <w:lang w:eastAsia="es-VE"/>
-        </w:rPr>
-        <w:t>1</w:t>
-      </w:r>
-      <w:r>
-        <w:rPr>
-          <w:b/>
-          <w:bCs/>
-          <w:lang w:eastAsia="es-VE"/>
-        </w:rPr>
-        <w:t>.3 RESULTADOS</w:t>
+        <w:t>3.1.11.3 RESULTADOS</w:t>
       </w:r>
     </w:p>
     <w:p>
@@ -10739,23 +10561,7 @@
           <w:bCs/>
           <w:lang w:eastAsia="es-VE"/>
         </w:rPr>
-        <w:t>3.1.1</w:t>
-      </w:r>
-      <w:r>
-        <w:rPr>
-          <w:b/>
-          <w:bCs/>
-          <w:lang w:eastAsia="es-VE"/>
-        </w:rPr>
-        <w:t>2</w:t>
-      </w:r>
-      <w:r>
-        <w:rPr>
-          <w:b/>
-          <w:bCs/>
-          <w:lang w:eastAsia="es-VE"/>
-        </w:rPr>
-        <w:t>.1 OBJETIVO DE LA ACTIVIDAD</w:t>
+        <w:t>3.1.12.1 OBJETIVO DE LA ACTIVIDAD</w:t>
       </w:r>
     </w:p>
     <w:p>
@@ -10774,23 +10580,7 @@
           <w:bCs/>
           <w:lang w:eastAsia="es-VE"/>
         </w:rPr>
-        <w:t>3.1.1</w:t>
-      </w:r>
-      <w:r>
-        <w:rPr>
-          <w:b/>
-          <w:bCs/>
-          <w:lang w:eastAsia="es-VE"/>
-        </w:rPr>
-        <w:t>2</w:t>
-      </w:r>
-      <w:r>
-        <w:rPr>
-          <w:b/>
-          <w:bCs/>
-          <w:lang w:eastAsia="es-VE"/>
-        </w:rPr>
-        <w:t>.2 PROCEDIMIENTOS, HERRAMIENTAS Y/O RECURSOS UTILIZADOS</w:t>
+        <w:t>3.1.12.2 PROCEDIMIENTOS, HERRAMIENTAS Y/O RECURSOS UTILIZADOS</w:t>
       </w:r>
     </w:p>
     <w:p>
@@ -10809,23 +10599,7 @@
           <w:bCs/>
           <w:lang w:eastAsia="es-VE"/>
         </w:rPr>
-        <w:t>3.1.1</w:t>
-      </w:r>
-      <w:r>
-        <w:rPr>
-          <w:b/>
-          <w:bCs/>
-          <w:lang w:eastAsia="es-VE"/>
-        </w:rPr>
-        <w:t>2</w:t>
-      </w:r>
-      <w:r>
-        <w:rPr>
-          <w:b/>
-          <w:bCs/>
-          <w:lang w:eastAsia="es-VE"/>
-        </w:rPr>
-        <w:t>.3 RESULTADOS</w:t>
+        <w:t>3.1.12.3 RESULTADOS</w:t>
       </w:r>
     </w:p>
     <w:p>
@@ -10909,23 +10683,7 @@
           <w:bCs/>
           <w:lang w:eastAsia="es-VE"/>
         </w:rPr>
-        <w:t>3.1.1</w:t>
-      </w:r>
-      <w:r>
-        <w:rPr>
-          <w:b/>
-          <w:bCs/>
-          <w:lang w:eastAsia="es-VE"/>
-        </w:rPr>
-        <w:t>3</w:t>
-      </w:r>
-      <w:r>
-        <w:rPr>
-          <w:b/>
-          <w:bCs/>
-          <w:lang w:eastAsia="es-VE"/>
-        </w:rPr>
-        <w:t>.1 OBJETIVO DE LA ACTIVIDAD</w:t>
+        <w:t>3.1.13.1 OBJETIVO DE LA ACTIVIDAD</w:t>
       </w:r>
     </w:p>
     <w:p>
@@ -10944,23 +10702,7 @@
           <w:bCs/>
           <w:lang w:eastAsia="es-VE"/>
         </w:rPr>
-        <w:t>3.1.1</w:t>
-      </w:r>
-      <w:r>
-        <w:rPr>
-          <w:b/>
-          <w:bCs/>
-          <w:lang w:eastAsia="es-VE"/>
-        </w:rPr>
-        <w:t>3</w:t>
-      </w:r>
-      <w:r>
-        <w:rPr>
-          <w:b/>
-          <w:bCs/>
-          <w:lang w:eastAsia="es-VE"/>
-        </w:rPr>
-        <w:t>.2 PROCEDIMIENTOS, HERRAMIENTAS Y/O RECURSOS UTILIZADOS</w:t>
+        <w:t>3.1.13.2 PROCEDIMIENTOS, HERRAMIENTAS Y/O RECURSOS UTILIZADOS</w:t>
       </w:r>
     </w:p>
     <w:p>
@@ -10979,23 +10721,7 @@
           <w:bCs/>
           <w:lang w:eastAsia="es-VE"/>
         </w:rPr>
-        <w:t>3.1.1</w:t>
-      </w:r>
-      <w:r>
-        <w:rPr>
-          <w:b/>
-          <w:bCs/>
-          <w:lang w:eastAsia="es-VE"/>
-        </w:rPr>
-        <w:t>3</w:t>
-      </w:r>
-      <w:r>
-        <w:rPr>
-          <w:b/>
-          <w:bCs/>
-          <w:lang w:eastAsia="es-VE"/>
-        </w:rPr>
-        <w:t>.3 RESULTADO</w:t>
+        <w:t>3.1.13.3 RESULTADO</w:t>
       </w:r>
       <w:r>
         <w:rPr>
@@ -11029,7 +10755,6 @@
           <w:bCs/>
           <w:lang w:eastAsia="es-VE"/>
         </w:rPr>
-        <w:lastRenderedPageBreak/>
         <w:t>3.1.1</w:t>
       </w:r>
       <w:r>
@@ -11077,23 +10802,7 @@
           <w:bCs/>
           <w:lang w:eastAsia="es-VE"/>
         </w:rPr>
-        <w:t>3.1.1</w:t>
-      </w:r>
-      <w:r>
-        <w:rPr>
-          <w:b/>
-          <w:bCs/>
-          <w:lang w:eastAsia="es-VE"/>
-        </w:rPr>
-        <w:t>4</w:t>
-      </w:r>
-      <w:r>
-        <w:rPr>
-          <w:b/>
-          <w:bCs/>
-          <w:lang w:eastAsia="es-VE"/>
-        </w:rPr>
-        <w:t>.1 OBJETIVO DE LA ACTIVIDAD</w:t>
+        <w:t>3.1.14.1 OBJETIVO DE LA ACTIVIDAD</w:t>
       </w:r>
     </w:p>
     <w:p>
@@ -11112,23 +10821,8 @@
           <w:bCs/>
           <w:lang w:eastAsia="es-VE"/>
         </w:rPr>
-        <w:t>3.1.1</w:t>
-      </w:r>
-      <w:r>
-        <w:rPr>
-          <w:b/>
-          <w:bCs/>
-          <w:lang w:eastAsia="es-VE"/>
-        </w:rPr>
-        <w:t>4</w:t>
-      </w:r>
-      <w:r>
-        <w:rPr>
-          <w:b/>
-          <w:bCs/>
-          <w:lang w:eastAsia="es-VE"/>
-        </w:rPr>
-        <w:t>.2 PROCEDIMIENTOS, HERRAMIENTAS Y/O RECURSOS UTILIZADOS</w:t>
+        <w:lastRenderedPageBreak/>
+        <w:t>3.1.14.2 PROCEDIMIENTOS, HERRAMIENTAS Y/O RECURSOS UTILIZADOS</w:t>
       </w:r>
     </w:p>
     <w:p>
@@ -11147,28 +10841,12 @@
           <w:bCs/>
           <w:lang w:eastAsia="es-VE"/>
         </w:rPr>
-        <w:t>3.1.1</w:t>
-      </w:r>
-      <w:r>
-        <w:rPr>
-          <w:b/>
-          <w:bCs/>
-          <w:lang w:eastAsia="es-VE"/>
-        </w:rPr>
-        <w:t>4</w:t>
-      </w:r>
-      <w:r>
-        <w:rPr>
-          <w:b/>
-          <w:bCs/>
-          <w:lang w:eastAsia="es-VE"/>
-        </w:rPr>
-        <w:t>.3 RESULTADOS</w:t>
+        <w:t>3.1.14.3 RESULTADOS</w:t>
       </w:r>
     </w:p>
     <w:sectPr>
       <w:pgSz w:w="12242" w:h="15842" w:code="1"/>
-      <w:pgMar w:top="2835" w:right="1701" w:bottom="1701" w:left="2268" w:header="709" w:footer="709" w:gutter="0"/>
+      <w:pgMar w:top="1701" w:right="1701" w:bottom="1701" w:left="2268" w:header="709" w:footer="709" w:gutter="0"/>
       <w:cols w:space="708"/>
       <w:docGrid w:linePitch="360"/>
     </w:sectPr>
@@ -11177,7 +10855,7 @@
 </file>
 
 <file path=word/endnotes.xml><?xml version="1.0" encoding="utf-8"?>
-<w:endnotes xmlns:wpc="http://schemas.microsoft.com/office/word/2010/wordprocessingCanvas" xmlns:cx="http://schemas.microsoft.com/office/drawing/2014/chartex" xmlns:cx1="http://schemas.microsoft.com/office/drawing/2015/9/8/chartex" xmlns:cx2="http://schemas.microsoft.com/office/drawing/2015/10/21/chartex" xmlns:cx3="http://schemas.microsoft.com/office/drawing/2016/5/9/chartex" xmlns:cx4="http://schemas.microsoft.com/office/drawing/2016/5/10/chartex" xmlns:cx5="http://schemas.microsoft.com/office/drawing/2016/5/11/chartex" xmlns:cx6="http://schemas.microsoft.com/office/drawing/2016/5/12/chartex" xmlns:cx7="http://schemas.microsoft.com/office/drawing/2016/5/13/chartex" xmlns:cx8="http://schemas.microsoft.com/office/drawing/2016/5/14/chartex" xmlns:mc="http://schemas.openxmlformats.org/markup-compatibility/2006" xmlns:aink="http://schemas.microsoft.com/office/drawing/2016/ink" xmlns:am3d="http://schemas.microsoft.com/office/drawing/2017/model3d" xmlns:o="urn:schemas-microsoft-com:office:office" xmlns:oel="http://schemas.microsoft.com/office/2019/extlst" xmlns:r="http://schemas.openxmlformats.org/officeDocument/2006/relationships" xmlns:m="http://schemas.openxmlformats.org/officeDocument/2006/math" xmlns:v="urn:schemas-microsoft-com:vml" xmlns:wp14="http://schemas.microsoft.com/office/word/2010/wordprocessingDrawing" xmlns:wp="http://schemas.openxmlformats.org/drawingml/2006/wordprocessingDrawing" xmlns:w10="urn:schemas-microsoft-com:office:word" xmlns:w="http://schemas.openxmlformats.org/wordprocessingml/2006/main" xmlns:w14="http://schemas.microsoft.com/office/word/2010/wordml" xmlns:w15="http://schemas.microsoft.com/office/word/2012/wordml" xmlns:w16cex="http://schemas.microsoft.com/office/word/2018/wordml/cex" xmlns:w16cid="http://schemas.microsoft.com/office/word/2016/wordml/cid" xmlns:w16="http://schemas.microsoft.com/office/word/2018/wordml" xmlns:w16du="http://schemas.microsoft.com/office/word/2023/wordml/word16du" xmlns:w16sdtdh="http://schemas.microsoft.com/office/word/2020/wordml/sdtdatahash" xmlns:w16sdtfl="http://schemas.microsoft.com/office/word/2024/wordml/sdtformatlock" xmlns:w16se="http://schemas.microsoft.com/office/word/2015/wordml/symex" xmlns:wpg="http://schemas.microsoft.com/office/word/2010/wordprocessingGroup" xmlns:wpi="http://schemas.microsoft.com/office/word/2010/wordprocessingInk" xmlns:wne="http://schemas.microsoft.com/office/word/2006/wordml" xmlns:wps="http://schemas.microsoft.com/office/word/2010/wordprocessingShape" mc:Ignorable="w14 w15 w16se w16cid w16 w16cex w16sdtdh w16sdtfl w16du wp14">
+<w:endnotes xmlns:wpc="http://schemas.microsoft.com/office/word/2010/wordprocessingCanvas" xmlns:cx="http://schemas.microsoft.com/office/drawing/2014/chartex" xmlns:cx1="http://schemas.microsoft.com/office/drawing/2015/9/8/chartex" xmlns:cx2="http://schemas.microsoft.com/office/drawing/2015/10/21/chartex" xmlns:cx3="http://schemas.microsoft.com/office/drawing/2016/5/9/chartex" xmlns:cx4="http://schemas.microsoft.com/office/drawing/2016/5/10/chartex" xmlns:cx5="http://schemas.microsoft.com/office/drawing/2016/5/11/chartex" xmlns:cx6="http://schemas.microsoft.com/office/drawing/2016/5/12/chartex" xmlns:cx7="http://schemas.microsoft.com/office/drawing/2016/5/13/chartex" xmlns:cx8="http://schemas.microsoft.com/office/drawing/2016/5/14/chartex" xmlns:mc="http://schemas.openxmlformats.org/markup-compatibility/2006" xmlns:aink="http://schemas.microsoft.com/office/drawing/2016/ink" xmlns:am3d="http://schemas.microsoft.com/office/drawing/2017/model3d" xmlns:o="urn:schemas-microsoft-com:office:office" xmlns:oel="http://schemas.microsoft.com/office/2019/extlst" xmlns:r="http://schemas.openxmlformats.org/officeDocument/2006/relationships" xmlns:m="http://schemas.openxmlformats.org/officeDocument/2006/math" xmlns:v="urn:schemas-microsoft-com:vml" xmlns:wp14="http://schemas.microsoft.com/office/word/2010/wordprocessingDrawing" xmlns:wp="http://schemas.openxmlformats.org/drawingml/2006/wordprocessingDrawing" xmlns:w10="urn:schemas-microsoft-com:office:word" xmlns:w="http://schemas.openxmlformats.org/wordprocessingml/2006/main" xmlns:w14="http://schemas.microsoft.com/office/word/2010/wordml" xmlns:w15="http://schemas.microsoft.com/office/word/2012/wordml" xmlns:w16cex="http://schemas.microsoft.com/office/word/2018/wordml/cex" xmlns:w16cid="http://schemas.microsoft.com/office/word/2016/wordml/cid" xmlns:w16="http://schemas.microsoft.com/office/word/2018/wordml" xmlns:w16sdtdh="http://schemas.microsoft.com/office/word/2020/wordml/sdtdatahash" xmlns:w16se="http://schemas.microsoft.com/office/word/2015/wordml/symex" xmlns:wpg="http://schemas.microsoft.com/office/word/2010/wordprocessingGroup" xmlns:wpi="http://schemas.microsoft.com/office/word/2010/wordprocessingInk" xmlns:wne="http://schemas.microsoft.com/office/word/2006/wordml" xmlns:wps="http://schemas.microsoft.com/office/word/2010/wordprocessingShape" mc:Ignorable="w14 w15 w16se w16cid w16 w16cex w16sdtdh wp14">
   <w:endnote w:type="separator" w:id="-1">
     <w:p>
       <w:pPr>
@@ -11202,7 +10880,7 @@
 </file>
 
 <file path=word/footnotes.xml><?xml version="1.0" encoding="utf-8"?>
-<w:footnotes xmlns:wpc="http://schemas.microsoft.com/office/word/2010/wordprocessingCanvas" xmlns:cx="http://schemas.microsoft.com/office/drawing/2014/chartex" xmlns:cx1="http://schemas.microsoft.com/office/drawing/2015/9/8/chartex" xmlns:cx2="http://schemas.microsoft.com/office/drawing/2015/10/21/chartex" xmlns:cx3="http://schemas.microsoft.com/office/drawing/2016/5/9/chartex" xmlns:cx4="http://schemas.microsoft.com/office/drawing/2016/5/10/chartex" xmlns:cx5="http://schemas.microsoft.com/office/drawing/2016/5/11/chartex" xmlns:cx6="http://schemas.microsoft.com/office/drawing/2016/5/12/chartex" xmlns:cx7="http://schemas.microsoft.com/office/drawing/2016/5/13/chartex" xmlns:cx8="http://schemas.microsoft.com/office/drawing/2016/5/14/chartex" xmlns:mc="http://schemas.openxmlformats.org/markup-compatibility/2006" xmlns:aink="http://schemas.microsoft.com/office/drawing/2016/ink" xmlns:am3d="http://schemas.microsoft.com/office/drawing/2017/model3d" xmlns:o="urn:schemas-microsoft-com:office:office" xmlns:oel="http://schemas.microsoft.com/office/2019/extlst" xmlns:r="http://schemas.openxmlformats.org/officeDocument/2006/relationships" xmlns:m="http://schemas.openxmlformats.org/officeDocument/2006/math" xmlns:v="urn:schemas-microsoft-com:vml" xmlns:wp14="http://schemas.microsoft.com/office/word/2010/wordprocessingDrawing" xmlns:wp="http://schemas.openxmlformats.org/drawingml/2006/wordprocessingDrawing" xmlns:w10="urn:schemas-microsoft-com:office:word" xmlns:w="http://schemas.openxmlformats.org/wordprocessingml/2006/main" xmlns:w14="http://schemas.microsoft.com/office/word/2010/wordml" xmlns:w15="http://schemas.microsoft.com/office/word/2012/wordml" xmlns:w16cex="http://schemas.microsoft.com/office/word/2018/wordml/cex" xmlns:w16cid="http://schemas.microsoft.com/office/word/2016/wordml/cid" xmlns:w16="http://schemas.microsoft.com/office/word/2018/wordml" xmlns:w16du="http://schemas.microsoft.com/office/word/2023/wordml/word16du" xmlns:w16sdtdh="http://schemas.microsoft.com/office/word/2020/wordml/sdtdatahash" xmlns:w16sdtfl="http://schemas.microsoft.com/office/word/2024/wordml/sdtformatlock" xmlns:w16se="http://schemas.microsoft.com/office/word/2015/wordml/symex" xmlns:wpg="http://schemas.microsoft.com/office/word/2010/wordprocessingGroup" xmlns:wpi="http://schemas.microsoft.com/office/word/2010/wordprocessingInk" xmlns:wne="http://schemas.microsoft.com/office/word/2006/wordml" xmlns:wps="http://schemas.microsoft.com/office/word/2010/wordprocessingShape" mc:Ignorable="w14 w15 w16se w16cid w16 w16cex w16sdtdh w16sdtfl w16du wp14">
+<w:footnotes xmlns:wpc="http://schemas.microsoft.com/office/word/2010/wordprocessingCanvas" xmlns:cx="http://schemas.microsoft.com/office/drawing/2014/chartex" xmlns:cx1="http://schemas.microsoft.com/office/drawing/2015/9/8/chartex" xmlns:cx2="http://schemas.microsoft.com/office/drawing/2015/10/21/chartex" xmlns:cx3="http://schemas.microsoft.com/office/drawing/2016/5/9/chartex" xmlns:cx4="http://schemas.microsoft.com/office/drawing/2016/5/10/chartex" xmlns:cx5="http://schemas.microsoft.com/office/drawing/2016/5/11/chartex" xmlns:cx6="http://schemas.microsoft.com/office/drawing/2016/5/12/chartex" xmlns:cx7="http://schemas.microsoft.com/office/drawing/2016/5/13/chartex" xmlns:cx8="http://schemas.microsoft.com/office/drawing/2016/5/14/chartex" xmlns:mc="http://schemas.openxmlformats.org/markup-compatibility/2006" xmlns:aink="http://schemas.microsoft.com/office/drawing/2016/ink" xmlns:am3d="http://schemas.microsoft.com/office/drawing/2017/model3d" xmlns:o="urn:schemas-microsoft-com:office:office" xmlns:oel="http://schemas.microsoft.com/office/2019/extlst" xmlns:r="http://schemas.openxmlformats.org/officeDocument/2006/relationships" xmlns:m="http://schemas.openxmlformats.org/officeDocument/2006/math" xmlns:v="urn:schemas-microsoft-com:vml" xmlns:wp14="http://schemas.microsoft.com/office/word/2010/wordprocessingDrawing" xmlns:wp="http://schemas.openxmlformats.org/drawingml/2006/wordprocessingDrawing" xmlns:w10="urn:schemas-microsoft-com:office:word" xmlns:w="http://schemas.openxmlformats.org/wordprocessingml/2006/main" xmlns:w14="http://schemas.microsoft.com/office/word/2010/wordml" xmlns:w15="http://schemas.microsoft.com/office/word/2012/wordml" xmlns:w16cex="http://schemas.microsoft.com/office/word/2018/wordml/cex" xmlns:w16cid="http://schemas.microsoft.com/office/word/2016/wordml/cid" xmlns:w16="http://schemas.microsoft.com/office/word/2018/wordml" xmlns:w16sdtdh="http://schemas.microsoft.com/office/word/2020/wordml/sdtdatahash" xmlns:w16se="http://schemas.microsoft.com/office/word/2015/wordml/symex" xmlns:wpg="http://schemas.microsoft.com/office/word/2010/wordprocessingGroup" xmlns:wpi="http://schemas.microsoft.com/office/word/2010/wordprocessingInk" xmlns:wne="http://schemas.microsoft.com/office/word/2006/wordml" xmlns:wps="http://schemas.microsoft.com/office/word/2010/wordprocessingShape" mc:Ignorable="w14 w15 w16se w16cid w16 w16cex w16sdtdh wp14">
   <w:footnote w:type="separator" w:id="-1">
     <w:p>
       <w:pPr>
@@ -11227,7 +10905,7 @@
 </file>
 
 <file path=word/numbering.xml><?xml version="1.0" encoding="utf-8"?>
-<w:numbering xmlns:wpc="http://schemas.microsoft.com/office/word/2010/wordprocessingCanvas" xmlns:cx="http://schemas.microsoft.com/office/drawing/2014/chartex" xmlns:cx1="http://schemas.microsoft.com/office/drawing/2015/9/8/chartex" xmlns:cx2="http://schemas.microsoft.com/office/drawing/2015/10/21/chartex" xmlns:cx3="http://schemas.microsoft.com/office/drawing/2016/5/9/chartex" xmlns:cx4="http://schemas.microsoft.com/office/drawing/2016/5/10/chartex" xmlns:cx5="http://schemas.microsoft.com/office/drawing/2016/5/11/chartex" xmlns:cx6="http://schemas.microsoft.com/office/drawing/2016/5/12/chartex" xmlns:cx7="http://schemas.microsoft.com/office/drawing/2016/5/13/chartex" xmlns:cx8="http://schemas.microsoft.com/office/drawing/2016/5/14/chartex" xmlns:mc="http://schemas.openxmlformats.org/markup-compatibility/2006" xmlns:aink="http://schemas.microsoft.com/office/drawing/2016/ink" xmlns:am3d="http://schemas.microsoft.com/office/drawing/2017/model3d" xmlns:o="urn:schemas-microsoft-com:office:office" xmlns:oel="http://schemas.microsoft.com/office/2019/extlst" xmlns:r="http://schemas.openxmlformats.org/officeDocument/2006/relationships" xmlns:m="http://schemas.openxmlformats.org/officeDocument/2006/math" xmlns:v="urn:schemas-microsoft-com:vml" xmlns:wp14="http://schemas.microsoft.com/office/word/2010/wordprocessingDrawing" xmlns:wp="http://schemas.openxmlformats.org/drawingml/2006/wordprocessingDrawing" xmlns:w10="urn:schemas-microsoft-com:office:word" xmlns:w="http://schemas.openxmlformats.org/wordprocessingml/2006/main" xmlns:w14="http://schemas.microsoft.com/office/word/2010/wordml" xmlns:w15="http://schemas.microsoft.com/office/word/2012/wordml" xmlns:w16cex="http://schemas.microsoft.com/office/word/2018/wordml/cex" xmlns:w16cid="http://schemas.microsoft.com/office/word/2016/wordml/cid" xmlns:w16="http://schemas.microsoft.com/office/word/2018/wordml" xmlns:w16du="http://schemas.microsoft.com/office/word/2023/wordml/word16du" xmlns:w16sdtdh="http://schemas.microsoft.com/office/word/2020/wordml/sdtdatahash" xmlns:w16sdtfl="http://schemas.microsoft.com/office/word/2024/wordml/sdtformatlock" xmlns:w16se="http://schemas.microsoft.com/office/word/2015/wordml/symex" xmlns:wpg="http://schemas.microsoft.com/office/word/2010/wordprocessingGroup" xmlns:wpi="http://schemas.microsoft.com/office/word/2010/wordprocessingInk" xmlns:wne="http://schemas.microsoft.com/office/word/2006/wordml" xmlns:wps="http://schemas.microsoft.com/office/word/2010/wordprocessingShape" mc:Ignorable="w14 w15 w16se w16cid w16 w16cex w16sdtdh w16sdtfl w16du wp14">
+<w:numbering xmlns:wpc="http://schemas.microsoft.com/office/word/2010/wordprocessingCanvas" xmlns:cx="http://schemas.microsoft.com/office/drawing/2014/chartex" xmlns:cx1="http://schemas.microsoft.com/office/drawing/2015/9/8/chartex" xmlns:cx2="http://schemas.microsoft.com/office/drawing/2015/10/21/chartex" xmlns:cx3="http://schemas.microsoft.com/office/drawing/2016/5/9/chartex" xmlns:cx4="http://schemas.microsoft.com/office/drawing/2016/5/10/chartex" xmlns:cx5="http://schemas.microsoft.com/office/drawing/2016/5/11/chartex" xmlns:cx6="http://schemas.microsoft.com/office/drawing/2016/5/12/chartex" xmlns:cx7="http://schemas.microsoft.com/office/drawing/2016/5/13/chartex" xmlns:cx8="http://schemas.microsoft.com/office/drawing/2016/5/14/chartex" xmlns:mc="http://schemas.openxmlformats.org/markup-compatibility/2006" xmlns:aink="http://schemas.microsoft.com/office/drawing/2016/ink" xmlns:am3d="http://schemas.microsoft.com/office/drawing/2017/model3d" xmlns:o="urn:schemas-microsoft-com:office:office" xmlns:oel="http://schemas.microsoft.com/office/2019/extlst" xmlns:r="http://schemas.openxmlformats.org/officeDocument/2006/relationships" xmlns:m="http://schemas.openxmlformats.org/officeDocument/2006/math" xmlns:v="urn:schemas-microsoft-com:vml" xmlns:wp14="http://schemas.microsoft.com/office/word/2010/wordprocessingDrawing" xmlns:wp="http://schemas.openxmlformats.org/drawingml/2006/wordprocessingDrawing" xmlns:w10="urn:schemas-microsoft-com:office:word" xmlns:w="http://schemas.openxmlformats.org/wordprocessingml/2006/main" xmlns:w14="http://schemas.microsoft.com/office/word/2010/wordml" xmlns:w15="http://schemas.microsoft.com/office/word/2012/wordml" xmlns:w16cex="http://schemas.microsoft.com/office/word/2018/wordml/cex" xmlns:w16cid="http://schemas.microsoft.com/office/word/2016/wordml/cid" xmlns:w16="http://schemas.microsoft.com/office/word/2018/wordml" xmlns:w16sdtdh="http://schemas.microsoft.com/office/word/2020/wordml/sdtdatahash" xmlns:w16se="http://schemas.microsoft.com/office/word/2015/wordml/symex" xmlns:wpg="http://schemas.microsoft.com/office/word/2010/wordprocessingGroup" xmlns:wpi="http://schemas.microsoft.com/office/word/2010/wordprocessingInk" xmlns:wne="http://schemas.microsoft.com/office/word/2006/wordml" xmlns:wps="http://schemas.microsoft.com/office/word/2010/wordprocessingShape" mc:Ignorable="w14 w15 w16se w16cid w16 w16cex w16sdtdh wp14">
   <w:abstractNum w:abstractNumId="0" w15:restartNumberingAfterBreak="0">
     <w:nsid w:val="09C75AED"/>
     <w:multiLevelType w:val="hybridMultilevel"/>
@@ -12715,7 +12393,7 @@
 </file>
 
 <file path=word/styles.xml><?xml version="1.0" encoding="utf-8"?>
-<w:styles xmlns:mc="http://schemas.openxmlformats.org/markup-compatibility/2006" xmlns:r="http://schemas.openxmlformats.org/officeDocument/2006/relationships" xmlns:w="http://schemas.openxmlformats.org/wordprocessingml/2006/main" xmlns:w14="http://schemas.microsoft.com/office/word/2010/wordml" xmlns:w15="http://schemas.microsoft.com/office/word/2012/wordml" xmlns:w16cex="http://schemas.microsoft.com/office/word/2018/wordml/cex" xmlns:w16cid="http://schemas.microsoft.com/office/word/2016/wordml/cid" xmlns:w16="http://schemas.microsoft.com/office/word/2018/wordml" xmlns:w16du="http://schemas.microsoft.com/office/word/2023/wordml/word16du" xmlns:w16sdtdh="http://schemas.microsoft.com/office/word/2020/wordml/sdtdatahash" xmlns:w16sdtfl="http://schemas.microsoft.com/office/word/2024/wordml/sdtformatlock" xmlns:w16se="http://schemas.microsoft.com/office/word/2015/wordml/symex" mc:Ignorable="w14 w15 w16se w16cid w16 w16cex w16sdtdh w16sdtfl w16du">
+<w:styles xmlns:mc="http://schemas.openxmlformats.org/markup-compatibility/2006" xmlns:r="http://schemas.openxmlformats.org/officeDocument/2006/relationships" xmlns:w="http://schemas.openxmlformats.org/wordprocessingml/2006/main" xmlns:w14="http://schemas.microsoft.com/office/word/2010/wordml" xmlns:w15="http://schemas.microsoft.com/office/word/2012/wordml" xmlns:w16cex="http://schemas.microsoft.com/office/word/2018/wordml/cex" xmlns:w16cid="http://schemas.microsoft.com/office/word/2016/wordml/cid" xmlns:w16="http://schemas.microsoft.com/office/word/2018/wordml" xmlns:w16sdtdh="http://schemas.microsoft.com/office/word/2020/wordml/sdtdatahash" xmlns:w16se="http://schemas.microsoft.com/office/word/2015/wordml/symex" mc:Ignorable="w14 w15 w16se w16cid w16 w16cex w16sdtdh">
   <w:docDefaults>
     <w:rPrDefault>
       <w:rPr>

--- a/Informe de Pasantias/Informe de Pasantias.docx
+++ b/Informe de Pasantias/Informe de Pasantias.docx
@@ -1517,7 +1517,7 @@
               </wp:anchor>
             </w:drawing>
           </mc:Choice>
-          <mc:Fallback xmlns:w16du="http://schemas.microsoft.com/office/word/2023/wordml/word16du" xmlns:w16sdtfl="http://schemas.microsoft.com/office/word/2024/wordml/sdtformatlock">
+          <mc:Fallback xmlns:w16sdtfl="http://schemas.microsoft.com/office/word/2024/wordml/sdtformatlock" xmlns:w16du="http://schemas.microsoft.com/office/word/2023/wordml/word16du">
             <w:pict>
               <v:group w14:anchorId="1BA10B96" id="Group 17" o:spid="_x0000_s1026" style="position:absolute;margin-left:-4.45pt;margin-top:9.2pt;width:450.2pt;height:127.25pt;z-index:251659264" coordorigin="2268,6021" coordsize="8280,2340" o:gfxdata="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">
                 <v:shapetype id="_x0000_t75" coordsize="21600,21600" o:spt="75" o:preferrelative="t" path="m@4@5l@4@11@9@11@9@5xe" filled="f" stroked="f">
@@ -2033,7 +2033,15 @@
         <w:t xml:space="preserve"> </w:t>
       </w:r>
       <w:r>
-        <w:t>servicios de medicina ocupacional; servicios de instalación de equipos odontológicos; servicios de instalación de equipos médico quirúrgicos; servicios de medicina hiperbárica; servicios de seguros de salud de medicina prepagada; servicios de ambulancias terrestres especializadas / atención pre-hospitalaria; así como la organización para la prestación de los servicios de salud a los afiliados del Sistema General de Seguridad Social en Salud.</w:t>
+        <w:t xml:space="preserve">servicios de medicina ocupacional; servicios de instalación de equipos odontológicos; servicios de instalación de equipos médico quirúrgicos; servicios de medicina hiperbárica; servicios de seguros de salud de medicina prepagada; servicios de ambulancias terrestres especializadas / atención </w:t>
+      </w:r>
+      <w:proofErr w:type="spellStart"/>
+      <w:r>
+        <w:t>pre-hospitalaria</w:t>
+      </w:r>
+      <w:proofErr w:type="spellEnd"/>
+      <w:r>
+        <w:t>; así como la organización para la prestación de los servicios de salud a los afiliados del Sistema General de Seguridad Social en Salud.</w:t>
       </w:r>
       <w:r>
         <w:t xml:space="preserve"> </w:t>
@@ -3736,7 +3744,7 @@
               </wp:anchor>
             </w:drawing>
           </mc:Choice>
-          <mc:Fallback xmlns:w16du="http://schemas.microsoft.com/office/word/2023/wordml/word16du" xmlns:w16sdtfl="http://schemas.microsoft.com/office/word/2024/wordml/sdtformatlock">
+          <mc:Fallback xmlns:w16sdtfl="http://schemas.microsoft.com/office/word/2024/wordml/sdtformatlock" xmlns:w16du="http://schemas.microsoft.com/office/word/2023/wordml/word16du">
             <w:pict>
               <v:group w14:anchorId="5A6B7CA6" id="Group 17" o:spid="_x0000_s1026" style="position:absolute;margin-left:-4.45pt;margin-top:9.2pt;width:450.2pt;height:127.25pt;z-index:251661312" coordorigin="2268,6021" coordsize="8280,2340" o:gfxdata="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">
                 <v:shapetype id="_x0000_t75" coordsize="21600,21600" o:spt="75" o:preferrelative="t" path="m@4@5l@4@11@9@11@9@5xe" filled="f" stroked="f">
@@ -4021,7 +4029,15 @@
         <w:pStyle w:val="Tesis"/>
       </w:pPr>
       <w:r>
-        <w:t>En el presente capítulo, se reflejan las actividades a realizar por el pasante en el Departamento de Informática en la empresa Sisalud, para el cumplimiento de las prácticas profesionales, las cuales serán desarrolladas durante ocho semanas, de lunes a viernes, en el horario de 08:00AM a 04:00PM Ver Cuadro N°2.</w:t>
+        <w:t xml:space="preserve">En el presente capítulo, se reflejan las actividades a realizar por el pasante en el Departamento de Informática en la empresa </w:t>
+      </w:r>
+      <w:proofErr w:type="spellStart"/>
+      <w:r>
+        <w:t>Sisalud</w:t>
+      </w:r>
+      <w:proofErr w:type="spellEnd"/>
+      <w:r>
+        <w:t>, para el cumplimiento de las prácticas profesionales, las cuales serán desarrolladas durante ocho semanas, de lunes a viernes, en el horario de 08:00AM a 04:00PM Ver Cuadro N°2.</w:t>
       </w:r>
     </w:p>
     <w:p>
@@ -5284,7 +5300,27 @@
                 <w:sz w:val="16"/>
                 <w:szCs w:val="16"/>
               </w:rPr>
-              <w:t>Realización de Inventario de Tóners de impresoras.</w:t>
+              <w:t xml:space="preserve">Realización de Inventario de </w:t>
+            </w:r>
+            <w:proofErr w:type="spellStart"/>
+            <w:r>
+              <w:rPr>
+                <w:b/>
+                <w:bCs/>
+                <w:sz w:val="16"/>
+                <w:szCs w:val="16"/>
+              </w:rPr>
+              <w:t>Tóners</w:t>
+            </w:r>
+            <w:proofErr w:type="spellEnd"/>
+            <w:r>
+              <w:rPr>
+                <w:b/>
+                <w:bCs/>
+                <w:sz w:val="16"/>
+                <w:szCs w:val="16"/>
+              </w:rPr>
+              <w:t xml:space="preserve"> de impresoras.</w:t>
             </w:r>
           </w:p>
         </w:tc>
@@ -5608,6 +5644,7 @@
                 <w:lang w:val="es-VE"/>
               </w:rPr>
             </w:pPr>
+            <w:proofErr w:type="spellStart"/>
             <w:r>
               <w:rPr>
                 <w:b/>
@@ -5616,7 +5653,18 @@
                 <w:szCs w:val="16"/>
                 <w:lang w:val="es-VE"/>
               </w:rPr>
-              <w:t>Tóners de repuesto.</w:t>
+              <w:t>Tóners</w:t>
+            </w:r>
+            <w:proofErr w:type="spellEnd"/>
+            <w:r>
+              <w:rPr>
+                <w:b/>
+                <w:bCs/>
+                <w:sz w:val="16"/>
+                <w:szCs w:val="16"/>
+                <w:lang w:val="es-VE"/>
+              </w:rPr>
+              <w:t xml:space="preserve"> de repuesto.</w:t>
             </w:r>
           </w:p>
         </w:tc>
@@ -7879,7 +7927,7 @@
               </wp:anchor>
             </w:drawing>
           </mc:Choice>
-          <mc:Fallback xmlns:w16du="http://schemas.microsoft.com/office/word/2023/wordml/word16du" xmlns:w16sdtfl="http://schemas.microsoft.com/office/word/2024/wordml/sdtformatlock">
+          <mc:Fallback xmlns:w16sdtfl="http://schemas.microsoft.com/office/word/2024/wordml/sdtformatlock" xmlns:w16du="http://schemas.microsoft.com/office/word/2023/wordml/word16du">
             <w:pict>
               <v:line w14:anchorId="36F41B00" id="Conector recto 1" o:spid="_x0000_s1026" style="position:absolute;flip:y;z-index:251667456;visibility:visible;mso-wrap-style:square;mso-width-percent:0;mso-height-percent:0;mso-wrap-distance-left:9pt;mso-wrap-distance-top:0;mso-wrap-distance-right:9pt;mso-wrap-distance-bottom:0;mso-position-horizontal:right;mso-position-horizontal-relative:margin;mso-position-vertical:absolute;mso-position-vertical-relative:text;mso-width-percent:0;mso-height-percent:0;mso-width-relative:margin;mso-height-relative:margin" from="127.05pt,12.4pt" to="305.3pt,12.4pt" o:gfxdata="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" strokecolor="windowText" strokeweight=".5pt">
                 <v:stroke joinstyle="miter"/>
@@ -7948,7 +7996,7 @@
               </wp:anchor>
             </w:drawing>
           </mc:Choice>
-          <mc:Fallback xmlns:w16du="http://schemas.microsoft.com/office/word/2023/wordml/word16du" xmlns:w16sdtfl="http://schemas.microsoft.com/office/word/2024/wordml/sdtformatlock">
+          <mc:Fallback xmlns:w16sdtfl="http://schemas.microsoft.com/office/word/2024/wordml/sdtformatlock" xmlns:w16du="http://schemas.microsoft.com/office/word/2023/wordml/word16du">
             <w:pict>
               <v:line w14:anchorId="778108BC" id="Conector recto 1" o:spid="_x0000_s1026" style="position:absolute;z-index:251666432;visibility:visible;mso-wrap-style:square;mso-width-percent:0;mso-height-percent:0;mso-wrap-distance-left:9pt;mso-wrap-distance-top:0;mso-wrap-distance-right:9pt;mso-wrap-distance-bottom:0;mso-position-horizontal:left;mso-position-horizontal-relative:margin;mso-position-vertical:absolute;mso-position-vertical-relative:text;mso-width-percent:0;mso-height-percent:0;mso-width-relative:margin;mso-height-relative:margin" from="0,12.4pt" to="178.3pt,12.4pt" o:gfxdata="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" strokecolor="windowText" strokeweight=".5pt">
                 <v:stroke joinstyle="miter"/>
@@ -8305,7 +8353,7 @@
               </wp:anchor>
             </w:drawing>
           </mc:Choice>
-          <mc:Fallback xmlns:w16du="http://schemas.microsoft.com/office/word/2023/wordml/word16du" xmlns:w16sdtfl="http://schemas.microsoft.com/office/word/2024/wordml/sdtformatlock">
+          <mc:Fallback xmlns:w16sdtfl="http://schemas.microsoft.com/office/word/2024/wordml/sdtformatlock" xmlns:w16du="http://schemas.microsoft.com/office/word/2023/wordml/word16du">
             <w:pict>
               <v:group w14:anchorId="7A82FFA2" id="Group 17" o:spid="_x0000_s1026" style="position:absolute;margin-left:-4.45pt;margin-top:9.2pt;width:450.2pt;height:127.25pt;z-index:251664384" coordorigin="2268,6021" coordsize="8280,2340" o:gfxdata="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">
                 <v:shape id="Imagen 2" o:spid="_x0000_s1027" type="#_x0000_t75" alt="Descripción: LOGO URBE 2012 DEFINITIVO-01" style="position:absolute;left:2268;top:6021;width:3000;height:2340;visibility:visible;mso-wrap-style:square" o:gfxdata="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">
@@ -9166,7 +9214,15 @@
         <w:t>s</w:t>
       </w:r>
       <w:r>
-        <w:t xml:space="preserve"> utilizados por el departamento en su entorno laboral como Netsupport Manager</w:t>
+        <w:t xml:space="preserve"> utilizados por el departamento en su entorno laboral como </w:t>
+      </w:r>
+      <w:proofErr w:type="spellStart"/>
+      <w:r>
+        <w:t>Netsupport</w:t>
+      </w:r>
+      <w:proofErr w:type="spellEnd"/>
+      <w:r>
+        <w:t xml:space="preserve"> Manager</w:t>
       </w:r>
       <w:r>
         <w:t xml:space="preserve"> y drivers de impresoras</w:t>
@@ -9308,10 +9364,7 @@
         <w:t xml:space="preserve">vayan dañándose y fallen. Por eso es importante que el pasante sea capaz de ponchar nuevos cables </w:t>
       </w:r>
       <w:r>
-        <w:t xml:space="preserve">para </w:t>
-      </w:r>
-      <w:r>
-        <w:t>asegurar la conectividad estable entre los nodos de red y los equipos de los usuarios.</w:t>
+        <w:t>para asegurar la conectividad estable entre los nodos de red y los equipos de los usuarios.</w:t>
       </w:r>
     </w:p>
     <w:p>
@@ -9358,7 +9411,15 @@
         <w:t>El pasante uso el estándar T568B para el ponchado,</w:t>
       </w:r>
       <w:r>
-        <w:t xml:space="preserve"> el cable utp fue abierto con una pinza ponchadora, luego el pasante procedió a ordenar los pares centrador siguiendo el estándar. Ya organizados, los pares trenzados son introducidos en el conector RJ45</w:t>
+        <w:t xml:space="preserve"> el cable </w:t>
+      </w:r>
+      <w:proofErr w:type="spellStart"/>
+      <w:r>
+        <w:t>utp</w:t>
+      </w:r>
+      <w:proofErr w:type="spellEnd"/>
+      <w:r>
+        <w:t xml:space="preserve"> fue abierto con una pinza ponchadora, luego el pasante procedió a ordenar los pares centrador siguiendo el estándar. Ya organizados, los pares trenzados son introducidos en el conector RJ45</w:t>
       </w:r>
       <w:r>
         <w:t xml:space="preserve"> asegurándose de que los pares estén en el orden correcto, y se coloca en la pinza ponchadora </w:t>
@@ -9405,7 +9466,13 @@
         <w:pStyle w:val="Tesis"/>
       </w:pPr>
       <w:r>
-        <w:t>Con cada nuevo cable de red ponchado, se garantizo la integridad de la transmisión de los datos, eliminando los puntos de fallas en la conectividad física de la red local de SISALUD.</w:t>
+        <w:t>Con cada nuevo cable de red ponchado, se garantiz</w:t>
+      </w:r>
+      <w:r>
+        <w:t>ó</w:t>
+      </w:r>
+      <w:r>
+        <w:t xml:space="preserve"> la integridad de la transmisión de los datos, eliminando los puntos de fallas en la conectividad física de la red local de SISALUD.</w:t>
       </w:r>
     </w:p>
     <w:p>
@@ -9467,17 +9534,25 @@
         </w:rPr>
       </w:pPr>
       <w:r>
-        <w:t xml:space="preserve">La actividad </w:t>
-      </w:r>
-      <w:r>
-        <w:t xml:space="preserve">consistió </w:t>
-      </w:r>
-      <w:r>
-        <w:t xml:space="preserve">una revisión y conteo exacto de todos los tóners disponibles tantos en el almacén del departamento de operaciones como en el departamento de informática, para emitir un listado del inventario actual y </w:t>
+        <w:t xml:space="preserve">La actividad consistió una revisión y conteo exacto de todos los </w:t>
+      </w:r>
+      <w:proofErr w:type="spellStart"/>
+      <w:r>
+        <w:t>tóners</w:t>
+      </w:r>
+      <w:proofErr w:type="spellEnd"/>
+      <w:r>
+        <w:t xml:space="preserve"> disponibles tantos en el almacén del departamento de operaciones como en el departamento de informática, para emitir un listado del inventario actual y </w:t>
       </w:r>
       <w:r>
         <w:lastRenderedPageBreak/>
-        <w:t xml:space="preserve">poder solicitar un nuevo </w:t>
+        <w:t xml:space="preserve">poder </w:t>
+      </w:r>
+      <w:r>
+        <w:t>hacer</w:t>
+      </w:r>
+      <w:r>
+        <w:t xml:space="preserve"> un nuevo </w:t>
       </w:r>
       <w:r>
         <w:t>pedido</w:t>
@@ -9486,14 +9561,19 @@
         <w:t xml:space="preserve"> de</w:t>
       </w:r>
       <w:r>
-        <w:t xml:space="preserve"> diferentes tipos de</w:t>
-      </w:r>
-      <w:r>
-        <w:t xml:space="preserve"> tóners que se consideren</w:t>
-      </w:r>
-      <w:r>
         <w:t xml:space="preserve"> </w:t>
       </w:r>
+      <w:proofErr w:type="spellStart"/>
+      <w:r>
+        <w:t>tóners</w:t>
+      </w:r>
+      <w:proofErr w:type="spellEnd"/>
+      <w:r>
+        <w:t xml:space="preserve"> que se consideren</w:t>
+      </w:r>
+      <w:r>
+        <w:t xml:space="preserve"> </w:t>
+      </w:r>
       <w:r>
         <w:t>necesarios junto con otros recursos.</w:t>
       </w:r>
@@ -9534,7 +9614,24 @@
         <w:t xml:space="preserve"> compararlo con el inventario actual en los 2 departamentos</w:t>
       </w:r>
       <w:r>
-        <w:t xml:space="preserve"> y así redactar un nuevo registro. El pasante comenzó a comparar el registro viejo con el stock disponible y fue anotando las diferencias que habian entre ellos, ya sea diferentes de cantidades, si se acabaron o diferencia entre las marcas. Una vez finalizado</w:t>
+        <w:t xml:space="preserve"> y así redactar un nuevo registro. El pasante comenzó a comparar el registro viejo con el stock disponible y fue anotando las diferencias que </w:t>
+      </w:r>
+      <w:r>
+        <w:t>había</w:t>
+      </w:r>
+      <w:r>
+        <w:t xml:space="preserve"> entre ellos, ya sea diferentes de cantidades, si se acabaron o diferencia entre las marcas. </w:t>
+      </w:r>
+      <w:r>
+        <w:t xml:space="preserve">Al finalizar, el pasante redacto una nueva lista con los </w:t>
+      </w:r>
+      <w:proofErr w:type="spellStart"/>
+      <w:r>
+        <w:t>tóners</w:t>
+      </w:r>
+      <w:proofErr w:type="spellEnd"/>
+      <w:r>
+        <w:t xml:space="preserve"> actuales en el inventario.</w:t>
       </w:r>
     </w:p>
     <w:p>
@@ -9559,12 +9656,33 @@
     <w:p>
       <w:pPr>
         <w:pStyle w:val="Tesis"/>
-        <w:ind w:firstLine="0"/>
-        <w:rPr>
-          <w:b/>
-          <w:bCs/>
-          <w:lang w:eastAsia="es-VE"/>
-        </w:rPr>
+      </w:pPr>
+      <w:r>
+        <w:t xml:space="preserve">Con el nuevo </w:t>
+      </w:r>
+      <w:r>
+        <w:t>listado</w:t>
+      </w:r>
+      <w:r>
+        <w:t xml:space="preserve"> generado</w:t>
+      </w:r>
+      <w:r>
+        <w:t xml:space="preserve"> se actualizo el registro de suministros, permitiendo así realizar compras de reabastecimiento más completas y efectivas.</w:t>
+      </w:r>
+    </w:p>
+    <w:p>
+      <w:pPr>
+        <w:pStyle w:val="Tesis"/>
+      </w:pPr>
+    </w:p>
+    <w:p>
+      <w:pPr>
+        <w:pStyle w:val="Tesis"/>
+      </w:pPr>
+    </w:p>
+    <w:p>
+      <w:pPr>
+        <w:pStyle w:val="Tesis"/>
       </w:pPr>
     </w:p>
     <w:p>
@@ -9576,6 +9694,346 @@
         <w:rPr>
           <w:b/>
           <w:bCs/>
+          <w:sz w:val="24"/>
+          <w:szCs w:val="24"/>
+        </w:rPr>
+      </w:pPr>
+      <w:r>
+        <w:rPr>
+          <w:b/>
+          <w:bCs/>
+          <w:sz w:val="24"/>
+          <w:szCs w:val="24"/>
+          <w:lang w:eastAsia="es-VE"/>
+        </w:rPr>
+        <w:lastRenderedPageBreak/>
+        <w:t>3.1.</w:t>
+      </w:r>
+      <w:r>
+        <w:rPr>
+          <w:b/>
+          <w:bCs/>
+          <w:sz w:val="24"/>
+          <w:szCs w:val="24"/>
+          <w:lang w:eastAsia="es-VE"/>
+        </w:rPr>
+        <w:t>5</w:t>
+      </w:r>
+      <w:r>
+        <w:rPr>
+          <w:b/>
+          <w:bCs/>
+          <w:sz w:val="24"/>
+          <w:szCs w:val="24"/>
+          <w:lang w:eastAsia="es-VE"/>
+        </w:rPr>
+        <w:t xml:space="preserve"> </w:t>
+      </w:r>
+      <w:r>
+        <w:rPr>
+          <w:b/>
+          <w:bCs/>
+          <w:sz w:val="24"/>
+          <w:szCs w:val="24"/>
+        </w:rPr>
+        <w:t>CAMBIO DE CARTUCHOS/TÓNER Y SOLUCIÓN DE ATASCOS DE PAPEL</w:t>
+      </w:r>
+    </w:p>
+    <w:p>
+      <w:pPr>
+        <w:pStyle w:val="Tesis"/>
+        <w:ind w:firstLine="0"/>
+        <w:rPr>
+          <w:b/>
+          <w:bCs/>
+          <w:lang w:eastAsia="es-VE"/>
+        </w:rPr>
+      </w:pPr>
+      <w:r>
+        <w:rPr>
+          <w:b/>
+          <w:bCs/>
+          <w:lang w:eastAsia="es-VE"/>
+        </w:rPr>
+        <w:t>3.1.5.1 OBJETIVO DE LA ACTIVIDAD</w:t>
+      </w:r>
+    </w:p>
+    <w:p>
+      <w:pPr>
+        <w:pStyle w:val="Tesis"/>
+        <w:rPr>
+          <w:lang w:eastAsia="es-VE"/>
+        </w:rPr>
+      </w:pPr>
+      <w:r>
+        <w:t xml:space="preserve">Las impresoras forman parte del día a día en las oficinas de SISALUD, así que </w:t>
+      </w:r>
+      <w:r>
+        <w:t>mantenerlos</w:t>
+      </w:r>
+      <w:r>
+        <w:t xml:space="preserve"> </w:t>
+      </w:r>
+      <w:r>
+        <w:t>en condiciones</w:t>
+      </w:r>
+      <w:r>
+        <w:t xml:space="preserve"> es importante, por lo que una de las actividades constantes que hay que realizar son el cambio de cartuchos/</w:t>
+      </w:r>
+      <w:proofErr w:type="spellStart"/>
+      <w:r>
+        <w:t>tóners</w:t>
+      </w:r>
+      <w:proofErr w:type="spellEnd"/>
+      <w:r>
+        <w:t>, cuando la tinta dentro de estos se agota, ya no se puede imprimir y solucionar los atascos de papel que pueden ocurrir de forma aleatoria. Por lo que se deben</w:t>
+      </w:r>
+      <w:r>
+        <w:t xml:space="preserve"> mantener operativos para e</w:t>
+      </w:r>
+      <w:r>
+        <w:t xml:space="preserve">vitar retrasos en el flujo </w:t>
+      </w:r>
+      <w:r>
+        <w:t>de documentos</w:t>
+      </w:r>
+      <w:r>
+        <w:t xml:space="preserve"> </w:t>
+      </w:r>
+      <w:r>
+        <w:t>en</w:t>
+      </w:r>
+      <w:r>
+        <w:t xml:space="preserve"> la empresa.</w:t>
+      </w:r>
+    </w:p>
+    <w:p>
+      <w:pPr>
+        <w:pStyle w:val="Tesis"/>
+        <w:ind w:firstLine="0"/>
+        <w:rPr>
+          <w:b/>
+          <w:bCs/>
+          <w:lang w:eastAsia="es-VE"/>
+        </w:rPr>
+      </w:pPr>
+      <w:r>
+        <w:rPr>
+          <w:b/>
+          <w:bCs/>
+          <w:lang w:eastAsia="es-VE"/>
+        </w:rPr>
+        <w:t>3.1.5.2 PROCEDIMIENTOS, HERRAMIENTAS Y/O RECURSOS UTILIZADOS</w:t>
+      </w:r>
+    </w:p>
+    <w:p>
+      <w:pPr>
+        <w:pStyle w:val="Tesis"/>
+      </w:pPr>
+      <w:r>
+        <w:t>El pasante se dirige al departamento donde esta la impresora que necesita el soporte, abre la impresora, extrae el tóner agotado y inserta el nuevo tóner a la impresora. Si solo es un atasco de hoja, el pasante abre la impresora quitando el tóner, revisa el mecanismo interno de la impresora y extrae la hoja atascada. Al finalizar ambas actividades, se realiza una impresión de prueba para comprobar que la impresora opere correctamente.</w:t>
+      </w:r>
+    </w:p>
+    <w:p>
+      <w:pPr>
+        <w:pStyle w:val="Tesis"/>
+        <w:ind w:firstLine="0"/>
+        <w:rPr>
+          <w:b/>
+          <w:bCs/>
+          <w:lang w:eastAsia="es-VE"/>
+        </w:rPr>
+      </w:pPr>
+    </w:p>
+    <w:p>
+      <w:pPr>
+        <w:pStyle w:val="Tesis"/>
+        <w:ind w:firstLine="0"/>
+        <w:rPr>
+          <w:b/>
+          <w:bCs/>
+          <w:lang w:eastAsia="es-VE"/>
+        </w:rPr>
+      </w:pPr>
+    </w:p>
+    <w:p>
+      <w:pPr>
+        <w:pStyle w:val="Tesis"/>
+        <w:ind w:firstLine="0"/>
+        <w:rPr>
+          <w:b/>
+          <w:bCs/>
+          <w:lang w:eastAsia="es-VE"/>
+        </w:rPr>
+      </w:pPr>
+      <w:r>
+        <w:rPr>
+          <w:b/>
+          <w:bCs/>
+          <w:lang w:eastAsia="es-VE"/>
+        </w:rPr>
+        <w:lastRenderedPageBreak/>
+        <w:t>3.1.5.3 RESULTADOS</w:t>
+      </w:r>
+    </w:p>
+    <w:p>
+      <w:pPr>
+        <w:pStyle w:val="Tesis"/>
+      </w:pPr>
+      <w:r>
+        <w:t>Al darle soporte a las impresoras en las instalaciones de SISALUD, el pasante</w:t>
+      </w:r>
+      <w:r>
+        <w:t xml:space="preserve"> logró </w:t>
+      </w:r>
+      <w:r>
+        <w:t xml:space="preserve">mantener </w:t>
+      </w:r>
+      <w:r>
+        <w:t>la continuidad operativa</w:t>
+      </w:r>
+      <w:r>
+        <w:t xml:space="preserve"> de las impresoras</w:t>
+      </w:r>
+      <w:r>
+        <w:t>, garantizando que el personal pudiera seguir con sus labores de oficina.</w:t>
+      </w:r>
+    </w:p>
+    <w:p>
+      <w:pPr>
+        <w:pStyle w:val="Tesis"/>
+        <w:ind w:firstLine="0"/>
+        <w:rPr>
+          <w:b/>
+          <w:bCs/>
+        </w:rPr>
+      </w:pPr>
+      <w:r>
+        <w:rPr>
+          <w:b/>
+          <w:bCs/>
+          <w:lang w:eastAsia="es-VE"/>
+        </w:rPr>
+        <w:t>3.1.</w:t>
+      </w:r>
+      <w:r>
+        <w:rPr>
+          <w:b/>
+          <w:bCs/>
+          <w:lang w:eastAsia="es-VE"/>
+        </w:rPr>
+        <w:t>6</w:t>
+      </w:r>
+      <w:r>
+        <w:rPr>
+          <w:b/>
+          <w:bCs/>
+          <w:lang w:eastAsia="es-VE"/>
+        </w:rPr>
+        <w:t xml:space="preserve"> </w:t>
+      </w:r>
+      <w:r>
+        <w:rPr>
+          <w:b/>
+          <w:bCs/>
+        </w:rPr>
+        <w:t>LIMPIEZA FÍSICA DE COMPONENTES DE CPU</w:t>
+      </w:r>
+    </w:p>
+    <w:p>
+      <w:pPr>
+        <w:pStyle w:val="Tesis"/>
+        <w:ind w:firstLine="0"/>
+        <w:rPr>
+          <w:b/>
+          <w:bCs/>
+          <w:lang w:eastAsia="es-VE"/>
+        </w:rPr>
+      </w:pPr>
+      <w:r>
+        <w:rPr>
+          <w:b/>
+          <w:bCs/>
+          <w:lang w:eastAsia="es-VE"/>
+        </w:rPr>
+        <w:t>3.1.6.1 OBJETIVO DE LA ACTIVIDAD</w:t>
+      </w:r>
+    </w:p>
+    <w:p>
+      <w:pPr>
+        <w:pStyle w:val="Tesis"/>
+      </w:pPr>
+      <w:r>
+        <w:t>El objetivo de esta actividad es extender la vida útil del hardware usado por los trabajadores para evitar posibles fallas por sobrecalentamiento y mantener la eficiencia de los procesamientos de datos tanto en CPU de las estaciones de trabajos como en los servidores donde se almacenan y gestionan la información confidencial de la empresa.</w:t>
+      </w:r>
+    </w:p>
+    <w:p>
+      <w:pPr>
+        <w:pStyle w:val="Tesis"/>
+        <w:ind w:firstLine="0"/>
+        <w:rPr>
+          <w:b/>
+          <w:bCs/>
+          <w:lang w:eastAsia="es-VE"/>
+        </w:rPr>
+      </w:pPr>
+      <w:r>
+        <w:rPr>
+          <w:b/>
+          <w:bCs/>
+          <w:lang w:eastAsia="es-VE"/>
+        </w:rPr>
+        <w:t>3.1.6.2 PROCEDIMIENTOS, HERRAMIENTAS Y/O RECURSOS UTILIZADOS</w:t>
+      </w:r>
+    </w:p>
+    <w:p>
+      <w:pPr>
+        <w:pStyle w:val="Tesis"/>
+        <w:ind w:firstLine="0"/>
+        <w:rPr>
+          <w:b/>
+          <w:bCs/>
+          <w:lang w:eastAsia="es-VE"/>
+        </w:rPr>
+      </w:pPr>
+    </w:p>
+    <w:p>
+      <w:pPr>
+        <w:pStyle w:val="Tesis"/>
+        <w:ind w:firstLine="0"/>
+        <w:rPr>
+          <w:b/>
+          <w:bCs/>
+          <w:lang w:eastAsia="es-VE"/>
+        </w:rPr>
+      </w:pPr>
+      <w:r>
+        <w:rPr>
+          <w:b/>
+          <w:bCs/>
+          <w:lang w:eastAsia="es-VE"/>
+        </w:rPr>
+        <w:t>3.1.6.3 RESULTADOS</w:t>
+      </w:r>
+    </w:p>
+    <w:p>
+      <w:pPr>
+        <w:pStyle w:val="Tesis"/>
+        <w:ind w:firstLine="0"/>
+        <w:rPr>
+          <w:b/>
+          <w:bCs/>
+          <w:lang w:eastAsia="es-VE"/>
+        </w:rPr>
+      </w:pPr>
+    </w:p>
+    <w:p>
+      <w:pPr>
+        <w:pStyle w:val="Tesis"/>
+        <w:ind w:firstLine="0"/>
+        <w:rPr>
+          <w:b/>
+          <w:bCs/>
           <w:sz w:val="16"/>
           <w:szCs w:val="16"/>
         </w:rPr>
@@ -9584,8 +10042,6 @@
         <w:rPr>
           <w:b/>
           <w:bCs/>
-          <w:sz w:val="24"/>
-          <w:szCs w:val="24"/>
           <w:lang w:eastAsia="es-VE"/>
         </w:rPr>
         <w:t>3.1.</w:t>
@@ -9594,18 +10050,14 @@
         <w:rPr>
           <w:b/>
           <w:bCs/>
-          <w:sz w:val="24"/>
-          <w:szCs w:val="24"/>
-          <w:lang w:eastAsia="es-VE"/>
-        </w:rPr>
-        <w:t>5</w:t>
-      </w:r>
-      <w:r>
-        <w:rPr>
-          <w:b/>
-          <w:bCs/>
-          <w:sz w:val="24"/>
-          <w:szCs w:val="24"/>
+          <w:lang w:eastAsia="es-VE"/>
+        </w:rPr>
+        <w:t>7</w:t>
+      </w:r>
+      <w:r>
+        <w:rPr>
+          <w:b/>
+          <w:bCs/>
           <w:lang w:eastAsia="es-VE"/>
         </w:rPr>
         <w:t xml:space="preserve"> </w:t>
@@ -9614,10 +10066,8 @@
         <w:rPr>
           <w:b/>
           <w:bCs/>
-          <w:sz w:val="24"/>
-          <w:szCs w:val="24"/>
-        </w:rPr>
-        <w:t>CAMBIO DE CARTUCHOS/TÓNER Y SOLUCIÓN DE ATASCOS DE PAPEL</w:t>
+        </w:rPr>
+        <w:t>REGISTRO MANUAL DE NUEVOS USUARIOS EN EL LECTOR BIOMÉTRICO</w:t>
       </w:r>
     </w:p>
     <w:p>
@@ -9636,7 +10086,7 @@
           <w:bCs/>
           <w:lang w:eastAsia="es-VE"/>
         </w:rPr>
-        <w:t>3.1.5.1 OBJETIVO DE LA ACTIVIDAD</w:t>
+        <w:t>3.1.7.1 OBJETIVO DE LA ACTIVIDAD</w:t>
       </w:r>
     </w:p>
     <w:p>
@@ -9655,229 +10105,7 @@
           <w:bCs/>
           <w:lang w:eastAsia="es-VE"/>
         </w:rPr>
-        <w:t>3.1.5.2 PROCEDIMIENTOS, HERRAMIENTAS Y/O RECURSOS UTILIZADOS</w:t>
-      </w:r>
-    </w:p>
-    <w:p>
-      <w:pPr>
-        <w:pStyle w:val="Tesis"/>
-        <w:ind w:firstLine="0"/>
-        <w:rPr>
-          <w:b/>
-          <w:bCs/>
-          <w:lang w:eastAsia="es-VE"/>
-        </w:rPr>
-      </w:pPr>
-      <w:r>
-        <w:rPr>
-          <w:b/>
-          <w:bCs/>
-          <w:lang w:eastAsia="es-VE"/>
-        </w:rPr>
-        <w:t>3.1.5.3 RESULTADOS</w:t>
-      </w:r>
-    </w:p>
-    <w:p>
-      <w:pPr>
-        <w:pStyle w:val="Tesis"/>
-        <w:ind w:firstLine="0"/>
-        <w:rPr>
-          <w:b/>
-          <w:bCs/>
-          <w:sz w:val="16"/>
-          <w:szCs w:val="16"/>
-        </w:rPr>
-      </w:pPr>
-    </w:p>
-    <w:p>
-      <w:pPr>
-        <w:pStyle w:val="Tesis"/>
-        <w:ind w:firstLine="0"/>
-        <w:rPr>
-          <w:b/>
-          <w:bCs/>
-          <w:lang w:eastAsia="es-VE"/>
-        </w:rPr>
-      </w:pPr>
-      <w:r>
-        <w:rPr>
-          <w:b/>
-          <w:bCs/>
-          <w:lang w:eastAsia="es-VE"/>
-        </w:rPr>
         <w:lastRenderedPageBreak/>
-        <w:t>3.1.</w:t>
-      </w:r>
-      <w:r>
-        <w:rPr>
-          <w:b/>
-          <w:bCs/>
-          <w:lang w:eastAsia="es-VE"/>
-        </w:rPr>
-        <w:t>6</w:t>
-      </w:r>
-      <w:r>
-        <w:rPr>
-          <w:b/>
-          <w:bCs/>
-          <w:lang w:eastAsia="es-VE"/>
-        </w:rPr>
-        <w:t xml:space="preserve"> </w:t>
-      </w:r>
-      <w:r>
-        <w:rPr>
-          <w:b/>
-          <w:bCs/>
-        </w:rPr>
-        <w:t>LIMPIEZA FÍSICA DE COMPONENTES DE CPU</w:t>
-      </w:r>
-    </w:p>
-    <w:p>
-      <w:pPr>
-        <w:pStyle w:val="Tesis"/>
-        <w:ind w:firstLine="0"/>
-        <w:rPr>
-          <w:b/>
-          <w:bCs/>
-          <w:lang w:eastAsia="es-VE"/>
-        </w:rPr>
-      </w:pPr>
-      <w:r>
-        <w:rPr>
-          <w:b/>
-          <w:bCs/>
-          <w:lang w:eastAsia="es-VE"/>
-        </w:rPr>
-        <w:t>3.1.6.1 OBJETIVO DE LA ACTIVIDAD</w:t>
-      </w:r>
-    </w:p>
-    <w:p>
-      <w:pPr>
-        <w:pStyle w:val="Tesis"/>
-        <w:ind w:firstLine="0"/>
-        <w:rPr>
-          <w:b/>
-          <w:bCs/>
-          <w:lang w:eastAsia="es-VE"/>
-        </w:rPr>
-      </w:pPr>
-      <w:r>
-        <w:rPr>
-          <w:b/>
-          <w:bCs/>
-          <w:lang w:eastAsia="es-VE"/>
-        </w:rPr>
-        <w:t>3.1.6.2 PROCEDIMIENTOS, HERRAMIENTAS Y/O RECURSOS UTILIZADOS</w:t>
-      </w:r>
-    </w:p>
-    <w:p>
-      <w:pPr>
-        <w:pStyle w:val="Tesis"/>
-        <w:ind w:firstLine="0"/>
-        <w:rPr>
-          <w:b/>
-          <w:bCs/>
-          <w:lang w:eastAsia="es-VE"/>
-        </w:rPr>
-      </w:pPr>
-      <w:r>
-        <w:rPr>
-          <w:b/>
-          <w:bCs/>
-          <w:lang w:eastAsia="es-VE"/>
-        </w:rPr>
-        <w:t>3.1.6.3 RESULTADOS</w:t>
-      </w:r>
-    </w:p>
-    <w:p>
-      <w:pPr>
-        <w:pStyle w:val="Tesis"/>
-        <w:ind w:firstLine="0"/>
-        <w:rPr>
-          <w:b/>
-          <w:bCs/>
-          <w:lang w:eastAsia="es-VE"/>
-        </w:rPr>
-      </w:pPr>
-    </w:p>
-    <w:p>
-      <w:pPr>
-        <w:pStyle w:val="Tesis"/>
-        <w:ind w:firstLine="0"/>
-        <w:rPr>
-          <w:b/>
-          <w:bCs/>
-          <w:sz w:val="16"/>
-          <w:szCs w:val="16"/>
-        </w:rPr>
-      </w:pPr>
-      <w:r>
-        <w:rPr>
-          <w:b/>
-          <w:bCs/>
-          <w:lang w:eastAsia="es-VE"/>
-        </w:rPr>
-        <w:t>3.1.</w:t>
-      </w:r>
-      <w:r>
-        <w:rPr>
-          <w:b/>
-          <w:bCs/>
-          <w:lang w:eastAsia="es-VE"/>
-        </w:rPr>
-        <w:t>7</w:t>
-      </w:r>
-      <w:r>
-        <w:rPr>
-          <w:b/>
-          <w:bCs/>
-          <w:lang w:eastAsia="es-VE"/>
-        </w:rPr>
-        <w:t xml:space="preserve"> </w:t>
-      </w:r>
-      <w:r>
-        <w:rPr>
-          <w:b/>
-          <w:bCs/>
-        </w:rPr>
-        <w:t>REGISTRO MANUAL DE NUEVOS USUARIOS EN EL LECTOR BIOMÉTRICO</w:t>
-      </w:r>
-    </w:p>
-    <w:p>
-      <w:pPr>
-        <w:pStyle w:val="Tesis"/>
-        <w:ind w:firstLine="0"/>
-        <w:rPr>
-          <w:b/>
-          <w:bCs/>
-          <w:lang w:eastAsia="es-VE"/>
-        </w:rPr>
-      </w:pPr>
-      <w:r>
-        <w:rPr>
-          <w:b/>
-          <w:bCs/>
-          <w:lang w:eastAsia="es-VE"/>
-        </w:rPr>
-        <w:t>3.1.7.1 OBJETIVO DE LA ACTIVIDAD</w:t>
-      </w:r>
-    </w:p>
-    <w:p>
-      <w:pPr>
-        <w:pStyle w:val="Tesis"/>
-        <w:ind w:firstLine="0"/>
-        <w:rPr>
-          <w:b/>
-          <w:bCs/>
-          <w:lang w:eastAsia="es-VE"/>
-        </w:rPr>
-      </w:pPr>
-      <w:r>
-        <w:rPr>
-          <w:b/>
-          <w:bCs/>
-          <w:lang w:eastAsia="es-VE"/>
-        </w:rPr>
         <w:t>3.1.7.2 PROCEDIMIENTOS, HERRAMIENTAS Y/O RECURSOS UTILIZADOS</w:t>
       </w:r>
     </w:p>
@@ -10213,6 +10441,7 @@
           <w:bCs/>
           <w:lang w:eastAsia="es-VE"/>
         </w:rPr>
+        <w:lastRenderedPageBreak/>
         <w:t>3.1.</w:t>
       </w:r>
       <w:r>
@@ -10457,7 +10686,6 @@
           <w:bCs/>
           <w:lang w:eastAsia="es-VE"/>
         </w:rPr>
-        <w:lastRenderedPageBreak/>
         <w:t>3.1.11.2 PROCEDIMIENTOS, HERRAMIENTAS Y/O RECURSOS UTILIZADOS</w:t>
       </w:r>
     </w:p>
@@ -10821,7 +11049,6 @@
           <w:bCs/>
           <w:lang w:eastAsia="es-VE"/>
         </w:rPr>
-        <w:lastRenderedPageBreak/>
         <w:t>3.1.14.2 PROCEDIMIENTOS, HERRAMIENTAS Y/O RECURSOS UTILIZADOS</w:t>
       </w:r>
     </w:p>

--- a/Informe de Pasantias/Informe de Pasantias.docx
+++ b/Informe de Pasantias/Informe de Pasantias.docx
@@ -1517,7 +1517,7 @@
               </wp:anchor>
             </w:drawing>
           </mc:Choice>
-          <mc:Fallback xmlns:w16sdtfl="http://schemas.microsoft.com/office/word/2024/wordml/sdtformatlock" xmlns:w16du="http://schemas.microsoft.com/office/word/2023/wordml/word16du">
+          <mc:Fallback xmlns:w16du="http://schemas.microsoft.com/office/word/2023/wordml/word16du" xmlns:w16sdtfl="http://schemas.microsoft.com/office/word/2024/wordml/sdtformatlock">
             <w:pict>
               <v:group w14:anchorId="1BA10B96" id="Group 17" o:spid="_x0000_s1026" style="position:absolute;margin-left:-4.45pt;margin-top:9.2pt;width:450.2pt;height:127.25pt;z-index:251659264" coordorigin="2268,6021" coordsize="8280,2340" o:gfxdata="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">
                 <v:shapetype id="_x0000_t75" coordsize="21600,21600" o:spt="75" o:preferrelative="t" path="m@4@5l@4@11@9@11@9@5xe" filled="f" stroked="f">
@@ -2033,15 +2033,7 @@
         <w:t xml:space="preserve"> </w:t>
       </w:r>
       <w:r>
-        <w:t xml:space="preserve">servicios de medicina ocupacional; servicios de instalación de equipos odontológicos; servicios de instalación de equipos médico quirúrgicos; servicios de medicina hiperbárica; servicios de seguros de salud de medicina prepagada; servicios de ambulancias terrestres especializadas / atención </w:t>
-      </w:r>
-      <w:proofErr w:type="spellStart"/>
-      <w:r>
-        <w:t>pre-hospitalaria</w:t>
-      </w:r>
-      <w:proofErr w:type="spellEnd"/>
-      <w:r>
-        <w:t>; así como la organización para la prestación de los servicios de salud a los afiliados del Sistema General de Seguridad Social en Salud.</w:t>
+        <w:t>servicios de medicina ocupacional; servicios de instalación de equipos odontológicos; servicios de instalación de equipos médico quirúrgicos; servicios de medicina hiperbárica; servicios de seguros de salud de medicina prepagada; servicios de ambulancias terrestres especializadas / atención pre-hospitalaria; así como la organización para la prestación de los servicios de salud a los afiliados del Sistema General de Seguridad Social en Salud.</w:t>
       </w:r>
       <w:r>
         <w:t xml:space="preserve"> </w:t>
@@ -3744,7 +3736,7 @@
               </wp:anchor>
             </w:drawing>
           </mc:Choice>
-          <mc:Fallback xmlns:w16sdtfl="http://schemas.microsoft.com/office/word/2024/wordml/sdtformatlock" xmlns:w16du="http://schemas.microsoft.com/office/word/2023/wordml/word16du">
+          <mc:Fallback xmlns:w16du="http://schemas.microsoft.com/office/word/2023/wordml/word16du" xmlns:w16sdtfl="http://schemas.microsoft.com/office/word/2024/wordml/sdtformatlock">
             <w:pict>
               <v:group w14:anchorId="5A6B7CA6" id="Group 17" o:spid="_x0000_s1026" style="position:absolute;margin-left:-4.45pt;margin-top:9.2pt;width:450.2pt;height:127.25pt;z-index:251661312" coordorigin="2268,6021" coordsize="8280,2340" o:gfxdata="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">
                 <v:shapetype id="_x0000_t75" coordsize="21600,21600" o:spt="75" o:preferrelative="t" path="m@4@5l@4@11@9@11@9@5xe" filled="f" stroked="f">
@@ -4029,15 +4021,7 @@
         <w:pStyle w:val="Tesis"/>
       </w:pPr>
       <w:r>
-        <w:t xml:space="preserve">En el presente capítulo, se reflejan las actividades a realizar por el pasante en el Departamento de Informática en la empresa </w:t>
-      </w:r>
-      <w:proofErr w:type="spellStart"/>
-      <w:r>
-        <w:t>Sisalud</w:t>
-      </w:r>
-      <w:proofErr w:type="spellEnd"/>
-      <w:r>
-        <w:t>, para el cumplimiento de las prácticas profesionales, las cuales serán desarrolladas durante ocho semanas, de lunes a viernes, en el horario de 08:00AM a 04:00PM Ver Cuadro N°2.</w:t>
+        <w:t>En el presente capítulo, se reflejan las actividades a realizar por el pasante en el Departamento de Informática en la empresa Sisalud, para el cumplimiento de las prácticas profesionales, las cuales serán desarrolladas durante ocho semanas, de lunes a viernes, en el horario de 08:00AM a 04:00PM Ver Cuadro N°2.</w:t>
       </w:r>
     </w:p>
     <w:p>
@@ -5300,27 +5284,7 @@
                 <w:sz w:val="16"/>
                 <w:szCs w:val="16"/>
               </w:rPr>
-              <w:t xml:space="preserve">Realización de Inventario de </w:t>
-            </w:r>
-            <w:proofErr w:type="spellStart"/>
-            <w:r>
-              <w:rPr>
-                <w:b/>
-                <w:bCs/>
-                <w:sz w:val="16"/>
-                <w:szCs w:val="16"/>
-              </w:rPr>
-              <w:t>Tóners</w:t>
-            </w:r>
-            <w:proofErr w:type="spellEnd"/>
-            <w:r>
-              <w:rPr>
-                <w:b/>
-                <w:bCs/>
-                <w:sz w:val="16"/>
-                <w:szCs w:val="16"/>
-              </w:rPr>
-              <w:t xml:space="preserve"> de impresoras.</w:t>
+              <w:t>Realización de Inventario de Tóners de impresoras.</w:t>
             </w:r>
           </w:p>
         </w:tc>
@@ -5644,7 +5608,6 @@
                 <w:lang w:val="es-VE"/>
               </w:rPr>
             </w:pPr>
-            <w:proofErr w:type="spellStart"/>
             <w:r>
               <w:rPr>
                 <w:b/>
@@ -5653,18 +5616,7 @@
                 <w:szCs w:val="16"/>
                 <w:lang w:val="es-VE"/>
               </w:rPr>
-              <w:t>Tóners</w:t>
-            </w:r>
-            <w:proofErr w:type="spellEnd"/>
-            <w:r>
-              <w:rPr>
-                <w:b/>
-                <w:bCs/>
-                <w:sz w:val="16"/>
-                <w:szCs w:val="16"/>
-                <w:lang w:val="es-VE"/>
-              </w:rPr>
-              <w:t xml:space="preserve"> de repuesto.</w:t>
+              <w:t>Tóners de repuesto.</w:t>
             </w:r>
           </w:p>
         </w:tc>
@@ -7927,7 +7879,7 @@
               </wp:anchor>
             </w:drawing>
           </mc:Choice>
-          <mc:Fallback xmlns:w16sdtfl="http://schemas.microsoft.com/office/word/2024/wordml/sdtformatlock" xmlns:w16du="http://schemas.microsoft.com/office/word/2023/wordml/word16du">
+          <mc:Fallback xmlns:w16du="http://schemas.microsoft.com/office/word/2023/wordml/word16du" xmlns:w16sdtfl="http://schemas.microsoft.com/office/word/2024/wordml/sdtformatlock">
             <w:pict>
               <v:line w14:anchorId="36F41B00" id="Conector recto 1" o:spid="_x0000_s1026" style="position:absolute;flip:y;z-index:251667456;visibility:visible;mso-wrap-style:square;mso-width-percent:0;mso-height-percent:0;mso-wrap-distance-left:9pt;mso-wrap-distance-top:0;mso-wrap-distance-right:9pt;mso-wrap-distance-bottom:0;mso-position-horizontal:right;mso-position-horizontal-relative:margin;mso-position-vertical:absolute;mso-position-vertical-relative:text;mso-width-percent:0;mso-height-percent:0;mso-width-relative:margin;mso-height-relative:margin" from="127.05pt,12.4pt" to="305.3pt,12.4pt" o:gfxdata="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" strokecolor="windowText" strokeweight=".5pt">
                 <v:stroke joinstyle="miter"/>
@@ -7996,7 +7948,7 @@
               </wp:anchor>
             </w:drawing>
           </mc:Choice>
-          <mc:Fallback xmlns:w16sdtfl="http://schemas.microsoft.com/office/word/2024/wordml/sdtformatlock" xmlns:w16du="http://schemas.microsoft.com/office/word/2023/wordml/word16du">
+          <mc:Fallback xmlns:w16du="http://schemas.microsoft.com/office/word/2023/wordml/word16du" xmlns:w16sdtfl="http://schemas.microsoft.com/office/word/2024/wordml/sdtformatlock">
             <w:pict>
               <v:line w14:anchorId="778108BC" id="Conector recto 1" o:spid="_x0000_s1026" style="position:absolute;z-index:251666432;visibility:visible;mso-wrap-style:square;mso-width-percent:0;mso-height-percent:0;mso-wrap-distance-left:9pt;mso-wrap-distance-top:0;mso-wrap-distance-right:9pt;mso-wrap-distance-bottom:0;mso-position-horizontal:left;mso-position-horizontal-relative:margin;mso-position-vertical:absolute;mso-position-vertical-relative:text;mso-width-percent:0;mso-height-percent:0;mso-width-relative:margin;mso-height-relative:margin" from="0,12.4pt" to="178.3pt,12.4pt" o:gfxdata="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" strokecolor="windowText" strokeweight=".5pt">
                 <v:stroke joinstyle="miter"/>
@@ -8353,7 +8305,7 @@
               </wp:anchor>
             </w:drawing>
           </mc:Choice>
-          <mc:Fallback xmlns:w16sdtfl="http://schemas.microsoft.com/office/word/2024/wordml/sdtformatlock" xmlns:w16du="http://schemas.microsoft.com/office/word/2023/wordml/word16du">
+          <mc:Fallback xmlns:w16du="http://schemas.microsoft.com/office/word/2023/wordml/word16du" xmlns:w16sdtfl="http://schemas.microsoft.com/office/word/2024/wordml/sdtformatlock">
             <w:pict>
               <v:group w14:anchorId="7A82FFA2" id="Group 17" o:spid="_x0000_s1026" style="position:absolute;margin-left:-4.45pt;margin-top:9.2pt;width:450.2pt;height:127.25pt;z-index:251664384" coordorigin="2268,6021" coordsize="8280,2340" o:gfxdata="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">
                 <v:shape id="Imagen 2" o:spid="_x0000_s1027" type="#_x0000_t75" alt="Descripción: LOGO URBE 2012 DEFINITIVO-01" style="position:absolute;left:2268;top:6021;width:3000;height:2340;visibility:visible;mso-wrap-style:square" o:gfxdata="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">
@@ -9214,15 +9166,7 @@
         <w:t>s</w:t>
       </w:r>
       <w:r>
-        <w:t xml:space="preserve"> utilizados por el departamento en su entorno laboral como </w:t>
-      </w:r>
-      <w:proofErr w:type="spellStart"/>
-      <w:r>
-        <w:t>Netsupport</w:t>
-      </w:r>
-      <w:proofErr w:type="spellEnd"/>
-      <w:r>
-        <w:t xml:space="preserve"> Manager</w:t>
+        <w:t xml:space="preserve"> utilizados por el departamento en su entorno laboral como Netsupport Manager</w:t>
       </w:r>
       <w:r>
         <w:t xml:space="preserve"> y drivers de impresoras</w:t>
@@ -9411,15 +9355,7 @@
         <w:t>El pasante uso el estándar T568B para el ponchado,</w:t>
       </w:r>
       <w:r>
-        <w:t xml:space="preserve"> el cable </w:t>
-      </w:r>
-      <w:proofErr w:type="spellStart"/>
-      <w:r>
-        <w:t>utp</w:t>
-      </w:r>
-      <w:proofErr w:type="spellEnd"/>
-      <w:r>
-        <w:t xml:space="preserve"> fue abierto con una pinza ponchadora, luego el pasante procedió a ordenar los pares centrador siguiendo el estándar. Ya organizados, los pares trenzados son introducidos en el conector RJ45</w:t>
+        <w:t xml:space="preserve"> el cable utp fue abierto con una pinza ponchadora, luego el pasante procedió a ordenar los pares centrador siguiendo el estándar. Ya organizados, los pares trenzados son introducidos en el conector RJ45</w:t>
       </w:r>
       <w:r>
         <w:t xml:space="preserve"> asegurándose de que los pares estén en el orden correcto, y se coloca en la pinza ponchadora </w:t>
@@ -9534,15 +9470,7 @@
         </w:rPr>
       </w:pPr>
       <w:r>
-        <w:t xml:space="preserve">La actividad consistió una revisión y conteo exacto de todos los </w:t>
-      </w:r>
-      <w:proofErr w:type="spellStart"/>
-      <w:r>
-        <w:t>tóners</w:t>
-      </w:r>
-      <w:proofErr w:type="spellEnd"/>
-      <w:r>
-        <w:t xml:space="preserve"> disponibles tantos en el almacén del departamento de operaciones como en el departamento de informática, para emitir un listado del inventario actual y </w:t>
+        <w:t xml:space="preserve">La actividad consistió una revisión y conteo exacto de todos los tóners disponibles tantos en el almacén del departamento de operaciones como en el departamento de informática, para emitir un listado del inventario actual y </w:t>
       </w:r>
       <w:r>
         <w:lastRenderedPageBreak/>
@@ -9563,13 +9491,8 @@
       <w:r>
         <w:t xml:space="preserve"> </w:t>
       </w:r>
-      <w:proofErr w:type="spellStart"/>
-      <w:r>
-        <w:t>tóners</w:t>
-      </w:r>
-      <w:proofErr w:type="spellEnd"/>
-      <w:r>
-        <w:t xml:space="preserve"> que se consideren</w:t>
+      <w:r>
+        <w:t>tóners que se consideren</w:t>
       </w:r>
       <w:r>
         <w:t xml:space="preserve"> </w:t>
@@ -9623,15 +9546,7 @@
         <w:t xml:space="preserve"> entre ellos, ya sea diferentes de cantidades, si se acabaron o diferencia entre las marcas. </w:t>
       </w:r>
       <w:r>
-        <w:t xml:space="preserve">Al finalizar, el pasante redacto una nueva lista con los </w:t>
-      </w:r>
-      <w:proofErr w:type="spellStart"/>
-      <w:r>
-        <w:t>tóners</w:t>
-      </w:r>
-      <w:proofErr w:type="spellEnd"/>
-      <w:r>
-        <w:t xml:space="preserve"> actuales en el inventario.</w:t>
+        <w:t>Al finalizar, el pasante redacto una nueva lista con los tóners actuales en el inventario.</w:t>
       </w:r>
     </w:p>
     <w:p>
@@ -9772,39 +9687,7 @@
         <w:t>mantenerlos</w:t>
       </w:r>
       <w:r>
-        <w:t xml:space="preserve"> </w:t>
-      </w:r>
-      <w:r>
-        <w:t>en condiciones</w:t>
-      </w:r>
-      <w:r>
-        <w:t xml:space="preserve"> es importante, por lo que una de las actividades constantes que hay que realizar son el cambio de cartuchos/</w:t>
-      </w:r>
-      <w:proofErr w:type="spellStart"/>
-      <w:r>
-        <w:t>tóners</w:t>
-      </w:r>
-      <w:proofErr w:type="spellEnd"/>
-      <w:r>
-        <w:t>, cuando la tinta dentro de estos se agota, ya no se puede imprimir y solucionar los atascos de papel que pueden ocurrir de forma aleatoria. Por lo que se deben</w:t>
-      </w:r>
-      <w:r>
-        <w:t xml:space="preserve"> mantener operativos para e</w:t>
-      </w:r>
-      <w:r>
-        <w:t xml:space="preserve">vitar retrasos en el flujo </w:t>
-      </w:r>
-      <w:r>
-        <w:t>de documentos</w:t>
-      </w:r>
-      <w:r>
-        <w:t xml:space="preserve"> </w:t>
-      </w:r>
-      <w:r>
-        <w:t>en</w:t>
-      </w:r>
-      <w:r>
-        <w:t xml:space="preserve"> la empresa.</w:t>
+        <w:t xml:space="preserve"> en condiciones es importante, por lo que una de las actividades constantes que hay que realizar son el cambio de cartuchos/tóners, cuando la tinta dentro de estos se agota, ya no se puede imprimir y solucionar los atascos de papel que pueden ocurrir de forma aleatoria. Por lo que se deben mantener operativos para evitar retrasos en el flujo de documentos en la empresa.</w:t>
       </w:r>
     </w:p>
     <w:p>
@@ -9881,22 +9764,7 @@
         <w:pStyle w:val="Tesis"/>
       </w:pPr>
       <w:r>
-        <w:t>Al darle soporte a las impresoras en las instalaciones de SISALUD, el pasante</w:t>
-      </w:r>
-      <w:r>
-        <w:t xml:space="preserve"> logró </w:t>
-      </w:r>
-      <w:r>
-        <w:t xml:space="preserve">mantener </w:t>
-      </w:r>
-      <w:r>
-        <w:t>la continuidad operativa</w:t>
-      </w:r>
-      <w:r>
-        <w:t xml:space="preserve"> de las impresoras</w:t>
-      </w:r>
-      <w:r>
-        <w:t>, garantizando que el personal pudiera seguir con sus labores de oficina.</w:t>
+        <w:t>Al darle soporte a las impresoras en las instalaciones de SISALUD, el pasante logró mantener la continuidad operativa de las impresoras, garantizando que el personal pudiera seguir con sus labores de oficina.</w:t>
       </w:r>
     </w:p>
     <w:p>
@@ -9906,6 +9774,17 @@
         <w:rPr>
           <w:b/>
           <w:bCs/>
+          <w:lang w:eastAsia="es-VE"/>
+        </w:rPr>
+      </w:pPr>
+    </w:p>
+    <w:p>
+      <w:pPr>
+        <w:pStyle w:val="Tesis"/>
+        <w:ind w:firstLine="0"/>
+        <w:rPr>
+          <w:b/>
+          <w:bCs/>
         </w:rPr>
       </w:pPr>
       <w:r>
@@ -9989,31 +9868,66 @@
     <w:p>
       <w:pPr>
         <w:pStyle w:val="Tesis"/>
-        <w:ind w:firstLine="0"/>
-        <w:rPr>
-          <w:b/>
-          <w:bCs/>
-          <w:lang w:eastAsia="es-VE"/>
-        </w:rPr>
-      </w:pPr>
+      </w:pPr>
+      <w:r>
+        <w:t>El pasante le fue entregado el CPU que requería de mantenimiento, procedió a abrirlo</w:t>
+      </w:r>
+      <w:r>
+        <w:t xml:space="preserve"> en su escritorio</w:t>
+      </w:r>
+      <w:r>
+        <w:t xml:space="preserve"> par</w:t>
+      </w:r>
+      <w:r>
+        <w:t>a desconectar todos los cables de la fuente de poder, para evitar una descarga eléctrica</w:t>
+      </w:r>
+      <w:r>
+        <w:t xml:space="preserve"> se aseguró que la fuente de poder estuviera totalmente apagada presionando el botón de encendido varias veces. Desatornilló el disipador de calor para limpiarlo aparte</w:t>
+      </w:r>
+      <w:r>
+        <w:t xml:space="preserve"> y se removieron las memorias RAM</w:t>
+      </w:r>
+      <w:r>
+        <w:t xml:space="preserve">, usando una brocha se sacudió </w:t>
+      </w:r>
+      <w:r>
+        <w:t xml:space="preserve">la suciedad </w:t>
+      </w:r>
+      <w:r>
+        <w:lastRenderedPageBreak/>
+        <w:t>dentro del CPU teniendo cuidado, luego</w:t>
+      </w:r>
+      <w:r>
+        <w:t xml:space="preserve"> utilizando un soplador para sacar el exceso de polvo. Las memorias RAM fueron limpiadas cuidadosamente comenzando con los pines de conexión, para luego</w:t>
+      </w:r>
+      <w:r>
+        <w:t xml:space="preserve"> dejarlos secar</w:t>
+      </w:r>
+      <w:r>
+        <w:t>, después le fueron aplicados limpiador de contacto y seca</w:t>
+      </w:r>
+      <w:r>
+        <w:t>dos de nuevo con el soplador.</w:t>
+      </w:r>
     </w:p>
     <w:p>
       <w:pPr>
         <w:pStyle w:val="Tesis"/>
-        <w:ind w:firstLine="0"/>
-        <w:rPr>
-          <w:b/>
-          <w:bCs/>
-          <w:lang w:eastAsia="es-VE"/>
-        </w:rPr>
-      </w:pPr>
-      <w:r>
-        <w:rPr>
-          <w:b/>
-          <w:bCs/>
-          <w:lang w:eastAsia="es-VE"/>
-        </w:rPr>
-        <w:t>3.1.6.3 RESULTADOS</w:t>
+      </w:pPr>
+      <w:r>
+        <w:t xml:space="preserve">Con el disipador de calor que fue extraído, se sacudió con la brocha para despegar la suciedad </w:t>
+      </w:r>
+      <w:r>
+        <w:t xml:space="preserve">junto con el soplador. De vuelta al equipo, se le aplicó limpiador de contacto a la tarjeta madre y demás componentes electrónicos en el CPU. Finalmente, se insertaron las memorias RAM en sus slots, se atornilló el disipador </w:t>
+      </w:r>
+      <w:r>
+        <w:t xml:space="preserve">de calor en su sitio </w:t>
+      </w:r>
+      <w:r>
+        <w:t>y los cables fueron conectados de nuevo.</w:t>
+      </w:r>
+      <w:r>
+        <w:t xml:space="preserve"> El CPU fue encendido para asegurar la funcionalidad de este.</w:t>
       </w:r>
     </w:p>
     <w:p>
@@ -10026,16 +9940,44 @@
           <w:lang w:eastAsia="es-VE"/>
         </w:rPr>
       </w:pPr>
+      <w:r>
+        <w:rPr>
+          <w:b/>
+          <w:bCs/>
+        </w:rPr>
+        <w:t>3.1.6.3. RESULTADOS</w:t>
+      </w:r>
     </w:p>
     <w:p>
       <w:pPr>
         <w:pStyle w:val="Tesis"/>
-        <w:ind w:firstLine="0"/>
-        <w:rPr>
-          <w:b/>
-          <w:bCs/>
-          <w:sz w:val="16"/>
-          <w:szCs w:val="16"/>
+      </w:pPr>
+      <w:r>
+        <w:t xml:space="preserve">Se aprecio una mejora en el rendimiento </w:t>
+      </w:r>
+      <w:r>
+        <w:t xml:space="preserve">térmico </w:t>
+      </w:r>
+      <w:r>
+        <w:t>de</w:t>
+      </w:r>
+      <w:r>
+        <w:t xml:space="preserve">l </w:t>
+      </w:r>
+      <w:r>
+        <w:t>equipo,</w:t>
+      </w:r>
+      <w:r>
+        <w:t xml:space="preserve"> por lo que se evita apagones inesperados, bloqueos del sistema operativos o incluso componentes electrónicos que se dañen de forma inesperada.</w:t>
+      </w:r>
+    </w:p>
+    <w:p>
+      <w:pPr>
+        <w:pStyle w:val="Tesis"/>
+        <w:ind w:firstLine="0"/>
+        <w:rPr>
+          <w:b/>
+          <w:bCs/>
         </w:rPr>
       </w:pPr>
       <w:r>
@@ -10092,26 +10034,72 @@
     <w:p>
       <w:pPr>
         <w:pStyle w:val="Tesis"/>
-        <w:ind w:firstLine="0"/>
-        <w:rPr>
-          <w:b/>
-          <w:bCs/>
-          <w:lang w:eastAsia="es-VE"/>
-        </w:rPr>
-      </w:pPr>
-      <w:r>
-        <w:rPr>
-          <w:b/>
-          <w:bCs/>
-          <w:lang w:eastAsia="es-VE"/>
-        </w:rPr>
+      </w:pPr>
+      <w:r>
+        <w:t xml:space="preserve">En SISALUD y en otras sedes se utilizan los lectores biométricos para llevar el registro de la entrada y salida de todos los trabajadores en las </w:t>
+      </w:r>
+      <w:r>
         <w:lastRenderedPageBreak/>
+        <w:t>instalaciones, por lo que es necesario realizar las configuraciones de los horarios donde aún se permite marcar al igual de la configuración de los perfiles de los usuarios. Para ello es necesario establecer usuarios de administradores para poder acceder a la configuración del equipo.</w:t>
+      </w:r>
+    </w:p>
+    <w:p>
+      <w:pPr>
+        <w:pStyle w:val="Tesis"/>
+        <w:ind w:firstLine="0"/>
+        <w:rPr>
+          <w:b/>
+          <w:bCs/>
+          <w:lang w:eastAsia="es-VE"/>
+        </w:rPr>
+      </w:pPr>
+      <w:r>
+        <w:rPr>
+          <w:b/>
+          <w:bCs/>
+          <w:lang w:eastAsia="es-VE"/>
+        </w:rPr>
         <w:t>3.1.7.2 PROCEDIMIENTOS, HERRAMIENTAS Y/O RECURSOS UTILIZADOS</w:t>
       </w:r>
     </w:p>
     <w:p>
       <w:pPr>
         <w:pStyle w:val="Tesis"/>
+      </w:pPr>
+      <w:r>
+        <w:t>El pasante</w:t>
+      </w:r>
+      <w:r>
+        <w:t xml:space="preserve"> configuro el lector de forma física con sus teclas, se estableció una contraseña de administrador</w:t>
+      </w:r>
+      <w:r>
+        <w:t xml:space="preserve"> para</w:t>
+      </w:r>
+      <w:r>
+        <w:t xml:space="preserve"> acceder al panel de configuración. Ya ahí, él creo los usuarios que serán los administradores del dispositivo, ingresando el nombre, cédula y rol de administrador a cada uno, junto con el registro de la huella dactilar del pulgar e índice derecho de cada administrador creado. Para finalizar los nuevos administradores </w:t>
+      </w:r>
+      <w:r>
+        <w:t xml:space="preserve">ingresaron </w:t>
+      </w:r>
+      <w:r>
+        <w:t>a la configuración del lector biométrico</w:t>
+      </w:r>
+      <w:r>
+        <w:t xml:space="preserve"> </w:t>
+      </w:r>
+      <w:r>
+        <w:t xml:space="preserve">mediante </w:t>
+      </w:r>
+      <w:r>
+        <w:t>la huella de su índice derecho</w:t>
+      </w:r>
+      <w:r>
+        <w:t>.</w:t>
+      </w:r>
+    </w:p>
+    <w:p>
+      <w:pPr>
+        <w:pStyle w:val="Tesis"/>
         <w:ind w:firstLine="0"/>
         <w:rPr>
           <w:b/>
@@ -10131,13 +10119,10 @@
     <w:p>
       <w:pPr>
         <w:pStyle w:val="Tesis"/>
-        <w:ind w:firstLine="0"/>
-        <w:rPr>
-          <w:b/>
-          <w:bCs/>
-          <w:lang w:eastAsia="es-VE"/>
-        </w:rPr>
-      </w:pPr>
+      </w:pPr>
+      <w:r>
+        <w:t>Con el lector biométrico ya configurado en su sitio, los trabajadores ya pueden registrar su llegada o salida a la jornada laboral, y si es necesario realizar alguna modificación a los datos de los trabajadores o el horario donde si se puede marcar. Los administradores tienen total acceso al dispositivo asegurándose que nadie autorizado pueda acceder.</w:t>
+      </w:r>
     </w:p>
     <w:p>
       <w:pPr>
@@ -10149,8 +10134,35 @@
           <w:lang w:eastAsia="es-VE"/>
         </w:rPr>
       </w:pPr>
-      <w:r>
-        <w:rPr>
+    </w:p>
+    <w:p>
+      <w:pPr>
+        <w:pStyle w:val="Tesis"/>
+        <w:ind w:firstLine="0"/>
+        <w:rPr>
+          <w:b/>
+          <w:bCs/>
+          <w:lang w:eastAsia="es-VE"/>
+        </w:rPr>
+      </w:pPr>
+    </w:p>
+    <w:p>
+      <w:pPr>
+        <w:spacing w:line="480" w:lineRule="auto"/>
+        <w:ind w:firstLine="0"/>
+        <w:jc w:val="both"/>
+        <w:rPr>
+          <w:rFonts w:ascii="Arial" w:eastAsia="Calibri" w:hAnsi="Arial" w:cs="Arial"/>
+          <w:b/>
+          <w:bCs/>
+          <w:kern w:val="0"/>
+          <w:lang w:val="es-VE"/>
+          <w14:ligatures w14:val="none"/>
+        </w:rPr>
+      </w:pPr>
+      <w:r>
+        <w:rPr>
+          <w:rFonts w:ascii="Arial" w:hAnsi="Arial" w:cs="Arial"/>
           <w:b/>
           <w:bCs/>
           <w:lang w:eastAsia="es-VE"/>
@@ -10159,6 +10171,7 @@
       </w:r>
       <w:r>
         <w:rPr>
+          <w:rFonts w:ascii="Arial" w:hAnsi="Arial" w:cs="Arial"/>
           <w:b/>
           <w:bCs/>
           <w:lang w:eastAsia="es-VE"/>
@@ -10175,10 +10188,14 @@
       </w:r>
       <w:r>
         <w:rPr>
-          <w:b/>
-          <w:bCs/>
-        </w:rPr>
-        <w:t>LIMPIEZA FÍSICA DE COMPONENTES DE CPU</w:t>
+          <w:rFonts w:ascii="Arial" w:eastAsia="Calibri" w:hAnsi="Arial" w:cs="Arial"/>
+          <w:b/>
+          <w:bCs/>
+          <w:kern w:val="0"/>
+          <w:lang w:val="es-VE"/>
+          <w14:ligatures w14:val="none"/>
+        </w:rPr>
+        <w:t>TENDIDO DE RED PARA EL DEPARTAMENTO DE GERENCIA LEGAL</w:t>
       </w:r>
     </w:p>
     <w:p>
@@ -10197,26 +10214,34 @@
           <w:bCs/>
           <w:lang w:eastAsia="es-VE"/>
         </w:rPr>
-        <w:t>3.1.8.1 OBJETIVO DE LA ACTIVIDAD</w:t>
+        <w:t>3.1.</w:t>
+      </w:r>
+      <w:r>
+        <w:rPr>
+          <w:b/>
+          <w:bCs/>
+          <w:lang w:eastAsia="es-VE"/>
+        </w:rPr>
+        <w:t>8</w:t>
+      </w:r>
+      <w:r>
+        <w:rPr>
+          <w:b/>
+          <w:bCs/>
+          <w:lang w:eastAsia="es-VE"/>
+        </w:rPr>
+        <w:t>.1 OBJETIVO DE LA ACTIVIDAD</w:t>
       </w:r>
     </w:p>
     <w:p>
       <w:pPr>
         <w:pStyle w:val="Tesis"/>
-        <w:ind w:firstLine="0"/>
-        <w:rPr>
-          <w:b/>
-          <w:bCs/>
-          <w:lang w:eastAsia="es-VE"/>
-        </w:rPr>
-      </w:pPr>
-      <w:r>
-        <w:rPr>
-          <w:b/>
-          <w:bCs/>
-          <w:lang w:eastAsia="es-VE"/>
-        </w:rPr>
-        <w:t>3.1.8.2 PROCEDIMIENTOS, HERRAMIENTAS Y/O RECURSOS UTILIZADOS</w:t>
+        <w:rPr>
+          <w:lang w:eastAsia="es-VE"/>
+        </w:rPr>
+      </w:pPr>
+      <w:r>
+        <w:t>En esta actividad participaron el pasante académico como 2 de los trabajadores del Departamento de Informática, así el pasante pudo observar de primera mano la instalación de una infraestructura de red en una oficina, porque así se consigue ampliar la infraestructura de red y cumplir con los requisitos de conectividad de la gerencia legal.</w:t>
       </w:r>
     </w:p>
     <w:p>
@@ -10235,19 +10260,38 @@
           <w:bCs/>
           <w:lang w:eastAsia="es-VE"/>
         </w:rPr>
-        <w:t>3.1.8.3 RESULTADOS</w:t>
+        <w:t>3.1.</w:t>
+      </w:r>
+      <w:r>
+        <w:rPr>
+          <w:b/>
+          <w:bCs/>
+          <w:lang w:eastAsia="es-VE"/>
+        </w:rPr>
+        <w:t>8</w:t>
+      </w:r>
+      <w:r>
+        <w:rPr>
+          <w:b/>
+          <w:bCs/>
+          <w:lang w:eastAsia="es-VE"/>
+        </w:rPr>
+        <w:t>.2 PROCEDIMIENTOS, HERRAMIENTAS Y/O RECURSOS UTILIZADOS</w:t>
       </w:r>
     </w:p>
     <w:p>
       <w:pPr>
         <w:pStyle w:val="Tesis"/>
-        <w:ind w:firstLine="0"/>
-        <w:rPr>
-          <w:b/>
-          <w:bCs/>
-          <w:lang w:eastAsia="es-VE"/>
-        </w:rPr>
-      </w:pPr>
+      </w:pPr>
+      <w:r>
+        <w:t>Para la instalación, primero se definió donde iba a ir el cableado, una vez definido se comenzó el trabajo, se levanto el cielo raso para traer el cable de red que se conecta al switch principal en el piso, ya verificados se trae a través del techo falso</w:t>
+      </w:r>
+      <w:r>
+        <w:t xml:space="preserve"> para determinar que tan largo debe ser. Con la distancia ya definida, se instalaron las canaletas por donde van los cables de red, fueron pegadas y aseguradas con tornillos a la pared, al final de ese cable se realiza la conexió</w:t>
+      </w:r>
+      <w:r>
+        <w:t>n</w:t>
+      </w:r>
     </w:p>
     <w:p>
       <w:pPr>
@@ -10259,6 +10303,30 @@
           <w:lang w:eastAsia="es-VE"/>
         </w:rPr>
       </w:pPr>
+      <w:r>
+        <w:rPr>
+          <w:b/>
+          <w:bCs/>
+          <w:lang w:eastAsia="es-VE"/>
+        </w:rPr>
+        <w:t>3.1.</w:t>
+      </w:r>
+      <w:r>
+        <w:rPr>
+          <w:b/>
+          <w:bCs/>
+          <w:lang w:eastAsia="es-VE"/>
+        </w:rPr>
+        <w:t>8</w:t>
+      </w:r>
+      <w:r>
+        <w:rPr>
+          <w:b/>
+          <w:bCs/>
+          <w:lang w:eastAsia="es-VE"/>
+        </w:rPr>
+        <w:t>.3 RESULTADOS</w:t>
+      </w:r>
     </w:p>
     <w:p>
       <w:pPr>
@@ -10270,153 +10338,6 @@
           <w:lang w:eastAsia="es-VE"/>
         </w:rPr>
       </w:pPr>
-      <w:r>
-        <w:rPr>
-          <w:b/>
-          <w:bCs/>
-          <w:lang w:eastAsia="es-VE"/>
-        </w:rPr>
-        <w:t>3.1.</w:t>
-      </w:r>
-      <w:r>
-        <w:rPr>
-          <w:b/>
-          <w:bCs/>
-          <w:lang w:eastAsia="es-VE"/>
-        </w:rPr>
-        <w:t>9</w:t>
-      </w:r>
-      <w:r>
-        <w:rPr>
-          <w:b/>
-          <w:bCs/>
-          <w:lang w:eastAsia="es-VE"/>
-        </w:rPr>
-        <w:t xml:space="preserve"> </w:t>
-      </w:r>
-      <w:r>
-        <w:rPr>
-          <w:b/>
-          <w:bCs/>
-        </w:rPr>
-        <w:t>REGISTRO MANUAL DE NUEVOS USUARIOS EN EL LECTOR BIOMÉTRICO</w:t>
-      </w:r>
-    </w:p>
-    <w:p>
-      <w:pPr>
-        <w:pStyle w:val="Tesis"/>
-        <w:ind w:firstLine="0"/>
-        <w:rPr>
-          <w:b/>
-          <w:bCs/>
-          <w:lang w:eastAsia="es-VE"/>
-        </w:rPr>
-      </w:pPr>
-      <w:r>
-        <w:rPr>
-          <w:b/>
-          <w:bCs/>
-          <w:lang w:eastAsia="es-VE"/>
-        </w:rPr>
-        <w:t>3.1.</w:t>
-      </w:r>
-      <w:r>
-        <w:rPr>
-          <w:b/>
-          <w:bCs/>
-          <w:lang w:eastAsia="es-VE"/>
-        </w:rPr>
-        <w:t>9</w:t>
-      </w:r>
-      <w:r>
-        <w:rPr>
-          <w:b/>
-          <w:bCs/>
-          <w:lang w:eastAsia="es-VE"/>
-        </w:rPr>
-        <w:t>.1 OBJETIVO DE LA ACTIVIDAD</w:t>
-      </w:r>
-    </w:p>
-    <w:p>
-      <w:pPr>
-        <w:pStyle w:val="Tesis"/>
-        <w:ind w:firstLine="0"/>
-        <w:rPr>
-          <w:b/>
-          <w:bCs/>
-          <w:lang w:eastAsia="es-VE"/>
-        </w:rPr>
-      </w:pPr>
-      <w:r>
-        <w:rPr>
-          <w:b/>
-          <w:bCs/>
-          <w:lang w:eastAsia="es-VE"/>
-        </w:rPr>
-        <w:t>3.1.</w:t>
-      </w:r>
-      <w:r>
-        <w:rPr>
-          <w:b/>
-          <w:bCs/>
-          <w:lang w:eastAsia="es-VE"/>
-        </w:rPr>
-        <w:t>9</w:t>
-      </w:r>
-      <w:r>
-        <w:rPr>
-          <w:b/>
-          <w:bCs/>
-          <w:lang w:eastAsia="es-VE"/>
-        </w:rPr>
-        <w:t>.2 PROCEDIMIENTOS, HERRAMIENTAS Y/O RECURSOS UTILIZADOS</w:t>
-      </w:r>
-    </w:p>
-    <w:p>
-      <w:pPr>
-        <w:pStyle w:val="Tesis"/>
-        <w:ind w:firstLine="0"/>
-        <w:rPr>
-          <w:b/>
-          <w:bCs/>
-          <w:lang w:eastAsia="es-VE"/>
-        </w:rPr>
-      </w:pPr>
-      <w:r>
-        <w:rPr>
-          <w:b/>
-          <w:bCs/>
-          <w:lang w:eastAsia="es-VE"/>
-        </w:rPr>
-        <w:t>3.1.</w:t>
-      </w:r>
-      <w:r>
-        <w:rPr>
-          <w:b/>
-          <w:bCs/>
-          <w:lang w:eastAsia="es-VE"/>
-        </w:rPr>
-        <w:t>9</w:t>
-      </w:r>
-      <w:r>
-        <w:rPr>
-          <w:b/>
-          <w:bCs/>
-          <w:lang w:eastAsia="es-VE"/>
-        </w:rPr>
-        <w:t>.3 RESULTADOS</w:t>
-      </w:r>
-    </w:p>
-    <w:p>
-      <w:pPr>
-        <w:pStyle w:val="Tesis"/>
-        <w:ind w:firstLine="0"/>
-        <w:rPr>
-          <w:b/>
-          <w:bCs/>
-          <w:lang w:eastAsia="es-VE"/>
-        </w:rPr>
-      </w:pPr>
     </w:p>
     <w:p>
       <w:pPr>
@@ -10424,14 +10345,10 @@
         <w:ind w:firstLine="0"/>
         <w:jc w:val="both"/>
         <w:rPr>
-          <w:rFonts w:ascii="Arial" w:eastAsia="Calibri" w:hAnsi="Arial" w:cs="Arial"/>
-          <w:b/>
-          <w:bCs/>
-          <w:kern w:val="0"/>
-          <w:sz w:val="16"/>
-          <w:szCs w:val="16"/>
-          <w:lang w:val="es-VE"/>
-          <w14:ligatures w14:val="none"/>
+          <w:rFonts w:ascii="Arial" w:hAnsi="Arial" w:cs="Arial"/>
+          <w:b/>
+          <w:bCs/>
+          <w:lang w:eastAsia="es-VE"/>
         </w:rPr>
       </w:pPr>
       <w:r>
@@ -10451,7 +10368,7 @@
           <w:bCs/>
           <w:lang w:eastAsia="es-VE"/>
         </w:rPr>
-        <w:t>10</w:t>
+        <w:t>9</w:t>
       </w:r>
       <w:r>
         <w:rPr>
@@ -10470,7 +10387,56 @@
           <w:lang w:val="es-VE"/>
           <w14:ligatures w14:val="none"/>
         </w:rPr>
-        <w:t>TENDIDO DE RED PARA EL DEPARTAMENTO DE GERENCIA LEGAL</w:t>
+        <w:t>SOPORTE Y DIAGNÓSTICO DE PROBLEMAS EN IMPRESORA</w:t>
+      </w:r>
+      <w:r>
+        <w:rPr>
+          <w:rFonts w:ascii="Arial" w:hAnsi="Arial" w:cs="Arial"/>
+          <w:b/>
+          <w:bCs/>
+          <w:lang w:eastAsia="es-VE"/>
+        </w:rPr>
+        <w:t>S</w:t>
+      </w:r>
+    </w:p>
+    <w:p>
+      <w:pPr>
+        <w:spacing w:line="480" w:lineRule="auto"/>
+        <w:ind w:firstLine="0"/>
+        <w:jc w:val="both"/>
+        <w:rPr>
+          <w:rFonts w:ascii="Arial" w:hAnsi="Arial" w:cs="Arial"/>
+          <w:b/>
+          <w:bCs/>
+          <w:lang w:eastAsia="es-VE"/>
+        </w:rPr>
+      </w:pPr>
+      <w:r>
+        <w:rPr>
+          <w:rFonts w:ascii="Arial" w:hAnsi="Arial" w:cs="Arial"/>
+          <w:b/>
+          <w:bCs/>
+          <w:lang w:eastAsia="es-VE"/>
+        </w:rPr>
+        <w:t>3.1.</w:t>
+      </w:r>
+      <w:r>
+        <w:rPr>
+          <w:rFonts w:ascii="Arial" w:hAnsi="Arial" w:cs="Arial"/>
+          <w:b/>
+          <w:bCs/>
+          <w:lang w:eastAsia="es-VE"/>
+        </w:rPr>
+        <w:t>9</w:t>
+      </w:r>
+      <w:r>
+        <w:rPr>
+          <w:rFonts w:ascii="Arial" w:hAnsi="Arial" w:cs="Arial"/>
+          <w:b/>
+          <w:bCs/>
+          <w:lang w:eastAsia="es-VE"/>
+        </w:rPr>
+        <w:t>.1 OBJETIVO DE LA ACTIVIDAD</w:t>
       </w:r>
     </w:p>
     <w:p>
@@ -10497,15 +10463,15 @@
           <w:bCs/>
           <w:lang w:eastAsia="es-VE"/>
         </w:rPr>
-        <w:t>10</w:t>
-      </w:r>
-      <w:r>
-        <w:rPr>
-          <w:b/>
-          <w:bCs/>
-          <w:lang w:eastAsia="es-VE"/>
-        </w:rPr>
-        <w:t>.1 OBJETIVO DE LA ACTIVIDAD</w:t>
+        <w:t>9</w:t>
+      </w:r>
+      <w:r>
+        <w:rPr>
+          <w:b/>
+          <w:bCs/>
+          <w:lang w:eastAsia="es-VE"/>
+        </w:rPr>
+        <w:t>.2 PROCEDIMIENTOS, HERRAMIENTAS Y/O RECURSOS UTILIZADOS</w:t>
       </w:r>
     </w:p>
     <w:p>
@@ -10532,15 +10498,15 @@
           <w:bCs/>
           <w:lang w:eastAsia="es-VE"/>
         </w:rPr>
-        <w:t>10</w:t>
-      </w:r>
-      <w:r>
-        <w:rPr>
-          <w:b/>
-          <w:bCs/>
-          <w:lang w:eastAsia="es-VE"/>
-        </w:rPr>
-        <w:t>.2 PROCEDIMIENTOS, HERRAMIENTAS Y/O RECURSOS UTILIZADOS</w:t>
+        <w:t>9</w:t>
+      </w:r>
+      <w:r>
+        <w:rPr>
+          <w:b/>
+          <w:bCs/>
+          <w:lang w:eastAsia="es-VE"/>
+        </w:rPr>
+        <w:t>.3 RESULTADOS</w:t>
       </w:r>
     </w:p>
     <w:p>
@@ -10553,81 +10519,12 @@
           <w:lang w:eastAsia="es-VE"/>
         </w:rPr>
       </w:pPr>
-      <w:r>
-        <w:rPr>
-          <w:b/>
-          <w:bCs/>
-          <w:lang w:eastAsia="es-VE"/>
-        </w:rPr>
-        <w:t>3.1.</w:t>
-      </w:r>
-      <w:r>
-        <w:rPr>
-          <w:b/>
-          <w:bCs/>
-          <w:lang w:eastAsia="es-VE"/>
-        </w:rPr>
-        <w:t>10</w:t>
-      </w:r>
-      <w:r>
-        <w:rPr>
-          <w:b/>
-          <w:bCs/>
-          <w:lang w:eastAsia="es-VE"/>
-        </w:rPr>
-        <w:t>.3 RESULTADOS</w:t>
-      </w:r>
-    </w:p>
-    <w:p>
-      <w:pPr>
-        <w:pStyle w:val="Tesis"/>
-        <w:ind w:firstLine="0"/>
-        <w:rPr>
-          <w:b/>
-          <w:bCs/>
-          <w:lang w:eastAsia="es-VE"/>
-        </w:rPr>
-      </w:pPr>
     </w:p>
     <w:p>
       <w:pPr>
         <w:spacing w:line="480" w:lineRule="auto"/>
         <w:ind w:firstLine="0"/>
         <w:jc w:val="both"/>
-        <w:rPr>
-          <w:rFonts w:ascii="Arial" w:hAnsi="Arial" w:cs="Arial"/>
-          <w:b/>
-          <w:bCs/>
-          <w:lang w:eastAsia="es-VE"/>
-        </w:rPr>
-      </w:pPr>
-      <w:r>
-        <w:rPr>
-          <w:rFonts w:ascii="Arial" w:hAnsi="Arial" w:cs="Arial"/>
-          <w:b/>
-          <w:bCs/>
-          <w:lang w:eastAsia="es-VE"/>
-        </w:rPr>
-        <w:t>3.1.1</w:t>
-      </w:r>
-      <w:r>
-        <w:rPr>
-          <w:rFonts w:ascii="Arial" w:hAnsi="Arial" w:cs="Arial"/>
-          <w:b/>
-          <w:bCs/>
-          <w:lang w:eastAsia="es-VE"/>
-        </w:rPr>
-        <w:t>1</w:t>
-      </w:r>
-      <w:r>
-        <w:rPr>
-          <w:b/>
-          <w:bCs/>
-          <w:lang w:eastAsia="es-VE"/>
-        </w:rPr>
-        <w:t xml:space="preserve"> </w:t>
-      </w:r>
-      <w:r>
         <w:rPr>
           <w:rFonts w:ascii="Arial" w:eastAsia="Calibri" w:hAnsi="Arial" w:cs="Arial"/>
           <w:b/>
@@ -10636,8 +10533,7 @@
           <w:lang w:val="es-VE"/>
           <w14:ligatures w14:val="none"/>
         </w:rPr>
-        <w:t>SOPORTE Y DIAGNÓSTICO DE PROBLEMAS EN IMPRESORA</w:t>
-      </w:r>
+      </w:pPr>
       <w:r>
         <w:rPr>
           <w:rFonts w:ascii="Arial" w:hAnsi="Arial" w:cs="Arial"/>
@@ -10645,113 +10541,16 @@
           <w:bCs/>
           <w:lang w:eastAsia="es-VE"/>
         </w:rPr>
-        <w:t>S</w:t>
-      </w:r>
-    </w:p>
-    <w:p>
-      <w:pPr>
-        <w:spacing w:line="480" w:lineRule="auto"/>
-        <w:ind w:firstLine="0"/>
-        <w:jc w:val="both"/>
+        <w:t>3.1.1</w:t>
+      </w:r>
+      <w:r>
         <w:rPr>
           <w:rFonts w:ascii="Arial" w:hAnsi="Arial" w:cs="Arial"/>
           <w:b/>
           <w:bCs/>
           <w:lang w:eastAsia="es-VE"/>
         </w:rPr>
-      </w:pPr>
-      <w:r>
-        <w:rPr>
-          <w:rFonts w:ascii="Arial" w:hAnsi="Arial" w:cs="Arial"/>
-          <w:b/>
-          <w:bCs/>
-          <w:lang w:eastAsia="es-VE"/>
-        </w:rPr>
-        <w:t>3.1.11.1 OBJETIVO DE LA ACTIVIDAD</w:t>
-      </w:r>
-    </w:p>
-    <w:p>
-      <w:pPr>
-        <w:pStyle w:val="Tesis"/>
-        <w:ind w:firstLine="0"/>
-        <w:rPr>
-          <w:b/>
-          <w:bCs/>
-          <w:lang w:eastAsia="es-VE"/>
-        </w:rPr>
-      </w:pPr>
-      <w:r>
-        <w:rPr>
-          <w:b/>
-          <w:bCs/>
-          <w:lang w:eastAsia="es-VE"/>
-        </w:rPr>
-        <w:t>3.1.11.2 PROCEDIMIENTOS, HERRAMIENTAS Y/O RECURSOS UTILIZADOS</w:t>
-      </w:r>
-    </w:p>
-    <w:p>
-      <w:pPr>
-        <w:pStyle w:val="Tesis"/>
-        <w:ind w:firstLine="0"/>
-        <w:rPr>
-          <w:b/>
-          <w:bCs/>
-          <w:lang w:eastAsia="es-VE"/>
-        </w:rPr>
-      </w:pPr>
-      <w:r>
-        <w:rPr>
-          <w:b/>
-          <w:bCs/>
-          <w:lang w:eastAsia="es-VE"/>
-        </w:rPr>
-        <w:t>3.1.11.3 RESULTADOS</w:t>
-      </w:r>
-    </w:p>
-    <w:p>
-      <w:pPr>
-        <w:pStyle w:val="Tesis"/>
-        <w:ind w:firstLine="0"/>
-        <w:rPr>
-          <w:b/>
-          <w:bCs/>
-          <w:lang w:eastAsia="es-VE"/>
-        </w:rPr>
-      </w:pPr>
-    </w:p>
-    <w:p>
-      <w:pPr>
-        <w:spacing w:line="480" w:lineRule="auto"/>
-        <w:ind w:firstLine="0"/>
-        <w:jc w:val="both"/>
-        <w:rPr>
-          <w:rFonts w:ascii="Arial" w:eastAsia="Calibri" w:hAnsi="Arial" w:cs="Arial"/>
-          <w:b/>
-          <w:bCs/>
-          <w:kern w:val="0"/>
-          <w:sz w:val="16"/>
-          <w:szCs w:val="16"/>
-          <w:lang w:val="es-VE"/>
-          <w14:ligatures w14:val="none"/>
-        </w:rPr>
-      </w:pPr>
-      <w:r>
-        <w:rPr>
-          <w:rFonts w:ascii="Arial" w:hAnsi="Arial" w:cs="Arial"/>
-          <w:b/>
-          <w:bCs/>
-          <w:lang w:eastAsia="es-VE"/>
-        </w:rPr>
-        <w:t>3.1.1</w:t>
-      </w:r>
-      <w:r>
-        <w:rPr>
-          <w:rFonts w:ascii="Arial" w:hAnsi="Arial" w:cs="Arial"/>
-          <w:b/>
-          <w:bCs/>
-          <w:lang w:eastAsia="es-VE"/>
-        </w:rPr>
-        <w:t>2</w:t>
+        <w:t>0</w:t>
       </w:r>
       <w:r>
         <w:rPr>
@@ -10789,7 +10588,23 @@
           <w:bCs/>
           <w:lang w:eastAsia="es-VE"/>
         </w:rPr>
-        <w:t>3.1.12.1 OBJETIVO DE LA ACTIVIDAD</w:t>
+        <w:t>3.1.1</w:t>
+      </w:r>
+      <w:r>
+        <w:rPr>
+          <w:b/>
+          <w:bCs/>
+          <w:lang w:eastAsia="es-VE"/>
+        </w:rPr>
+        <w:t>0</w:t>
+      </w:r>
+      <w:r>
+        <w:rPr>
+          <w:b/>
+          <w:bCs/>
+          <w:lang w:eastAsia="es-VE"/>
+        </w:rPr>
+        <w:t>.1 OBJETIVO DE LA ACTIVIDAD</w:t>
       </w:r>
     </w:p>
     <w:p>
@@ -10808,7 +10623,23 @@
           <w:bCs/>
           <w:lang w:eastAsia="es-VE"/>
         </w:rPr>
-        <w:t>3.1.12.2 PROCEDIMIENTOS, HERRAMIENTAS Y/O RECURSOS UTILIZADOS</w:t>
+        <w:t>3.1.1</w:t>
+      </w:r>
+      <w:r>
+        <w:rPr>
+          <w:b/>
+          <w:bCs/>
+          <w:lang w:eastAsia="es-VE"/>
+        </w:rPr>
+        <w:t>0</w:t>
+      </w:r>
+      <w:r>
+        <w:rPr>
+          <w:b/>
+          <w:bCs/>
+          <w:lang w:eastAsia="es-VE"/>
+        </w:rPr>
+        <w:t>.2 PROCEDIMIENTOS, HERRAMIENTAS Y/O RECURSOS UTILIZADOS</w:t>
       </w:r>
     </w:p>
     <w:p>
@@ -10827,7 +10658,23 @@
           <w:bCs/>
           <w:lang w:eastAsia="es-VE"/>
         </w:rPr>
-        <w:t>3.1.12.3 RESULTADOS</w:t>
+        <w:t>3.1.1</w:t>
+      </w:r>
+      <w:r>
+        <w:rPr>
+          <w:b/>
+          <w:bCs/>
+          <w:lang w:eastAsia="es-VE"/>
+        </w:rPr>
+        <w:t>0</w:t>
+      </w:r>
+      <w:r>
+        <w:rPr>
+          <w:b/>
+          <w:bCs/>
+          <w:lang w:eastAsia="es-VE"/>
+        </w:rPr>
+        <w:t>.3 RESULTADOS</w:t>
       </w:r>
     </w:p>
     <w:p>
@@ -10846,44 +10693,6 @@
         <w:spacing w:line="480" w:lineRule="auto"/>
         <w:ind w:firstLine="0"/>
         <w:jc w:val="both"/>
-        <w:rPr>
-          <w:rFonts w:ascii="Arial" w:eastAsia="Calibri" w:hAnsi="Arial" w:cs="Arial"/>
-          <w:b/>
-          <w:bCs/>
-          <w:kern w:val="0"/>
-          <w:sz w:val="16"/>
-          <w:szCs w:val="16"/>
-          <w:lang w:val="es-VE"/>
-          <w14:ligatures w14:val="none"/>
-        </w:rPr>
-      </w:pPr>
-      <w:r>
-        <w:rPr>
-          <w:rFonts w:ascii="Arial" w:hAnsi="Arial" w:cs="Arial"/>
-          <w:b/>
-          <w:bCs/>
-          <w:lang w:eastAsia="es-VE"/>
-        </w:rPr>
-        <w:t>3.1.1</w:t>
-      </w:r>
-      <w:r>
-        <w:rPr>
-          <w:rFonts w:ascii="Arial" w:hAnsi="Arial" w:cs="Arial"/>
-          <w:b/>
-          <w:bCs/>
-          <w:lang w:eastAsia="es-VE"/>
-        </w:rPr>
-        <w:t>3</w:t>
-      </w:r>
-      <w:r>
-        <w:rPr>
-          <w:b/>
-          <w:bCs/>
-          <w:lang w:eastAsia="es-VE"/>
-        </w:rPr>
-        <w:t xml:space="preserve"> </w:t>
-      </w:r>
-      <w:r>
         <w:rPr>
           <w:rFonts w:ascii="Arial" w:eastAsia="Calibri" w:hAnsi="Arial" w:cs="Arial"/>
           <w:b/>
@@ -10892,89 +10701,6 @@
           <w:lang w:val="es-VE"/>
           <w14:ligatures w14:val="none"/>
         </w:rPr>
-        <w:t>INSTALACIÓN DE SISTEMAS OPERATIVOS Y PROGRAMAS DE OFICINA</w:t>
-      </w:r>
-    </w:p>
-    <w:p>
-      <w:pPr>
-        <w:pStyle w:val="Tesis"/>
-        <w:ind w:firstLine="0"/>
-        <w:rPr>
-          <w:b/>
-          <w:bCs/>
-          <w:lang w:eastAsia="es-VE"/>
-        </w:rPr>
-      </w:pPr>
-      <w:r>
-        <w:rPr>
-          <w:b/>
-          <w:bCs/>
-          <w:lang w:eastAsia="es-VE"/>
-        </w:rPr>
-        <w:t>3.1.13.1 OBJETIVO DE LA ACTIVIDAD</w:t>
-      </w:r>
-    </w:p>
-    <w:p>
-      <w:pPr>
-        <w:pStyle w:val="Tesis"/>
-        <w:ind w:firstLine="0"/>
-        <w:rPr>
-          <w:b/>
-          <w:bCs/>
-          <w:lang w:eastAsia="es-VE"/>
-        </w:rPr>
-      </w:pPr>
-      <w:r>
-        <w:rPr>
-          <w:b/>
-          <w:bCs/>
-          <w:lang w:eastAsia="es-VE"/>
-        </w:rPr>
-        <w:t>3.1.13.2 PROCEDIMIENTOS, HERRAMIENTAS Y/O RECURSOS UTILIZADOS</w:t>
-      </w:r>
-    </w:p>
-    <w:p>
-      <w:pPr>
-        <w:pStyle w:val="Tesis"/>
-        <w:ind w:firstLine="0"/>
-        <w:rPr>
-          <w:b/>
-          <w:bCs/>
-          <w:lang w:eastAsia="es-VE"/>
-        </w:rPr>
-      </w:pPr>
-      <w:r>
-        <w:rPr>
-          <w:b/>
-          <w:bCs/>
-          <w:lang w:eastAsia="es-VE"/>
-        </w:rPr>
-        <w:t>3.1.13.3 RESULTADO</w:t>
-      </w:r>
-      <w:r>
-        <w:rPr>
-          <w:b/>
-          <w:bCs/>
-          <w:lang w:eastAsia="es-VE"/>
-        </w:rPr>
-        <w:t>S</w:t>
-      </w:r>
-    </w:p>
-    <w:p>
-      <w:pPr>
-        <w:spacing w:line="480" w:lineRule="auto"/>
-        <w:ind w:firstLine="0"/>
-        <w:jc w:val="both"/>
-        <w:rPr>
-          <w:rFonts w:ascii="Arial" w:eastAsia="Calibri" w:hAnsi="Arial" w:cs="Arial"/>
-          <w:b/>
-          <w:bCs/>
-          <w:kern w:val="0"/>
-          <w:sz w:val="16"/>
-          <w:szCs w:val="16"/>
-          <w:lang w:val="es-VE"/>
-          <w14:ligatures w14:val="none"/>
-        </w:rPr>
       </w:pPr>
       <w:r>
         <w:rPr>
@@ -10992,7 +10718,7 @@
           <w:bCs/>
           <w:lang w:eastAsia="es-VE"/>
         </w:rPr>
-        <w:t>4</w:t>
+        <w:t>1</w:t>
       </w:r>
       <w:r>
         <w:rPr>
@@ -11011,6 +10737,182 @@
           <w:lang w:val="es-VE"/>
           <w14:ligatures w14:val="none"/>
         </w:rPr>
+        <w:t>INSTALACIÓN DE SISTEMAS OPERATIVOS Y PROGRAMAS DE OFICINA</w:t>
+      </w:r>
+    </w:p>
+    <w:p>
+      <w:pPr>
+        <w:pStyle w:val="Tesis"/>
+        <w:ind w:firstLine="0"/>
+        <w:rPr>
+          <w:b/>
+          <w:bCs/>
+          <w:lang w:eastAsia="es-VE"/>
+        </w:rPr>
+      </w:pPr>
+      <w:r>
+        <w:rPr>
+          <w:b/>
+          <w:bCs/>
+          <w:lang w:eastAsia="es-VE"/>
+        </w:rPr>
+        <w:t>3.1.1</w:t>
+      </w:r>
+      <w:r>
+        <w:rPr>
+          <w:b/>
+          <w:bCs/>
+          <w:lang w:eastAsia="es-VE"/>
+        </w:rPr>
+        <w:t>1</w:t>
+      </w:r>
+      <w:r>
+        <w:rPr>
+          <w:b/>
+          <w:bCs/>
+          <w:lang w:eastAsia="es-VE"/>
+        </w:rPr>
+        <w:t>.1 OBJETIVO DE LA ACTIVIDAD</w:t>
+      </w:r>
+    </w:p>
+    <w:p>
+      <w:pPr>
+        <w:pStyle w:val="Tesis"/>
+        <w:ind w:firstLine="0"/>
+        <w:rPr>
+          <w:b/>
+          <w:bCs/>
+          <w:lang w:eastAsia="es-VE"/>
+        </w:rPr>
+      </w:pPr>
+      <w:r>
+        <w:rPr>
+          <w:b/>
+          <w:bCs/>
+          <w:lang w:eastAsia="es-VE"/>
+        </w:rPr>
+        <w:t>3.1.1</w:t>
+      </w:r>
+      <w:r>
+        <w:rPr>
+          <w:b/>
+          <w:bCs/>
+          <w:lang w:eastAsia="es-VE"/>
+        </w:rPr>
+        <w:t>1</w:t>
+      </w:r>
+      <w:r>
+        <w:rPr>
+          <w:b/>
+          <w:bCs/>
+          <w:lang w:eastAsia="es-VE"/>
+        </w:rPr>
+        <w:t>.2 PROCEDIMIENTOS, HERRAMIENTAS Y/O RECURSOS UTILIZADOS</w:t>
+      </w:r>
+    </w:p>
+    <w:p>
+      <w:pPr>
+        <w:pStyle w:val="Tesis"/>
+        <w:ind w:firstLine="0"/>
+        <w:rPr>
+          <w:b/>
+          <w:bCs/>
+          <w:lang w:eastAsia="es-VE"/>
+        </w:rPr>
+      </w:pPr>
+      <w:r>
+        <w:rPr>
+          <w:b/>
+          <w:bCs/>
+          <w:lang w:eastAsia="es-VE"/>
+        </w:rPr>
+        <w:t>3.1.1</w:t>
+      </w:r>
+      <w:r>
+        <w:rPr>
+          <w:b/>
+          <w:bCs/>
+          <w:lang w:eastAsia="es-VE"/>
+        </w:rPr>
+        <w:t>1</w:t>
+      </w:r>
+      <w:r>
+        <w:rPr>
+          <w:b/>
+          <w:bCs/>
+          <w:lang w:eastAsia="es-VE"/>
+        </w:rPr>
+        <w:t>.3 RESULTADO</w:t>
+      </w:r>
+      <w:r>
+        <w:rPr>
+          <w:b/>
+          <w:bCs/>
+          <w:lang w:eastAsia="es-VE"/>
+        </w:rPr>
+        <w:t>S</w:t>
+      </w:r>
+    </w:p>
+    <w:p>
+      <w:pPr>
+        <w:pStyle w:val="Tesis"/>
+        <w:ind w:firstLine="0"/>
+        <w:rPr>
+          <w:b/>
+          <w:bCs/>
+          <w:lang w:eastAsia="es-VE"/>
+        </w:rPr>
+      </w:pPr>
+    </w:p>
+    <w:p>
+      <w:pPr>
+        <w:spacing w:line="480" w:lineRule="auto"/>
+        <w:ind w:firstLine="0"/>
+        <w:jc w:val="both"/>
+        <w:rPr>
+          <w:rFonts w:ascii="Arial" w:eastAsia="Calibri" w:hAnsi="Arial" w:cs="Arial"/>
+          <w:b/>
+          <w:bCs/>
+          <w:kern w:val="0"/>
+          <w:lang w:val="es-VE"/>
+          <w14:ligatures w14:val="none"/>
+        </w:rPr>
+      </w:pPr>
+      <w:r>
+        <w:rPr>
+          <w:rFonts w:ascii="Arial" w:hAnsi="Arial" w:cs="Arial"/>
+          <w:b/>
+          <w:bCs/>
+          <w:lang w:eastAsia="es-VE"/>
+        </w:rPr>
+        <w:t>3.1.1</w:t>
+      </w:r>
+      <w:r>
+        <w:rPr>
+          <w:rFonts w:ascii="Arial" w:hAnsi="Arial" w:cs="Arial"/>
+          <w:b/>
+          <w:bCs/>
+          <w:lang w:eastAsia="es-VE"/>
+        </w:rPr>
+        <w:t>2</w:t>
+      </w:r>
+      <w:r>
+        <w:rPr>
+          <w:b/>
+          <w:bCs/>
+          <w:lang w:eastAsia="es-VE"/>
+        </w:rPr>
+        <w:t xml:space="preserve"> </w:t>
+      </w:r>
+      <w:r>
+        <w:rPr>
+          <w:rFonts w:ascii="Arial" w:eastAsia="Calibri" w:hAnsi="Arial" w:cs="Arial"/>
+          <w:b/>
+          <w:bCs/>
+          <w:kern w:val="0"/>
+          <w:lang w:val="es-VE"/>
+          <w14:ligatures w14:val="none"/>
+        </w:rPr>
         <w:t>SOPORTE TECNOLÓGICO AL SISTEMA EMPRESARIAL</w:t>
       </w:r>
     </w:p>
@@ -11030,7 +10932,23 @@
           <w:bCs/>
           <w:lang w:eastAsia="es-VE"/>
         </w:rPr>
-        <w:t>3.1.14.1 OBJETIVO DE LA ACTIVIDAD</w:t>
+        <w:t>3.1.1</w:t>
+      </w:r>
+      <w:r>
+        <w:rPr>
+          <w:b/>
+          <w:bCs/>
+          <w:lang w:eastAsia="es-VE"/>
+        </w:rPr>
+        <w:t>2</w:t>
+      </w:r>
+      <w:r>
+        <w:rPr>
+          <w:b/>
+          <w:bCs/>
+          <w:lang w:eastAsia="es-VE"/>
+        </w:rPr>
+        <w:t>.1 OBJETIVO DE LA ACTIVIDAD</w:t>
       </w:r>
     </w:p>
     <w:p>
@@ -11049,7 +10967,23 @@
           <w:bCs/>
           <w:lang w:eastAsia="es-VE"/>
         </w:rPr>
-        <w:t>3.1.14.2 PROCEDIMIENTOS, HERRAMIENTAS Y/O RECURSOS UTILIZADOS</w:t>
+        <w:t>3.1.1</w:t>
+      </w:r>
+      <w:r>
+        <w:rPr>
+          <w:b/>
+          <w:bCs/>
+          <w:lang w:eastAsia="es-VE"/>
+        </w:rPr>
+        <w:t>2</w:t>
+      </w:r>
+      <w:r>
+        <w:rPr>
+          <w:b/>
+          <w:bCs/>
+          <w:lang w:eastAsia="es-VE"/>
+        </w:rPr>
+        <w:t>.2 PROCEDIMIENTOS, HERRAMIENTAS Y/O RECURSOS UTILIZADOS</w:t>
       </w:r>
     </w:p>
     <w:p>
@@ -11068,7 +11002,23 @@
           <w:bCs/>
           <w:lang w:eastAsia="es-VE"/>
         </w:rPr>
-        <w:t>3.1.14.3 RESULTADOS</w:t>
+        <w:t>3.1.1</w:t>
+      </w:r>
+      <w:r>
+        <w:rPr>
+          <w:b/>
+          <w:bCs/>
+          <w:lang w:eastAsia="es-VE"/>
+        </w:rPr>
+        <w:t>2</w:t>
+      </w:r>
+      <w:r>
+        <w:rPr>
+          <w:b/>
+          <w:bCs/>
+          <w:lang w:eastAsia="es-VE"/>
+        </w:rPr>
+        <w:t>.3 RESULTADOS</w:t>
       </w:r>
     </w:p>
     <w:sectPr>

--- a/Informe de Pasantias/Informe de Pasantias.docx
+++ b/Informe de Pasantias/Informe de Pasantias.docx
@@ -1517,7 +1517,7 @@
               </wp:anchor>
             </w:drawing>
           </mc:Choice>
-          <mc:Fallback xmlns:w16du="http://schemas.microsoft.com/office/word/2023/wordml/word16du" xmlns:w16sdtfl="http://schemas.microsoft.com/office/word/2024/wordml/sdtformatlock">
+          <mc:Fallback xmlns:w16sdtfl="http://schemas.microsoft.com/office/word/2024/wordml/sdtformatlock" xmlns:w16du="http://schemas.microsoft.com/office/word/2023/wordml/word16du">
             <w:pict>
               <v:group w14:anchorId="1BA10B96" id="Group 17" o:spid="_x0000_s1026" style="position:absolute;margin-left:-4.45pt;margin-top:9.2pt;width:450.2pt;height:127.25pt;z-index:251659264" coordorigin="2268,6021" coordsize="8280,2340" o:gfxdata="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">
                 <v:shapetype id="_x0000_t75" coordsize="21600,21600" o:spt="75" o:preferrelative="t" path="m@4@5l@4@11@9@11@9@5xe" filled="f" stroked="f">
@@ -2033,7 +2033,15 @@
         <w:t xml:space="preserve"> </w:t>
       </w:r>
       <w:r>
-        <w:t>servicios de medicina ocupacional; servicios de instalación de equipos odontológicos; servicios de instalación de equipos médico quirúrgicos; servicios de medicina hiperbárica; servicios de seguros de salud de medicina prepagada; servicios de ambulancias terrestres especializadas / atención pre-hospitalaria; así como la organización para la prestación de los servicios de salud a los afiliados del Sistema General de Seguridad Social en Salud.</w:t>
+        <w:t xml:space="preserve">servicios de medicina ocupacional; servicios de instalación de equipos odontológicos; servicios de instalación de equipos médico quirúrgicos; servicios de medicina hiperbárica; servicios de seguros de salud de medicina prepagada; servicios de ambulancias terrestres especializadas / atención </w:t>
+      </w:r>
+      <w:proofErr w:type="spellStart"/>
+      <w:r>
+        <w:t>pre-hospitalaria</w:t>
+      </w:r>
+      <w:proofErr w:type="spellEnd"/>
+      <w:r>
+        <w:t>; así como la organización para la prestación de los servicios de salud a los afiliados del Sistema General de Seguridad Social en Salud.</w:t>
       </w:r>
       <w:r>
         <w:t xml:space="preserve"> </w:t>
@@ -3736,7 +3744,7 @@
               </wp:anchor>
             </w:drawing>
           </mc:Choice>
-          <mc:Fallback xmlns:w16du="http://schemas.microsoft.com/office/word/2023/wordml/word16du" xmlns:w16sdtfl="http://schemas.microsoft.com/office/word/2024/wordml/sdtformatlock">
+          <mc:Fallback xmlns:w16sdtfl="http://schemas.microsoft.com/office/word/2024/wordml/sdtformatlock" xmlns:w16du="http://schemas.microsoft.com/office/word/2023/wordml/word16du">
             <w:pict>
               <v:group w14:anchorId="5A6B7CA6" id="Group 17" o:spid="_x0000_s1026" style="position:absolute;margin-left:-4.45pt;margin-top:9.2pt;width:450.2pt;height:127.25pt;z-index:251661312" coordorigin="2268,6021" coordsize="8280,2340" o:gfxdata="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